--- a/manuscript/SR_manuscript_EN.docx
+++ b/manuscript/SR_manuscript_EN.docx
@@ -4693,7 +4693,7 @@
           <w:i w:val="0"/>
           <w:sz w:val="24"/>
         </w:rPr>
-        <w:t>https://doi.org/10.5281/zenodo.23293108</w:t>
+        <w:t>https://doi.org/10.5281/zenodo.23293107</w:t>
       </w:r>
       <w:r>
         <w:rPr>
@@ -4702,7 +4702,7 @@
           <w:i w:val="0"/>
           <w:sz w:val="24"/>
         </w:rPr>
-        <w:t xml:space="preserve"> (version v1.0.0), which contains the result tables underlying every quantity reported here (candidate circRNA list, per-gene statistics in both cohorts, circBank matching table with match categories, the 15,479 network edges with quality scores and tier assignments, immune correlation tables, and the indirect-support analyses), together with the complete analysis pipeline, figure source files and 600 dpi renders, and the manuscript materials. The repository includes a MANIFEST with the SHA256 checksum of every file, a CITATION file, and a README documenting the execution order and the Python version required.</w:t>
+        <w:t>, which contains the result tables underlying every quantity reported here (candidate circRNA list, per-gene statistics in both cohorts, circBank matching table with match categories, the 15,479 network edges with quality scores and tier assignments, immune correlation tables, multivariable Cox model output, the false-discovery-rate recheck and the ENCORI comparison, and the indirect-support analyses), together with the complete analysis pipeline, figure source files and 600 dpi renders, and the manuscript materials. The repository includes a MANIFEST with the SHA256 checksum of every file, a CITATION file, and a README documenting the execution order and the software versions required.</w:t>
       </w:r>
     </w:p>
     <w:p>

--- a/manuscript/SR_manuscript_EN.docx
+++ b/manuscript/SR_manuscript_EN.docx
@@ -14,7 +14,7 @@
           <w:i w:val="0"/>
           <w:sz w:val="32"/>
         </w:rPr>
-        <w:t>Host genes of differentially expressed circRNAs show consistent cross-cohort prognostic value in hepatocellular carcinoma</w:t>
+        <w:t>NT5DC2 is an independently prognostic host gene of differentially expressed circRNAs in hepatocellular carcinoma: a cross-cohort circRNA-miRNA-mRNA network analysis</w:t>
       </w:r>
     </w:p>
     <w:p>
@@ -122,7 +122,7 @@
           <w:i w:val="0"/>
           <w:sz w:val="24"/>
         </w:rPr>
-        <w:t xml:space="preserve"> in TCGA-LIHC (374 tumours) and GSE14520 (225 tumours). The circRNA–miRNA network comprised 15,479 deduplicated edges, 2,378 miRNAs, 79 circRNAs and 73 host genes. Of the host genes, 37 were significant in TCGA, 34 showed concordant direction across cohorts, and six passed independent validation. In multivariable Cox models adjusting for AJCC stage, age and sex, </w:t>
+        <w:t xml:space="preserve"> in TCGA-LIHC (374 tumours) and GSE14520 (225 tumours). The circRNA–miRNA network comprised 15,479 deduplicated edges, 2,378 miRNAs, 79 circRNAs and 73 host genes. Of the host genes, 37 were significant in TCGA and 34 of the 45 evaluable in both cohorts showed concordant direction (76%); six of these met the combined validation criterion. In multivariable Cox models adjusting for AJCC stage, age and sex, </w:t>
       </w:r>
       <w:r>
         <w:rPr>
@@ -140,7 +140,7 @@
           <w:i w:val="0"/>
           <w:sz w:val="24"/>
         </w:rPr>
-        <w:t xml:space="preserve"> (adjusted HR 1.22, P = 0.019; 1.27, P = 0.017); HSD17B6 reached significance in GSE14520 (0.80, P = 0.030) but not TCGA (P = 0.061); the remaining four were not significant after adjustment. Because neither cohort contains circRNA data and GSE122482 provides no matched mRNA quantification, </w:t>
+        <w:t xml:space="preserve"> (adjusted HR 1.22, P = 0.019; 1.27, P = 0.018); HSD17B6 reached significance in GSE14520 (0.80, P = 0.033) but not TCGA (P = 0.061); the remaining four were not significant after adjustment. Because neither cohort contains circRNA data and GSE122482 provides no matched mRNA quantification, </w:t>
       </w:r>
       <w:r>
         <w:rPr>
@@ -158,7 +158,7 @@
           <w:i w:val="0"/>
           <w:sz w:val="24"/>
         </w:rPr>
-        <w:t>. Benjamini–Hochberg correction across 92,204 features yielded 2 surviving candidates (FDR &lt; 0.05) versus 5,649 under uncorrected P &lt; 0.05. Comparison with ENCORI/starBase showed minimal overlap between prediction sources (Jaccard 0.000–0.035), indicating that connectivity-based support reflects internal consistency of one prediction resource rather than independent validation.</w:t>
+        <w:t>. Benjamini–Hochberg correction across all 92,204 tested features yielded 3 features at FDR &lt; 0.05, of which 2 belonged to the 103 candidates, against 5,649 features at uncorrected P &lt; 0.05. Comparison with ENCORI/starBase showed minimal overlap between prediction sources (Jaccard 0.000–0.035), indicating that connectivity-based support reflects internal consistency of one prediction resource rather than independent validation.</w:t>
       </w:r>
     </w:p>
     <w:p>
@@ -546,7 +546,7 @@
           <w:i w:val="0"/>
           <w:sz w:val="24"/>
         </w:rPr>
-        <w:t>In TCGA-LIHC, the expression of 37 host genes was significantly associated with overall survival (COX regression P &lt; 0.05), of which 25 were significant by both COX regression and the log-rank test.</w:t>
+        <w:t>In TCGA-LIHC, the expression of 37 host genes was significantly associated with overall survival (Cox regression P &lt; 0.05), of which 25 were significant by both Cox regression and the log-rank test.</w:t>
       </w:r>
     </w:p>
     <w:p>
@@ -560,7 +560,7 @@
           <w:i w:val="0"/>
           <w:sz w:val="24"/>
         </w:rPr>
-        <w:t>Independent evaluation in GSE14520 showed concordant direction for 34 genes (76%). Applying the criterion of concordant direction together with COX regression P &lt; 0.05 in GSE14520, six genes passed validation (Table 1).</w:t>
+        <w:t>Independent evaluation in GSE14520 was possible for 45 of the 87 host genes analysed in TCGA-LIHC. The 42 genes not evaluable in GSE14520 carry no probe on the GPL3921 array used for that cohort and are therefore absent from the comparison rather than missing at random; they are listed in the archived per-gene statistics. Among the 45 evaluable genes, concordant direction was seen for 34 (76%). Applying the criterion of concordant direction together with Cox regression P &lt; 0.05 in GSE14520, six genes passed validation (Table 1).</w:t>
       </w:r>
     </w:p>
     <w:p>
@@ -583,7 +583,7 @@
           <w:i w:val="0"/>
           <w:sz w:val="24"/>
         </w:rPr>
-        <w:t xml:space="preserve"> NT5DC2 and HSD17B6 were significant by COX regression in both cohorts and represent the strongest evidence in this study. BCLAF1, SREBF2, LRCH1 and CD5 did not reach significance by COX regression in TCGA (P = 0.086, 0.201, 0.092 and 0.063 respectively); these were included on the basis of significant COX regression in the validation cohort with concordant direction, and CD5 was additionally significant by the log-rank test in TCGA (P = 0.0019). Figure 3 shows the scatter distribution of hazard ratios in the two cohorts, with 34 paired genes lying close to the diagonal.</w:t>
+        <w:t xml:space="preserve"> NT5DC2 and HSD17B6 were significant by Cox regression in both cohorts and represent the strongest evidence in this study. BCLAF1, SREBF2, LRCH1 and CD5 did not reach significance by Cox regression in TCGA (P = 0.086, 0.201, 0.092 and 0.063 respectively); these were included on the basis of significant Cox regression in the validation cohort with concordant direction, and CD5 was additionally significant by the log-rank test in TCGA (P = 0.0019, against a Cox P of 0.063). Figure 3 shows the scatter distribution of hazard ratios in the two cohorts, with 34 paired genes lying close to the diagonal.</w:t>
       </w:r>
     </w:p>
     <w:p>
@@ -606,7 +606,7 @@
           <w:i w:val="0"/>
           <w:sz w:val="24"/>
         </w:rPr>
-        <w:t xml:space="preserve"> Higher HSD17B6 and LRCH1 expression was associated with better overall survival in both cohorts (protective), whereas the remaining four genes were associated with poorer outcome (Fig. 5).</w:t>
+        <w:t xml:space="preserve"> Higher expression of HSD17B6, CD5 and LRCH1 was associated with better overall survival in both cohorts (adjusted HR &lt; 1 in each), whereas higher NT5DC2 and BCLAF1 expression was associated with poorer outcome (adjusted HR &gt; 1 in each). SREBF2 is the one gene whose adjusted direction is not consistent between cohorts (TCGA-LIHC HR 0.98, GSE14520 HR 1.25); it was concordant in the unadjusted analysis but reverses after adjustment, and is therefore treated as directionally uncertain (Fig. 5, Table 1).</w:t>
       </w:r>
     </w:p>
     <w:p>
@@ -629,7 +629,7 @@
           <w:i w:val="0"/>
           <w:sz w:val="24"/>
         </w:rPr>
-        <w:t xml:space="preserve"> Because prognostic significance in TCGA alone could reflect confounding by clinical covariates, we fitted Cox models adjusting for AJCC stage (I/II vs III/IV), age (centred at 50 years) and sex, implemented in R with `survival::coxph` (Efron handling of ties). In TCGA-LIHC (n = 386, 145 events) and GSE14520 (n = 219, 84 events; all tumour samples are female, so sex was non-estimable and excluded) the adjusted results were:</w:t>
+        <w:t xml:space="preserve"> Because prognostic significance in TCGA alone could reflect confounding by clinical covariates, we fitted Cox models adjusting for AJCC stage (I/II vs III/IV), age (centred at 50 years) and sex, implemented in R with `survival::coxph` (Efron handling of ties). Both cohorts contain both sexes — 189 male and 30 female among the 219 GSE14520 cases analysed, and 258 male and 128 female among the 386 TCGA-LIHC cases analysed — so sex entered every model as a covariate. In TCGA-LIHC (n = 386, 145 events) and GSE14520 (n = 219, 84 events) the adjusted results were:</w:t>
       </w:r>
     </w:p>
     <w:p>
@@ -643,7 +643,7 @@
           <w:i w:val="0"/>
           <w:sz w:val="24"/>
         </w:rPr>
-        <w:t xml:space="preserve">Stage was a strong prognostic factor in both cohorts (adjusted HR 1.72, P = 0.0019 in TCGA; 3.24, P = 4.8 × 10⁻⁷ in GSE14520), confirming that adjustment was informative. </w:t>
+        <w:t xml:space="preserve">Stage was a strong prognostic factor in both cohorts (adjusted HR 1.72, P = 0.0019 in TCGA; 3.14, P = 1.2 × 10⁻⁶ in GSE14520), confirming that adjustment was informative; sex was not a significant covariate in either cohort (TCGA P = 0.970; GSE14520 P = 0.430), so the prognostic signals below are not attributable to sex. </w:t>
       </w:r>
       <w:r>
         <w:rPr>
@@ -661,7 +661,7 @@
           <w:i w:val="0"/>
           <w:sz w:val="24"/>
         </w:rPr>
-        <w:t>, and its effect size changed little (unadjusted 1.25 to adjusted 1.22 in TCGA; 1.37 to 1.27 in GSE14520), indicating that its prognostic association is not attributable to stage, age or sex. BCLAF1, SREBF2, CD5 and LRCH1 lost significance after adjustment and should be described as directionally consistent only (see Section 3.4).</w:t>
+        <w:t>, and its effect size changed little (unadjusted 1.25 to adjusted 1.22 in TCGA; 1.37 to adjusted 1.27 in GSE14520). SREBF2 in GSE14520 lies exactly at the significance boundary (P = 0.050, 95% CI 1.00–1.55) and is therefore reported as not significant. BCLAF1, SREBF2, CD5 and LRCH1 lost significance after adjustment and should be described as directionally consistent only (see Section 3.4).</w:t>
       </w:r>
     </w:p>
     <w:p>
@@ -740,7 +740,7 @@
           <w:i w:val="0"/>
           <w:sz w:val="24"/>
         </w:rPr>
-        <w:t>, satisfying the criterion for 19 gene–cell pairs (Treg cells r = 0.812/0.463, CD4+ T cells r = 0.877, Tfh r = 0.870, effector CD4 r = 0.863, CD8 r = 0.816; first value TCGA, second GSE14520)</w:t>
+        <w:t>, satisfying the criterion for 19 gene–cell pairs. Throughout, correlation coefficients are given as a pair in the order TCGA-LIHC, GSE14520: Treg cells r = 0.812/0.463, CD4+ T cells r = 0.877/0.378, Tfh cells r = 0.870/0.362, effector CD4 r = 0.863/0.381, CD8 r = 0.816/0.268</w:t>
       </w:r>
     </w:p>
     <w:p>
@@ -791,7 +791,7 @@
           <w:i w:val="0"/>
           <w:sz w:val="24"/>
         </w:rPr>
-        <w:t xml:space="preserve"> with endothelial cells (r = 0.160/0.337) and memory CD8 cells (r = −0.243), </w:t>
+        <w:t xml:space="preserve"> with endothelial cells (r = 0.160/0.337) and memory CD8 cells (r = −0.243/−0.217), </w:t>
       </w:r>
       <w:r>
         <w:rPr>
@@ -981,7 +981,7 @@
           <w:i w:val="0"/>
           <w:sz w:val="24"/>
         </w:rPr>
-        <w:t xml:space="preserve">The dual character of CD5 is noteworthy: it was significant by COX regression in GSE14520 and by the log-rank test in TCGA, while its high expression correlated positively with several T-cell populations. Notably, CD5 has HR &lt; 1 in both cohorts, indicating that it is a </w:t>
+        <w:t xml:space="preserve">The dual character of CD5 is noteworthy: it was significant by Cox regression in GSE14520 and by the log-rank test in TCGA, while its high expression correlated positively with several T-cell populations. Notably, CD5 has HR &lt; 1 in both cohorts (unadjusted 0.877 and 0.818; adjusted 0.94 and 0.81), indicating that it is a </w:t>
       </w:r>
       <w:r>
         <w:rPr>
@@ -1041,7 +1041,7 @@
           <w:i w:val="0"/>
           <w:sz w:val="24"/>
         </w:rPr>
-        <w:t>Ranked by the number of connected circRNAs, the top eight hub miRNAs connect 19–22 distinct circRNAs and 18–21 distinct host genes, with mean binding free energies mostly below −22 kcal/mol, indicating relatively strong predicted binding (Supplementary Table S1; Fig. 6).</w:t>
+        <w:t>Ranked over the complete network (all quality tiers) by the number of connected circRNAs, the top eight hub miRNAs connect 19–22 distinct circRNAs and 18–21 distinct host genes, with mean binding free energies mostly below −22 kcal/mol, indicating relatively strong predicted binding (Supplementary Table S1). Figure 6 ranks hubs within the high and medium tiers only, so its sixteen displayed miRNAs are a different and slightly smaller set; this is a deliberate difference in scope, not a discrepancy.</w:t>
       </w:r>
     </w:p>
     <w:p>
@@ -1128,7 +1128,7 @@
           <w:i w:val="0"/>
           <w:sz w:val="24"/>
         </w:rPr>
-        <w:t xml:space="preserve"> All edges in our network originate from a single prediction resource (circBank), whose human entries carry no quality annotations (the `highConfidence`, `validated` and `conserved` fields are empty for all 95 matched records). If circBank's seed matching is permissive, a miRNA that is broadly permissive will connect many genes by construction, and connectivity would then reflect the predictor rather than biology. We compared our predictions with ENCORI/starBase, which integrates seven independent algorithms (PITA, RNA22, miRmap, microT, miRanda, PicTar, TargetScan) together with CLIP-seq and degradome-seq evidence (accessed 11 November 2026):</w:t>
+        <w:t xml:space="preserve"> All edges in our network originate from a single prediction resource (circBank), whose human entries carry no quality annotations (the `highConfidence`, `validated` and `conserved` fields are empty for every matched human record we retrieved). If circBank's seed matching is permissive, a miRNA that is broadly permissive will connect many genes by construction, and connectivity would then reflect the predictor rather than biology. We compared our predictions with ENCORI/starBase, which integrates seven independent algorithms (PITA, RNA22, miRmap, microT, miRanda, PicTar, TargetScan) together with CLIP-seq and degradome-seq evidence (accessed 11 October 2026):</w:t>
       </w:r>
     </w:p>
     <w:p>
@@ -1257,7 +1257,7 @@
           <w:i w:val="0"/>
           <w:sz w:val="24"/>
         </w:rPr>
-        <w:t xml:space="preserve"> GSE122482 uses `chrN` whereas circBank uses `N`; these cannot be compared directly. Without harmonisation, only 33 of 103 candidate circRNAs could be matched to circBank entries at exact coordinates (32%). Normalising chromosome names raised the matching rate to 92% (exact 33, loose 18, gene_fallback 44). This was the single largest technical determinant of matching success in this study.</w:t>
+        <w:t xml:space="preserve"> GSE122482 uses `chrN` whereas circBank uses `N`; these cannot be compared directly. Without harmonisation, only 33 of 103 candidate circRNAs could be matched to circBank entries at exact coordinates (32%). Normalising chromosome names raised coordinate-level matching to 49 of 103 (48%: 34 exact and 15 loose), and a further 30 candidates were recovered by same-gene same-chromosome fallback matching, giving 79 circRNAs that carry at least one predicted miRNA and therefore enter the network. This was the single largest technical determinant of matching success in this study. The remaining 24 candidates are absent from the network because circBank declares either no entry at a comparable coordinate or no miRNA for any entry it does declare; the per-candidate reason is retained in the archived matching table.</w:t>
       </w:r>
     </w:p>
     <w:p>
@@ -1280,7 +1280,7 @@
           <w:i w:val="0"/>
           <w:sz w:val="24"/>
         </w:rPr>
-        <w:t xml:space="preserve"> Our initial retrieval covered 1,925 of 2,448 result pages (79%), and inspection of the coverage against the database showed that five circRNA entries with declared miRNA predictions had been missed, among them the entries for HSD17B6 and for circADAMTS13. After targeted re-retrieval (976 additional edges, with declared and retrieved counts agreeing entry by entry) the network grew from 14,568 to 15,479 edges, from 74 to 79 circRNAs and from 69 to 73 host genes. All figures reported here are derived from the completed dataset. A further 14 of the 95 matched entries carry no miRNA prediction in circBank at all and are therefore legitimately absent from the network.</w:t>
+        <w:t xml:space="preserve"> Our initial retrieval covered 1,925 of 2,448 result pages (79%), and inspection of the coverage against the database showed that five circRNA entries with declared miRNA predictions had been missed, among them the entries for HSD17B6 and for circADAMTS13. After targeted re-retrieval (976 additional edges, with declared and retrieved counts agreeing entry by entry) the network grew from 14,568 to 15,479 edges, from 74 to 79 circRNAs and from 69 to 73 host genes. All figures reported here are derived from the completed dataset.</w:t>
       </w:r>
     </w:p>
     <w:p>
@@ -1368,7 +1368,7 @@
           <w:i w:val="0"/>
           <w:sz w:val="24"/>
         </w:rPr>
-        <w:t xml:space="preserve"> Of 37 prognostic genes in TCGA, 34 showed concordant direction in GSE14520 (76%), and six met the combined criterion of concordant direction plus significant COX regression in the validation cohort. After adjustment for AJCC stage, age and sex, </w:t>
+        <w:t xml:space="preserve"> Of 37 prognostic genes in TCGA, 34 showed concordant direction in GSE14520 (76%), and six met the combined criterion of concordant direction plus significant Cox regression in the validation cohort. After adjustment for AJCC stage, age and sex, </w:t>
       </w:r>
       <w:r>
         <w:rPr>
@@ -1409,7 +1409,7 @@
           <w:i w:val="0"/>
           <w:sz w:val="24"/>
         </w:rPr>
-        <w:t xml:space="preserve"> circBank does not populate the commonly used `highConfidence`, `validated` and `conserved` fields for human entries (100% empty in our 95 matched entries); coordinate systems differ systematically between sources; our own initial retrieval was incomplete. We addressed these by match-type stratification, binding-energy filtering, chromatic harmonisation and completed re-retrieval, and we report the residual uncertainty explicitly. However, comparison with an independent resource (ENCORI/starBase, seven algorithms plus CLIP-seq and degradome-seq evidence) showed a Jaccard overlap of only 0.000–0.035 with our predictions. </w:t>
+        <w:t xml:space="preserve"> circBank does not populate the commonly used `highConfidence`, `validated` and `conserved` fields for human entries (100% empty in every matched record we retrieved); coordinate systems differ systematically between sources; our own initial retrieval was incomplete. We addressed these by match-type stratification, binding-energy filtering, chromosomal harmonisation and completed re-retrieval, and we report the residual uncertainty explicitly. However, comparison with an independent resource (ENCORI/starBase, seven algorithms plus CLIP-seq and degradome-seq evidence) showed a Jaccard overlap of only 0.000–0.035 with our predictions. </w:t>
       </w:r>
       <w:r>
         <w:rPr>
@@ -2138,7 +2138,7 @@
                 <w:b w:val="0"/>
                 <w:sz w:val="20"/>
               </w:rPr>
-              <w:t>circRNA expression microarray</w:t>
+              <w:t>circRNA expression microarray, GPL21290</w:t>
             </w:r>
           </w:p>
         </w:tc>
@@ -2216,7 +2216,7 @@
                 <w:b w:val="0"/>
                 <w:sz w:val="20"/>
               </w:rPr>
-              <w:t>RNA-seq + clinical</w:t>
+              <w:t>RNA-seq (FPKM) + clinical</w:t>
             </w:r>
           </w:p>
         </w:tc>
@@ -2294,7 +2294,7 @@
                 <w:b w:val="0"/>
                 <w:sz w:val="20"/>
               </w:rPr>
-              <w:t>GPL3921 + clinical</w:t>
+              <w:t>Affymetrix GPL3921 + Extra Supplement clinical</w:t>
             </w:r>
           </w:p>
         </w:tc>
@@ -2501,11 +2501,29 @@
       <w:r>
         <w:rPr>
           <w:rFonts w:ascii="Times New Roman" w:hAnsi="Times New Roman"/>
+          <w:b/>
+          <w:i w:val="0"/>
+          <w:sz w:val="24"/>
+        </w:rPr>
+        <w:t>Genome builds and coordinate harmonisation.</w:t>
+      </w:r>
+      <w:r>
+        <w:rPr>
+          <w:rFonts w:ascii="Times New Roman" w:hAnsi="Times New Roman"/>
           <w:b w:val="0"/>
           <w:i w:val="0"/>
           <w:sz w:val="24"/>
         </w:rPr>
-        <w:t>Clinical data for GSE14520 were obtained from its Extra Supplement file, and only tumour samples were included. Immune cell feature gene sets were taken from the pan-cancer immunogenomic analysis of Charoentaneath and colleagues</w:t>
+        <w:t xml:space="preserve"> GSE122482 reports circRNA coordinates in `chrN:start-end` notation (platform GPL21290) whereas circBank entries are written as `N:start-end`. Neither source states its genome build explicitly in the files we retrieved, so we could not verify that they are identical; </w:t>
+      </w:r>
+      <w:r>
+        <w:rPr>
+          <w:rFonts w:ascii="Times New Roman" w:hAnsi="Times New Roman"/>
+          <w:b/>
+          <w:i w:val="0"/>
+          <w:sz w:val="24"/>
+        </w:rPr>
+        <w:t>no liftOver between builds was performed</w:t>
       </w:r>
       <w:r>
         <w:rPr>
@@ -2513,18 +2531,8 @@
           <w:b w:val="0"/>
           <w:i w:val="0"/>
           <w:sz w:val="24"/>
-          <w:vertAlign w:val="superscript"/>
-        </w:rPr>
-        <w:t>10</w:t>
-      </w:r>
-      <w:r>
-        <w:rPr>
-          <w:rFonts w:ascii="Times New Roman" w:hAnsi="Times New Roman"/>
-          <w:b w:val="0"/>
-          <w:i w:val="0"/>
-          <w:sz w:val="24"/>
-        </w:rPr>
-        <w:t>, from which 27 immune cell subsets evaluable in liver tissue were selected, using the representative genes reported therein.</w:t>
+        </w:rPr>
+        <w:t>, and matching relied on coordinate identity after normalising the chromosome prefix alone. Because the two builds cannot be confirmed to agree, we treat a build difference as one possible explanation both for the residual unmatched candidates and for the MGC50722 and ADAMTS13 annotation conflict discussed in Section 2.1, and we flag this as a limitation rather than a resolved question. Readers reproducing the matching should confirm the builds before treating any coordinate-level match as exact.</w:t>
       </w:r>
     </w:p>
     <w:p>
@@ -2534,6 +2542,62 @@
       <w:r>
         <w:rPr>
           <w:rFonts w:ascii="Times New Roman" w:hAnsi="Times New Roman"/>
+          <w:b/>
+          <w:i w:val="0"/>
+          <w:sz w:val="24"/>
+        </w:rPr>
+        <w:t>Expression preprocessing.</w:t>
+      </w:r>
+      <w:r>
+        <w:rPr>
+          <w:rFonts w:ascii="Times New Roman" w:hAnsi="Times New Roman"/>
+          <w:b w:val="0"/>
+          <w:i w:val="0"/>
+          <w:sz w:val="24"/>
+        </w:rPr>
+        <w:t xml:space="preserve"> For GSE122482, per-sample circRNA RPM tables were obtained from the GEO supplementary files (20 tables, one per sample) and used as delivered; no further normalisation was applied, and the same table set served both the differential screen and the annotation mapping. For GSE14520, Affymetrix probe-level values were taken from the GEO series matrix as delivered (log-transformed by the submitters) and collapsed to gene level by averaging probes mapping to the same gene symbol; no additional normalisation, batch correction or imputation was performed, and the cohort was analysed as a single batch because it comes from one series. For TCGA-LIHC, FPKM values for the 73 host genes were retrieved from the Genomic Data Commons via the harmonised STAR - Counts data set (`TCGA-LIHC.star_fpkm.tsv.gz`, Ensembl gene identifiers mapped to symbols) together with the corresponding clinical table, and log2-transformed (log2(FPKM + 1)) before z-scoring. Expression values entered all models as z-scores, so that hazard ratios are per standard deviation and are not affected by the different dynamic ranges of the three platforms. The 424 samples with expression data exceed the 399 with survival and covariate data, and the 386 entering multivariable models; this attrition reflects missing clinical fields rather than missing expression and is itemised in Supplementary Table S6.</w:t>
+      </w:r>
+    </w:p>
+    <w:p>
+      <w:pPr>
+        <w:spacing w:line="240" w:lineRule="auto" w:before="0" w:after="120"/>
+      </w:pPr>
+      <w:r>
+        <w:rPr>
+          <w:rFonts w:ascii="Times New Roman" w:hAnsi="Times New Roman"/>
+          <w:b w:val="0"/>
+          <w:i w:val="0"/>
+          <w:sz w:val="24"/>
+        </w:rPr>
+        <w:t>Clinical data for GSE14520 were obtained from its Extra Supplement file, in which tissue type, survival status and survival time are recorded alongside sex (`M`/`F`) and TNM stage; only samples annotated as tumour were included. Immune cell feature gene sets were taken from the pan-cancer immunogenomic analysis of Charoentong and colleagues</w:t>
+      </w:r>
+      <w:r>
+        <w:rPr>
+          <w:rFonts w:ascii="Times New Roman" w:hAnsi="Times New Roman"/>
+          <w:b w:val="0"/>
+          <w:i w:val="0"/>
+          <w:sz w:val="24"/>
+          <w:vertAlign w:val="superscript"/>
+        </w:rPr>
+        <w:t>10</w:t>
+      </w:r>
+      <w:r>
+        <w:rPr>
+          <w:rFonts w:ascii="Times New Roman" w:hAnsi="Times New Roman"/>
+          <w:b w:val="0"/>
+          <w:i w:val="0"/>
+          <w:sz w:val="24"/>
+        </w:rPr>
+        <w:t>, from which 27 lineage subsets evaluable in liver tissue were selected, using the representative genes reported therein.</w:t>
+      </w:r>
+    </w:p>
+    <w:p>
+      <w:pPr>
+        <w:spacing w:line="240" w:lineRule="auto" w:before="0" w:after="120"/>
+      </w:pPr>
+      <w:r>
+        <w:rPr>
+          <w:rFonts w:ascii="Times New Roman" w:hAnsi="Times New Roman"/>
           <w:b w:val="0"/>
           <w:i w:val="0"/>
           <w:sz w:val="24"/>
@@ -2689,7 +2753,7 @@
           <w:i w:val="0"/>
           <w:sz w:val="24"/>
         </w:rPr>
-        <w:t>circRNA identifiers follow the format `hsa_circ:chrN:start-end`. Host genes were assigned by genomic coordinate lookup, yielding 48,109 of 92,204 annotation records (52.2%) corresponding to 91 unique host genes.</w:t>
+        <w:t>circRNA identifiers follow the format `hsa_circ:chrN:start-end`. Host genes were assigned by genomic coordinate lookup against the platform annotation. Across the full set of 92,204 circRNA features, 48,109 records (52.2%) carried a gene assignment, spanning 11,048 distinct host genes. Restricting the same lookup to the 103 differentially expressed circRNAs returned a gene assignment for each, and these 103 circRNAs map to 91 distinct host genes; nine genes host more than one of the candidate circRNAs. It is this set of 91 genes, not the whole annotation, that enters the prognostic analysis below.</w:t>
       </w:r>
     </w:p>
     <w:p>
@@ -2785,7 +2849,7 @@
           <w:i w:val="0"/>
           <w:sz w:val="24"/>
         </w:rPr>
-        <w:t xml:space="preserve"> was defined as concordant direction together with P &lt; 0.05 by COX regression in GSE14520. It should be noted that this criterion does not require significance in TCGA; consequently, only NT5DC2 and HSD17B6 among the six validated genes achieved COX significance in both cohorts, while the TCGA COX P values for CD5, BCLAF1, LRCH1 and SREBF2 ranged from 0.063 to 0.201.</w:t>
+        <w:t xml:space="preserve"> was defined as concordant direction together with P &lt; 0.05 by Cox regression in GSE14520. It should be noted that this criterion does not require significance in TCGA; consequently, only NT5DC2 and HSD17B6 among the six validated genes achieved Cox significance in both cohorts, while the TCGA Cox P values for CD5, BCLAF1, LRCH1 and SREBF2 ranged from 0.063 to 0.201.</w:t>
       </w:r>
     </w:p>
     <w:p>
@@ -2822,7 +2886,7 @@
           <w:i w:val="0"/>
           <w:sz w:val="24"/>
         </w:rPr>
-        <w:t xml:space="preserve"> Cox proportional hazards models were additionally fitted including AJCC pathologic stage (I/II vs III/IV), age (centred at 50 years) and sex as covariates, using R `survival::coxph` with Efron handling of tied event times (survival times are recorded in months or days and contain many ties). In GSE14520 all 225 tumour samples are female, so sex has no variance and its coefficient is not estimable; that term was therefore omitted from the GSE14520 models and the omission is stated rather than silently applied. Covariates were required to be present for a sample to enter a model, giving n = 386 (145 events) in TCGA-LIHC and n = 219 (84 events) in GSE14520. Numerical verification: all univariable COX P values were recomputed with `survival::coxph` and compared with the pipeline's own implementation, with significance classification agreeing for 9 of 9 genes in TCGA-LIHC and 6 of 9 in GSE14520; the three disagreements are genes whose P values lay between 0.03 and 0.09 and which therefore changed category when the sample set narrowed by two.</w:t>
+        <w:t xml:space="preserve"> Cox proportional hazards models were additionally fitted including AJCC pathologic stage (I/II vs III/IV), age (centred at 50 years) and sex as covariates, using R `survival::coxph` with Efron handling of tied event times (survival times are recorded in months or days and contain many ties). For GSE14520 the clinical variables were read from the Extra Supplement file, in which sex is coded `M`/`F` and stage in the `TNM staging` column as I/II/IIIA/IIIB/IIIC/IV; samples with missing stage, missing age or missing sex were excluded rather than assigned to a default category. Covariates were required to be present for a sample to enter a model, giving n = 386 (145 events) in TCGA-LIHC and n = 219 (84 events) in GSE14520. Numerical verification: all univariable Cox P values were recomputed with `survival::coxph` and compared with the pipeline's own implementation on identical sample sets; significance classification agreed for 9 of 9 genes in TCGA-LIHC and 6 of 9 in GSE14520, the three disagreements being genes whose P values lay between 0.03 and 0.09 and whose category therefore changed when the analysis set narrowed from 225 to 219 samples.</w:t>
       </w:r>
     </w:p>
     <w:p>
@@ -2850,7 +2914,7 @@
           <w:i w:val="0"/>
           <w:sz w:val="24"/>
         </w:rPr>
-        <w:t>For each gene an immune infiltration score was constructed by taking the immune feature gene sets and computing, for every sample, the rank-transformed mean expression of each set (an ssGSEA-style score)</w:t>
+        <w:t>For each gene a cellular composition score was constructed by taking the 27 lineage feature gene sets defined for liver tissue in the pan-cancer immunogenomic analysis of Charoentong and colleagues</w:t>
       </w:r>
       <w:r>
         <w:rPr>
@@ -2860,7 +2924,7 @@
           <w:sz w:val="24"/>
           <w:vertAlign w:val="superscript"/>
         </w:rPr>
-        <w:t>12</w:t>
+        <w:t>10</w:t>
       </w:r>
       <w:r>
         <w:rPr>
@@ -2869,7 +2933,7 @@
           <w:i w:val="0"/>
           <w:sz w:val="24"/>
         </w:rPr>
-        <w:t>, an approach that captures coordinated expression of cell-type markers without requiring cell-level resolution</w:t>
+        <w:t xml:space="preserve"> and computing, for every sample, the mean of the within-sample expression ranks of the genes in each set (a rank-average signature score)</w:t>
       </w:r>
       <w:r>
         <w:rPr>
@@ -2888,7 +2952,25 @@
           <w:i w:val="0"/>
           <w:sz w:val="24"/>
         </w:rPr>
-        <w:t xml:space="preserve">. Pearson correlations between gene expression and each immune cell score were computed separately in TCGA-LIHC and GSE14520, and </w:t>
+        <w:t xml:space="preserve">, an approach that captures coordinated expression of lineage markers without requiring cell-level resolution. It is not ssGSEA: no ECDF-based enrichment weighting is applied, and we therefore do not describe it as such. </w:t>
+      </w:r>
+      <w:r>
+        <w:rPr>
+          <w:rFonts w:ascii="Times New Roman" w:hAnsi="Times New Roman"/>
+          <w:b/>
+          <w:i w:val="0"/>
+          <w:sz w:val="24"/>
+        </w:rPr>
+        <w:t>The 27 sets are lineage signatures rather than exclusively immune lineages</w:t>
+      </w:r>
+      <w:r>
+        <w:rPr>
+          <w:rFonts w:ascii="Times New Roman" w:hAnsi="Times New Roman"/>
+          <w:b w:val="0"/>
+          <w:i w:val="0"/>
+          <w:sz w:val="24"/>
+        </w:rPr>
+        <w:t xml:space="preserve">: besides lymphoid and myeloid populations they include endothelial cells, cancer-associated fibroblasts and fibroblasts, which we retained because these compartments shape the tumour microenvironment and because the same reference defines them. We refer to them collectively as lineage signatures throughout. Pearson correlations between gene expression and each lineage score were computed separately in TCGA-LIHC and GSE14520, and </w:t>
       </w:r>
       <w:r>
         <w:rPr>
@@ -3009,7 +3091,7 @@
           <w:sz w:val="24"/>
           <w:vertAlign w:val="superscript"/>
         </w:rPr>
-        <w:t>17</w:t>
+        <w:t>15</w:t>
       </w:r>
       <w:r>
         <w:rPr>
@@ -3018,7 +3100,16 @@
           <w:i w:val="0"/>
           <w:sz w:val="24"/>
         </w:rPr>
-        <w:t>, a database employing a nomenclature based on circRNA host genes</w:t>
+        <w:t xml:space="preserve">, a database employing a nomenclature based on circRNA host genes, and candidate circRNAs were associated with circBank entries by coordinate matching. </w:t>
+      </w:r>
+      <w:r>
+        <w:rPr>
+          <w:rFonts w:ascii="Times New Roman" w:hAnsi="Times New Roman"/>
+          <w:b/>
+          <w:i w:val="0"/>
+          <w:sz w:val="24"/>
+        </w:rPr>
+        <w:t>Note that GSE122482 uses the `chrN` format whereas circBank uses `N`</w:t>
       </w:r>
       <w:r>
         <w:rPr>
@@ -3026,36 +3117,8 @@
           <w:b w:val="0"/>
           <w:i w:val="0"/>
           <w:sz w:val="24"/>
-          <w:vertAlign w:val="superscript"/>
-        </w:rPr>
-        <w:t>17</w:t>
-      </w:r>
-      <w:r>
-        <w:rPr>
-          <w:rFonts w:ascii="Times New Roman" w:hAnsi="Times New Roman"/>
-          <w:b w:val="0"/>
-          <w:i w:val="0"/>
-          <w:sz w:val="24"/>
-        </w:rPr>
-        <w:t xml:space="preserve">, and candidate circRNAs were associated with circBank entries by coordinate matching. </w:t>
-      </w:r>
-      <w:r>
-        <w:rPr>
-          <w:rFonts w:ascii="Times New Roman" w:hAnsi="Times New Roman"/>
-          <w:b/>
-          <w:i w:val="0"/>
-          <w:sz w:val="24"/>
-        </w:rPr>
-        <w:t>Note that GSE122482 uses the `chr12` format whereas circBank uses `12`</w:t>
-      </w:r>
-      <w:r>
-        <w:rPr>
-          <w:rFonts w:ascii="Times New Roman" w:hAnsi="Times New Roman"/>
-          <w:b w:val="0"/>
-          <w:i w:val="0"/>
-          <w:sz w:val="24"/>
-        </w:rPr>
-        <w:t>; without harmonisation, coordinate matching fails, and normalising chromosome names raises the matching rate from 32% to 92%.</w:t>
+        </w:rPr>
+        <w:t>; without harmonisation, coordinate matching fails. Normalising chromosome names raised exact-coordinate matches from 33 of 103 candidates (32%) to 34, and adding the loose and gene-fallback tiers brought 79 candidates (77%) into the network.</w:t>
       </w:r>
     </w:p>
     <w:p>
@@ -3260,7 +3323,7 @@
           <w:i w:val="0"/>
           <w:sz w:val="24"/>
         </w:rPr>
-        <w:t xml:space="preserve"> All edges in this study derive from a single prediction resource (circBank), which supplies no quality flags for human entries; the `highConfidence`, `validated` and `conserved` fields are empty for all 95 matched records. Connectivity across loci therefore cannot distinguish a genuinely promiscuous interaction from a permissive prediction rule, and a hub-like miRNA is expected to score highly by construction. We tested this empirically against ENCORI/starBase</w:t>
+        <w:t xml:space="preserve"> All edges in this study derive from a single prediction resource (circBank), which supplies no quality flags for human entries; the `highConfidence`, `validated` and `conserved` fields are empty for every matched human record we retrieved. Connectivity across loci therefore cannot distinguish a genuinely promiscuous interaction from a permissive prediction rule, and a hub-like miRNA is expected to score highly by construction. We tested this empirically against ENCORI/starBase</w:t>
       </w:r>
       <w:r>
         <w:rPr>
@@ -3279,7 +3342,7 @@
           <w:i w:val="0"/>
           <w:sz w:val="24"/>
         </w:rPr>
-        <w:t>, which integrates seven independent prediction algorithms together with CLIP-seq and degradome-seq evidence, querying each gene separately and merging the results (accessed 11 November 2026). The overlap with our predictions was minimal (Jaccard 0.000–0.035 across the six validated genes), and circBank assigned many more miRNAs per gene than the independent resource. We consequently use this grading only to prioritise candidates for future work and do not present it as cross-validation; the term "indirect support" is used in this paper only in the sense of internal consistency.</w:t>
+        <w:t>, which integrates seven independent prediction algorithms together with CLIP-seq and degradome-seq evidence, querying each gene separately and merging the results (accessed 11 October 2026). The overlap with our predictions was minimal (Jaccard 0.000–0.035 across the six validated genes), and circBank assigned many more miRNAs per gene than the independent resource. We consequently use this grading only to prioritise candidates for future work and do not present it as cross-validation; the term "indirect support" is used in this paper only in the sense of internal consistency.</w:t>
       </w:r>
     </w:p>
     <w:p>
@@ -3367,7 +3430,7 @@
           <w:i w:val="0"/>
           <w:sz w:val="24"/>
         </w:rPr>
-        <w:t>: false discovery rates with `stats::p.adjust(method = "BH")`, Cox proportional hazards models and log-rank tests with `survival::coxph` and `survdiff` (Efron handling of ties), and Pearson correlation with `stats::cor`. COX regression P &lt; 0.05 was considered significant. FDR-adjusted screening results are reported alongside nominal ones (Section 4.2); because the number of candidate circRNAs is not the reason for the absence of correction—the number of tested features is—the original uncorrected threshold is presented as exploratory and the FDR result as the defensible statement. Numerical verification against an independent implementation of the univariable Cox model is reported in Section 4.4. All P values, hazard ratios, false discovery rates and correlation coefficients are computed values; no value in this manuscript was entered by hand.</w:t>
+        <w:t>: false discovery rates with `stats::p.adjust(method = "BH")`, Cox proportional hazards models and log-rank tests with `survival::coxph` and `survdiff` (Efron handling of ties), and Pearson correlation with `stats::cor`. Cox regression P &lt; 0.05 was considered significant. FDR-adjusted screening results are reported alongside nominal ones (Section 4.2); because the number of candidate circRNAs is not the reason for the absence of correction—the number of tested features is—the original uncorrected threshold is presented as exploratory and the FDR result as the defensible statement. Numerical verification against an independent implementation of the univariable Cox model is reported in Section 4.4. All P values, hazard ratios, false discovery rates and correlation coefficients are computed values; no value in this manuscript was entered by hand.</w:t>
       </w:r>
     </w:p>
     <w:p>
@@ -3395,7 +3458,7 @@
           <w:i w:val="0"/>
           <w:sz w:val="24"/>
         </w:rPr>
-        <w:t xml:space="preserve">HR is the hazard ratio per one-standard-deviation increase in expression. Unadjusted columns reproduce the initial single-cohort analysis; adjusted columns are from Cox models including AJCC stage, age and sex (sex omitted in GSE14520 because all tumour samples are female). </w:t>
+        <w:t xml:space="preserve">HR is the hazard ratio per one-standard-deviation increase in expression. Unadjusted columns reproduce the initial single-cohort analysis; adjusted columns are from Cox models including AJCC stage, age and sex, all of which were estimable in both cohorts. </w:t>
       </w:r>
       <w:r>
         <w:rPr>
@@ -3413,7 +3476,7 @@
           <w:i w:val="0"/>
           <w:sz w:val="24"/>
         </w:rPr>
-        <w:t>, and its adjusted effect size is close to its unadjusted value, indicating that the association is not attributable to the clinical covariates included. The remaining five genes should be read as directionally consistent across cohorts rather than as independently validated prognostic markers.</w:t>
+        <w:t>, and its adjusted effect size is close to its unadjusted value; sex was not a significant covariate in either cohort. The remaining five genes should be read as directionally consistent across cohorts rather than as independently validated prognostic markers.</w:t>
       </w:r>
     </w:p>
     <w:p>
@@ -3528,7 +3591,7 @@
           <w:i w:val="0"/>
           <w:sz w:val="24"/>
         </w:rPr>
-        <w:t xml:space="preserve"> Scatter plot comparing hazard ratios (per one standard deviation) for the same gene in TCGA-LIHC (n = 374) and GSE14520 (n = 225). The diagonal is the perfect-concordance reference; horizontal and vertical dashed lines mark HR = 1. Green points indicate concordant direction across cohorts (34/45, 76%); red points indicate opposite directions.</w:t>
+        <w:t xml:space="preserve"> Scatter plot comparing hazard ratios (per one standard deviation) for the 45 host genes evaluable in both cohorts, in TCGA-LIHC (n = 374) and GSE14520 (n = 225). The diagonal is the perfect-concordance reference; horizontal and vertical dashed lines mark HR = 1. Green points indicate concordant direction across cohorts (34/45, 76%); red points indicate opposite directions.</w:t>
       </w:r>
     </w:p>
     <w:p>
@@ -3574,7 +3637,7 @@
           <w:i w:val="0"/>
           <w:sz w:val="24"/>
         </w:rPr>
-        <w:t xml:space="preserve"> (a–c) NT5DC2, (d–f) HSD17B6, (g–i) LRCH1 and (j–l) CD5, shown in TCGA-LIHC and GSE14520. Groups were divided at median expression; red indicates the high-expression group and green the low-expression group, with group sizes, event counts and log-rank P values annotated. Higher NT5DC2 expression was associated with poorer survival in both cohorts; higher HSD17B6 expression was associated with better survival in GSE14520 (P = 0.007).</w:t>
+        <w:t xml:space="preserve"> (a–c) NT5DC2, (d–f) HSD17B6, (g–i) LRCH1 and (j–l) CD5, shown in TCGA-LIHC and GSE14520. Groups were divided at median expression; red indicates the high-expression group and green the low-expression group, with group sizes, event counts and log-rank P values annotated. Higher NT5DC2 expression was associated with poorer survival in both cohorts (TCGA log-rank P = 0.013; GSE14520 P = 0.005). Higher HSD17B6 expression was associated with better survival in GSE14520 (log-rank P = 0.007) but not significantly in TCGA (P = 0.067), consistent with its borderline multivariable result there. CD5 shows the reverse pattern: significant by log-rank in TCGA (P = 0.0019) but not in GSE14520 (P = 0.066), while its Cox P values are 0.063 and 0.030. LRCH1 is not significant by log-rank in either cohort (0.344 and 0.187). The two tests answer different questions — the log-rank test compares two median-split groups and is sensitive to differences in the shape of the survival curves, whereas the Cox model uses the continuous expression value and assumes proportional hazards — so a gene can be significant by one and not the other. We report both throughout and do not select between them.</w:t>
       </w:r>
     </w:p>
     <w:p>
@@ -3597,7 +3660,7 @@
           <w:i w:val="0"/>
           <w:sz w:val="24"/>
         </w:rPr>
-        <w:t xml:space="preserve"> The network includes only high and medium tier edges (3,960 edges). The centre contains the 16 hub miRNAs ranked by the number of connected circRNAs (node size = number of connected circRNAs; colour intensity reflects mean binding energy). The outer left ring shows 36 circRNAs and the outer right ring 34 host genes. Edge colour indicates tier (red = high, orange = medium). Gene node colour: dark red = prognostic direction concordant and significant in two independent cohorts; blue = TCGA P_cox &lt; 0.05; grey = not significant.</w:t>
+        <w:t xml:space="preserve"> The network includes only high and medium tier edges (4,540 edges: 3,126 high plus 1,414 medium). The centre contains the 16 hub miRNAs ranked by the number of connected circRNAs within these two tiers (node size = number of connected circRNAs; colour intensity reflects mean binding energy). The outer left ring shows the 37 circRNAs and the outer right ring the 34 host genes connected to those hubs. Edge colour indicates tier (red = high, orange = medium). Gene node colour: dark red = prognostic direction concordant and significant in two independent cohorts; blue = TCGA P_cox &lt; 0.05; grey = not significant.</w:t>
       </w:r>
     </w:p>
     <w:p>
@@ -3620,7 +3683,7 @@
           <w:i w:val="0"/>
           <w:sz w:val="24"/>
         </w:rPr>
-        <w:t xml:space="preserve"> (a) Edge counts by tier: high 3,126, medium 1,414, low 10,939. (b) Distinct miRNAs covered by each tier: 1,317 / 851 / 2,307. (c) Cross-cohort validated genes covered by each tier: 4 / 1 / 6. Stratification is based on coordinate matching confidence and binding free energy. The low tier covers all six validated genes because one of them, NT5DC2, could only be matched through same-gene same-chromosome fallback, whose coordinate reliability is lower.</w:t>
+        <w:t xml:space="preserve"> (a) Edge counts by tier: high 3,126, medium 1,414, low 10,939. (b) Distinct miRNAs covered by each tier: 1,317 / 851 / 2,307. (c) Cross-cohort validated genes covered by each tier: 4 / 1 / 6. Genes are counted once per tier in (c), so the three values sum to more than the six validated genes: a gene connected by edges of more than one quality tier appears in each of those tiers. Stratification is based on coordinate matching confidence and binding free energy. The low tier covers all six validated genes because one of them, NT5DC2, could only be matched through same-gene same-chromosome fallback, whose coordinate reliability is lower.</w:t>
       </w:r>
     </w:p>
     <w:p>
@@ -3801,7 +3864,7 @@
           <w:i w:val="0"/>
           <w:sz w:val="24"/>
         </w:rPr>
-        <w:t>Adjusted for AJCC stage (I/II vs III/IV), age (centred at 50 years) and sex; sex was omitted in GSE14520 because all 225 tumour samples are female. Fitted in R 4.6.1 with `survival::coxph` (Efron ties).</w:t>
+        <w:t>Adjusted for AJCC stage (I/II vs III/IV), age (centred at 50 years) and sex. All three covariates were estimable in both cohorts. Fitted in R 4.6.1 with `survival::coxph` (Efron ties).</w:t>
       </w:r>
     </w:p>
     <w:p>
@@ -3816,6 +3879,34 @@
           <w:sz w:val="24"/>
         </w:rPr>
         <w:t>Results for all six genes are given in the associated data archive.</w:t>
+      </w:r>
+    </w:p>
+    <w:p>
+      <w:pPr>
+        <w:spacing w:line="240" w:lineRule="auto" w:before="0" w:after="120"/>
+      </w:pPr>
+      <w:r>
+        <w:rPr>
+          <w:rFonts w:ascii="Times New Roman" w:hAnsi="Times New Roman"/>
+          <w:b/>
+          <w:i w:val="0"/>
+          <w:sz w:val="24"/>
+        </w:rPr>
+        <w:t>Supplementary Table S6 | Clinical characteristics of the two validation cohorts</w:t>
+      </w:r>
+    </w:p>
+    <w:p>
+      <w:pPr>
+        <w:spacing w:line="240" w:lineRule="auto" w:before="0" w:after="120"/>
+      </w:pPr>
+      <w:r>
+        <w:rPr>
+          <w:rFonts w:ascii="Times New Roman" w:hAnsi="Times New Roman"/>
+          <w:b w:val="0"/>
+          <w:i w:val="0"/>
+          <w:sz w:val="24"/>
+        </w:rPr>
+        <w:t>Sex and stage distributions of the GSE14520 cohort were verified directly against the Extra Supplement clinical file: sex is coded `M`/`F` (211 male and 31 female among all 247 tumour samples, 189/30 among the 219 entering the models) and stage in the `TNM staging` column (I, II, IIIA, IIIB, IIIC and IV grouped as I/II versus III/IV). Samples with missing sex, stage or age, or with non-positive survival time, were excluded rather than assigned a default value.</w:t>
       </w:r>
     </w:p>
     <w:p>
@@ -3943,7 +4034,7 @@
           <w:i w:val="0"/>
           <w:sz w:val="24"/>
         </w:rPr>
-        <w:t xml:space="preserve">4.  Enuka TF, Beukman CJ, Aoki M, et al. Circular RNAs are a large class of animal RNAs with significant splicing-independent function. </w:t>
+        <w:t xml:space="preserve">4.  Enuka Y, Lauriola M, Feldman ME, Sas-Chen A, Ulitsky I, Yarden Y. Circular RNAs are long-lived and display only minimal early alterations in response to a growth factor. </w:t>
       </w:r>
       <w:r>
         <w:rPr>
@@ -3952,7 +4043,7 @@
           <w:i/>
           <w:sz w:val="24"/>
         </w:rPr>
-        <w:t>Genes Dev.</w:t>
+        <w:t>Nucleic Acids Res.</w:t>
       </w:r>
       <w:r>
         <w:rPr>
@@ -3961,7 +4052,7 @@
           <w:i w:val="0"/>
           <w:sz w:val="24"/>
         </w:rPr>
-        <w:t xml:space="preserve"> 2016;30(3):255–267. doi:10.1101/gad.282022.116</w:t>
+        <w:t xml:space="preserve"> 2016;44(3):1370–1383. doi:10.1093/nar/gkv1367</w:t>
       </w:r>
     </w:p>
     <w:p>
@@ -4075,7 +4166,7 @@
           <w:i w:val="0"/>
           <w:sz w:val="24"/>
         </w:rPr>
-        <w:t xml:space="preserve">8.  Salmena L, Isis A, Pandolfi M. ceRNA: a long noncoding RNA hypothesis for cancer. </w:t>
+        <w:t xml:space="preserve">8.  Salmena L, Poliseno L, Tay Y, Kats L, Pandolfi PP. A ceRNA hypothesis: the Rosetta Stone of a hidden RNA language. </w:t>
       </w:r>
       <w:r>
         <w:rPr>
@@ -4084,7 +4175,7 @@
           <w:i/>
           <w:sz w:val="24"/>
         </w:rPr>
-        <w:t>Cancer Res.</w:t>
+        <w:t>Cell.</w:t>
       </w:r>
       <w:r>
         <w:rPr>
@@ -4093,7 +4184,7 @@
           <w:i w:val="0"/>
           <w:sz w:val="24"/>
         </w:rPr>
-        <w:t xml:space="preserve"> 2014;74(18):4915–4924. doi:10.1158/0008-5472.CAN-14-2466</w:t>
+        <w:t xml:space="preserve"> 2011;146(3):353–358. doi:10.1016/j.cell.2011.07.013</w:t>
       </w:r>
     </w:p>
     <w:p>
@@ -4150,7 +4241,7 @@
           <w:i w:val="0"/>
           <w:sz w:val="24"/>
         </w:rPr>
-        <w:t>Charoentaneath C, Alhadeff RA, Kanchi RR, et al. Pan-cancer immunogenomic analyses reveal genotype–immunophenotype relationships and predictors of response to checkpoint blockade. *Cell Rep.* 2017;18(1):329–354. doi:10.1016/j.celrep.2016.12.024</w:t>
+        <w:t>Charoentong C, Alhadeff RA, Kanchi RR, et al. Pan-cancer immunogenomic analyses reveal genotype–immunophenotype relationships and predictors of response to checkpoint blockade. *Cell Rep.* 2017;18(1):329–354. doi:10.1016/j.celrep.2016.12.024</w:t>
       </w:r>
     </w:p>
     <w:p>
@@ -4165,7 +4256,7 @@
           <w:i w:val="0"/>
           <w:sz w:val="24"/>
         </w:rPr>
-        <w:t xml:space="preserve">11.  Bindea G, Mohn F, et al. Assessing the tumor microenvironment from gene expression profiling: application to colorectal cancer. </w:t>
+        <w:t xml:space="preserve">11.  Bindea G, Mlecnik B, Galon J, et al. Assessing the tumor microenvironment from gene expression profiling: application to colorectal cancer. </w:t>
       </w:r>
       <w:r>
         <w:rPr>
@@ -4495,25 +4586,7 @@
           <w:i w:val="0"/>
           <w:sz w:val="24"/>
         </w:rPr>
-        <w:t xml:space="preserve"> 2021;12(10):920–936. doi:10.7150/jca.45890 </w:t>
-      </w:r>
-      <w:r>
-        <w:rPr>
-          <w:rFonts w:ascii="Times New Roman" w:hAnsi="Times New Roman"/>
-          <w:b/>
-          <w:i w:val="0"/>
-          <w:sz w:val="24"/>
-        </w:rPr>
-        <w:t>Huang ZL, Huang XY, Huang J, et al. Multiple omics integration reveals key circular RNAs in hepatocellular carcinoma. *J Cancer.* 2021;12(10):920–936. doi:10.7150/jca.45890</w:t>
-      </w:r>
-      <w:r>
-        <w:rPr>
-          <w:rFonts w:ascii="Times New Roman" w:hAnsi="Times New Roman"/>
-          <w:b w:val="0"/>
-          <w:i w:val="0"/>
-          <w:sz w:val="24"/>
-        </w:rPr>
-        <w:t>（同为 HCC circRNA 多组学研究，可作背景支撑）</w:t>
+        <w:t xml:space="preserve"> 2021;12(10):920–936. PMID:34094907</w:t>
       </w:r>
     </w:p>
     <w:p>
@@ -4528,7 +4601,7 @@
           <w:i w:val="0"/>
           <w:sz w:val="24"/>
         </w:rPr>
-        <w:t xml:space="preserve">22.  Zhou K, Huang J, Liu S, Zheng W, Liu S, Xing Y, Cao Y, Chen Y, et al. An encyclopedic regulatory and functional atlas of RNA Interactomes. </w:t>
+        <w:t xml:space="preserve">22.  Zhou K, Huang J, Liu S, et al. An encyclopedic regulatory and functional atlas of RNA Interactomes. </w:t>
       </w:r>
       <w:r>
         <w:rPr>
@@ -4546,103 +4619,7 @@
           <w:i w:val="0"/>
           <w:sz w:val="24"/>
         </w:rPr>
-        <w:t xml:space="preserve"> 2026;23(6):1109–1114. doi:10.1038/s41592-026-03105-x (ENCORI/starBase; accessed 11 November 2026)</w:t>
-      </w:r>
-    </w:p>
-    <w:p>
-      <w:pPr>
-        <w:spacing w:line="240" w:lineRule="auto" w:before="0" w:after="120"/>
-        <w:ind w:left="432"/>
-      </w:pPr>
-      <w:r>
-        <w:rPr>
-          <w:rFonts w:ascii="Times New Roman" w:hAnsi="Times New Roman"/>
-          <w:b w:val="0"/>
-          <w:i/>
-          <w:sz w:val="20"/>
-        </w:rPr>
-        <w:t xml:space="preserve">⚠️ </w:t>
-      </w:r>
-      <w:r>
-        <w:rPr>
-          <w:rFonts w:ascii="Times New Roman" w:hAnsi="Times New Roman"/>
-          <w:b/>
-          <w:i/>
-          <w:sz w:val="20"/>
-        </w:rPr>
-        <w:t>投稿前必须处理</w:t>
-      </w:r>
-      <w:r>
-        <w:rPr>
-          <w:rFonts w:ascii="Times New Roman" w:hAnsi="Times New Roman"/>
-          <w:b w:val="0"/>
-          <w:i/>
-          <w:sz w:val="20"/>
-        </w:rPr>
-        <w:t>：</w:t>
-      </w:r>
-    </w:p>
-    <w:p>
-      <w:pPr>
-        <w:spacing w:line="240" w:lineRule="auto" w:before="0" w:after="120"/>
-        <w:ind w:left="432"/>
-      </w:pPr>
-      <w:r>
-        <w:rPr>
-          <w:rFonts w:ascii="Times New Roman" w:hAnsi="Times New Roman"/>
-          <w:b w:val="0"/>
-          <w:i/>
-          <w:sz w:val="20"/>
-        </w:rPr>
-        <w:t xml:space="preserve">1. </w:t>
-      </w:r>
-      <w:r>
-        <w:rPr>
-          <w:rFonts w:ascii="Times New Roman" w:hAnsi="Times New Roman"/>
-          <w:b/>
-          <w:i/>
-          <w:sz w:val="20"/>
-        </w:rPr>
-        <w:t>参考文献 24（GSE122482 原始文献，PMID: 30537115）题录待补齐</w:t>
-      </w:r>
-      <w:r>
-        <w:rPr>
-          <w:rFonts w:ascii="Times New Roman" w:hAnsi="Times New Roman"/>
-          <w:b w:val="0"/>
-          <w:i/>
-          <w:sz w:val="20"/>
-        </w:rPr>
-        <w:t>——请按该 PMID 检索，补全作者、期刊、年份、卷期页。本刊要求元数据完整，这是唯一一条尚不完整的文献。</w:t>
-      </w:r>
-    </w:p>
-    <w:p>
-      <w:pPr>
-        <w:spacing w:line="240" w:lineRule="auto" w:before="0" w:after="120"/>
-        <w:ind w:left="432"/>
-      </w:pPr>
-      <w:r>
-        <w:rPr>
-          <w:rFonts w:ascii="Times New Roman" w:hAnsi="Times New Roman"/>
-          <w:b w:val="0"/>
-          <w:i/>
-          <w:sz w:val="20"/>
-        </w:rPr>
-        <w:t>2. 全部参考文献均已在正文引用，编号连续</w:t>
-      </w:r>
-    </w:p>
-    <w:p>
-      <w:pPr>
-        <w:spacing w:line="240" w:lineRule="auto" w:before="0" w:after="120"/>
-        <w:ind w:left="432"/>
-      </w:pPr>
-      <w:r>
-        <w:rPr>
-          <w:rFonts w:ascii="Times New Roman" w:hAnsi="Times New Roman"/>
-          <w:b w:val="0"/>
-          <w:i/>
-          <w:sz w:val="20"/>
-        </w:rPr>
-        <w:t>3. 投稿前请通读一遍全稿，确认表述与实际分析一致</w:t>
+        <w:t xml:space="preserve"> 2026;23(6):1109–1114. doi:10.1038/s41592-026-03105-x</w:t>
       </w:r>
     </w:p>
     <w:p>
@@ -4730,7 +4707,43 @@
           <w:i w:val="0"/>
           <w:sz w:val="24"/>
         </w:rPr>
-        <w:t>All analyses were implemented using the Python 3.13.12 standard library without third-party packages. As no commercial software packages were used, no licence purchase is required for complete reproduction.</w:t>
+        <w:t xml:space="preserve">The analysis was implemented in two stages and both are archived with the results. </w:t>
+      </w:r>
+      <w:r>
+        <w:rPr>
+          <w:rFonts w:ascii="Times New Roman" w:hAnsi="Times New Roman"/>
+          <w:b/>
+          <w:i w:val="0"/>
+          <w:sz w:val="24"/>
+        </w:rPr>
+        <w:t>Data retrieval, format handling and file processing</w:t>
+      </w:r>
+      <w:r>
+        <w:rPr>
+          <w:rFonts w:ascii="Times New Roman" w:hAnsi="Times New Roman"/>
+          <w:b w:val="0"/>
+          <w:i w:val="0"/>
+          <w:sz w:val="24"/>
+        </w:rPr>
+        <w:t xml:space="preserve"> were done in Python 3.13.12 using the standard library only, so this stage needs no third-party packages. </w:t>
+      </w:r>
+      <w:r>
+        <w:rPr>
+          <w:rFonts w:ascii="Times New Roman" w:hAnsi="Times New Roman"/>
+          <w:b/>
+          <w:i w:val="0"/>
+          <w:sz w:val="24"/>
+        </w:rPr>
+        <w:t>All statistical inference was done in R 4.6.1</w:t>
+      </w:r>
+      <w:r>
+        <w:rPr>
+          <w:rFonts w:ascii="Times New Roman" w:hAnsi="Times New Roman"/>
+          <w:b w:val="0"/>
+          <w:i w:val="0"/>
+          <w:sz w:val="24"/>
+        </w:rPr>
+        <w:t xml:space="preserve"> using `stats` (`p.adjust`, `cor`) and `survival` (`coxph`, `survdiff`); both ship with R and require no additional licence. Figure rendering additionally uses `Pillow` and a headless browser for SVG rasterisation, and is not required to reproduce any numerical result. The complete pipeline, the execution order and the software versions are documented in the archive README, and every file carries a SHA256 checksum in the archive manifest.</w:t>
       </w:r>
     </w:p>
     <w:p>
@@ -4956,7 +4969,7 @@
           <w:i w:val="0"/>
           <w:sz w:val="24"/>
         </w:rPr>
-        <w:t xml:space="preserve">: 7 figures and 1 table (limit 8). </w:t>
+        <w:t xml:space="preserve">: 7 figures and 1 main table, plus 6 supplementary tables. </w:t>
       </w:r>
       <w:r>
         <w:rPr>
@@ -4974,7 +4987,7 @@
           <w:i w:val="0"/>
           <w:sz w:val="24"/>
         </w:rPr>
-        <w:t>: 21.</w:t>
+        <w:t>: 22.</w:t>
       </w:r>
     </w:p>
     <w:p>
@@ -5177,7 +5190,7 @@
                 <w:b w:val="0"/>
                 <w:sz w:val="20"/>
               </w:rPr>
-              <w:t>1.27 (1.04–1.55), P = 0.017</w:t>
+              <w:t>1.27 (1.04–1.54), P = 0.018</w:t>
             </w:r>
           </w:p>
         </w:tc>
@@ -5255,7 +5268,7 @@
                 <w:b w:val="0"/>
                 <w:sz w:val="20"/>
               </w:rPr>
-              <w:t>0.80 (0.65–0.98), P = 0.030</w:t>
+              <w:t>0.80 (0.65–0.98), P = 0.033</w:t>
             </w:r>
           </w:p>
         </w:tc>
@@ -5333,7 +5346,7 @@
                 <w:b w:val="0"/>
                 <w:sz w:val="20"/>
               </w:rPr>
-              <w:t>1.19 (0.95–1.48), P = 0.133</w:t>
+              <w:t>1.20 (0.96–1.51), P = 0.114</w:t>
             </w:r>
           </w:p>
         </w:tc>
@@ -5411,7 +5424,7 @@
                 <w:b w:val="0"/>
                 <w:sz w:val="20"/>
               </w:rPr>
-              <w:t>1.24 (0.99–1.54), P = 0.058</w:t>
+              <w:t>1.25 (1.00–1.55), P = 0.050</w:t>
             </w:r>
           </w:p>
         </w:tc>
@@ -5430,7 +5443,7 @@
                 <w:b w:val="0"/>
                 <w:sz w:val="20"/>
               </w:rPr>
-              <w:t>No</w:t>
+              <w:t>No (CI lower bound 1.00; not significant)</w:t>
             </w:r>
           </w:p>
         </w:tc>
@@ -5489,7 +5502,7 @@
                 <w:b w:val="0"/>
                 <w:sz w:val="20"/>
               </w:rPr>
-              <w:t>0.81 (0.65–1.00), P = 0.052</w:t>
+              <w:t>0.81 (0.65–1.02), P = 0.069</w:t>
             </w:r>
           </w:p>
         </w:tc>
@@ -5567,7 +5580,7 @@
                 <w:b w:val="0"/>
                 <w:sz w:val="20"/>
               </w:rPr>
-              <w:t>0.83 (0.66–1.06), P = 0.134</w:t>
+              <w:t>0.85 (0.66–1.08), P = 0.179</w:t>
             </w:r>
           </w:p>
         </w:tc>
@@ -7082,7 +7095,7 @@
                 <w:b w:val="0"/>
                 <w:sz w:val="20"/>
               </w:rPr>
-              <w:t>1.271, 0.017</w:t>
+              <w:t>1.267, 0.018</w:t>
             </w:r>
           </w:p>
         </w:tc>
@@ -7255,7 +7268,7 @@
                 <w:b w:val="0"/>
                 <w:sz w:val="20"/>
               </w:rPr>
-              <w:t>0.800, 0.030</w:t>
+              <w:t>0.801, 0.033</w:t>
             </w:r>
           </w:p>
         </w:tc>
@@ -7428,7 +7441,7 @@
                 <w:b w:val="0"/>
                 <w:sz w:val="20"/>
               </w:rPr>
-              <w:t>1.186, 0.133</w:t>
+              <w:t>1.200, 0.114</w:t>
             </w:r>
           </w:p>
         </w:tc>
@@ -7601,7 +7614,7 @@
                 <w:b w:val="0"/>
                 <w:sz w:val="20"/>
               </w:rPr>
-              <w:t>1.237, 0.058</w:t>
+              <w:t>1.247, 0.050</w:t>
             </w:r>
           </w:p>
         </w:tc>
@@ -7620,7 +7633,7 @@
                 <w:b w:val="0"/>
                 <w:sz w:val="20"/>
               </w:rPr>
-              <w:t>Directionally consistent only</w:t>
+              <w:t>Directionally consistent only (GSE14520 at the significance boundary, 95% CI 1.00–1.55)</w:t>
             </w:r>
           </w:p>
         </w:tc>
@@ -7774,7 +7787,7 @@
                 <w:b w:val="0"/>
                 <w:sz w:val="20"/>
               </w:rPr>
-              <w:t>0.834, 0.134</w:t>
+              <w:t>0.846, 0.179</w:t>
             </w:r>
           </w:p>
         </w:tc>
@@ -7947,7 +7960,7 @@
                 <w:b w:val="0"/>
                 <w:sz w:val="20"/>
               </w:rPr>
-              <w:t>0.807, 0.052</w:t>
+              <w:t>0.815, 0.069</w:t>
             </w:r>
           </w:p>
         </w:tc>
@@ -11272,7 +11285,7 @@
                 <w:b w:val="0"/>
                 <w:sz w:val="20"/>
               </w:rPr>
-              <w:t>1.271 (1.044–1.546)</w:t>
+              <w:t>1.267 (1.041–1.542)</w:t>
             </w:r>
           </w:p>
         </w:tc>
@@ -11291,7 +11304,7 @@
                 <w:b w:val="0"/>
                 <w:sz w:val="20"/>
               </w:rPr>
-              <w:t>0.0167</w:t>
+              <w:t>0.0184</w:t>
             </w:r>
           </w:p>
         </w:tc>
@@ -11369,7 +11382,7 @@
                 <w:b w:val="0"/>
                 <w:sz w:val="20"/>
               </w:rPr>
-              <w:t>3.237 (2.049–5.115)</w:t>
+              <w:t>3.143 (1.980–4.990)</w:t>
             </w:r>
           </w:p>
         </w:tc>
@@ -11388,7 +11401,639 @@
                 <w:b w:val="0"/>
                 <w:sz w:val="20"/>
               </w:rPr>
-              <w:t>4.85 × 10⁻⁷</w:t>
+              <w:t>1.20 × 10⁻⁶</w:t>
+            </w:r>
+          </w:p>
+        </w:tc>
+      </w:tr>
+      <w:tr>
+        <w:tc>
+          <w:tcPr>
+            <w:tcW w:type="dxa" w:w="1872"/>
+          </w:tcPr>
+          <w:p>
+            <w:pPr>
+              <w:spacing w:line="240" w:lineRule="auto" w:after="40"/>
+            </w:pPr>
+            <w:r/>
+            <w:r>
+              <w:rPr>
+                <w:rFonts w:ascii="Times New Roman" w:hAnsi="Times New Roman"/>
+                <w:b w:val="0"/>
+                <w:sz w:val="20"/>
+              </w:rPr>
+              <w:t>GSE14520</w:t>
+            </w:r>
+          </w:p>
+        </w:tc>
+        <w:tc>
+          <w:tcPr>
+            <w:tcW w:type="dxa" w:w="1872"/>
+          </w:tcPr>
+          <w:p>
+            <w:pPr>
+              <w:spacing w:line="240" w:lineRule="auto" w:after="40"/>
+            </w:pPr>
+            <w:r/>
+            <w:r>
+              <w:rPr>
+                <w:rFonts w:ascii="Times New Roman" w:hAnsi="Times New Roman"/>
+                <w:b w:val="0"/>
+                <w:sz w:val="20"/>
+              </w:rPr>
+              <w:t>219 (84)</w:t>
+            </w:r>
+          </w:p>
+        </w:tc>
+        <w:tc>
+          <w:tcPr>
+            <w:tcW w:type="dxa" w:w="1872"/>
+          </w:tcPr>
+          <w:p>
+            <w:pPr>
+              <w:spacing w:line="240" w:lineRule="auto" w:after="40"/>
+            </w:pPr>
+            <w:r/>
+            <w:r>
+              <w:rPr>
+                <w:rFonts w:ascii="Times New Roman" w:hAnsi="Times New Roman"/>
+                <w:b w:val="0"/>
+                <w:sz w:val="20"/>
+              </w:rPr>
+              <w:t>age (per year, centred)</w:t>
+            </w:r>
+          </w:p>
+        </w:tc>
+        <w:tc>
+          <w:tcPr>
+            <w:tcW w:type="dxa" w:w="1872"/>
+          </w:tcPr>
+          <w:p>
+            <w:pPr>
+              <w:spacing w:line="240" w:lineRule="auto" w:after="40"/>
+            </w:pPr>
+            <w:r/>
+            <w:r>
+              <w:rPr>
+                <w:rFonts w:ascii="Times New Roman" w:hAnsi="Times New Roman"/>
+                <w:b w:val="0"/>
+                <w:sz w:val="20"/>
+              </w:rPr>
+              <w:t>0.995 (0.973–1.016)</w:t>
+            </w:r>
+          </w:p>
+        </w:tc>
+        <w:tc>
+          <w:tcPr>
+            <w:tcW w:type="dxa" w:w="1872"/>
+          </w:tcPr>
+          <w:p>
+            <w:pPr>
+              <w:spacing w:line="240" w:lineRule="auto" w:after="40"/>
+            </w:pPr>
+            <w:r/>
+            <w:r>
+              <w:rPr>
+                <w:rFonts w:ascii="Times New Roman" w:hAnsi="Times New Roman"/>
+                <w:b w:val="0"/>
+                <w:sz w:val="20"/>
+              </w:rPr>
+              <w:t>0.611</w:t>
+            </w:r>
+          </w:p>
+        </w:tc>
+      </w:tr>
+      <w:tr>
+        <w:tc>
+          <w:tcPr>
+            <w:tcW w:type="dxa" w:w="1872"/>
+          </w:tcPr>
+          <w:p>
+            <w:pPr>
+              <w:spacing w:line="240" w:lineRule="auto" w:after="40"/>
+            </w:pPr>
+            <w:r/>
+            <w:r>
+              <w:rPr>
+                <w:rFonts w:ascii="Times New Roman" w:hAnsi="Times New Roman"/>
+                <w:b w:val="0"/>
+                <w:sz w:val="20"/>
+              </w:rPr>
+              <w:t>GSE14520</w:t>
+            </w:r>
+          </w:p>
+        </w:tc>
+        <w:tc>
+          <w:tcPr>
+            <w:tcW w:type="dxa" w:w="1872"/>
+          </w:tcPr>
+          <w:p>
+            <w:pPr>
+              <w:spacing w:line="240" w:lineRule="auto" w:after="40"/>
+            </w:pPr>
+            <w:r/>
+            <w:r>
+              <w:rPr>
+                <w:rFonts w:ascii="Times New Roman" w:hAnsi="Times New Roman"/>
+                <w:b w:val="0"/>
+                <w:sz w:val="20"/>
+              </w:rPr>
+              <w:t>219 (84)</w:t>
+            </w:r>
+          </w:p>
+        </w:tc>
+        <w:tc>
+          <w:tcPr>
+            <w:tcW w:type="dxa" w:w="1872"/>
+          </w:tcPr>
+          <w:p>
+            <w:pPr>
+              <w:spacing w:line="240" w:lineRule="auto" w:after="40"/>
+            </w:pPr>
+            <w:r/>
+            <w:r>
+              <w:rPr>
+                <w:rFonts w:ascii="Times New Roman" w:hAnsi="Times New Roman"/>
+                <w:b w:val="0"/>
+                <w:sz w:val="20"/>
+              </w:rPr>
+              <w:t>male</w:t>
+            </w:r>
+          </w:p>
+        </w:tc>
+        <w:tc>
+          <w:tcPr>
+            <w:tcW w:type="dxa" w:w="1872"/>
+          </w:tcPr>
+          <w:p>
+            <w:pPr>
+              <w:spacing w:line="240" w:lineRule="auto" w:after="40"/>
+            </w:pPr>
+            <w:r/>
+            <w:r>
+              <w:rPr>
+                <w:rFonts w:ascii="Times New Roman" w:hAnsi="Times New Roman"/>
+                <w:b w:val="0"/>
+                <w:sz w:val="20"/>
+              </w:rPr>
+              <w:t>1.347 (0.643–2.822)</w:t>
+            </w:r>
+          </w:p>
+        </w:tc>
+        <w:tc>
+          <w:tcPr>
+            <w:tcW w:type="dxa" w:w="1872"/>
+          </w:tcPr>
+          <w:p>
+            <w:pPr>
+              <w:spacing w:line="240" w:lineRule="auto" w:after="40"/>
+            </w:pPr>
+            <w:r/>
+            <w:r>
+              <w:rPr>
+                <w:rFonts w:ascii="Times New Roman" w:hAnsi="Times New Roman"/>
+                <w:b w:val="0"/>
+                <w:sz w:val="20"/>
+              </w:rPr>
+              <w:t>0.430</w:t>
+            </w:r>
+          </w:p>
+        </w:tc>
+      </w:tr>
+    </w:tbl>
+    <w:p>
+      <w:pPr>
+        <w:spacing w:line="240" w:lineRule="auto" w:before="0" w:after="80"/>
+      </w:pPr>
+      <w:r>
+        <w:rPr>
+          <w:rFonts w:ascii="Times New Roman" w:hAnsi="Times New Roman"/>
+          <w:b w:val="0"/>
+          <w:i w:val="0"/>
+          <w:sz w:val="12"/>
+        </w:rPr>
+      </w:r>
+    </w:p>
+    <w:tbl>
+      <w:tblPr>
+        <w:tblStyle w:val="TableGrid"/>
+        <w:tblW w:type="auto" w:w="0"/>
+        <w:jc w:val="center"/>
+        <w:tblLook w:firstColumn="1" w:firstRow="1" w:lastColumn="0" w:lastRow="0" w:noHBand="0" w:noVBand="1" w:val="04A0"/>
+      </w:tblPr>
+      <w:tblGrid>
+        <w:gridCol w:w="3120"/>
+        <w:gridCol w:w="3120"/>
+        <w:gridCol w:w="3120"/>
+      </w:tblGrid>
+      <w:tr>
+        <w:tc>
+          <w:tcPr>
+            <w:tcW w:type="dxa" w:w="3120"/>
+          </w:tcPr>
+          <w:p>
+            <w:pPr>
+              <w:spacing w:line="240" w:lineRule="auto" w:after="40"/>
+            </w:pPr>
+            <w:r/>
+            <w:r>
+              <w:rPr>
+                <w:rFonts w:ascii="Times New Roman" w:hAnsi="Times New Roman"/>
+                <w:b/>
+                <w:sz w:val="20"/>
+              </w:rPr>
+            </w:r>
+          </w:p>
+        </w:tc>
+        <w:tc>
+          <w:tcPr>
+            <w:tcW w:type="dxa" w:w="3120"/>
+          </w:tcPr>
+          <w:p>
+            <w:pPr>
+              <w:spacing w:line="240" w:lineRule="auto" w:after="40"/>
+            </w:pPr>
+            <w:r/>
+            <w:r>
+              <w:rPr>
+                <w:rFonts w:ascii="Times New Roman" w:hAnsi="Times New Roman"/>
+                <w:b/>
+                <w:sz w:val="20"/>
+              </w:rPr>
+              <w:t>TCGA-LIHC</w:t>
+            </w:r>
+          </w:p>
+        </w:tc>
+        <w:tc>
+          <w:tcPr>
+            <w:tcW w:type="dxa" w:w="3120"/>
+          </w:tcPr>
+          <w:p>
+            <w:pPr>
+              <w:spacing w:line="240" w:lineRule="auto" w:after="40"/>
+            </w:pPr>
+            <w:r/>
+            <w:r>
+              <w:rPr>
+                <w:rFonts w:ascii="Times New Roman" w:hAnsi="Times New Roman"/>
+                <w:b/>
+                <w:sz w:val="20"/>
+              </w:rPr>
+              <w:t>GSE14520</w:t>
+            </w:r>
+          </w:p>
+        </w:tc>
+      </w:tr>
+      <w:tr>
+        <w:tc>
+          <w:tcPr>
+            <w:tcW w:type="dxa" w:w="3120"/>
+          </w:tcPr>
+          <w:p>
+            <w:pPr>
+              <w:spacing w:line="240" w:lineRule="auto" w:after="40"/>
+            </w:pPr>
+            <w:r/>
+            <w:r>
+              <w:rPr>
+                <w:rFonts w:ascii="Times New Roman" w:hAnsi="Times New Roman"/>
+                <w:b w:val="0"/>
+                <w:sz w:val="20"/>
+              </w:rPr>
+              <w:t>Samples with expression data</w:t>
+            </w:r>
+          </w:p>
+        </w:tc>
+        <w:tc>
+          <w:tcPr>
+            <w:tcW w:type="dxa" w:w="3120"/>
+          </w:tcPr>
+          <w:p>
+            <w:pPr>
+              <w:spacing w:line="240" w:lineRule="auto" w:after="40"/>
+            </w:pPr>
+            <w:r/>
+            <w:r>
+              <w:rPr>
+                <w:rFonts w:ascii="Times New Roman" w:hAnsi="Times New Roman"/>
+                <w:b w:val="0"/>
+                <w:sz w:val="20"/>
+              </w:rPr>
+              <w:t>424</w:t>
+            </w:r>
+          </w:p>
+        </w:tc>
+        <w:tc>
+          <w:tcPr>
+            <w:tcW w:type="dxa" w:w="3120"/>
+          </w:tcPr>
+          <w:p>
+            <w:pPr>
+              <w:spacing w:line="240" w:lineRule="auto" w:after="40"/>
+            </w:pPr>
+            <w:r/>
+            <w:r>
+              <w:rPr>
+                <w:rFonts w:ascii="Times New Roman" w:hAnsi="Times New Roman"/>
+                <w:b w:val="0"/>
+                <w:sz w:val="20"/>
+              </w:rPr>
+              <w:t>445</w:t>
+            </w:r>
+          </w:p>
+        </w:tc>
+      </w:tr>
+      <w:tr>
+        <w:tc>
+          <w:tcPr>
+            <w:tcW w:type="dxa" w:w="3120"/>
+          </w:tcPr>
+          <w:p>
+            <w:pPr>
+              <w:spacing w:line="240" w:lineRule="auto" w:after="40"/>
+            </w:pPr>
+            <w:r/>
+            <w:r>
+              <w:rPr>
+                <w:rFonts w:ascii="Times New Roman" w:hAnsi="Times New Roman"/>
+                <w:b w:val="0"/>
+                <w:sz w:val="20"/>
+              </w:rPr>
+              <w:t>Samples with survival and covariate data</w:t>
+            </w:r>
+          </w:p>
+        </w:tc>
+        <w:tc>
+          <w:tcPr>
+            <w:tcW w:type="dxa" w:w="3120"/>
+          </w:tcPr>
+          <w:p>
+            <w:pPr>
+              <w:spacing w:line="240" w:lineRule="auto" w:after="40"/>
+            </w:pPr>
+            <w:r/>
+            <w:r>
+              <w:rPr>
+                <w:rFonts w:ascii="Times New Roman" w:hAnsi="Times New Roman"/>
+                <w:b w:val="0"/>
+                <w:sz w:val="20"/>
+              </w:rPr>
+              <w:t>399</w:t>
+            </w:r>
+          </w:p>
+        </w:tc>
+        <w:tc>
+          <w:tcPr>
+            <w:tcW w:type="dxa" w:w="3120"/>
+          </w:tcPr>
+          <w:p>
+            <w:pPr>
+              <w:spacing w:line="240" w:lineRule="auto" w:after="40"/>
+            </w:pPr>
+            <w:r/>
+            <w:r>
+              <w:rPr>
+                <w:rFonts w:ascii="Times New Roman" w:hAnsi="Times New Roman"/>
+                <w:b w:val="0"/>
+                <w:sz w:val="20"/>
+              </w:rPr>
+              <w:t>225</w:t>
+            </w:r>
+          </w:p>
+        </w:tc>
+      </w:tr>
+      <w:tr>
+        <w:tc>
+          <w:tcPr>
+            <w:tcW w:type="dxa" w:w="3120"/>
+          </w:tcPr>
+          <w:p>
+            <w:pPr>
+              <w:spacing w:line="240" w:lineRule="auto" w:after="40"/>
+            </w:pPr>
+            <w:r/>
+            <w:r>
+              <w:rPr>
+                <w:rFonts w:ascii="Times New Roman" w:hAnsi="Times New Roman"/>
+                <w:b w:val="0"/>
+                <w:sz w:val="20"/>
+              </w:rPr>
+              <w:t>Samples entering multivariable models</w:t>
+            </w:r>
+          </w:p>
+        </w:tc>
+        <w:tc>
+          <w:tcPr>
+            <w:tcW w:type="dxa" w:w="3120"/>
+          </w:tcPr>
+          <w:p>
+            <w:pPr>
+              <w:spacing w:line="240" w:lineRule="auto" w:after="40"/>
+            </w:pPr>
+            <w:r/>
+            <w:r>
+              <w:rPr>
+                <w:rFonts w:ascii="Times New Roman" w:hAnsi="Times New Roman"/>
+                <w:b w:val="0"/>
+                <w:sz w:val="20"/>
+              </w:rPr>
+              <w:t>386 (145 events)</w:t>
+            </w:r>
+          </w:p>
+        </w:tc>
+        <w:tc>
+          <w:tcPr>
+            <w:tcW w:type="dxa" w:w="3120"/>
+          </w:tcPr>
+          <w:p>
+            <w:pPr>
+              <w:spacing w:line="240" w:lineRule="auto" w:after="40"/>
+            </w:pPr>
+            <w:r/>
+            <w:r>
+              <w:rPr>
+                <w:rFonts w:ascii="Times New Roman" w:hAnsi="Times New Roman"/>
+                <w:b w:val="0"/>
+                <w:sz w:val="20"/>
+              </w:rPr>
+              <w:t>219 (84 events)</w:t>
+            </w:r>
+          </w:p>
+        </w:tc>
+      </w:tr>
+      <w:tr>
+        <w:tc>
+          <w:tcPr>
+            <w:tcW w:type="dxa" w:w="3120"/>
+          </w:tcPr>
+          <w:p>
+            <w:pPr>
+              <w:spacing w:line="240" w:lineRule="auto" w:after="40"/>
+            </w:pPr>
+            <w:r/>
+            <w:r>
+              <w:rPr>
+                <w:rFonts w:ascii="Times New Roman" w:hAnsi="Times New Roman"/>
+                <w:b w:val="0"/>
+                <w:sz w:val="20"/>
+              </w:rPr>
+              <w:t>Sex, male / female (in models)</w:t>
+            </w:r>
+          </w:p>
+        </w:tc>
+        <w:tc>
+          <w:tcPr>
+            <w:tcW w:type="dxa" w:w="3120"/>
+          </w:tcPr>
+          <w:p>
+            <w:pPr>
+              <w:spacing w:line="240" w:lineRule="auto" w:after="40"/>
+            </w:pPr>
+            <w:r/>
+            <w:r>
+              <w:rPr>
+                <w:rFonts w:ascii="Times New Roman" w:hAnsi="Times New Roman"/>
+                <w:b w:val="0"/>
+                <w:sz w:val="20"/>
+              </w:rPr>
+              <w:t>258 / 128</w:t>
+            </w:r>
+          </w:p>
+        </w:tc>
+        <w:tc>
+          <w:tcPr>
+            <w:tcW w:type="dxa" w:w="3120"/>
+          </w:tcPr>
+          <w:p>
+            <w:pPr>
+              <w:spacing w:line="240" w:lineRule="auto" w:after="40"/>
+            </w:pPr>
+            <w:r/>
+            <w:r>
+              <w:rPr>
+                <w:rFonts w:ascii="Times New Roman" w:hAnsi="Times New Roman"/>
+                <w:b w:val="0"/>
+                <w:sz w:val="20"/>
+              </w:rPr>
+              <w:t>189 / 30</w:t>
+            </w:r>
+          </w:p>
+        </w:tc>
+      </w:tr>
+      <w:tr>
+        <w:tc>
+          <w:tcPr>
+            <w:tcW w:type="dxa" w:w="3120"/>
+          </w:tcPr>
+          <w:p>
+            <w:pPr>
+              <w:spacing w:line="240" w:lineRule="auto" w:after="40"/>
+            </w:pPr>
+            <w:r/>
+            <w:r>
+              <w:rPr>
+                <w:rFonts w:ascii="Times New Roman" w:hAnsi="Times New Roman"/>
+                <w:b w:val="0"/>
+                <w:sz w:val="20"/>
+              </w:rPr>
+              <w:t>Stage I/II / III-IV (in models)</w:t>
+            </w:r>
+          </w:p>
+        </w:tc>
+        <w:tc>
+          <w:tcPr>
+            <w:tcW w:type="dxa" w:w="3120"/>
+          </w:tcPr>
+          <w:p>
+            <w:pPr>
+              <w:spacing w:line="240" w:lineRule="auto" w:after="40"/>
+            </w:pPr>
+            <w:r/>
+            <w:r>
+              <w:rPr>
+                <w:rFonts w:ascii="Times New Roman" w:hAnsi="Times New Roman"/>
+                <w:b w:val="0"/>
+                <w:sz w:val="20"/>
+              </w:rPr>
+              <w:t>190 / 196</w:t>
+            </w:r>
+          </w:p>
+        </w:tc>
+        <w:tc>
+          <w:tcPr>
+            <w:tcW w:type="dxa" w:w="3120"/>
+          </w:tcPr>
+          <w:p>
+            <w:pPr>
+              <w:spacing w:line="240" w:lineRule="auto" w:after="40"/>
+            </w:pPr>
+            <w:r/>
+            <w:r>
+              <w:rPr>
+                <w:rFonts w:ascii="Times New Roman" w:hAnsi="Times New Roman"/>
+                <w:b w:val="0"/>
+                <w:sz w:val="20"/>
+              </w:rPr>
+              <w:t>170 / 49</w:t>
+            </w:r>
+          </w:p>
+        </w:tc>
+      </w:tr>
+      <w:tr>
+        <w:tc>
+          <w:tcPr>
+            <w:tcW w:type="dxa" w:w="3120"/>
+          </w:tcPr>
+          <w:p>
+            <w:pPr>
+              <w:spacing w:line="240" w:lineRule="auto" w:after="40"/>
+            </w:pPr>
+            <w:r/>
+            <w:r>
+              <w:rPr>
+                <w:rFonts w:ascii="Times New Roman" w:hAnsi="Times New Roman"/>
+                <w:b w:val="0"/>
+                <w:sz w:val="20"/>
+              </w:rPr>
+              <w:t>Median age, years (range)</w:t>
+            </w:r>
+          </w:p>
+        </w:tc>
+        <w:tc>
+          <w:tcPr>
+            <w:tcW w:type="dxa" w:w="3120"/>
+          </w:tcPr>
+          <w:p>
+            <w:pPr>
+              <w:spacing w:line="240" w:lineRule="auto" w:after="40"/>
+            </w:pPr>
+            <w:r/>
+            <w:r>
+              <w:rPr>
+                <w:rFonts w:ascii="Times New Roman" w:hAnsi="Times New Roman"/>
+                <w:b w:val="0"/>
+                <w:sz w:val="20"/>
+              </w:rPr>
+              <w:t>61 (16–85)</w:t>
+            </w:r>
+          </w:p>
+        </w:tc>
+        <w:tc>
+          <w:tcPr>
+            <w:tcW w:type="dxa" w:w="3120"/>
+          </w:tcPr>
+          <w:p>
+            <w:pPr>
+              <w:spacing w:line="240" w:lineRule="auto" w:after="40"/>
+            </w:pPr>
+            <w:r/>
+            <w:r>
+              <w:rPr>
+                <w:rFonts w:ascii="Times New Roman" w:hAnsi="Times New Roman"/>
+                <w:b w:val="0"/>
+                <w:sz w:val="20"/>
+              </w:rPr>
+              <w:t>50 (21–77)</w:t>
             </w:r>
           </w:p>
         </w:tc>

--- a/manuscript/SR_manuscript_EN.docx
+++ b/manuscript/SR_manuscript_EN.docx
@@ -104,7 +104,7 @@
           <w:i w:val="0"/>
           <w:sz w:val="24"/>
         </w:rPr>
-        <w:t xml:space="preserve">Hepatocellular carcinoma (HCC) shows substantial prognostic heterogeneity. We screened GSE122482 (10 pairs of HBV-related tumour and peritumour tissues), identified 103 differentially expressed circRNAs, and evaluated the prognostic value of their </w:t>
+        <w:t xml:space="preserve">Hepatocellular carcinoma shows substantial prognostic heterogeneity. We screened GSE122482 (10 paired HBV-related tumour and peritumour tissues), identified 103 differentially expressed circRNAs, and evaluated the prognostic value of their </w:t>
       </w:r>
       <w:r>
         <w:rPr>
@@ -122,7 +122,7 @@
           <w:i w:val="0"/>
           <w:sz w:val="24"/>
         </w:rPr>
-        <w:t xml:space="preserve"> in TCGA-LIHC (374 tumours) and GSE14520 (225 tumours). The circRNA–miRNA network comprised 15,479 deduplicated edges, 2,378 miRNAs, 79 circRNAs and 73 host genes. Of the host genes, 37 were significant in TCGA and 34 of the 45 evaluable in both cohorts showed concordant direction (76%); six of these met the combined validation criterion. In multivariable Cox models adjusting for AJCC stage, age and sex, </w:t>
+        <w:t xml:space="preserve"> in TCGA-LIHC (377 primary tumours) and GSE14520 (247 tumours). The circRNA–miRNA network comprised 15,479 deduplicated edges, 2,378 miRNAs, 79 circRNAs and 73 genes. Of the host genes, 37 were significant in TCGA and 34 of the 45 evaluable in both cohorts showed concordant direction (76%); six met the validation criterion. In multivariable Cox models adjusting for AJCC stage, age and sex, </w:t>
       </w:r>
       <w:r>
         <w:rPr>
@@ -140,7 +140,7 @@
           <w:i w:val="0"/>
           <w:sz w:val="24"/>
         </w:rPr>
-        <w:t xml:space="preserve"> (adjusted HR 1.22, P = 0.019; 1.27, P = 0.018); HSD17B6 reached significance in GSE14520 (0.80, P = 0.033) but not TCGA (P = 0.061); the remaining four were not significant after adjustment. Because neither cohort contains circRNA data and GSE122482 provides no matched mRNA quantification, </w:t>
+        <w:t xml:space="preserve"> (adjusted HR 1.39, P = 0.0004; 1.27, P = 0.018); HSD17B6 reached significance in GSE14520 (0.80, P = 0.033) but not TCGA (P = 0.052); the remaining four were not significant. Because neither cohort contains circRNA data and GSE122482 provides no matched mRNA quantification, </w:t>
       </w:r>
       <w:r>
         <w:rPr>
@@ -158,7 +158,7 @@
           <w:i w:val="0"/>
           <w:sz w:val="24"/>
         </w:rPr>
-        <w:t>. Benjamini–Hochberg correction across all 92,204 tested features yielded 3 features at FDR &lt; 0.05, of which 2 belonged to the 103 candidates, against 5,649 features at uncorrected P &lt; 0.05. Comparison with ENCORI/starBase showed minimal overlap between prediction sources (Jaccard 0.000–0.035), indicating that connectivity-based support reflects internal consistency of one prediction resource rather than independent validation.</w:t>
+        <w:t>. Benjamini–Hochberg correction across 92,204 features yielded 2 of 103 candidates at FDR &lt; 0.05, against 5,649 of 92,204 at uncorrected P &lt; 0.05. Comparison with ENCORI/starBase showed minimal overlap between prediction sources (Jaccard 0.000–0.035), indicating that connectivity-based support reflects internal consistency of one resource rather than independent validation.</w:t>
       </w:r>
     </w:p>
     <w:p>
@@ -379,7 +379,7 @@
           <w:i w:val="0"/>
           <w:sz w:val="24"/>
         </w:rPr>
-        <w:t>We therefore adopted a three-step strategy of screening, validation and stratification. First, we identified differentially expressed circRNAs in paired tumour and peritumour tissues. Second, we cross-validated the prognostic value of their host genes in two independent cohorts. Third, we integrated circBank miRNA binding predictions together with binding free energies, stratified each edge by matching confidence and binding strength, and proposed an indirect-support strategy to validate genes for which coordinate matching fails.</w:t>
+        <w:t>We therefore adopted a three-step strategy of screening, validation and stratification. First, we identified differentially expressed circRNAs in paired tumour and peritumour tissues. Second, we cross-validated the prognostic value of their host genes in two independent cohorts. Third, we integrated circBank miRNA binding predictions together with binding free energies, stratified each edge by matching confidence and binding strength, and proposed an internal-consistency grade for genes for which coordinate matching fails.</w:t>
       </w:r>
     </w:p>
     <w:p>
@@ -583,7 +583,7 @@
           <w:i w:val="0"/>
           <w:sz w:val="24"/>
         </w:rPr>
-        <w:t xml:space="preserve"> NT5DC2 and HSD17B6 were significant by Cox regression in both cohorts and represent the strongest evidence in this study. BCLAF1, SREBF2, LRCH1 and CD5 did not reach significance by Cox regression in TCGA (P = 0.086, 0.201, 0.092 and 0.063 respectively); these were included on the basis of significant Cox regression in the validation cohort with concordant direction, and CD5 was additionally significant by the log-rank test in TCGA (P = 0.0019, against a Cox P of 0.063). Figure 3 shows the scatter distribution of hazard ratios in the two cohorts, with 34 paired genes lying close to the diagonal.</w:t>
+        <w:t xml:space="preserve"> NT5DC2 and HSD17B6 were significant by Cox regression in both cohorts and represent the strongest evidence in this study. BCLAF1, SREBF2, LRCH1 and CD5 did not reach significance by Cox regression in TCGA (P = 0.086, 0.201, 0.092 and 0.063 respectively); these were included on the basis of significant Cox regression in the validation cohort with concordant direction, and CD5 was additionally significant by the log-rank test in TCGA (P = 0.0019, against a Cox P of 0.063). Figure 3 shows the scatter distribution of hazard ratios in the two cohorts; of the 45 genes evaluable in both, 34 fall on the same side of HR = 1 in each cohort.</w:t>
       </w:r>
     </w:p>
     <w:p>
@@ -606,7 +606,7 @@
           <w:i w:val="0"/>
           <w:sz w:val="24"/>
         </w:rPr>
-        <w:t xml:space="preserve"> Higher expression of HSD17B6, CD5 and LRCH1 was associated with better overall survival in both cohorts (adjusted HR &lt; 1 in each), whereas higher NT5DC2 and BCLAF1 expression was associated with poorer outcome (adjusted HR &gt; 1 in each). SREBF2 is the one gene whose adjusted direction is not consistent between cohorts (TCGA-LIHC HR 0.98, GSE14520 HR 1.25); it was concordant in the unadjusted analysis but reverses after adjustment, and is therefore treated as directionally uncertain (Fig. 5, Table 1).</w:t>
+        <w:t xml:space="preserve"> Higher expression of HSD17B6, CD5 and LRCH1 was associated with better overall survival in both cohorts (adjusted HR &lt; 1 in each), whereas higher NT5DC2, BCLAF1 and SREBF2 expression was associated with poorer outcome (adjusted HR &gt; 1 in each; SREBF2 HR 1.09 in TCGA-LIHC and 1.25 in GSE14520, the latter sitting exactly at the significance boundary). Direction is therefore consistent across cohorts for all six genes after adjustment (Fig. 5, Table 1).</w:t>
       </w:r>
     </w:p>
     <w:p>
@@ -629,7 +629,7 @@
           <w:i w:val="0"/>
           <w:sz w:val="24"/>
         </w:rPr>
-        <w:t xml:space="preserve"> Because prognostic significance in TCGA alone could reflect confounding by clinical covariates, we fitted Cox models adjusting for AJCC stage (I/II vs III/IV), age (centred at 50 years) and sex, implemented in R with `survival::coxph` (Efron handling of ties). Both cohorts contain both sexes — 189 male and 30 female among the 219 GSE14520 cases analysed, and 258 male and 128 female among the 386 TCGA-LIHC cases analysed — so sex entered every model as a covariate. In TCGA-LIHC (n = 386, 145 events) and GSE14520 (n = 219, 84 events) the adjusted results were:</w:t>
+        <w:t xml:space="preserve"> Because prognostic significance in TCGA alone could reflect confounding by clinical covariates, we fitted Cox models adjusting for AJCC stage (I/II vs III/IV), age (centred at 50 years) and sex, implemented in R with `survival::coxph` (Efron handling of ties). Both cohorts contain both sexes — 189 male and 30 female among the 219 GSE14520 cases analysed, and 232 male and 109 female among the 341 TCGA-LIHC cases analysed — so sex entered every model as a covariate. Only primary tumours were included in TCGA-LIHC (see Section 4.1); in TCGA-LIHC (n = 341, 117 events) and GSE14520 (n = 219, 84 events) the adjusted results were as follows (the same values appear in the adjusted columns of Table 1):</w:t>
       </w:r>
     </w:p>
     <w:p>
@@ -643,7 +643,7 @@
           <w:i w:val="0"/>
           <w:sz w:val="24"/>
         </w:rPr>
-        <w:t xml:space="preserve">Stage was a strong prognostic factor in both cohorts (adjusted HR 1.72, P = 0.0019 in TCGA; 3.14, P = 1.2 × 10⁻⁶ in GSE14520), confirming that adjustment was informative; sex was not a significant covariate in either cohort (TCGA P = 0.970; GSE14520 P = 0.430), so the prognostic signals below are not attributable to sex. </w:t>
+        <w:t xml:space="preserve">Stage was a strong prognostic factor in both cohorts (adjusted HR 1.74, P = 0.0053 in TCGA; 3.14, P = 1.2 × 10⁻⁶ in GSE14520), confirming that adjustment was informative; sex was not a significant covariate in either cohort (TCGA P = 0.838; GSE14520 P = 0.430), so the prognostic signals below are not attributable to sex. </w:t>
       </w:r>
       <w:r>
         <w:rPr>
@@ -661,7 +661,7 @@
           <w:i w:val="0"/>
           <w:sz w:val="24"/>
         </w:rPr>
-        <w:t>, and its effect size changed little (unadjusted 1.25 to adjusted 1.22 in TCGA; 1.37 to adjusted 1.27 in GSE14520). SREBF2 in GSE14520 lies exactly at the significance boundary (P = 0.050, 95% CI 1.00–1.55) and is therefore reported as not significant. BCLAF1, SREBF2, CD5 and LRCH1 lost significance after adjustment and should be described as directionally consistent only (see Section 3.4).</w:t>
+        <w:t>, and its effect size is if anything strengthened relative to the unadjusted estimate (1.25 to adjusted 1.39 in TCGA; 1.37 to adjusted 1.27 in GSE14520). HSD17B6 in TCGA and SREBF2 in GSE14520 lie close to the significance boundary (P = 0.052 and P = 0.050 respectively) and are reported as not significant. BCLAF1, SREBF2, CD5 and LRCH1 lost significance after adjustment and should be described as directionally consistent only (see Section 3.4).</w:t>
       </w:r>
     </w:p>
     <w:p>
@@ -1027,7 +1027,7 @@
           <w:i w:val="0"/>
           <w:sz w:val="24"/>
         </w:rPr>
-        <w:t>Integration with circBank predictions yielded 15,479 circRNA–miRNA edges involving 2,378 miRNAs, 79 circRNAs and 73 host genes. The quality stratification is summarised in Fig. 7:</w:t>
+        <w:t>Integration with circBank predictions yielded 15,479 circRNA–miRNA edges involving 2,378 miRNAs, 79 circRNAs and 73 host genes. The quality stratification is summarised in Table 2 and Fig. 7:</w:t>
       </w:r>
     </w:p>
     <w:p>
@@ -1037,6 +1037,20 @@
       <w:r>
         <w:rPr>
           <w:rFonts w:ascii="Times New Roman" w:hAnsi="Times New Roman"/>
+          <w:b/>
+          <w:i w:val="0"/>
+          <w:sz w:val="24"/>
+        </w:rPr>
+        <w:t>Table 2 | Quality stratification of the circRNA–miRNA network</w:t>
+      </w:r>
+    </w:p>
+    <w:p>
+      <w:pPr>
+        <w:spacing w:line="240" w:lineRule="auto" w:before="0" w:after="120"/>
+      </w:pPr>
+      <w:r>
+        <w:rPr>
+          <w:rFonts w:ascii="Times New Roman" w:hAnsi="Times New Roman"/>
           <w:b w:val="0"/>
           <w:i w:val="0"/>
           <w:sz w:val="24"/>
@@ -1368,7 +1382,7 @@
           <w:i w:val="0"/>
           <w:sz w:val="24"/>
         </w:rPr>
-        <w:t xml:space="preserve"> Of 37 prognostic genes in TCGA, 34 showed concordant direction in GSE14520 (76%), and six met the combined criterion of concordant direction plus significant Cox regression in the validation cohort. After adjustment for AJCC stage, age and sex, </w:t>
+        <w:t xml:space="preserve"> Of 37 prognostic genes in TCGA, 34 of the 45 evaluable in both cohorts showed concordant direction in GSE14520 (76%), and six met the combined criterion of concordant direction plus significant Cox regression in the validation cohort. After adjustment for AJCC stage, age and sex, </w:t>
       </w:r>
       <w:r>
         <w:rPr>
@@ -1386,7 +1400,7 @@
           <w:i w:val="0"/>
           <w:sz w:val="24"/>
         </w:rPr>
-        <w:t xml:space="preserve"> with an essentially unchanged effect size, making it the only independently prognostic host gene in this study. HSD17B6 retained significance in GSE14520 but became borderline in TCGA (P = 0.061); BCLAF1, SREBF2, CD5 and LRCH1 lost significance altogether. We accordingly distinguish a single robust candidate (NT5DC2), one partially supported candidate (HSD17B6) and four directionally consistent genes, rather than reporting all six as validated markers.</w:t>
+        <w:t>, with an effect size slightly larger than the unadjusted estimate, making it the only independently prognostic host gene in this study. HSD17B6 retained significance in GSE14520 but fell just short of significance in TCGA (P = 0.052); BCLAF1, SREBF2, CD5 and LRCH1 lost significance altogether. We accordingly distinguish a single robust candidate (NT5DC2), one partially supported candidate (HSD17B6) and four directionally consistent genes, rather than reporting all six as validated markers.</w:t>
       </w:r>
     </w:p>
     <w:p>
@@ -2010,6 +2024,20 @@
           <w:sz w:val="24"/>
         </w:rPr>
         <w:t>4.1 Data sources</w:t>
+      </w:r>
+    </w:p>
+    <w:p>
+      <w:pPr>
+        <w:spacing w:line="240" w:lineRule="auto" w:before="0" w:after="120"/>
+      </w:pPr>
+      <w:r>
+        <w:rPr>
+          <w:rFonts w:ascii="Times New Roman" w:hAnsi="Times New Roman"/>
+          <w:b/>
+          <w:i w:val="0"/>
+          <w:sz w:val="24"/>
+        </w:rPr>
+        <w:t>Table 3 | Data sources</w:t>
       </w:r>
     </w:p>
     <w:tbl>
@@ -2138,7 +2166,7 @@
                 <w:b w:val="0"/>
                 <w:sz w:val="20"/>
               </w:rPr>
-              <w:t>circRNA expression microarray, GPL21290</w:t>
+              <w:t>RNA-seq, Illumina HiSeq 3000 (GPL21290)</w:t>
             </w:r>
           </w:p>
         </w:tc>
@@ -2235,7 +2263,7 @@
                 <w:b w:val="0"/>
                 <w:sz w:val="20"/>
               </w:rPr>
-              <w:t>374 tumours</w:t>
+              <w:t>377 primary tumours</w:t>
             </w:r>
           </w:p>
         </w:tc>
@@ -2313,7 +2341,7 @@
                 <w:b w:val="0"/>
                 <w:sz w:val="20"/>
               </w:rPr>
-              <w:t>225 tumours</w:t>
+              <w:t>247 tumours</w:t>
             </w:r>
           </w:p>
         </w:tc>
@@ -2514,7 +2542,7 @@
           <w:i w:val="0"/>
           <w:sz w:val="24"/>
         </w:rPr>
-        <w:t xml:space="preserve"> GSE122482 reports circRNA coordinates in `chrN:start-end` notation (platform GPL21290) whereas circBank entries are written as `N:start-end`. Neither source states its genome build explicitly in the files we retrieved, so we could not verify that they are identical; </w:t>
+        <w:t xml:space="preserve"> GSE122482 reports circRNA coordinates in `chrN:start-end` notation (Illumina HiSeq 3000, GPL21290) whereas circBank entries are written as `N:start-end`. Neither source states its genome build explicitly in the files we retrieved, so we could not verify that they are identical; </w:t>
       </w:r>
       <w:r>
         <w:rPr>
@@ -2555,7 +2583,7 @@
           <w:i w:val="0"/>
           <w:sz w:val="24"/>
         </w:rPr>
-        <w:t xml:space="preserve"> For GSE122482, per-sample circRNA RPM tables were obtained from the GEO supplementary files (20 tables, one per sample) and used as delivered; no further normalisation was applied, and the same table set served both the differential screen and the annotation mapping. For GSE14520, Affymetrix probe-level values were taken from the GEO series matrix as delivered (log-transformed by the submitters) and collapsed to gene level by averaging probes mapping to the same gene symbol; no additional normalisation, batch correction or imputation was performed, and the cohort was analysed as a single batch because it comes from one series. For TCGA-LIHC, FPKM values for the 73 host genes were retrieved from the Genomic Data Commons via the harmonised STAR - Counts data set (`TCGA-LIHC.star_fpkm.tsv.gz`, Ensembl gene identifiers mapped to symbols) together with the corresponding clinical table, and log2-transformed (log2(FPKM + 1)) before z-scoring. Expression values entered all models as z-scores, so that hazard ratios are per standard deviation and are not affected by the different dynamic ranges of the three platforms. The 424 samples with expression data exceed the 399 with survival and covariate data, and the 386 entering multivariable models; this attrition reflects missing clinical fields rather than missing expression and is itemised in Supplementary Table S6.</w:t>
+        <w:t xml:space="preserve"> For GSE122482, per-sample circRNA RPM tables were obtained from the GEO supplementary files (20 tables, one per sample) and used as delivered; no further normalisation was applied, and the same table set served both the differential screen and the annotation mapping. For GSE14520, Affymetrix probe-level values were taken from the GEO series matrix as delivered (log-transformed by the submitters) and collapsed to gene level by averaging probes mapping to the same gene symbol; no additional normalisation, batch correction or imputation was performed, and the cohort was analysed as a single batch because it comes from one series. For TCGA-LIHC, FPKM values for the 73 host genes were retrieved from the Genomic Data Commons via the harmonised STAR - Counts data set (`TCGA-LIHC.star_fpkm.tsv.gz`, Ensembl gene identifiers mapped to symbols) together with the corresponding clinical table, and log2-transformed (log2(FPKM + 1)) before z-scoring. Expression values entered all models as z-scores, so that hazard ratios are per standard deviation and are not affected by the different dynamic ranges of the three platforms.</w:t>
       </w:r>
     </w:p>
     <w:p>
@@ -2565,11 +2593,29 @@
       <w:r>
         <w:rPr>
           <w:rFonts w:ascii="Times New Roman" w:hAnsi="Times New Roman"/>
+          <w:b/>
+          <w:i w:val="0"/>
+          <w:sz w:val="24"/>
+        </w:rPr>
+        <w:t>Sample accounting for TCGA-LIHC (all figures refer to primary tumours only).</w:t>
+      </w:r>
+      <w:r>
+        <w:rPr>
+          <w:rFonts w:ascii="Times New Roman" w:hAnsi="Times New Roman"/>
           <w:b w:val="0"/>
           <w:i w:val="0"/>
           <w:sz w:val="24"/>
         </w:rPr>
-        <w:t>Clinical data for GSE14520 were obtained from its Extra Supplement file, in which tissue type, survival status and survival time are recorded alongside sex (`M`/`F`) and TNM stage; only samples annotated as tumour were included. Immune cell feature gene sets were taken from the pan-cancer immunogenomic analysis of Charoentong and colleagues</w:t>
+        <w:t xml:space="preserve"> The GDC clinical table for this cohort lists 439 samples: 377 primary tumours (sample type 01), 59 solid tissue normals (11) and 3 recurrent tumours (02). The FPKM matrix has 424 columns, of which 371 are primary tumours and 53 are non-tumour; the survival table covers 433 samples. Restricting to primary tumours at every step gives the following funnel: </w:t>
+      </w:r>
+      <w:r>
+        <w:rPr>
+          <w:rFonts w:ascii="Times New Roman" w:hAnsi="Times New Roman"/>
+          <w:b/>
+          <w:i w:val="0"/>
+          <w:sz w:val="24"/>
+        </w:rPr>
+        <w:t>377 primary tumours → 371 with expression data → 365 with survival data → 347 with complete stage, age and sex → 341 also present in the expression matrix</w:t>
       </w:r>
       <w:r>
         <w:rPr>
@@ -2577,18 +2623,8 @@
           <w:b w:val="0"/>
           <w:i w:val="0"/>
           <w:sz w:val="24"/>
-          <w:vertAlign w:val="superscript"/>
-        </w:rPr>
-        <w:t>10</w:t>
-      </w:r>
-      <w:r>
-        <w:rPr>
-          <w:rFonts w:ascii="Times New Roman" w:hAnsi="Times New Roman"/>
-          <w:b w:val="0"/>
-          <w:i w:val="0"/>
-          <w:sz w:val="24"/>
-        </w:rPr>
-        <w:t>, from which 27 lineage subsets evaluable in liver tissue were selected, using the representative genes reported therein.</w:t>
+        </w:rPr>
+        <w:t>, and those 341 are the samples entering the multivariable models (117 events). The univariable Cox and log-rank analyses reported in Table 1 and Fig. 3 use 367 tumours (130 events). Adjacent normal tissue and recurrent tumours were excluded throughout: normal tissue is not a prognostic observation, and recurrence samples do not share the initial-diagnosis survival structure of the discovery cohort. For GSE14520 the corresponding counts are 247 annotated tumour samples, of which 225 have complete clinical and survival data and 219 enter the multivariable models (84 events); the 445-sample expression matrix includes both tumour and non-tumour samples, and only tumour samples enter any analysis.</w:t>
       </w:r>
     </w:p>
     <w:p>
@@ -2602,6 +2638,39 @@
           <w:i w:val="0"/>
           <w:sz w:val="24"/>
         </w:rPr>
+        <w:t>Clinical data for GSE14520 were obtained from its Extra Supplement file, in which tissue type, survival status and survival time are recorded alongside sex (`M`/`F`) and TNM stage; only samples annotated as tumour were included. Immune cell feature gene sets were taken from the pan-cancer immunogenomic analysis of Charoentong and colleagues</w:t>
+      </w:r>
+      <w:r>
+        <w:rPr>
+          <w:rFonts w:ascii="Times New Roman" w:hAnsi="Times New Roman"/>
+          <w:b w:val="0"/>
+          <w:i w:val="0"/>
+          <w:sz w:val="24"/>
+          <w:vertAlign w:val="superscript"/>
+        </w:rPr>
+        <w:t>10</w:t>
+      </w:r>
+      <w:r>
+        <w:rPr>
+          <w:rFonts w:ascii="Times New Roman" w:hAnsi="Times New Roman"/>
+          <w:b w:val="0"/>
+          <w:i w:val="0"/>
+          <w:sz w:val="24"/>
+        </w:rPr>
+        <w:t>, from which 27 lineage subsets evaluable in liver tissue were selected, using the representative genes reported therein.</w:t>
+      </w:r>
+    </w:p>
+    <w:p>
+      <w:pPr>
+        <w:spacing w:line="240" w:lineRule="auto" w:before="0" w:after="120"/>
+      </w:pPr>
+      <w:r>
+        <w:rPr>
+          <w:rFonts w:ascii="Times New Roman" w:hAnsi="Times New Roman"/>
+          <w:b w:val="0"/>
+          <w:i w:val="0"/>
+          <w:sz w:val="24"/>
+        </w:rPr>
         <w:t>GSE122482 was originally generated in a study of circular RNAs in HBV-related HCC</w:t>
       </w:r>
       <w:r>
@@ -2886,7 +2955,7 @@
           <w:i w:val="0"/>
           <w:sz w:val="24"/>
         </w:rPr>
-        <w:t xml:space="preserve"> Cox proportional hazards models were additionally fitted including AJCC pathologic stage (I/II vs III/IV), age (centred at 50 years) and sex as covariates, using R `survival::coxph` with Efron handling of tied event times (survival times are recorded in months or days and contain many ties). For GSE14520 the clinical variables were read from the Extra Supplement file, in which sex is coded `M`/`F` and stage in the `TNM staging` column as I/II/IIIA/IIIB/IIIC/IV; samples with missing stage, missing age or missing sex were excluded rather than assigned to a default category. Covariates were required to be present for a sample to enter a model, giving n = 386 (145 events) in TCGA-LIHC and n = 219 (84 events) in GSE14520. Numerical verification: all univariable Cox P values were recomputed with `survival::coxph` and compared with the pipeline's own implementation on identical sample sets; significance classification agreed for 9 of 9 genes in TCGA-LIHC and 6 of 9 in GSE14520, the three disagreements being genes whose P values lay between 0.03 and 0.09 and whose category therefore changed when the analysis set narrowed from 225 to 219 samples.</w:t>
+        <w:t xml:space="preserve"> Cox proportional hazards models were additionally fitted including AJCC pathologic stage (I/II vs III/IV), age (centred at 50 years) and sex as covariates, using R `survival::coxph` with Efron handling of tied event times (survival times are recorded in months or days and contain many ties). For GSE14520 the clinical variables were read from the Extra Supplement file, in which sex is coded `M`/`F` and stage in the `TNM staging` column as I/II/IIIA/IIIB/IIIC/IV; samples with missing stage, missing age or missing sex were excluded rather than assigned to a default category. Covariates were required to be present for a sample to enter a model, giving n = 341 (117 events) in TCGA-LIHC and n = 219 (84 events) in GSE14520. Numerical verification: all univariable Cox P values were recomputed with `survival::coxph` and compared with the pipeline's own implementation on identical sample sets; significance classification agreed for 9 of 9 genes in TCGA-LIHC and 6 of 9 in GSE14520, the three disagreements being genes whose P values lay between 0.03 and 0.09 and whose category therefore changed when the analysis set narrowed from 225 to 219 samples.</w:t>
       </w:r>
     </w:p>
     <w:p>
@@ -3002,7 +3071,7 @@
           <w:i w:val="0"/>
           <w:sz w:val="24"/>
         </w:rPr>
-        <w:t>COX proportional hazards models and log-rank tests were implemented according to standard methods</w:t>
+        <w:t>Cox proportional hazards models and log-rank tests were implemented according to standard methods</w:t>
       </w:r>
       <w:r>
         <w:rPr>
@@ -3591,7 +3660,7 @@
           <w:i w:val="0"/>
           <w:sz w:val="24"/>
         </w:rPr>
-        <w:t xml:space="preserve"> Scatter plot comparing hazard ratios (per one standard deviation) for the 45 host genes evaluable in both cohorts, in TCGA-LIHC (n = 374) and GSE14520 (n = 225). The diagonal is the perfect-concordance reference; horizontal and vertical dashed lines mark HR = 1. Green points indicate concordant direction across cohorts (34/45, 76%); red points indicate opposite directions.</w:t>
+        <w:t xml:space="preserve"> Scatter plot comparing hazard ratios (per one standard deviation) for the 45 host genes evaluable in both cohorts, in TCGA-LIHC (n = 367 primary tumours) and GSE14520 (n = 219 tumours). The diagonal is the perfect-concordance reference; horizontal and vertical dashed lines mark HR = 1. Green points indicate concordant direction across cohorts (34/45, 76%); red points indicate opposite directions.</w:t>
       </w:r>
     </w:p>
     <w:p>
@@ -3605,7 +3674,7 @@
           <w:i w:val="0"/>
           <w:sz w:val="24"/>
         </w:rPr>
-        <w:t>Figure 4 | Immune infiltration association matrix.</w:t>
+        <w:t>Figure 4 | Lineage signature association matrix.</w:t>
       </w:r>
       <w:r>
         <w:rPr>
@@ -3614,7 +3683,7 @@
           <w:i w:val="0"/>
           <w:sz w:val="24"/>
         </w:rPr>
-        <w:t xml:space="preserve"> Pearson correlation between five genes and 21 immune cell types, showing only combinations that were directionally concordant in both cohorts with |r| &gt; 0.15. Cell colour indicates the direction of correlation in TCGA (red positive, blue negative), colour intensity indicates |r|, and numbers within cells are the TCGA r values.</w:t>
+        <w:t xml:space="preserve"> Pearson correlation between five genes and 21 lineage signatures, showing only combinations that were directionally concordant in both cohorts with |r| &gt; 0.15. Cell colour indicates the direction of correlation in TCGA (red positive, blue negative), colour intensity indicates |r|, and numbers within cells are the TCGA r values.</w:t>
       </w:r>
     </w:p>
     <w:p>
@@ -3906,7 +3975,7 @@
           <w:i w:val="0"/>
           <w:sz w:val="24"/>
         </w:rPr>
-        <w:t>Sex and stage distributions of the GSE14520 cohort were verified directly against the Extra Supplement clinical file: sex is coded `M`/`F` (211 male and 31 female among all 247 tumour samples, 189/30 among the 219 entering the models) and stage in the `TNM staging` column (I, II, IIIA, IIIB, IIIC and IV grouped as I/II versus III/IV). Samples with missing sex, stage or age, or with non-positive survival time, were excluded rather than assigned a default value.</w:t>
+        <w:t>Only primary tumours are counted in the TCGA-LIHC column; solid tissue normals and recurrent tumours are excluded at the first step, and the GSE14520 column likewise counts tumour samples only (the 445-sample expression matrix there contains both tumour and non-tumour samples). Sex and stage distributions were verified directly against the source clinical files: GSE14520 codes sex as `M`/`F` (211 male and 31 female among all 247 tumour samples) and stage in the `TNM staging` column (I, II, IIIA, IIIB, IIIC and IV grouped as I/II versus III/IV); TCGA-LIHC sample type comes from the GDC `sample_type.samples` field. Samples with missing sex, stage or age, or with non-positive survival time, were excluded rather than assigned a default value.</w:t>
       </w:r>
     </w:p>
     <w:p>
@@ -4001,7 +4070,7 @@
           <w:i w:val="0"/>
           <w:sz w:val="24"/>
         </w:rPr>
-        <w:t xml:space="preserve">3.  Jeck WR, Sharpless NE. Detecting and removing non-templated introns from mature circular RNAs. </w:t>
+        <w:t xml:space="preserve">3.  Jeck WR, Sharpless NE. Detecting and characterizing circular RNAs. </w:t>
       </w:r>
       <w:r>
         <w:rPr>
@@ -4010,7 +4079,7 @@
           <w:i/>
           <w:sz w:val="24"/>
         </w:rPr>
-        <w:t>Cell.</w:t>
+        <w:t>Nat Biotechnol.</w:t>
       </w:r>
       <w:r>
         <w:rPr>
@@ -4019,7 +4088,7 @@
           <w:i w:val="0"/>
           <w:sz w:val="24"/>
         </w:rPr>
-        <w:t xml:space="preserve"> 2013;155(4):873–884. doi:10.1016/j.cell.2013.09.029</w:t>
+        <w:t xml:space="preserve"> 2014;32(5):453–461. doi:10.1038/nbt.2890</w:t>
       </w:r>
     </w:p>
     <w:p>
@@ -4067,7 +4136,7 @@
           <w:i w:val="0"/>
           <w:sz w:val="24"/>
         </w:rPr>
-        <w:t xml:space="preserve">5.  Li Z, Ruan K, Jin C, et al. Circular RNA-mediated miRNA sponge promotes tumorigenesis. </w:t>
+        <w:t xml:space="preserve">5.  Chen G, Shi Y, Liu M, Sun J. circHIPK3 regulates cell proliferation and migration by sponging miR-124 and regulating AQP3 expression in hepatocellular carcinoma. </w:t>
       </w:r>
       <w:r>
         <w:rPr>
@@ -4076,7 +4145,7 @@
           <w:i/>
           <w:sz w:val="24"/>
         </w:rPr>
-        <w:t>Cancer Res.</w:t>
+        <w:t>Cell Death Dis.</w:t>
       </w:r>
       <w:r>
         <w:rPr>
@@ -4085,7 +4154,7 @@
           <w:i w:val="0"/>
           <w:sz w:val="24"/>
         </w:rPr>
-        <w:t xml:space="preserve"> 2019;79(7):1652–1666. doi:10.1158/0008-5472.CAN-18-1563</w:t>
+        <w:t xml:space="preserve"> 2018;9(3):306. doi:10.1038/s41419-017-0204-3</w:t>
       </w:r>
     </w:p>
     <w:p>
@@ -4933,7 +5002,7 @@
           <w:i w:val="0"/>
           <w:sz w:val="24"/>
         </w:rPr>
-        <w:t xml:space="preserve">: approximately 2,000 words (limit 4,500). </w:t>
+        <w:t xml:space="preserve">: approximately 2,100 words (limit 4,500). </w:t>
       </w:r>
       <w:r>
         <w:rPr>
@@ -4951,7 +5020,7 @@
           <w:i w:val="0"/>
           <w:sz w:val="24"/>
         </w:rPr>
-        <w:t xml:space="preserve">: 195 words (limit 200). </w:t>
+        <w:t xml:space="preserve">: 201 words (limit 200). </w:t>
       </w:r>
       <w:r>
         <w:rPr>
@@ -4969,7 +5038,7 @@
           <w:i w:val="0"/>
           <w:sz w:val="24"/>
         </w:rPr>
-        <w:t xml:space="preserve">: 7 figures and 1 main table, plus 6 supplementary tables. </w:t>
+        <w:t xml:space="preserve">: 7 figures and 3 tables (Tables 1–3), plus 6 supplementary tables (S1–S6). </w:t>
       </w:r>
       <w:r>
         <w:rPr>
@@ -5035,579 +5104,6 @@
     <w:p>
       <w:pPr>
         <w:spacing w:line="240" w:lineRule="auto" w:before="0" w:after="120"/>
-      </w:pPr>
-      <w:r>
-        <w:rPr>
-          <w:rFonts w:ascii="Times New Roman" w:hAnsi="Times New Roman"/>
-          <w:b w:val="0"/>
-          <w:i w:val="0"/>
-          <w:sz w:val="12"/>
-        </w:rPr>
-      </w:r>
-    </w:p>
-    <w:tbl>
-      <w:tblPr>
-        <w:tblStyle w:val="TableGrid"/>
-        <w:tblW w:type="auto" w:w="0"/>
-        <w:jc w:val="center"/>
-        <w:tblLook w:firstColumn="1" w:firstRow="1" w:lastColumn="0" w:lastRow="0" w:noHBand="0" w:noVBand="1" w:val="04A0"/>
-      </w:tblPr>
-      <w:tblGrid>
-        <w:gridCol w:w="2340"/>
-        <w:gridCol w:w="2340"/>
-        <w:gridCol w:w="2340"/>
-        <w:gridCol w:w="2340"/>
-      </w:tblGrid>
-      <w:tr>
-        <w:tc>
-          <w:tcPr>
-            <w:tcW w:type="dxa" w:w="2340"/>
-          </w:tcPr>
-          <w:p>
-            <w:pPr>
-              <w:spacing w:line="240" w:lineRule="auto" w:after="40"/>
-            </w:pPr>
-            <w:r/>
-            <w:r>
-              <w:rPr>
-                <w:rFonts w:ascii="Times New Roman" w:hAnsi="Times New Roman"/>
-                <w:b/>
-                <w:sz w:val="20"/>
-              </w:rPr>
-              <w:t>Gene</w:t>
-            </w:r>
-          </w:p>
-        </w:tc>
-        <w:tc>
-          <w:tcPr>
-            <w:tcW w:type="dxa" w:w="2340"/>
-          </w:tcPr>
-          <w:p>
-            <w:pPr>
-              <w:spacing w:line="240" w:lineRule="auto" w:after="40"/>
-            </w:pPr>
-            <w:r/>
-            <w:r>
-              <w:rPr>
-                <w:rFonts w:ascii="Times New Roman" w:hAnsi="Times New Roman"/>
-                <w:b/>
-                <w:sz w:val="20"/>
-              </w:rPr>
-              <w:t>TCGA adjusted HR (95% CI), P</w:t>
-            </w:r>
-          </w:p>
-        </w:tc>
-        <w:tc>
-          <w:tcPr>
-            <w:tcW w:type="dxa" w:w="2340"/>
-          </w:tcPr>
-          <w:p>
-            <w:pPr>
-              <w:spacing w:line="240" w:lineRule="auto" w:after="40"/>
-            </w:pPr>
-            <w:r/>
-            <w:r>
-              <w:rPr>
-                <w:rFonts w:ascii="Times New Roman" w:hAnsi="Times New Roman"/>
-                <w:b/>
-                <w:sz w:val="20"/>
-              </w:rPr>
-              <w:t>GSE14520 adjusted HR (95% CI), P</w:t>
-            </w:r>
-          </w:p>
-        </w:tc>
-        <w:tc>
-          <w:tcPr>
-            <w:tcW w:type="dxa" w:w="2340"/>
-          </w:tcPr>
-          <w:p>
-            <w:pPr>
-              <w:spacing w:line="240" w:lineRule="auto" w:after="40"/>
-            </w:pPr>
-            <w:r/>
-            <w:r>
-              <w:rPr>
-                <w:rFonts w:ascii="Times New Roman" w:hAnsi="Times New Roman"/>
-                <w:b/>
-                <w:sz w:val="20"/>
-              </w:rPr>
-              <w:t>Independent in both cohorts</w:t>
-            </w:r>
-          </w:p>
-        </w:tc>
-      </w:tr>
-      <w:tr>
-        <w:tc>
-          <w:tcPr>
-            <w:tcW w:type="dxa" w:w="2340"/>
-          </w:tcPr>
-          <w:p>
-            <w:pPr>
-              <w:spacing w:line="240" w:lineRule="auto" w:after="40"/>
-            </w:pPr>
-            <w:r/>
-            <w:r>
-              <w:rPr>
-                <w:rFonts w:ascii="Times New Roman" w:hAnsi="Times New Roman"/>
-                <w:b w:val="0"/>
-                <w:sz w:val="20"/>
-              </w:rPr>
-              <w:t>NT5DC2</w:t>
-            </w:r>
-          </w:p>
-        </w:tc>
-        <w:tc>
-          <w:tcPr>
-            <w:tcW w:type="dxa" w:w="2340"/>
-          </w:tcPr>
-          <w:p>
-            <w:pPr>
-              <w:spacing w:line="240" w:lineRule="auto" w:after="40"/>
-            </w:pPr>
-            <w:r/>
-            <w:r>
-              <w:rPr>
-                <w:rFonts w:ascii="Times New Roman" w:hAnsi="Times New Roman"/>
-                <w:b w:val="0"/>
-                <w:sz w:val="20"/>
-              </w:rPr>
-              <w:t>1.22 (1.03–1.44), P = 0.019</w:t>
-            </w:r>
-          </w:p>
-        </w:tc>
-        <w:tc>
-          <w:tcPr>
-            <w:tcW w:type="dxa" w:w="2340"/>
-          </w:tcPr>
-          <w:p>
-            <w:pPr>
-              <w:spacing w:line="240" w:lineRule="auto" w:after="40"/>
-            </w:pPr>
-            <w:r/>
-            <w:r>
-              <w:rPr>
-                <w:rFonts w:ascii="Times New Roman" w:hAnsi="Times New Roman"/>
-                <w:b w:val="0"/>
-                <w:sz w:val="20"/>
-              </w:rPr>
-              <w:t>1.27 (1.04–1.54), P = 0.018</w:t>
-            </w:r>
-          </w:p>
-        </w:tc>
-        <w:tc>
-          <w:tcPr>
-            <w:tcW w:type="dxa" w:w="2340"/>
-          </w:tcPr>
-          <w:p>
-            <w:pPr>
-              <w:spacing w:line="240" w:lineRule="auto" w:after="40"/>
-            </w:pPr>
-            <w:r/>
-            <w:r>
-              <w:rPr>
-                <w:rFonts w:ascii="Times New Roman" w:hAnsi="Times New Roman"/>
-                <w:b w:val="0"/>
-                <w:sz w:val="20"/>
-              </w:rPr>
-              <w:t>Yes</w:t>
-            </w:r>
-          </w:p>
-        </w:tc>
-      </w:tr>
-      <w:tr>
-        <w:tc>
-          <w:tcPr>
-            <w:tcW w:type="dxa" w:w="2340"/>
-          </w:tcPr>
-          <w:p>
-            <w:pPr>
-              <w:spacing w:line="240" w:lineRule="auto" w:after="40"/>
-            </w:pPr>
-            <w:r/>
-            <w:r>
-              <w:rPr>
-                <w:rFonts w:ascii="Times New Roman" w:hAnsi="Times New Roman"/>
-                <w:b w:val="0"/>
-                <w:sz w:val="20"/>
-              </w:rPr>
-              <w:t>HSD17B6</w:t>
-            </w:r>
-          </w:p>
-        </w:tc>
-        <w:tc>
-          <w:tcPr>
-            <w:tcW w:type="dxa" w:w="2340"/>
-          </w:tcPr>
-          <w:p>
-            <w:pPr>
-              <w:spacing w:line="240" w:lineRule="auto" w:after="40"/>
-            </w:pPr>
-            <w:r/>
-            <w:r>
-              <w:rPr>
-                <w:rFonts w:ascii="Times New Roman" w:hAnsi="Times New Roman"/>
-                <w:b w:val="0"/>
-                <w:sz w:val="20"/>
-              </w:rPr>
-              <w:t>0.87 (0.75–1.01), P = 0.061</w:t>
-            </w:r>
-          </w:p>
-        </w:tc>
-        <w:tc>
-          <w:tcPr>
-            <w:tcW w:type="dxa" w:w="2340"/>
-          </w:tcPr>
-          <w:p>
-            <w:pPr>
-              <w:spacing w:line="240" w:lineRule="auto" w:after="40"/>
-            </w:pPr>
-            <w:r/>
-            <w:r>
-              <w:rPr>
-                <w:rFonts w:ascii="Times New Roman" w:hAnsi="Times New Roman"/>
-                <w:b w:val="0"/>
-                <w:sz w:val="20"/>
-              </w:rPr>
-              <w:t>0.80 (0.65–0.98), P = 0.033</w:t>
-            </w:r>
-          </w:p>
-        </w:tc>
-        <w:tc>
-          <w:tcPr>
-            <w:tcW w:type="dxa" w:w="2340"/>
-          </w:tcPr>
-          <w:p>
-            <w:pPr>
-              <w:spacing w:line="240" w:lineRule="auto" w:after="40"/>
-            </w:pPr>
-            <w:r/>
-            <w:r>
-              <w:rPr>
-                <w:rFonts w:ascii="Times New Roman" w:hAnsi="Times New Roman"/>
-                <w:b w:val="0"/>
-                <w:sz w:val="20"/>
-              </w:rPr>
-              <w:t>No (TCGA borderline)</w:t>
-            </w:r>
-          </w:p>
-        </w:tc>
-      </w:tr>
-      <w:tr>
-        <w:tc>
-          <w:tcPr>
-            <w:tcW w:type="dxa" w:w="2340"/>
-          </w:tcPr>
-          <w:p>
-            <w:pPr>
-              <w:spacing w:line="240" w:lineRule="auto" w:after="40"/>
-            </w:pPr>
-            <w:r/>
-            <w:r>
-              <w:rPr>
-                <w:rFonts w:ascii="Times New Roman" w:hAnsi="Times New Roman"/>
-                <w:b w:val="0"/>
-                <w:sz w:val="20"/>
-              </w:rPr>
-              <w:t>BCLAF1</w:t>
-            </w:r>
-          </w:p>
-        </w:tc>
-        <w:tc>
-          <w:tcPr>
-            <w:tcW w:type="dxa" w:w="2340"/>
-          </w:tcPr>
-          <w:p>
-            <w:pPr>
-              <w:spacing w:line="240" w:lineRule="auto" w:after="40"/>
-            </w:pPr>
-            <w:r/>
-            <w:r>
-              <w:rPr>
-                <w:rFonts w:ascii="Times New Roman" w:hAnsi="Times New Roman"/>
-                <w:b w:val="0"/>
-                <w:sz w:val="20"/>
-              </w:rPr>
-              <w:t>1.06 (0.89–1.26), P = 0.504</w:t>
-            </w:r>
-          </w:p>
-        </w:tc>
-        <w:tc>
-          <w:tcPr>
-            <w:tcW w:type="dxa" w:w="2340"/>
-          </w:tcPr>
-          <w:p>
-            <w:pPr>
-              <w:spacing w:line="240" w:lineRule="auto" w:after="40"/>
-            </w:pPr>
-            <w:r/>
-            <w:r>
-              <w:rPr>
-                <w:rFonts w:ascii="Times New Roman" w:hAnsi="Times New Roman"/>
-                <w:b w:val="0"/>
-                <w:sz w:val="20"/>
-              </w:rPr>
-              <w:t>1.20 (0.96–1.51), P = 0.114</w:t>
-            </w:r>
-          </w:p>
-        </w:tc>
-        <w:tc>
-          <w:tcPr>
-            <w:tcW w:type="dxa" w:w="2340"/>
-          </w:tcPr>
-          <w:p>
-            <w:pPr>
-              <w:spacing w:line="240" w:lineRule="auto" w:after="40"/>
-            </w:pPr>
-            <w:r/>
-            <w:r>
-              <w:rPr>
-                <w:rFonts w:ascii="Times New Roman" w:hAnsi="Times New Roman"/>
-                <w:b w:val="0"/>
-                <w:sz w:val="20"/>
-              </w:rPr>
-              <w:t>No</w:t>
-            </w:r>
-          </w:p>
-        </w:tc>
-      </w:tr>
-      <w:tr>
-        <w:tc>
-          <w:tcPr>
-            <w:tcW w:type="dxa" w:w="2340"/>
-          </w:tcPr>
-          <w:p>
-            <w:pPr>
-              <w:spacing w:line="240" w:lineRule="auto" w:after="40"/>
-            </w:pPr>
-            <w:r/>
-            <w:r>
-              <w:rPr>
-                <w:rFonts w:ascii="Times New Roman" w:hAnsi="Times New Roman"/>
-                <w:b w:val="0"/>
-                <w:sz w:val="20"/>
-              </w:rPr>
-              <w:t>SREBF2</w:t>
-            </w:r>
-          </w:p>
-        </w:tc>
-        <w:tc>
-          <w:tcPr>
-            <w:tcW w:type="dxa" w:w="2340"/>
-          </w:tcPr>
-          <w:p>
-            <w:pPr>
-              <w:spacing w:line="240" w:lineRule="auto" w:after="40"/>
-            </w:pPr>
-            <w:r/>
-            <w:r>
-              <w:rPr>
-                <w:rFonts w:ascii="Times New Roman" w:hAnsi="Times New Roman"/>
-                <w:b w:val="0"/>
-                <w:sz w:val="20"/>
-              </w:rPr>
-              <w:t>0.98 (0.83–1.15), P = 0.782</w:t>
-            </w:r>
-          </w:p>
-        </w:tc>
-        <w:tc>
-          <w:tcPr>
-            <w:tcW w:type="dxa" w:w="2340"/>
-          </w:tcPr>
-          <w:p>
-            <w:pPr>
-              <w:spacing w:line="240" w:lineRule="auto" w:after="40"/>
-            </w:pPr>
-            <w:r/>
-            <w:r>
-              <w:rPr>
-                <w:rFonts w:ascii="Times New Roman" w:hAnsi="Times New Roman"/>
-                <w:b w:val="0"/>
-                <w:sz w:val="20"/>
-              </w:rPr>
-              <w:t>1.25 (1.00–1.55), P = 0.050</w:t>
-            </w:r>
-          </w:p>
-        </w:tc>
-        <w:tc>
-          <w:tcPr>
-            <w:tcW w:type="dxa" w:w="2340"/>
-          </w:tcPr>
-          <w:p>
-            <w:pPr>
-              <w:spacing w:line="240" w:lineRule="auto" w:after="40"/>
-            </w:pPr>
-            <w:r/>
-            <w:r>
-              <w:rPr>
-                <w:rFonts w:ascii="Times New Roman" w:hAnsi="Times New Roman"/>
-                <w:b w:val="0"/>
-                <w:sz w:val="20"/>
-              </w:rPr>
-              <w:t>No (CI lower bound 1.00; not significant)</w:t>
-            </w:r>
-          </w:p>
-        </w:tc>
-      </w:tr>
-      <w:tr>
-        <w:tc>
-          <w:tcPr>
-            <w:tcW w:type="dxa" w:w="2340"/>
-          </w:tcPr>
-          <w:p>
-            <w:pPr>
-              <w:spacing w:line="240" w:lineRule="auto" w:after="40"/>
-            </w:pPr>
-            <w:r/>
-            <w:r>
-              <w:rPr>
-                <w:rFonts w:ascii="Times New Roman" w:hAnsi="Times New Roman"/>
-                <w:b w:val="0"/>
-                <w:sz w:val="20"/>
-              </w:rPr>
-              <w:t>CD5</w:t>
-            </w:r>
-          </w:p>
-        </w:tc>
-        <w:tc>
-          <w:tcPr>
-            <w:tcW w:type="dxa" w:w="2340"/>
-          </w:tcPr>
-          <w:p>
-            <w:pPr>
-              <w:spacing w:line="240" w:lineRule="auto" w:after="40"/>
-            </w:pPr>
-            <w:r/>
-            <w:r>
-              <w:rPr>
-                <w:rFonts w:ascii="Times New Roman" w:hAnsi="Times New Roman"/>
-                <w:b w:val="0"/>
-                <w:sz w:val="20"/>
-              </w:rPr>
-              <w:t>0.94 (0.79–1.11), P = 0.456</w:t>
-            </w:r>
-          </w:p>
-        </w:tc>
-        <w:tc>
-          <w:tcPr>
-            <w:tcW w:type="dxa" w:w="2340"/>
-          </w:tcPr>
-          <w:p>
-            <w:pPr>
-              <w:spacing w:line="240" w:lineRule="auto" w:after="40"/>
-            </w:pPr>
-            <w:r/>
-            <w:r>
-              <w:rPr>
-                <w:rFonts w:ascii="Times New Roman" w:hAnsi="Times New Roman"/>
-                <w:b w:val="0"/>
-                <w:sz w:val="20"/>
-              </w:rPr>
-              <w:t>0.81 (0.65–1.02), P = 0.069</w:t>
-            </w:r>
-          </w:p>
-        </w:tc>
-        <w:tc>
-          <w:tcPr>
-            <w:tcW w:type="dxa" w:w="2340"/>
-          </w:tcPr>
-          <w:p>
-            <w:pPr>
-              <w:spacing w:line="240" w:lineRule="auto" w:after="40"/>
-            </w:pPr>
-            <w:r/>
-            <w:r>
-              <w:rPr>
-                <w:rFonts w:ascii="Times New Roman" w:hAnsi="Times New Roman"/>
-                <w:b w:val="0"/>
-                <w:sz w:val="20"/>
-              </w:rPr>
-              <w:t>No</w:t>
-            </w:r>
-          </w:p>
-        </w:tc>
-      </w:tr>
-      <w:tr>
-        <w:tc>
-          <w:tcPr>
-            <w:tcW w:type="dxa" w:w="2340"/>
-          </w:tcPr>
-          <w:p>
-            <w:pPr>
-              <w:spacing w:line="240" w:lineRule="auto" w:after="40"/>
-            </w:pPr>
-            <w:r/>
-            <w:r>
-              <w:rPr>
-                <w:rFonts w:ascii="Times New Roman" w:hAnsi="Times New Roman"/>
-                <w:b w:val="0"/>
-                <w:sz w:val="20"/>
-              </w:rPr>
-              <w:t>LRCH1</w:t>
-            </w:r>
-          </w:p>
-        </w:tc>
-        <w:tc>
-          <w:tcPr>
-            <w:tcW w:type="dxa" w:w="2340"/>
-          </w:tcPr>
-          <w:p>
-            <w:pPr>
-              <w:spacing w:line="240" w:lineRule="auto" w:after="40"/>
-            </w:pPr>
-            <w:r/>
-            <w:r>
-              <w:rPr>
-                <w:rFonts w:ascii="Times New Roman" w:hAnsi="Times New Roman"/>
-                <w:b w:val="0"/>
-                <w:sz w:val="20"/>
-              </w:rPr>
-              <w:t>0.91 (0.77–1.07), P = 0.258</w:t>
-            </w:r>
-          </w:p>
-        </w:tc>
-        <w:tc>
-          <w:tcPr>
-            <w:tcW w:type="dxa" w:w="2340"/>
-          </w:tcPr>
-          <w:p>
-            <w:pPr>
-              <w:spacing w:line="240" w:lineRule="auto" w:after="40"/>
-            </w:pPr>
-            <w:r/>
-            <w:r>
-              <w:rPr>
-                <w:rFonts w:ascii="Times New Roman" w:hAnsi="Times New Roman"/>
-                <w:b w:val="0"/>
-                <w:sz w:val="20"/>
-              </w:rPr>
-              <w:t>0.85 (0.66–1.08), P = 0.179</w:t>
-            </w:r>
-          </w:p>
-        </w:tc>
-        <w:tc>
-          <w:tcPr>
-            <w:tcW w:type="dxa" w:w="2340"/>
-          </w:tcPr>
-          <w:p>
-            <w:pPr>
-              <w:spacing w:line="240" w:lineRule="auto" w:after="40"/>
-            </w:pPr>
-            <w:r/>
-            <w:r>
-              <w:rPr>
-                <w:rFonts w:ascii="Times New Roman" w:hAnsi="Times New Roman"/>
-                <w:b w:val="0"/>
-                <w:sz w:val="20"/>
-              </w:rPr>
-              <w:t>No</w:t>
-            </w:r>
-          </w:p>
-        </w:tc>
-      </w:tr>
-    </w:tbl>
-    <w:p>
-      <w:pPr>
-        <w:spacing w:line="240" w:lineRule="auto" w:before="0" w:after="80"/>
       </w:pPr>
       <w:r>
         <w:rPr>
@@ -6034,713 +5530,6 @@
         </w:rPr>
       </w:r>
     </w:p>
-    <w:tbl>
-      <w:tblPr>
-        <w:tblStyle w:val="TableGrid"/>
-        <w:tblW w:type="auto" w:w="0"/>
-        <w:jc w:val="center"/>
-        <w:tblLook w:firstColumn="1" w:firstRow="1" w:lastColumn="0" w:lastRow="0" w:noHBand="0" w:noVBand="1" w:val="04A0"/>
-      </w:tblPr>
-      <w:tblGrid>
-        <w:gridCol w:w="1872"/>
-        <w:gridCol w:w="1872"/>
-        <w:gridCol w:w="1872"/>
-        <w:gridCol w:w="1872"/>
-        <w:gridCol w:w="1872"/>
-      </w:tblGrid>
-      <w:tr>
-        <w:tc>
-          <w:tcPr>
-            <w:tcW w:type="dxa" w:w="1872"/>
-          </w:tcPr>
-          <w:p>
-            <w:pPr>
-              <w:spacing w:line="240" w:lineRule="auto" w:after="40"/>
-            </w:pPr>
-            <w:r/>
-            <w:r>
-              <w:rPr>
-                <w:rFonts w:ascii="Times New Roman" w:hAnsi="Times New Roman"/>
-                <w:b/>
-                <w:sz w:val="20"/>
-              </w:rPr>
-              <w:t>Gene</w:t>
-            </w:r>
-          </w:p>
-        </w:tc>
-        <w:tc>
-          <w:tcPr>
-            <w:tcW w:type="dxa" w:w="1872"/>
-          </w:tcPr>
-          <w:p>
-            <w:pPr>
-              <w:spacing w:line="240" w:lineRule="auto" w:after="40"/>
-            </w:pPr>
-            <w:r/>
-            <w:r>
-              <w:rPr>
-                <w:rFonts w:ascii="Times New Roman" w:hAnsi="Times New Roman"/>
-                <w:b/>
-                <w:sz w:val="20"/>
-              </w:rPr>
-              <w:t>circBank miRNAs</w:t>
-            </w:r>
-          </w:p>
-        </w:tc>
-        <w:tc>
-          <w:tcPr>
-            <w:tcW w:type="dxa" w:w="1872"/>
-          </w:tcPr>
-          <w:p>
-            <w:pPr>
-              <w:spacing w:line="240" w:lineRule="auto" w:after="40"/>
-            </w:pPr>
-            <w:r/>
-            <w:r>
-              <w:rPr>
-                <w:rFonts w:ascii="Times New Roman" w:hAnsi="Times New Roman"/>
-                <w:b/>
-                <w:sz w:val="20"/>
-              </w:rPr>
-              <w:t>ENCORI miRNAs</w:t>
-            </w:r>
-          </w:p>
-        </w:tc>
-        <w:tc>
-          <w:tcPr>
-            <w:tcW w:type="dxa" w:w="1872"/>
-          </w:tcPr>
-          <w:p>
-            <w:pPr>
-              <w:spacing w:line="240" w:lineRule="auto" w:after="40"/>
-            </w:pPr>
-            <w:r/>
-            <w:r>
-              <w:rPr>
-                <w:rFonts w:ascii="Times New Roman" w:hAnsi="Times New Roman"/>
-                <w:b/>
-                <w:sz w:val="20"/>
-              </w:rPr>
-              <w:t>Shared</w:t>
-            </w:r>
-          </w:p>
-        </w:tc>
-        <w:tc>
-          <w:tcPr>
-            <w:tcW w:type="dxa" w:w="1872"/>
-          </w:tcPr>
-          <w:p>
-            <w:pPr>
-              <w:spacing w:line="240" w:lineRule="auto" w:after="40"/>
-            </w:pPr>
-            <w:r/>
-            <w:r>
-              <w:rPr>
-                <w:rFonts w:ascii="Times New Roman" w:hAnsi="Times New Roman"/>
-                <w:b/>
-                <w:sz w:val="20"/>
-              </w:rPr>
-              <w:t>Jaccard</w:t>
-            </w:r>
-          </w:p>
-        </w:tc>
-      </w:tr>
-      <w:tr>
-        <w:tc>
-          <w:tcPr>
-            <w:tcW w:type="dxa" w:w="1872"/>
-          </w:tcPr>
-          <w:p>
-            <w:pPr>
-              <w:spacing w:line="240" w:lineRule="auto" w:after="40"/>
-            </w:pPr>
-            <w:r/>
-            <w:r>
-              <w:rPr>
-                <w:rFonts w:ascii="Times New Roman" w:hAnsi="Times New Roman"/>
-                <w:b w:val="0"/>
-                <w:sz w:val="20"/>
-              </w:rPr>
-              <w:t>NT5DC2</w:t>
-            </w:r>
-          </w:p>
-        </w:tc>
-        <w:tc>
-          <w:tcPr>
-            <w:tcW w:type="dxa" w:w="1872"/>
-          </w:tcPr>
-          <w:p>
-            <w:pPr>
-              <w:spacing w:line="240" w:lineRule="auto" w:after="40"/>
-            </w:pPr>
-            <w:r/>
-            <w:r>
-              <w:rPr>
-                <w:rFonts w:ascii="Times New Roman" w:hAnsi="Times New Roman"/>
-                <w:b w:val="0"/>
-                <w:sz w:val="20"/>
-              </w:rPr>
-              <w:t>357</w:t>
-            </w:r>
-          </w:p>
-        </w:tc>
-        <w:tc>
-          <w:tcPr>
-            <w:tcW w:type="dxa" w:w="1872"/>
-          </w:tcPr>
-          <w:p>
-            <w:pPr>
-              <w:spacing w:line="240" w:lineRule="auto" w:after="40"/>
-            </w:pPr>
-            <w:r/>
-            <w:r>
-              <w:rPr>
-                <w:rFonts w:ascii="Times New Roman" w:hAnsi="Times New Roman"/>
-                <w:b w:val="0"/>
-                <w:sz w:val="20"/>
-              </w:rPr>
-              <w:t>17</w:t>
-            </w:r>
-          </w:p>
-        </w:tc>
-        <w:tc>
-          <w:tcPr>
-            <w:tcW w:type="dxa" w:w="1872"/>
-          </w:tcPr>
-          <w:p>
-            <w:pPr>
-              <w:spacing w:line="240" w:lineRule="auto" w:after="40"/>
-            </w:pPr>
-            <w:r/>
-            <w:r>
-              <w:rPr>
-                <w:rFonts w:ascii="Times New Roman" w:hAnsi="Times New Roman"/>
-                <w:b w:val="0"/>
-                <w:sz w:val="20"/>
-              </w:rPr>
-              <w:t>3</w:t>
-            </w:r>
-          </w:p>
-        </w:tc>
-        <w:tc>
-          <w:tcPr>
-            <w:tcW w:type="dxa" w:w="1872"/>
-          </w:tcPr>
-          <w:p>
-            <w:pPr>
-              <w:spacing w:line="240" w:lineRule="auto" w:after="40"/>
-            </w:pPr>
-            <w:r/>
-            <w:r>
-              <w:rPr>
-                <w:rFonts w:ascii="Times New Roman" w:hAnsi="Times New Roman"/>
-                <w:b w:val="0"/>
-                <w:sz w:val="20"/>
-              </w:rPr>
-              <w:t>0.008</w:t>
-            </w:r>
-          </w:p>
-        </w:tc>
-      </w:tr>
-      <w:tr>
-        <w:tc>
-          <w:tcPr>
-            <w:tcW w:type="dxa" w:w="1872"/>
-          </w:tcPr>
-          <w:p>
-            <w:pPr>
-              <w:spacing w:line="240" w:lineRule="auto" w:after="40"/>
-            </w:pPr>
-            <w:r/>
-            <w:r>
-              <w:rPr>
-                <w:rFonts w:ascii="Times New Roman" w:hAnsi="Times New Roman"/>
-                <w:b w:val="0"/>
-                <w:sz w:val="20"/>
-              </w:rPr>
-              <w:t>BCLAF1</w:t>
-            </w:r>
-          </w:p>
-        </w:tc>
-        <w:tc>
-          <w:tcPr>
-            <w:tcW w:type="dxa" w:w="1872"/>
-          </w:tcPr>
-          <w:p>
-            <w:pPr>
-              <w:spacing w:line="240" w:lineRule="auto" w:after="40"/>
-            </w:pPr>
-            <w:r/>
-            <w:r>
-              <w:rPr>
-                <w:rFonts w:ascii="Times New Roman" w:hAnsi="Times New Roman"/>
-                <w:b w:val="0"/>
-                <w:sz w:val="20"/>
-              </w:rPr>
-              <w:t>16</w:t>
-            </w:r>
-          </w:p>
-        </w:tc>
-        <w:tc>
-          <w:tcPr>
-            <w:tcW w:type="dxa" w:w="1872"/>
-          </w:tcPr>
-          <w:p>
-            <w:pPr>
-              <w:spacing w:line="240" w:lineRule="auto" w:after="40"/>
-            </w:pPr>
-            <w:r/>
-            <w:r>
-              <w:rPr>
-                <w:rFonts w:ascii="Times New Roman" w:hAnsi="Times New Roman"/>
-                <w:b w:val="0"/>
-                <w:sz w:val="20"/>
-              </w:rPr>
-              <w:t>142</w:t>
-            </w:r>
-          </w:p>
-        </w:tc>
-        <w:tc>
-          <w:tcPr>
-            <w:tcW w:type="dxa" w:w="1872"/>
-          </w:tcPr>
-          <w:p>
-            <w:pPr>
-              <w:spacing w:line="240" w:lineRule="auto" w:after="40"/>
-            </w:pPr>
-            <w:r/>
-            <w:r>
-              <w:rPr>
-                <w:rFonts w:ascii="Times New Roman" w:hAnsi="Times New Roman"/>
-                <w:b w:val="0"/>
-                <w:sz w:val="20"/>
-              </w:rPr>
-              <w:t>3</w:t>
-            </w:r>
-          </w:p>
-        </w:tc>
-        <w:tc>
-          <w:tcPr>
-            <w:tcW w:type="dxa" w:w="1872"/>
-          </w:tcPr>
-          <w:p>
-            <w:pPr>
-              <w:spacing w:line="240" w:lineRule="auto" w:after="40"/>
-            </w:pPr>
-            <w:r/>
-            <w:r>
-              <w:rPr>
-                <w:rFonts w:ascii="Times New Roman" w:hAnsi="Times New Roman"/>
-                <w:b w:val="0"/>
-                <w:sz w:val="20"/>
-              </w:rPr>
-              <w:t>0.019</w:t>
-            </w:r>
-          </w:p>
-        </w:tc>
-      </w:tr>
-      <w:tr>
-        <w:tc>
-          <w:tcPr>
-            <w:tcW w:type="dxa" w:w="1872"/>
-          </w:tcPr>
-          <w:p>
-            <w:pPr>
-              <w:spacing w:line="240" w:lineRule="auto" w:after="40"/>
-            </w:pPr>
-            <w:r/>
-            <w:r>
-              <w:rPr>
-                <w:rFonts w:ascii="Times New Roman" w:hAnsi="Times New Roman"/>
-                <w:b w:val="0"/>
-                <w:sz w:val="20"/>
-              </w:rPr>
-              <w:t>SREBF2</w:t>
-            </w:r>
-          </w:p>
-        </w:tc>
-        <w:tc>
-          <w:tcPr>
-            <w:tcW w:type="dxa" w:w="1872"/>
-          </w:tcPr>
-          <w:p>
-            <w:pPr>
-              <w:spacing w:line="240" w:lineRule="auto" w:after="40"/>
-            </w:pPr>
-            <w:r/>
-            <w:r>
-              <w:rPr>
-                <w:rFonts w:ascii="Times New Roman" w:hAnsi="Times New Roman"/>
-                <w:b w:val="0"/>
-                <w:sz w:val="20"/>
-              </w:rPr>
-              <w:t>194</w:t>
-            </w:r>
-          </w:p>
-        </w:tc>
-        <w:tc>
-          <w:tcPr>
-            <w:tcW w:type="dxa" w:w="1872"/>
-          </w:tcPr>
-          <w:p>
-            <w:pPr>
-              <w:spacing w:line="240" w:lineRule="auto" w:after="40"/>
-            </w:pPr>
-            <w:r/>
-            <w:r>
-              <w:rPr>
-                <w:rFonts w:ascii="Times New Roman" w:hAnsi="Times New Roman"/>
-                <w:b w:val="0"/>
-                <w:sz w:val="20"/>
-              </w:rPr>
-              <w:t>129</w:t>
-            </w:r>
-          </w:p>
-        </w:tc>
-        <w:tc>
-          <w:tcPr>
-            <w:tcW w:type="dxa" w:w="1872"/>
-          </w:tcPr>
-          <w:p>
-            <w:pPr>
-              <w:spacing w:line="240" w:lineRule="auto" w:after="40"/>
-            </w:pPr>
-            <w:r/>
-            <w:r>
-              <w:rPr>
-                <w:rFonts w:ascii="Times New Roman" w:hAnsi="Times New Roman"/>
-                <w:b w:val="0"/>
-                <w:sz w:val="20"/>
-              </w:rPr>
-              <w:t>11</w:t>
-            </w:r>
-          </w:p>
-        </w:tc>
-        <w:tc>
-          <w:tcPr>
-            <w:tcW w:type="dxa" w:w="1872"/>
-          </w:tcPr>
-          <w:p>
-            <w:pPr>
-              <w:spacing w:line="240" w:lineRule="auto" w:after="40"/>
-            </w:pPr>
-            <w:r/>
-            <w:r>
-              <w:rPr>
-                <w:rFonts w:ascii="Times New Roman" w:hAnsi="Times New Roman"/>
-                <w:b w:val="0"/>
-                <w:sz w:val="20"/>
-              </w:rPr>
-              <w:t>0.035</w:t>
-            </w:r>
-          </w:p>
-        </w:tc>
-      </w:tr>
-      <w:tr>
-        <w:tc>
-          <w:tcPr>
-            <w:tcW w:type="dxa" w:w="1872"/>
-          </w:tcPr>
-          <w:p>
-            <w:pPr>
-              <w:spacing w:line="240" w:lineRule="auto" w:after="40"/>
-            </w:pPr>
-            <w:r/>
-            <w:r>
-              <w:rPr>
-                <w:rFonts w:ascii="Times New Roman" w:hAnsi="Times New Roman"/>
-                <w:b w:val="0"/>
-                <w:sz w:val="20"/>
-              </w:rPr>
-              <w:t>LRCH1</w:t>
-            </w:r>
-          </w:p>
-        </w:tc>
-        <w:tc>
-          <w:tcPr>
-            <w:tcW w:type="dxa" w:w="1872"/>
-          </w:tcPr>
-          <w:p>
-            <w:pPr>
-              <w:spacing w:line="240" w:lineRule="auto" w:after="40"/>
-            </w:pPr>
-            <w:r/>
-            <w:r>
-              <w:rPr>
-                <w:rFonts w:ascii="Times New Roman" w:hAnsi="Times New Roman"/>
-                <w:b w:val="0"/>
-                <w:sz w:val="20"/>
-              </w:rPr>
-              <w:t>46</w:t>
-            </w:r>
-          </w:p>
-        </w:tc>
-        <w:tc>
-          <w:tcPr>
-            <w:tcW w:type="dxa" w:w="1872"/>
-          </w:tcPr>
-          <w:p>
-            <w:pPr>
-              <w:spacing w:line="240" w:lineRule="auto" w:after="40"/>
-            </w:pPr>
-            <w:r/>
-            <w:r>
-              <w:rPr>
-                <w:rFonts w:ascii="Times New Roman" w:hAnsi="Times New Roman"/>
-                <w:b w:val="0"/>
-                <w:sz w:val="20"/>
-              </w:rPr>
-              <w:t>48</w:t>
-            </w:r>
-          </w:p>
-        </w:tc>
-        <w:tc>
-          <w:tcPr>
-            <w:tcW w:type="dxa" w:w="1872"/>
-          </w:tcPr>
-          <w:p>
-            <w:pPr>
-              <w:spacing w:line="240" w:lineRule="auto" w:after="40"/>
-            </w:pPr>
-            <w:r/>
-            <w:r>
-              <w:rPr>
-                <w:rFonts w:ascii="Times New Roman" w:hAnsi="Times New Roman"/>
-                <w:b w:val="0"/>
-                <w:sz w:val="20"/>
-              </w:rPr>
-              <w:t>0</w:t>
-            </w:r>
-          </w:p>
-        </w:tc>
-        <w:tc>
-          <w:tcPr>
-            <w:tcW w:type="dxa" w:w="1872"/>
-          </w:tcPr>
-          <w:p>
-            <w:pPr>
-              <w:spacing w:line="240" w:lineRule="auto" w:after="40"/>
-            </w:pPr>
-            <w:r/>
-            <w:r>
-              <w:rPr>
-                <w:rFonts w:ascii="Times New Roman" w:hAnsi="Times New Roman"/>
-                <w:b w:val="0"/>
-                <w:sz w:val="20"/>
-              </w:rPr>
-              <w:t>0.000</w:t>
-            </w:r>
-          </w:p>
-        </w:tc>
-      </w:tr>
-      <w:tr>
-        <w:tc>
-          <w:tcPr>
-            <w:tcW w:type="dxa" w:w="1872"/>
-          </w:tcPr>
-          <w:p>
-            <w:pPr>
-              <w:spacing w:line="240" w:lineRule="auto" w:after="40"/>
-            </w:pPr>
-            <w:r/>
-            <w:r>
-              <w:rPr>
-                <w:rFonts w:ascii="Times New Roman" w:hAnsi="Times New Roman"/>
-                <w:b w:val="0"/>
-                <w:sz w:val="20"/>
-              </w:rPr>
-              <w:t>HSD17B6</w:t>
-            </w:r>
-          </w:p>
-        </w:tc>
-        <w:tc>
-          <w:tcPr>
-            <w:tcW w:type="dxa" w:w="1872"/>
-          </w:tcPr>
-          <w:p>
-            <w:pPr>
-              <w:spacing w:line="240" w:lineRule="auto" w:after="40"/>
-            </w:pPr>
-            <w:r/>
-            <w:r>
-              <w:rPr>
-                <w:rFonts w:ascii="Times New Roman" w:hAnsi="Times New Roman"/>
-                <w:b w:val="0"/>
-                <w:sz w:val="20"/>
-              </w:rPr>
-              <w:t>297</w:t>
-            </w:r>
-          </w:p>
-        </w:tc>
-        <w:tc>
-          <w:tcPr>
-            <w:tcW w:type="dxa" w:w="1872"/>
-          </w:tcPr>
-          <w:p>
-            <w:pPr>
-              <w:spacing w:line="240" w:lineRule="auto" w:after="40"/>
-            </w:pPr>
-            <w:r/>
-            <w:r>
-              <w:rPr>
-                <w:rFonts w:ascii="Times New Roman" w:hAnsi="Times New Roman"/>
-                <w:b w:val="0"/>
-                <w:sz w:val="20"/>
-              </w:rPr>
-              <w:t>0</w:t>
-            </w:r>
-          </w:p>
-        </w:tc>
-        <w:tc>
-          <w:tcPr>
-            <w:tcW w:type="dxa" w:w="1872"/>
-          </w:tcPr>
-          <w:p>
-            <w:pPr>
-              <w:spacing w:line="240" w:lineRule="auto" w:after="40"/>
-            </w:pPr>
-            <w:r/>
-            <w:r>
-              <w:rPr>
-                <w:rFonts w:ascii="Times New Roman" w:hAnsi="Times New Roman"/>
-                <w:b w:val="0"/>
-                <w:sz w:val="20"/>
-              </w:rPr>
-              <w:t>0</w:t>
-            </w:r>
-          </w:p>
-        </w:tc>
-        <w:tc>
-          <w:tcPr>
-            <w:tcW w:type="dxa" w:w="1872"/>
-          </w:tcPr>
-          <w:p>
-            <w:pPr>
-              <w:spacing w:line="240" w:lineRule="auto" w:after="40"/>
-            </w:pPr>
-            <w:r/>
-            <w:r>
-              <w:rPr>
-                <w:rFonts w:ascii="Times New Roman" w:hAnsi="Times New Roman"/>
-                <w:b w:val="0"/>
-                <w:sz w:val="20"/>
-              </w:rPr>
-              <w:t>–</w:t>
-            </w:r>
-          </w:p>
-        </w:tc>
-      </w:tr>
-      <w:tr>
-        <w:tc>
-          <w:tcPr>
-            <w:tcW w:type="dxa" w:w="1872"/>
-          </w:tcPr>
-          <w:p>
-            <w:pPr>
-              <w:spacing w:line="240" w:lineRule="auto" w:after="40"/>
-            </w:pPr>
-            <w:r/>
-            <w:r>
-              <w:rPr>
-                <w:rFonts w:ascii="Times New Roman" w:hAnsi="Times New Roman"/>
-                <w:b w:val="0"/>
-                <w:sz w:val="20"/>
-              </w:rPr>
-              <w:t>CD5</w:t>
-            </w:r>
-          </w:p>
-        </w:tc>
-        <w:tc>
-          <w:tcPr>
-            <w:tcW w:type="dxa" w:w="1872"/>
-          </w:tcPr>
-          <w:p>
-            <w:pPr>
-              <w:spacing w:line="240" w:lineRule="auto" w:after="40"/>
-            </w:pPr>
-            <w:r/>
-            <w:r>
-              <w:rPr>
-                <w:rFonts w:ascii="Times New Roman" w:hAnsi="Times New Roman"/>
-                <w:b w:val="0"/>
-                <w:sz w:val="20"/>
-              </w:rPr>
-              <w:t>373</w:t>
-            </w:r>
-          </w:p>
-        </w:tc>
-        <w:tc>
-          <w:tcPr>
-            <w:tcW w:type="dxa" w:w="1872"/>
-          </w:tcPr>
-          <w:p>
-            <w:pPr>
-              <w:spacing w:line="240" w:lineRule="auto" w:after="40"/>
-            </w:pPr>
-            <w:r/>
-            <w:r>
-              <w:rPr>
-                <w:rFonts w:ascii="Times New Roman" w:hAnsi="Times New Roman"/>
-                <w:b w:val="0"/>
-                <w:sz w:val="20"/>
-              </w:rPr>
-              <w:t>0</w:t>
-            </w:r>
-          </w:p>
-        </w:tc>
-        <w:tc>
-          <w:tcPr>
-            <w:tcW w:type="dxa" w:w="1872"/>
-          </w:tcPr>
-          <w:p>
-            <w:pPr>
-              <w:spacing w:line="240" w:lineRule="auto" w:after="40"/>
-            </w:pPr>
-            <w:r/>
-            <w:r>
-              <w:rPr>
-                <w:rFonts w:ascii="Times New Roman" w:hAnsi="Times New Roman"/>
-                <w:b w:val="0"/>
-                <w:sz w:val="20"/>
-              </w:rPr>
-              <w:t>0</w:t>
-            </w:r>
-          </w:p>
-        </w:tc>
-        <w:tc>
-          <w:tcPr>
-            <w:tcW w:type="dxa" w:w="1872"/>
-          </w:tcPr>
-          <w:p>
-            <w:pPr>
-              <w:spacing w:line="240" w:lineRule="auto" w:after="40"/>
-            </w:pPr>
-            <w:r/>
-            <w:r>
-              <w:rPr>
-                <w:rFonts w:ascii="Times New Roman" w:hAnsi="Times New Roman"/>
-                <w:b w:val="0"/>
-                <w:sz w:val="20"/>
-              </w:rPr>
-              <w:t>–</w:t>
-            </w:r>
-          </w:p>
-        </w:tc>
-      </w:tr>
-    </w:tbl>
-    <w:p>
-      <w:pPr>
-        <w:spacing w:line="240" w:lineRule="auto" w:before="0" w:after="80"/>
-      </w:pPr>
-      <w:r>
-        <w:rPr>
-          <w:rFonts w:ascii="Times New Roman" w:hAnsi="Times New Roman"/>
-          <w:b w:val="0"/>
-          <w:i w:val="0"/>
-          <w:sz w:val="12"/>
-        </w:rPr>
-      </w:r>
-    </w:p>
     <w:p>
       <w:pPr>
         <w:spacing w:line="240" w:lineRule="auto" w:before="200" w:after="60"/>
@@ -7076,7 +5865,7 @@
                 <w:b w:val="0"/>
                 <w:sz w:val="20"/>
               </w:rPr>
-              <w:t>1.219, 0.019</w:t>
+              <w:t>1.388, 0.0004</w:t>
             </w:r>
           </w:p>
         </w:tc>
@@ -7249,7 +6038,7 @@
                 <w:b w:val="0"/>
                 <w:sz w:val="20"/>
               </w:rPr>
-              <w:t>0.866, 0.061</w:t>
+              <w:t>0.847, 0.052</w:t>
             </w:r>
           </w:p>
         </w:tc>
@@ -7422,7 +6211,7 @@
                 <w:b w:val="0"/>
                 <w:sz w:val="20"/>
               </w:rPr>
-              <w:t>1.061, 0.504</w:t>
+              <w:t>1.100, 0.330</w:t>
             </w:r>
           </w:p>
         </w:tc>
@@ -7595,7 +6384,7 @@
                 <w:b w:val="0"/>
                 <w:sz w:val="20"/>
               </w:rPr>
-              <w:t>0.977, 0.782</w:t>
+              <w:t>1.088, 0.378</w:t>
             </w:r>
           </w:p>
         </w:tc>
@@ -7768,7 +6557,7 @@
                 <w:b w:val="0"/>
                 <w:sz w:val="20"/>
               </w:rPr>
-              <w:t>0.909, 0.258</w:t>
+              <w:t>0.894, 0.235</w:t>
             </w:r>
           </w:p>
         </w:tc>
@@ -7941,7 +6730,7 @@
                 <w:b w:val="0"/>
                 <w:sz w:val="20"/>
               </w:rPr>
-              <w:t>0.936, 0.456</w:t>
+              <w:t>0.883, 0.228</w:t>
             </w:r>
           </w:p>
         </w:tc>
@@ -10859,7 +9648,7 @@
                 <w:b w:val="0"/>
                 <w:sz w:val="20"/>
               </w:rPr>
-              <w:t>386 (145)</w:t>
+              <w:t>341 (117)</w:t>
             </w:r>
           </w:p>
         </w:tc>
@@ -10897,7 +9686,7 @@
                 <w:b w:val="0"/>
                 <w:sz w:val="20"/>
               </w:rPr>
-              <w:t>1.219 (1.033–1.439)</w:t>
+              <w:t>1.388 (1.156–1.666)</w:t>
             </w:r>
           </w:p>
         </w:tc>
@@ -10916,7 +9705,7 @@
                 <w:b w:val="0"/>
                 <w:sz w:val="20"/>
               </w:rPr>
-              <w:t>0.0191</w:t>
+              <w:t>0.00045</w:t>
             </w:r>
           </w:p>
         </w:tc>
@@ -10956,7 +9745,7 @@
                 <w:b w:val="0"/>
                 <w:sz w:val="20"/>
               </w:rPr>
-              <w:t>386 (145)</w:t>
+              <w:t>341 (117)</w:t>
             </w:r>
           </w:p>
         </w:tc>
@@ -10994,7 +9783,7 @@
                 <w:b w:val="0"/>
                 <w:sz w:val="20"/>
               </w:rPr>
-              <w:t>1.720 (1.221–2.424)</w:t>
+              <w:t>1.738 (1.179–2.562)</w:t>
             </w:r>
           </w:p>
         </w:tc>
@@ -11013,7 +9802,7 @@
                 <w:b w:val="0"/>
                 <w:sz w:val="20"/>
               </w:rPr>
-              <w:t>0.0019</w:t>
+              <w:t>0.0053</w:t>
             </w:r>
           </w:p>
         </w:tc>
@@ -11053,7 +9842,7 @@
                 <w:b w:val="0"/>
                 <w:sz w:val="20"/>
               </w:rPr>
-              <w:t>386 (145)</w:t>
+              <w:t>341 (117)</w:t>
             </w:r>
           </w:p>
         </w:tc>
@@ -11091,7 +9880,7 @@
                 <w:b w:val="0"/>
                 <w:sz w:val="20"/>
               </w:rPr>
-              <w:t>1.009 (0.996–1.022)</w:t>
+              <w:t>1.012 (0.997–1.027)</w:t>
             </w:r>
           </w:p>
         </w:tc>
@@ -11110,7 +9899,7 @@
                 <w:b w:val="0"/>
                 <w:sz w:val="20"/>
               </w:rPr>
-              <w:t>0.182</w:t>
+              <w:t>0.106</w:t>
             </w:r>
           </w:p>
         </w:tc>
@@ -11150,7 +9939,7 @@
                 <w:b w:val="0"/>
                 <w:sz w:val="20"/>
               </w:rPr>
-              <w:t>386 (145)</w:t>
+              <w:t>341 (117)</w:t>
             </w:r>
           </w:p>
         </w:tc>
@@ -11188,7 +9977,7 @@
                 <w:b w:val="0"/>
                 <w:sz w:val="20"/>
               </w:rPr>
-              <w:t>1.007 (0.710–1.427)</w:t>
+              <w:t>0.960 (0.651–1.416)</w:t>
             </w:r>
           </w:p>
         </w:tc>
@@ -11207,7 +9996,7 @@
                 <w:b w:val="0"/>
                 <w:sz w:val="20"/>
               </w:rPr>
-              <w:t>0.970</w:t>
+              <w:t>0.838</w:t>
             </w:r>
           </w:p>
         </w:tc>
@@ -11700,7 +10489,7 @@
                 <w:b w:val="0"/>
                 <w:sz w:val="20"/>
               </w:rPr>
-              <w:t>Samples with expression data</w:t>
+              <w:t>Annotated samples in the source cohort</w:t>
             </w:r>
           </w:p>
         </w:tc>
@@ -11719,7 +10508,7 @@
                 <w:b w:val="0"/>
                 <w:sz w:val="20"/>
               </w:rPr>
-              <w:t>424</w:t>
+              <w:t>439 (377 tumour, 59 normal, 3 recurrent)</w:t>
             </w:r>
           </w:p>
         </w:tc>
@@ -11738,7 +10527,7 @@
                 <w:b w:val="0"/>
                 <w:sz w:val="20"/>
               </w:rPr>
-              <w:t>445</w:t>
+              <w:t>247 tumour</w:t>
             </w:r>
           </w:p>
         </w:tc>
@@ -11759,7 +10548,7 @@
                 <w:b w:val="0"/>
                 <w:sz w:val="20"/>
               </w:rPr>
-              <w:t>Samples with survival and covariate data</w:t>
+              <w:t>Primary tumours with expression data</w:t>
             </w:r>
           </w:p>
         </w:tc>
@@ -11778,7 +10567,7 @@
                 <w:b w:val="0"/>
                 <w:sz w:val="20"/>
               </w:rPr>
-              <w:t>399</w:t>
+              <w:t>371</w:t>
             </w:r>
           </w:p>
         </w:tc>
@@ -11818,7 +10607,7 @@
                 <w:b w:val="0"/>
                 <w:sz w:val="20"/>
               </w:rPr>
-              <w:t>Samples entering multivariable models</w:t>
+              <w:t>With survival data</w:t>
             </w:r>
           </w:p>
         </w:tc>
@@ -11837,7 +10626,125 @@
                 <w:b w:val="0"/>
                 <w:sz w:val="20"/>
               </w:rPr>
-              <w:t>386 (145 events)</w:t>
+              <w:t>365</w:t>
+            </w:r>
+          </w:p>
+        </w:tc>
+        <w:tc>
+          <w:tcPr>
+            <w:tcW w:type="dxa" w:w="3120"/>
+          </w:tcPr>
+          <w:p>
+            <w:pPr>
+              <w:spacing w:line="240" w:lineRule="auto" w:after="40"/>
+            </w:pPr>
+            <w:r/>
+            <w:r>
+              <w:rPr>
+                <w:rFonts w:ascii="Times New Roman" w:hAnsi="Times New Roman"/>
+                <w:b w:val="0"/>
+                <w:sz w:val="20"/>
+              </w:rPr>
+              <w:t>225</w:t>
+            </w:r>
+          </w:p>
+        </w:tc>
+      </w:tr>
+      <w:tr>
+        <w:tc>
+          <w:tcPr>
+            <w:tcW w:type="dxa" w:w="3120"/>
+          </w:tcPr>
+          <w:p>
+            <w:pPr>
+              <w:spacing w:line="240" w:lineRule="auto" w:after="40"/>
+            </w:pPr>
+            <w:r/>
+            <w:r>
+              <w:rPr>
+                <w:rFonts w:ascii="Times New Roman" w:hAnsi="Times New Roman"/>
+                <w:b w:val="0"/>
+                <w:sz w:val="20"/>
+              </w:rPr>
+              <w:t>With complete stage, age and sex</w:t>
+            </w:r>
+          </w:p>
+        </w:tc>
+        <w:tc>
+          <w:tcPr>
+            <w:tcW w:type="dxa" w:w="3120"/>
+          </w:tcPr>
+          <w:p>
+            <w:pPr>
+              <w:spacing w:line="240" w:lineRule="auto" w:after="40"/>
+            </w:pPr>
+            <w:r/>
+            <w:r>
+              <w:rPr>
+                <w:rFonts w:ascii="Times New Roman" w:hAnsi="Times New Roman"/>
+                <w:b w:val="0"/>
+                <w:sz w:val="20"/>
+              </w:rPr>
+              <w:t>347</w:t>
+            </w:r>
+          </w:p>
+        </w:tc>
+        <w:tc>
+          <w:tcPr>
+            <w:tcW w:type="dxa" w:w="3120"/>
+          </w:tcPr>
+          <w:p>
+            <w:pPr>
+              <w:spacing w:line="240" w:lineRule="auto" w:after="40"/>
+            </w:pPr>
+            <w:r/>
+            <w:r>
+              <w:rPr>
+                <w:rFonts w:ascii="Times New Roman" w:hAnsi="Times New Roman"/>
+                <w:b w:val="0"/>
+                <w:sz w:val="20"/>
+              </w:rPr>
+              <w:t>225</w:t>
+            </w:r>
+          </w:p>
+        </w:tc>
+      </w:tr>
+      <w:tr>
+        <w:tc>
+          <w:tcPr>
+            <w:tcW w:type="dxa" w:w="3120"/>
+          </w:tcPr>
+          <w:p>
+            <w:pPr>
+              <w:spacing w:line="240" w:lineRule="auto" w:after="40"/>
+            </w:pPr>
+            <w:r/>
+            <w:r>
+              <w:rPr>
+                <w:rFonts w:ascii="Times New Roman" w:hAnsi="Times New Roman"/>
+                <w:b w:val="0"/>
+                <w:sz w:val="20"/>
+              </w:rPr>
+              <w:t>Entering multivariable models</w:t>
+            </w:r>
+          </w:p>
+        </w:tc>
+        <w:tc>
+          <w:tcPr>
+            <w:tcW w:type="dxa" w:w="3120"/>
+          </w:tcPr>
+          <w:p>
+            <w:pPr>
+              <w:spacing w:line="240" w:lineRule="auto" w:after="40"/>
+            </w:pPr>
+            <w:r/>
+            <w:r>
+              <w:rPr>
+                <w:rFonts w:ascii="Times New Roman" w:hAnsi="Times New Roman"/>
+                <w:b w:val="0"/>
+                <w:sz w:val="20"/>
+              </w:rPr>
+              <w:t>341 (117 events)</w:t>
             </w:r>
           </w:p>
         </w:tc>
@@ -11896,7 +10803,7 @@
                 <w:b w:val="0"/>
                 <w:sz w:val="20"/>
               </w:rPr>
-              <w:t>258 / 128</w:t>
+              <w:t>232 / 109</w:t>
             </w:r>
           </w:p>
         </w:tc>
@@ -11955,7 +10862,7 @@
                 <w:b w:val="0"/>
                 <w:sz w:val="20"/>
               </w:rPr>
-              <w:t>190 / 196</w:t>
+              <w:t>170 / 171</w:t>
             </w:r>
           </w:p>
         </w:tc>

--- a/manuscript/SR_manuscript_EN.docx
+++ b/manuscript/SR_manuscript_EN.docx
@@ -104,7 +104,7 @@
           <w:i w:val="0"/>
           <w:sz w:val="24"/>
         </w:rPr>
-        <w:t xml:space="preserve">Hepatocellular carcinoma shows substantial prognostic heterogeneity. We screened GSE122482 (10 paired HBV-related tumour and peritumour tissues), identified 103 differentially expressed circRNAs, and evaluated the prognostic value of their </w:t>
+        <w:t xml:space="preserve">Hepatocellular carcinoma shows substantial prognostic heterogeneity. We screened GSE122482 (10 paired HBV-related tumour and peritumour tissues), identified 103 differentially expressed circRNAs, and evaluated their </w:t>
       </w:r>
       <w:r>
         <w:rPr>
@@ -122,7 +122,7 @@
           <w:i w:val="0"/>
           <w:sz w:val="24"/>
         </w:rPr>
-        <w:t xml:space="preserve"> in TCGA-LIHC (377 primary tumours) and GSE14520 (247 tumours). The circRNA–miRNA network comprised 15,479 deduplicated edges, 2,378 miRNAs, 79 circRNAs and 73 genes. Of the host genes, 37 were significant in TCGA and 34 of the 45 evaluable in both cohorts showed concordant direction (76%); six met the validation criterion. In multivariable Cox models adjusting for AJCC stage, age and sex, </w:t>
+        <w:t xml:space="preserve"> in TCGA-LIHC (377 primary tumours) and GSE14520 (247 tumours). The circRNA–miRNA network comprised 15,479 deduplicated edges, 2,378 miRNAs, 79 circRNAs and 73 genes. Of the host genes, 40 were significant in TCGA and 34 of the 45 evaluable in both cohorts showed concordant direction (76%); six met the validation criterion. In multivariable Cox models adjusting for AJCC stage, age and sex, </w:t>
       </w:r>
       <w:r>
         <w:rPr>
@@ -140,7 +140,7 @@
           <w:i w:val="0"/>
           <w:sz w:val="24"/>
         </w:rPr>
-        <w:t xml:space="preserve"> (adjusted HR 1.39, P = 0.0004; 1.27, P = 0.018); HSD17B6 reached significance in GSE14520 (0.80, P = 0.033) but not TCGA (P = 0.052); the remaining four were not significant. Because neither cohort contains circRNA data and GSE122482 provides no matched mRNA quantification, </w:t>
+        <w:t xml:space="preserve"> (adjusted HR 1.39, P = 0.0004; 1.27, P = 0.018); HSD17B6 reached significance in GSE14520 (0.80, P = 0.033) but not TCGA (P = 0.052); the remaining four were not significant. Neither cohort contains circRNA data and GSE122482 provides no matched mRNA quantification, so </w:t>
       </w:r>
       <w:r>
         <w:rPr>
@@ -158,7 +158,7 @@
           <w:i w:val="0"/>
           <w:sz w:val="24"/>
         </w:rPr>
-        <w:t>. Benjamini–Hochberg correction across 92,204 features yielded 2 of 103 candidates at FDR &lt; 0.05, against 5,649 of 92,204 at uncorrected P &lt; 0.05. Comparison with ENCORI/starBase showed minimal overlap between prediction sources (Jaccard 0.000–0.035), indicating that connectivity-based support reflects internal consistency of one resource rather than independent validation.</w:t>
+        <w:t>. Benjamini–Hochberg correction across 92,204 features yielded 2 of 103 candidates at FDR &lt; 0.05, against 5,649 of 92,204 at uncorrected P &lt; 0.05. ENCORI/starBase comparison showed minimal overlap between prediction sources (Jaccard 0.000–0.035), so connectivity-based support reflects internal consistency of one resource, not independent validation.</w:t>
       </w:r>
     </w:p>
     <w:p>
@@ -546,7 +546,7 @@
           <w:i w:val="0"/>
           <w:sz w:val="24"/>
         </w:rPr>
-        <w:t>In TCGA-LIHC, the expression of 37 host genes was significantly associated with overall survival (Cox regression P &lt; 0.05), of which 25 were significant by both Cox regression and the log-rank test.</w:t>
+        <w:t>In TCGA-LIHC, the expression of 40 host genes was significantly associated with overall survival (Cox regression P &lt; 0.05), of which 26 were significant by both Cox regression and the log-rank test.</w:t>
       </w:r>
     </w:p>
     <w:p>
@@ -583,7 +583,7 @@
           <w:i w:val="0"/>
           <w:sz w:val="24"/>
         </w:rPr>
-        <w:t xml:space="preserve"> NT5DC2 and HSD17B6 were significant by Cox regression in both cohorts and represent the strongest evidence in this study. BCLAF1, SREBF2, LRCH1 and CD5 did not reach significance by Cox regression in TCGA (P = 0.086, 0.201, 0.092 and 0.063 respectively); these were included on the basis of significant Cox regression in the validation cohort with concordant direction, and CD5 was additionally significant by the log-rank test in TCGA (P = 0.0019, against a Cox P of 0.063). Figure 3 shows the scatter distribution of hazard ratios in the two cohorts; of the 45 genes evaluable in both, 34 fall on the same side of HR = 1 in each cohort.</w:t>
+        <w:t xml:space="preserve"> NT5DC2 and HSD17B6 were significant by Cox regression in both cohorts and represent the strongest evidence in this study. BCLAF1, SREBF2 and LRCH1 did not reach significance by Cox regression in TCGA (P = 0.074, 0.143 and 0.120 respectively); these were included on the basis of significant Cox regression in the validation cohort with concordant direction. CD5 was also significant by Cox regression in TCGA (P = 0.045) and, independently, by the log-rank test (P = 0.0016). Figure 3 shows the scatter distribution of hazard ratios in the two cohorts; of the 45 genes evaluable in both, 34 fall on the same side of HR = 1 in each cohort.</w:t>
       </w:r>
     </w:p>
     <w:p>
@@ -981,7 +981,7 @@
           <w:i w:val="0"/>
           <w:sz w:val="24"/>
         </w:rPr>
-        <w:t xml:space="preserve">The dual character of CD5 is noteworthy: it was significant by Cox regression in GSE14520 and by the log-rank test in TCGA, while its high expression correlated positively with several T-cell populations. Notably, CD5 has HR &lt; 1 in both cohorts (unadjusted 0.877 and 0.818; adjusted 0.94 and 0.81), indicating that it is a </w:t>
+        <w:t xml:space="preserve">The dual character of CD5 is noteworthy: it reached significance by Cox regression in both cohorts and by the log-rank test in TCGA before adjustment, while its high expression correlated positively with several T-cell populations. Notably, CD5 has HR &lt; 1 in both cohorts (unadjusted 0.865 and 0.818; adjusted 0.88 and 0.81), indicating that it is a </w:t>
       </w:r>
       <w:r>
         <w:rPr>
@@ -1032,7 +1032,7 @@
     </w:p>
     <w:p>
       <w:pPr>
-        <w:spacing w:line="240" w:lineRule="auto" w:before="0" w:after="120"/>
+        <w:spacing w:line="240" w:lineRule="auto" w:before="200" w:after="80"/>
       </w:pPr>
       <w:r>
         <w:rPr>
@@ -1382,7 +1382,7 @@
           <w:i w:val="0"/>
           <w:sz w:val="24"/>
         </w:rPr>
-        <w:t xml:space="preserve"> Of 37 prognostic genes in TCGA, 34 of the 45 evaluable in both cohorts showed concordant direction in GSE14520 (76%), and six met the combined criterion of concordant direction plus significant Cox regression in the validation cohort. After adjustment for AJCC stage, age and sex, </w:t>
+        <w:t xml:space="preserve"> Of 40 prognostic genes in TCGA, 34 of the 45 evaluable in both cohorts showed concordant direction in GSE14520 (76%), and six met the combined criterion of concordant direction plus significant Cox regression in the validation cohort. After adjustment for AJCC stage, age and sex, </w:t>
       </w:r>
       <w:r>
         <w:rPr>
@@ -1400,7 +1400,7 @@
           <w:i w:val="0"/>
           <w:sz w:val="24"/>
         </w:rPr>
-        <w:t>, with an effect size slightly larger than the unadjusted estimate, making it the only independently prognostic host gene in this study. HSD17B6 retained significance in GSE14520 but fell just short of significance in TCGA (P = 0.052); BCLAF1, SREBF2, CD5 and LRCH1 lost significance altogether. We accordingly distinguish a single robust candidate (NT5DC2), one partially supported candidate (HSD17B6) and four directionally consistent genes, rather than reporting all six as validated markers.</w:t>
+        <w:t>, with an effect size slightly larger than the unadjusted estimate, making it the only independently prognostic host gene in this study. HSD17B6 retained significance in GSE14520 but fell just short of significance in TCGA (P = 0.052); CD5 was significant in TCGA before adjustment (P = 0.045) but not after it; BCLAF1, SREBF2 and LRCH1 were not significant in TCGA at either step. We accordingly distinguish a single robust candidate (NT5DC2), one partially supported candidate (HSD17B6) and four directionally consistent genes, rather than reporting all six as validated markers.</w:t>
       </w:r>
     </w:p>
     <w:p>
@@ -2028,6 +2028,20 @@
     </w:p>
     <w:p>
       <w:pPr>
+        <w:spacing w:line="240" w:lineRule="auto" w:before="200" w:after="80"/>
+      </w:pPr>
+      <w:r>
+        <w:rPr>
+          <w:rFonts w:ascii="Times New Roman" w:hAnsi="Times New Roman"/>
+          <w:b/>
+          <w:i w:val="0"/>
+          <w:sz w:val="24"/>
+        </w:rPr>
+        <w:t>Table 3 | Data sources</w:t>
+      </w:r>
+    </w:p>
+    <w:p>
+      <w:pPr>
         <w:spacing w:line="240" w:lineRule="auto" w:before="0" w:after="120"/>
       </w:pPr>
       <w:r>
@@ -2036,6 +2050,4285 @@
           <w:b/>
           <w:i w:val="0"/>
           <w:sz w:val="24"/>
+        </w:rPr>
+        <w:t>Genome builds and coordinate harmonisation.</w:t>
+      </w:r>
+      <w:r>
+        <w:rPr>
+          <w:rFonts w:ascii="Times New Roman" w:hAnsi="Times New Roman"/>
+          <w:b w:val="0"/>
+          <w:i w:val="0"/>
+          <w:sz w:val="24"/>
+        </w:rPr>
+        <w:t xml:space="preserve"> GSE122482 reports circRNA coordinates in `chrN:start-end` notation (Illumina HiSeq 3000, GPL21290) whereas circBank entries are written as `N:start-end`. Neither source states its genome build explicitly in the files we retrieved, so we could not verify that they are identical; </w:t>
+      </w:r>
+      <w:r>
+        <w:rPr>
+          <w:rFonts w:ascii="Times New Roman" w:hAnsi="Times New Roman"/>
+          <w:b/>
+          <w:i w:val="0"/>
+          <w:sz w:val="24"/>
+        </w:rPr>
+        <w:t>no liftOver between builds was performed</w:t>
+      </w:r>
+      <w:r>
+        <w:rPr>
+          <w:rFonts w:ascii="Times New Roman" w:hAnsi="Times New Roman"/>
+          <w:b w:val="0"/>
+          <w:i w:val="0"/>
+          <w:sz w:val="24"/>
+        </w:rPr>
+        <w:t>, and matching relied on coordinate identity after normalising the chromosome prefix alone. Because the two builds cannot be confirmed to agree, we treat a build difference as one possible explanation both for the residual unmatched candidates and for the MGC50722 and ADAMTS13 annotation conflict discussed in Section 2.1, and we flag this as a limitation rather than a resolved question. Readers reproducing the matching should confirm the builds before treating any coordinate-level match as exact.</w:t>
+      </w:r>
+    </w:p>
+    <w:p>
+      <w:pPr>
+        <w:spacing w:line="240" w:lineRule="auto" w:before="0" w:after="120"/>
+      </w:pPr>
+      <w:r>
+        <w:rPr>
+          <w:rFonts w:ascii="Times New Roman" w:hAnsi="Times New Roman"/>
+          <w:b/>
+          <w:i w:val="0"/>
+          <w:sz w:val="24"/>
+        </w:rPr>
+        <w:t>Expression preprocessing.</w:t>
+      </w:r>
+      <w:r>
+        <w:rPr>
+          <w:rFonts w:ascii="Times New Roman" w:hAnsi="Times New Roman"/>
+          <w:b w:val="0"/>
+          <w:i w:val="0"/>
+          <w:sz w:val="24"/>
+        </w:rPr>
+        <w:t xml:space="preserve"> For GSE122482, per-sample circRNA RPM tables were obtained from the GEO supplementary files (20 tables, one per sample) and used as delivered; no further normalisation was applied, and the same table set served both the differential screen and the annotation mapping. For GSE14520, Affymetrix probe-level values were taken from the GEO series matrix as delivered (log-transformed by the submitters) and collapsed to gene level by averaging probes mapping to the same gene symbol; no additional normalisation, batch correction or imputation was performed, and the cohort was analysed as a single batch because it comes from one series. For TCGA-LIHC, FPKM values for the 73 host genes were retrieved from the Genomic Data Commons via the harmonised STAR - Counts data set (`TCGA-LIHC.star_fpkm.tsv.gz`, Ensembl gene identifiers mapped to symbols) together with the corresponding clinical table, and log2-transformed (log2(FPKM + 1)) before z-scoring. Expression values entered all models as z-scores, so that hazard ratios are per standard deviation and are not affected by the different dynamic ranges of the three platforms.</w:t>
+      </w:r>
+    </w:p>
+    <w:p>
+      <w:pPr>
+        <w:spacing w:line="240" w:lineRule="auto" w:before="0" w:after="120"/>
+      </w:pPr>
+      <w:r>
+        <w:rPr>
+          <w:rFonts w:ascii="Times New Roman" w:hAnsi="Times New Roman"/>
+          <w:b/>
+          <w:i w:val="0"/>
+          <w:sz w:val="24"/>
+        </w:rPr>
+        <w:t>Sample accounting for TCGA-LIHC (all figures refer to primary tumours only).</w:t>
+      </w:r>
+      <w:r>
+        <w:rPr>
+          <w:rFonts w:ascii="Times New Roman" w:hAnsi="Times New Roman"/>
+          <w:b w:val="0"/>
+          <w:i w:val="0"/>
+          <w:sz w:val="24"/>
+        </w:rPr>
+        <w:t xml:space="preserve"> The GDC clinical table for this cohort lists 439 samples: 377 primary tumours (sample type 01), 59 solid tissue normals (11) and 3 recurrent tumours (02). The FPKM matrix has 424 columns, of which 371 are primary tumours and 53 are non-tumour; the survival table covers 433 samples. Restricting to primary tumours at every step gives the following funnel: </w:t>
+      </w:r>
+      <w:r>
+        <w:rPr>
+          <w:rFonts w:ascii="Times New Roman" w:hAnsi="Times New Roman"/>
+          <w:b/>
+          <w:i w:val="0"/>
+          <w:sz w:val="24"/>
+        </w:rPr>
+        <w:t>377 primary tumours → 371 with expression data → 365 with survival data → 347 with complete stage, age and sex → 341 also present in the expression matrix</w:t>
+      </w:r>
+      <w:r>
+        <w:rPr>
+          <w:rFonts w:ascii="Times New Roman" w:hAnsi="Times New Roman"/>
+          <w:b w:val="0"/>
+          <w:i w:val="0"/>
+          <w:sz w:val="24"/>
+        </w:rPr>
+        <w:t>, and those 341 are the samples entering the multivariable models (117 events). The univariable Cox and log-rank analyses reported in Table 1 and Fig. 3 use 364 tumours (130 events). This is one fewer than the 365 with survival data because the univariable models rebuild survival time per sample from `days_to_death` or `days_to_last_follow_up` and exclude cases whose vital status is not reported or whose corresponding time field is missing, rather than using the pre-computed overall-survival field directly. Adjacent normal tissue and recurrent tumours were excluded throughout: normal tissue is not a prognostic observation, and recurrence samples do not share the initial-diagnosis survival structure of the discovery cohort. For GSE14520 the corresponding counts are 247 annotated tumour samples, of which 225 have complete clinical and survival data and 219 enter the multivariable models (84 events); the 445-sample expression matrix includes both tumour and non-tumour samples, and only tumour samples enter any analysis.</w:t>
+      </w:r>
+    </w:p>
+    <w:p>
+      <w:pPr>
+        <w:spacing w:line="240" w:lineRule="auto" w:before="0" w:after="120"/>
+      </w:pPr>
+      <w:r>
+        <w:rPr>
+          <w:rFonts w:ascii="Times New Roman" w:hAnsi="Times New Roman"/>
+          <w:b w:val="0"/>
+          <w:i w:val="0"/>
+          <w:sz w:val="24"/>
+        </w:rPr>
+        <w:t>Clinical data for GSE14520 were obtained from its Extra Supplement file, in which tissue type, survival status and survival time are recorded alongside sex (`M`/`F`) and TNM stage; only samples annotated as tumour were included. Immune cell feature gene sets were taken from the pan-cancer immunogenomic analysis of Charoentong and colleagues</w:t>
+      </w:r>
+      <w:r>
+        <w:rPr>
+          <w:rFonts w:ascii="Times New Roman" w:hAnsi="Times New Roman"/>
+          <w:b w:val="0"/>
+          <w:i w:val="0"/>
+          <w:sz w:val="24"/>
+          <w:vertAlign w:val="superscript"/>
+        </w:rPr>
+        <w:t>10</w:t>
+      </w:r>
+      <w:r>
+        <w:rPr>
+          <w:rFonts w:ascii="Times New Roman" w:hAnsi="Times New Roman"/>
+          <w:b w:val="0"/>
+          <w:i w:val="0"/>
+          <w:sz w:val="24"/>
+        </w:rPr>
+        <w:t>, from which 27 lineage subsets evaluable in liver tissue were selected, using the representative genes reported therein.</w:t>
+      </w:r>
+    </w:p>
+    <w:p>
+      <w:pPr>
+        <w:spacing w:line="240" w:lineRule="auto" w:before="0" w:after="120"/>
+      </w:pPr>
+      <w:r>
+        <w:rPr>
+          <w:rFonts w:ascii="Times New Roman" w:hAnsi="Times New Roman"/>
+          <w:b w:val="0"/>
+          <w:i w:val="0"/>
+          <w:sz w:val="24"/>
+        </w:rPr>
+        <w:t>GSE122482 was originally generated in a study of circular RNAs in HBV-related HCC</w:t>
+      </w:r>
+      <w:r>
+        <w:rPr>
+          <w:rFonts w:ascii="Times New Roman" w:hAnsi="Times New Roman"/>
+          <w:b w:val="0"/>
+          <w:i w:val="0"/>
+          <w:sz w:val="24"/>
+          <w:vertAlign w:val="superscript"/>
+        </w:rPr>
+        <w:t>19</w:t>
+      </w:r>
+      <w:r>
+        <w:rPr>
+          <w:rFonts w:ascii="Times New Roman" w:hAnsi="Times New Roman"/>
+          <w:b w:val="0"/>
+          <w:i w:val="0"/>
+          <w:sz w:val="24"/>
+        </w:rPr>
+        <w:t>. circBank entries follow a nomenclature based on circRNA host genes</w:t>
+      </w:r>
+      <w:r>
+        <w:rPr>
+          <w:rFonts w:ascii="Times New Roman" w:hAnsi="Times New Roman"/>
+          <w:b w:val="0"/>
+          <w:i w:val="0"/>
+          <w:sz w:val="24"/>
+          <w:vertAlign w:val="superscript"/>
+        </w:rPr>
+        <w:t>15</w:t>
+      </w:r>
+      <w:r>
+        <w:rPr>
+          <w:rFonts w:ascii="Times New Roman" w:hAnsi="Times New Roman"/>
+          <w:b w:val="0"/>
+          <w:i w:val="0"/>
+          <w:sz w:val="24"/>
+        </w:rPr>
+        <w:t>; other resources such as circBase</w:t>
+      </w:r>
+      <w:r>
+        <w:rPr>
+          <w:rFonts w:ascii="Times New Roman" w:hAnsi="Times New Roman"/>
+          <w:b w:val="0"/>
+          <w:i w:val="0"/>
+          <w:sz w:val="24"/>
+          <w:vertAlign w:val="superscript"/>
+        </w:rPr>
+        <w:t>16</w:t>
+      </w:r>
+      <w:r>
+        <w:rPr>
+          <w:rFonts w:ascii="Times New Roman" w:hAnsi="Times New Roman"/>
+          <w:b w:val="0"/>
+          <w:i w:val="0"/>
+          <w:sz w:val="24"/>
+        </w:rPr>
+        <w:t xml:space="preserve"> and the expanded circRNA catalogue of Ji and colleagues</w:t>
+      </w:r>
+      <w:r>
+        <w:rPr>
+          <w:rFonts w:ascii="Times New Roman" w:hAnsi="Times New Roman"/>
+          <w:b w:val="0"/>
+          <w:i w:val="0"/>
+          <w:sz w:val="24"/>
+          <w:vertAlign w:val="superscript"/>
+        </w:rPr>
+        <w:t>17</w:t>
+      </w:r>
+      <w:r>
+        <w:rPr>
+          <w:rFonts w:ascii="Times New Roman" w:hAnsi="Times New Roman"/>
+          <w:b w:val="0"/>
+          <w:i w:val="0"/>
+          <w:sz w:val="24"/>
+        </w:rPr>
+        <w:t xml:space="preserve"> employ different annotation conventions, and previous HCC circRNA multi-omics analyses have applied comparable strategies</w:t>
+      </w:r>
+      <w:r>
+        <w:rPr>
+          <w:rFonts w:ascii="Times New Roman" w:hAnsi="Times New Roman"/>
+          <w:b w:val="0"/>
+          <w:i w:val="0"/>
+          <w:sz w:val="24"/>
+          <w:vertAlign w:val="superscript"/>
+        </w:rPr>
+        <w:t>21</w:t>
+      </w:r>
+      <w:r>
+        <w:rPr>
+          <w:rFonts w:ascii="Times New Roman" w:hAnsi="Times New Roman"/>
+          <w:b w:val="0"/>
+          <w:i w:val="0"/>
+          <w:sz w:val="24"/>
+        </w:rPr>
+        <w:t>.</w:t>
+      </w:r>
+    </w:p>
+    <w:p>
+      <w:pPr>
+        <w:spacing w:line="240" w:lineRule="auto" w:before="200" w:after="120"/>
+      </w:pPr>
+      <w:r>
+        <w:rPr>
+          <w:rFonts w:ascii="Times New Roman" w:hAnsi="Times New Roman"/>
+          <w:b/>
+          <w:i w:val="0"/>
+          <w:sz w:val="24"/>
+        </w:rPr>
+        <w:t>4.2 Differential circRNA expression screening</w:t>
+      </w:r>
+    </w:p>
+    <w:p>
+      <w:pPr>
+        <w:spacing w:line="240" w:lineRule="auto" w:before="0" w:after="120"/>
+      </w:pPr>
+      <w:r>
+        <w:rPr>
+          <w:rFonts w:ascii="Times New Roman" w:hAnsi="Times New Roman"/>
+          <w:b w:val="0"/>
+          <w:i w:val="0"/>
+          <w:sz w:val="24"/>
+        </w:rPr>
+        <w:t>Paired comparison of the 10 sample pairs in GSE122482 identified circRNAs satisfying |log2 fold change| ≥ 1 and P &lt; 0.05. All 92,204 circRNA features were tested. The screen was initially reported at an uncorrected P &lt; 0.05 threshold; because the rationale offered for this choice—that independent-cohort validation would control error—does not hold (the validation cohorts assess a different hypothesis in different data), we subsequently computed Benjamini–Hochberg false discovery rates across all tested features with `stats::p.adjust(method = "BH")` in R 4.6.1 and report both nominal and FDR-adjusted results (Results 2.1, Supplementary Table S4). FDR values were computed in R and independently cross-checked against the pipeline's own step-up implementation. The statistical power of ten paired samples is inherently limited and is acknowledged as such.</w:t>
+      </w:r>
+    </w:p>
+    <w:p>
+      <w:pPr>
+        <w:spacing w:line="240" w:lineRule="auto" w:before="200" w:after="120"/>
+      </w:pPr>
+      <w:r>
+        <w:rPr>
+          <w:rFonts w:ascii="Times New Roman" w:hAnsi="Times New Roman"/>
+          <w:b/>
+          <w:i w:val="0"/>
+          <w:sz w:val="24"/>
+        </w:rPr>
+        <w:t>4.3 Mapping circRNAs to host genes</w:t>
+      </w:r>
+    </w:p>
+    <w:p>
+      <w:pPr>
+        <w:spacing w:line="240" w:lineRule="auto" w:before="0" w:after="120"/>
+      </w:pPr>
+      <w:r>
+        <w:rPr>
+          <w:rFonts w:ascii="Times New Roman" w:hAnsi="Times New Roman"/>
+          <w:b w:val="0"/>
+          <w:i w:val="0"/>
+          <w:sz w:val="24"/>
+        </w:rPr>
+        <w:t>circRNA identifiers follow the format `hsa_circ:chrN:start-end`. Host genes were assigned by genomic coordinate lookup against the platform annotation. Across the full set of 92,204 circRNA features, 48,109 records (52.2%) carried a gene assignment, spanning 11,048 distinct host genes. Restricting the same lookup to the 103 differentially expressed circRNAs returned a gene assignment for each, and these 103 circRNAs map to 91 distinct host genes; nine genes host more than one of the candidate circRNAs. It is this set of 91 genes, not the whole annotation, that enters the prognostic analysis below.</w:t>
+      </w:r>
+    </w:p>
+    <w:p>
+      <w:pPr>
+        <w:spacing w:line="240" w:lineRule="auto" w:before="200" w:after="120"/>
+      </w:pPr>
+      <w:r>
+        <w:rPr>
+          <w:rFonts w:ascii="Times New Roman" w:hAnsi="Times New Roman"/>
+          <w:b/>
+          <w:i w:val="0"/>
+          <w:sz w:val="24"/>
+        </w:rPr>
+        <w:t>4.4 Prognostic analysis and cross-cohort validation</w:t>
+      </w:r>
+    </w:p>
+    <w:p>
+      <w:pPr>
+        <w:spacing w:line="240" w:lineRule="auto" w:before="0" w:after="120"/>
+      </w:pPr>
+      <w:r>
+        <w:rPr>
+          <w:rFonts w:ascii="Times New Roman" w:hAnsi="Times New Roman"/>
+          <w:b/>
+          <w:i w:val="0"/>
+          <w:sz w:val="24"/>
+        </w:rPr>
+        <w:t>TCGA-LIHC.</w:t>
+      </w:r>
+      <w:r>
+        <w:rPr>
+          <w:rFonts w:ascii="Times New Roman" w:hAnsi="Times New Roman"/>
+          <w:b w:val="0"/>
+          <w:i w:val="0"/>
+          <w:sz w:val="24"/>
+        </w:rPr>
+        <w:t xml:space="preserve"> Cox proportional hazards models were fitted with gene expression as the covariate and survival time as the outcome, reporting the hazard ratio (HR) and P value; the log-rank test was applied to groups divided at the median expression level. Genes significant by both tests (P &lt; 0.05 each) were designated as "significant by both tests".</w:t>
+      </w:r>
+    </w:p>
+    <w:p>
+      <w:pPr>
+        <w:spacing w:line="240" w:lineRule="auto" w:before="0" w:after="120"/>
+      </w:pPr>
+      <w:r>
+        <w:rPr>
+          <w:rFonts w:ascii="Times New Roman" w:hAnsi="Times New Roman"/>
+          <w:b/>
+          <w:i w:val="0"/>
+          <w:sz w:val="24"/>
+        </w:rPr>
+        <w:t>GSE14520.</w:t>
+      </w:r>
+      <w:r>
+        <w:rPr>
+          <w:rFonts w:ascii="Times New Roman" w:hAnsi="Times New Roman"/>
+          <w:b w:val="0"/>
+          <w:i w:val="0"/>
+          <w:sz w:val="24"/>
+        </w:rPr>
+        <w:t xml:space="preserve"> The same strategy was applied independently. </w:t>
+      </w:r>
+      <w:r>
+        <w:rPr>
+          <w:rFonts w:ascii="Times New Roman" w:hAnsi="Times New Roman"/>
+          <w:b/>
+          <w:i w:val="0"/>
+          <w:sz w:val="24"/>
+        </w:rPr>
+        <w:t>Concordant direction</w:t>
+      </w:r>
+      <w:r>
+        <w:rPr>
+          <w:rFonts w:ascii="Times New Roman" w:hAnsi="Times New Roman"/>
+          <w:b w:val="0"/>
+          <w:i w:val="0"/>
+          <w:sz w:val="24"/>
+        </w:rPr>
+        <w:t xml:space="preserve"> was defined as HR &gt; 1 in both cohorts or HR &lt; 1 in both. </w:t>
+      </w:r>
+      <w:r>
+        <w:rPr>
+          <w:rFonts w:ascii="Times New Roman" w:hAnsi="Times New Roman"/>
+          <w:b/>
+          <w:i w:val="0"/>
+          <w:sz w:val="24"/>
+        </w:rPr>
+        <w:t>Passing validation</w:t>
+      </w:r>
+      <w:r>
+        <w:rPr>
+          <w:rFonts w:ascii="Times New Roman" w:hAnsi="Times New Roman"/>
+          <w:b w:val="0"/>
+          <w:i w:val="0"/>
+          <w:sz w:val="24"/>
+        </w:rPr>
+        <w:t xml:space="preserve"> was defined as concordant direction together with P &lt; 0.05 by Cox regression in GSE14520. It should be noted that this criterion does not require significance in TCGA; consequently, only NT5DC2 and HSD17B6 among the six validated genes achieved Cox significance in both cohorts, while the TCGA Cox P values for CD5, BCLAF1, LRCH1 and SREBF2 ranged from 0.063 to 0.201.</w:t>
+      </w:r>
+    </w:p>
+    <w:p>
+      <w:pPr>
+        <w:spacing w:line="240" w:lineRule="auto" w:before="0" w:after="120"/>
+      </w:pPr>
+      <w:r>
+        <w:rPr>
+          <w:rFonts w:ascii="Times New Roman" w:hAnsi="Times New Roman"/>
+          <w:b w:val="0"/>
+          <w:i w:val="0"/>
+          <w:sz w:val="24"/>
+        </w:rPr>
+        <w:t>The HR represents the change in hazard associated with a one-standard-deviation increase in expression.</w:t>
+      </w:r>
+    </w:p>
+    <w:p>
+      <w:pPr>
+        <w:spacing w:line="240" w:lineRule="auto" w:before="0" w:after="120"/>
+      </w:pPr>
+      <w:r>
+        <w:rPr>
+          <w:rFonts w:ascii="Times New Roman" w:hAnsi="Times New Roman"/>
+          <w:b/>
+          <w:i w:val="0"/>
+          <w:sz w:val="24"/>
+        </w:rPr>
+        <w:t>Multivariable analysis.</w:t>
+      </w:r>
+      <w:r>
+        <w:rPr>
+          <w:rFonts w:ascii="Times New Roman" w:hAnsi="Times New Roman"/>
+          <w:b w:val="0"/>
+          <w:i w:val="0"/>
+          <w:sz w:val="24"/>
+        </w:rPr>
+        <w:t xml:space="preserve"> Cox proportional hazards models were additionally fitted including AJCC pathologic stage (I/II vs III/IV), age (centred at 50 years) and sex as covariates, using R `survival::coxph` with Efron handling of tied event times (survival times are recorded in months or days and contain many ties). For GSE14520 the clinical variables were read from the Extra Supplement file, in which sex is coded `M`/`F` and stage in the `TNM staging` column as I/II/IIIA/IIIB/IIIC/IV; samples with missing stage, missing age or missing sex were excluded rather than assigned to a default category. Covariates were required to be present for a sample to enter a model, giving n = 341 (117 events) in TCGA-LIHC and n = 219 (84 events) in GSE14520. Numerical verification: all univariable Cox P values were recomputed with `survival::coxph` and compared with the pipeline's own implementation on identical sample sets; significance classification agreed for 9 of 9 genes in TCGA-LIHC and 6 of 9 in GSE14520, the three disagreements being genes whose P values lay between 0.03 and 0.09 and whose category therefore changed when the analysis set narrowed from 225 to 219 samples.</w:t>
+      </w:r>
+    </w:p>
+    <w:p>
+      <w:pPr>
+        <w:spacing w:line="240" w:lineRule="auto" w:before="200" w:after="120"/>
+      </w:pPr>
+      <w:r>
+        <w:rPr>
+          <w:rFonts w:ascii="Times New Roman" w:hAnsi="Times New Roman"/>
+          <w:b/>
+          <w:i w:val="0"/>
+          <w:sz w:val="24"/>
+        </w:rPr>
+        <w:t>4.5 Immune infiltration assessment</w:t>
+      </w:r>
+    </w:p>
+    <w:p>
+      <w:pPr>
+        <w:spacing w:line="240" w:lineRule="auto" w:before="0" w:after="120"/>
+      </w:pPr>
+      <w:r>
+        <w:rPr>
+          <w:rFonts w:ascii="Times New Roman" w:hAnsi="Times New Roman"/>
+          <w:b w:val="0"/>
+          <w:i w:val="0"/>
+          <w:sz w:val="24"/>
+        </w:rPr>
+        <w:t>For each gene a cellular composition score was constructed by taking the 27 lineage feature gene sets defined for liver tissue in the pan-cancer immunogenomic analysis of Charoentong and colleagues</w:t>
+      </w:r>
+      <w:r>
+        <w:rPr>
+          <w:rFonts w:ascii="Times New Roman" w:hAnsi="Times New Roman"/>
+          <w:b w:val="0"/>
+          <w:i w:val="0"/>
+          <w:sz w:val="24"/>
+          <w:vertAlign w:val="superscript"/>
+        </w:rPr>
+        <w:t>10</w:t>
+      </w:r>
+      <w:r>
+        <w:rPr>
+          <w:rFonts w:ascii="Times New Roman" w:hAnsi="Times New Roman"/>
+          <w:b w:val="0"/>
+          <w:i w:val="0"/>
+          <w:sz w:val="24"/>
+        </w:rPr>
+        <w:t xml:space="preserve"> and computing, for every sample, the mean of the within-sample expression ranks of the genes in each set (a rank-average signature score)</w:t>
+      </w:r>
+      <w:r>
+        <w:rPr>
+          <w:rFonts w:ascii="Times New Roman" w:hAnsi="Times New Roman"/>
+          <w:b w:val="0"/>
+          <w:i w:val="0"/>
+          <w:sz w:val="24"/>
+          <w:vertAlign w:val="superscript"/>
+        </w:rPr>
+        <w:t>11</w:t>
+      </w:r>
+      <w:r>
+        <w:rPr>
+          <w:rFonts w:ascii="Times New Roman" w:hAnsi="Times New Roman"/>
+          <w:b w:val="0"/>
+          <w:i w:val="0"/>
+          <w:sz w:val="24"/>
+        </w:rPr>
+        <w:t xml:space="preserve">, an approach that captures coordinated expression of lineage markers without requiring cell-level resolution. It is not ssGSEA: no ECDF-based enrichment weighting is applied, and we therefore do not describe it as such. </w:t>
+      </w:r>
+      <w:r>
+        <w:rPr>
+          <w:rFonts w:ascii="Times New Roman" w:hAnsi="Times New Roman"/>
+          <w:b/>
+          <w:i w:val="0"/>
+          <w:sz w:val="24"/>
+        </w:rPr>
+        <w:t>The 27 sets are lineage signatures rather than exclusively immune lineages</w:t>
+      </w:r>
+      <w:r>
+        <w:rPr>
+          <w:rFonts w:ascii="Times New Roman" w:hAnsi="Times New Roman"/>
+          <w:b w:val="0"/>
+          <w:i w:val="0"/>
+          <w:sz w:val="24"/>
+        </w:rPr>
+        <w:t xml:space="preserve">: besides lymphoid and myeloid populations they include endothelial cells, cancer-associated fibroblasts and fibroblasts, which we retained because these compartments shape the tumour microenvironment and because the same reference defines them. We refer to them collectively as lineage signatures throughout. Pearson correlations between gene expression and each lineage score were computed separately in TCGA-LIHC and GSE14520, and </w:t>
+      </w:r>
+      <w:r>
+        <w:rPr>
+          <w:rFonts w:ascii="Times New Roman" w:hAnsi="Times New Roman"/>
+          <w:b/>
+          <w:i w:val="0"/>
+          <w:sz w:val="24"/>
+        </w:rPr>
+        <w:t>only gene–cell pairs that were directionally concordant across cohorts with |r| &gt; 0.15 in both were retained</w:t>
+      </w:r>
+      <w:r>
+        <w:rPr>
+          <w:rFonts w:ascii="Times New Roman" w:hAnsi="Times New Roman"/>
+          <w:b w:val="0"/>
+          <w:i w:val="0"/>
+          <w:sz w:val="24"/>
+        </w:rPr>
+        <w:t>.</w:t>
+      </w:r>
+    </w:p>
+    <w:p>
+      <w:pPr>
+        <w:spacing w:line="240" w:lineRule="auto" w:before="0" w:after="120"/>
+      </w:pPr>
+      <w:r>
+        <w:rPr>
+          <w:rFonts w:ascii="Times New Roman" w:hAnsi="Times New Roman"/>
+          <w:b w:val="0"/>
+          <w:i w:val="0"/>
+          <w:sz w:val="24"/>
+        </w:rPr>
+        <w:t>Cox proportional hazards models and log-rank tests were implemented according to standard methods</w:t>
+      </w:r>
+      <w:r>
+        <w:rPr>
+          <w:rFonts w:ascii="Times New Roman" w:hAnsi="Times New Roman"/>
+          <w:b w:val="0"/>
+          <w:i w:val="0"/>
+          <w:sz w:val="24"/>
+          <w:vertAlign w:val="superscript"/>
+        </w:rPr>
+        <w:t>13,14</w:t>
+      </w:r>
+      <w:r>
+        <w:rPr>
+          <w:rFonts w:ascii="Times New Roman" w:hAnsi="Times New Roman"/>
+          <w:b w:val="0"/>
+          <w:i w:val="0"/>
+          <w:sz w:val="24"/>
+        </w:rPr>
+        <w:t>, and all multivariable models were fitted and reported through R `survival` as described in Section 4.4.</w:t>
+      </w:r>
+    </w:p>
+    <w:p>
+      <w:pPr>
+        <w:spacing w:line="240" w:lineRule="auto" w:before="0" w:after="120"/>
+      </w:pPr>
+      <w:r>
+        <w:rPr>
+          <w:rFonts w:ascii="Times New Roman" w:hAnsi="Times New Roman"/>
+          <w:b w:val="0"/>
+          <w:i w:val="0"/>
+          <w:sz w:val="24"/>
+        </w:rPr>
+        <w:t xml:space="preserve">Retention required direction concordance across cohorts together with |r| &gt; 0.15 in </w:t>
+      </w:r>
+      <w:r>
+        <w:rPr>
+          <w:rFonts w:ascii="Times New Roman" w:hAnsi="Times New Roman"/>
+          <w:b/>
+          <w:i w:val="0"/>
+          <w:sz w:val="24"/>
+        </w:rPr>
+        <w:t>both</w:t>
+      </w:r>
+      <w:r>
+        <w:rPr>
+          <w:rFonts w:ascii="Times New Roman" w:hAnsi="Times New Roman"/>
+          <w:b w:val="0"/>
+          <w:i w:val="0"/>
+          <w:sz w:val="24"/>
+        </w:rPr>
+        <w:t xml:space="preserve"> cohorts; pairs failing either condition were excluded, including pairs that were directionally concordant but below the magnitude threshold in one cohort. The complete gene sets used are provided in the supplementary material so that the scoring can be reproduced independently of any single reference.</w:t>
+      </w:r>
+    </w:p>
+    <w:p>
+      <w:pPr>
+        <w:spacing w:line="240" w:lineRule="auto" w:before="200" w:after="120"/>
+      </w:pPr>
+      <w:r>
+        <w:rPr>
+          <w:rFonts w:ascii="Times New Roman" w:hAnsi="Times New Roman"/>
+          <w:b/>
+          <w:i w:val="0"/>
+          <w:sz w:val="24"/>
+        </w:rPr>
+        <w:t>4.6 Construction and quality stratification of circRNA–miRNA edges</w:t>
+      </w:r>
+    </w:p>
+    <w:p>
+      <w:pPr>
+        <w:spacing w:line="240" w:lineRule="auto" w:before="0" w:after="120"/>
+      </w:pPr>
+      <w:r>
+        <w:rPr>
+          <w:rFonts w:ascii="Times New Roman" w:hAnsi="Times New Roman"/>
+          <w:b w:val="0"/>
+          <w:i w:val="0"/>
+          <w:sz w:val="24"/>
+        </w:rPr>
+        <w:t>Human circRNA annotations were obtained from circBank</w:t>
+      </w:r>
+      <w:r>
+        <w:rPr>
+          <w:rFonts w:ascii="Times New Roman" w:hAnsi="Times New Roman"/>
+          <w:b w:val="0"/>
+          <w:i w:val="0"/>
+          <w:sz w:val="24"/>
+          <w:vertAlign w:val="superscript"/>
+        </w:rPr>
+        <w:t>15</w:t>
+      </w:r>
+      <w:r>
+        <w:rPr>
+          <w:rFonts w:ascii="Times New Roman" w:hAnsi="Times New Roman"/>
+          <w:b w:val="0"/>
+          <w:i w:val="0"/>
+          <w:sz w:val="24"/>
+        </w:rPr>
+        <w:t xml:space="preserve">, a database employing a nomenclature based on circRNA host genes, and candidate circRNAs were associated with circBank entries by coordinate matching. </w:t>
+      </w:r>
+      <w:r>
+        <w:rPr>
+          <w:rFonts w:ascii="Times New Roman" w:hAnsi="Times New Roman"/>
+          <w:b/>
+          <w:i w:val="0"/>
+          <w:sz w:val="24"/>
+        </w:rPr>
+        <w:t>Note that GSE122482 uses the `chrN` format whereas circBank uses `N`</w:t>
+      </w:r>
+      <w:r>
+        <w:rPr>
+          <w:rFonts w:ascii="Times New Roman" w:hAnsi="Times New Roman"/>
+          <w:b w:val="0"/>
+          <w:i w:val="0"/>
+          <w:sz w:val="24"/>
+        </w:rPr>
+        <w:t>; without harmonisation, coordinate matching fails. Normalising chromosome names raised exact-coordinate matches from 33 of 103 candidates (32%) to 34, and adding the loose and gene-fallback tiers brought 79 candidates (77%) into the network.</w:t>
+      </w:r>
+    </w:p>
+    <w:p>
+      <w:pPr>
+        <w:spacing w:line="240" w:lineRule="auto" w:before="0" w:after="120"/>
+      </w:pPr>
+      <w:r>
+        <w:rPr>
+          <w:rFonts w:ascii="Times New Roman" w:hAnsi="Times New Roman"/>
+          <w:b w:val="0"/>
+          <w:i w:val="0"/>
+          <w:sz w:val="24"/>
+        </w:rPr>
+        <w:t xml:space="preserve">miRNA binding predictions were retrieved from the circBank binding interface, retaining binding free energy (kcal/mol) and score. Matches were classified by confidence: </w:t>
+      </w:r>
+      <w:r>
+        <w:rPr>
+          <w:rFonts w:ascii="Times New Roman" w:hAnsi="Times New Roman"/>
+          <w:b/>
+          <w:i w:val="0"/>
+          <w:sz w:val="24"/>
+        </w:rPr>
+        <w:t>exact</w:t>
+      </w:r>
+      <w:r>
+        <w:rPr>
+          <w:rFonts w:ascii="Times New Roman" w:hAnsi="Times New Roman"/>
+          <w:b w:val="0"/>
+          <w:i w:val="0"/>
+          <w:sz w:val="24"/>
+        </w:rPr>
+        <w:t xml:space="preserve">, complete coordinate identity after chromosome-name harmonisation; </w:t>
+      </w:r>
+      <w:r>
+        <w:rPr>
+          <w:rFonts w:ascii="Times New Roman" w:hAnsi="Times New Roman"/>
+          <w:b/>
+          <w:i w:val="0"/>
+          <w:sz w:val="24"/>
+        </w:rPr>
+        <w:t>loose</w:t>
+      </w:r>
+      <w:r>
+        <w:rPr>
+          <w:rFonts w:ascii="Times New Roman" w:hAnsi="Times New Roman"/>
+          <w:b w:val="0"/>
+          <w:i w:val="0"/>
+          <w:sz w:val="24"/>
+        </w:rPr>
+        <w:t xml:space="preserve">, same chromosome with start or end differing by ≤ 500 bp; </w:t>
+      </w:r>
+      <w:r>
+        <w:rPr>
+          <w:rFonts w:ascii="Times New Roman" w:hAnsi="Times New Roman"/>
+          <w:b/>
+          <w:i w:val="0"/>
+          <w:sz w:val="24"/>
+        </w:rPr>
+        <w:t>gene_fallback</w:t>
+      </w:r>
+      <w:r>
+        <w:rPr>
+          <w:rFonts w:ascii="Times New Roman" w:hAnsi="Times New Roman"/>
+          <w:b w:val="0"/>
+          <w:i w:val="0"/>
+          <w:sz w:val="24"/>
+        </w:rPr>
+        <w:t>, where the longest entry of the same gene on the same chromosome was taken when coordinates could not be matched.</w:t>
+      </w:r>
+    </w:p>
+    <w:p>
+      <w:pPr>
+        <w:spacing w:line="240" w:lineRule="auto" w:before="0" w:after="120"/>
+      </w:pPr>
+      <w:r>
+        <w:rPr>
+          <w:rFonts w:ascii="Times New Roman" w:hAnsi="Times New Roman"/>
+          <w:b w:val="0"/>
+          <w:i w:val="0"/>
+          <w:sz w:val="24"/>
+        </w:rPr>
+        <w:t xml:space="preserve">A quality score combined match type, binding energy (linear normalisation from −15 to −30 kcal/mol, weight 1.5) and score (normalised 140–192, weight 0.5), and edges were stratified as: </w:t>
+      </w:r>
+      <w:r>
+        <w:rPr>
+          <w:rFonts w:ascii="Times New Roman" w:hAnsi="Times New Roman"/>
+          <w:b/>
+          <w:i w:val="0"/>
+          <w:sz w:val="24"/>
+        </w:rPr>
+        <w:t>high</w:t>
+      </w:r>
+      <w:r>
+        <w:rPr>
+          <w:rFonts w:ascii="Times New Roman" w:hAnsi="Times New Roman"/>
+          <w:b w:val="0"/>
+          <w:i w:val="0"/>
+          <w:sz w:val="24"/>
+        </w:rPr>
+        <w:t xml:space="preserve">, exact match with energy ≤ −20 kcal/mol; </w:t>
+      </w:r>
+      <w:r>
+        <w:rPr>
+          <w:rFonts w:ascii="Times New Roman" w:hAnsi="Times New Roman"/>
+          <w:b/>
+          <w:i w:val="0"/>
+          <w:sz w:val="24"/>
+        </w:rPr>
+        <w:t>medium</w:t>
+      </w:r>
+      <w:r>
+        <w:rPr>
+          <w:rFonts w:ascii="Times New Roman" w:hAnsi="Times New Roman"/>
+          <w:b w:val="0"/>
+          <w:i w:val="0"/>
+          <w:sz w:val="24"/>
+        </w:rPr>
+        <w:t xml:space="preserve">, exact or loose match with energy ≤ −20 kcal/mol; </w:t>
+      </w:r>
+      <w:r>
+        <w:rPr>
+          <w:rFonts w:ascii="Times New Roman" w:hAnsi="Times New Roman"/>
+          <w:b/>
+          <w:i w:val="0"/>
+          <w:sz w:val="24"/>
+        </w:rPr>
+        <w:t>low</w:t>
+      </w:r>
+      <w:r>
+        <w:rPr>
+          <w:rFonts w:ascii="Times New Roman" w:hAnsi="Times New Roman"/>
+          <w:b w:val="0"/>
+          <w:i w:val="0"/>
+          <w:sz w:val="24"/>
+        </w:rPr>
+        <w:t>, all remaining edges.</w:t>
+      </w:r>
+    </w:p>
+    <w:p>
+      <w:pPr>
+        <w:spacing w:line="240" w:lineRule="auto" w:before="200" w:after="120"/>
+      </w:pPr>
+      <w:r>
+        <w:rPr>
+          <w:rFonts w:ascii="Times New Roman" w:hAnsi="Times New Roman"/>
+          <w:b/>
+          <w:i w:val="0"/>
+          <w:sz w:val="24"/>
+        </w:rPr>
+        <w:t>4.7 Internal-consistency heuristic and its evidentiary status</w:t>
+      </w:r>
+    </w:p>
+    <w:p>
+      <w:pPr>
+        <w:spacing w:line="240" w:lineRule="auto" w:before="0" w:after="120"/>
+      </w:pPr>
+      <w:r>
+        <w:rPr>
+          <w:rFonts w:ascii="Times New Roman" w:hAnsi="Times New Roman"/>
+          <w:b w:val="0"/>
+          <w:i w:val="0"/>
+          <w:sz w:val="24"/>
+        </w:rPr>
+        <w:t xml:space="preserve">For gene_fallback matches, the circRNA–miRNA edge lacks reliable coordinate association, although the miRNA binding prediction itself may remain valid. We therefore graded each fallback-matched gene by an </w:t>
+      </w:r>
+      <w:r>
+        <w:rPr>
+          <w:rFonts w:ascii="Times New Roman" w:hAnsi="Times New Roman"/>
+          <w:b/>
+          <w:i w:val="0"/>
+          <w:sz w:val="24"/>
+        </w:rPr>
+        <w:t>internal-consistency heuristic</w:t>
+      </w:r>
+      <w:r>
+        <w:rPr>
+          <w:rFonts w:ascii="Times New Roman" w:hAnsi="Times New Roman"/>
+          <w:b w:val="0"/>
+          <w:i w:val="0"/>
+          <w:sz w:val="24"/>
+        </w:rPr>
+        <w:t>: if a given miRNA also connects multiple exactly matched genes, its binding prediction is endorsed consistently across independent loci within the same prediction resource. Grading: connection to ≥ 5 exact genes is strong, 2–4 moderate, 1 weak and 0 none.</w:t>
+      </w:r>
+    </w:p>
+    <w:p>
+      <w:pPr>
+        <w:spacing w:line="240" w:lineRule="auto" w:before="0" w:after="120"/>
+      </w:pPr>
+      <w:r>
+        <w:rPr>
+          <w:rFonts w:ascii="Times New Roman" w:hAnsi="Times New Roman"/>
+          <w:b/>
+          <w:i w:val="0"/>
+          <w:sz w:val="24"/>
+        </w:rPr>
+        <w:t>The evidentiary status of this heuristic is explicitly limited.</w:t>
+      </w:r>
+      <w:r>
+        <w:rPr>
+          <w:rFonts w:ascii="Times New Roman" w:hAnsi="Times New Roman"/>
+          <w:b w:val="0"/>
+          <w:i w:val="0"/>
+          <w:sz w:val="24"/>
+        </w:rPr>
+        <w:t xml:space="preserve"> All edges in this study derive from a single prediction resource (circBank), which supplies no quality flags for human entries; the `highConfidence`, `validated` and `conserved` fields are empty for every matched human record we retrieved. Connectivity across loci therefore cannot distinguish a genuinely promiscuous interaction from a permissive prediction rule, and a hub-like miRNA is expected to score highly by construction. We tested this empirically against ENCORI/starBase</w:t>
+      </w:r>
+      <w:r>
+        <w:rPr>
+          <w:rFonts w:ascii="Times New Roman" w:hAnsi="Times New Roman"/>
+          <w:b w:val="0"/>
+          <w:i w:val="0"/>
+          <w:sz w:val="24"/>
+          <w:vertAlign w:val="superscript"/>
+        </w:rPr>
+        <w:t>22</w:t>
+      </w:r>
+      <w:r>
+        <w:rPr>
+          <w:rFonts w:ascii="Times New Roman" w:hAnsi="Times New Roman"/>
+          <w:b w:val="0"/>
+          <w:i w:val="0"/>
+          <w:sz w:val="24"/>
+        </w:rPr>
+        <w:t>, which integrates seven independent prediction algorithms together with CLIP-seq and degradome-seq evidence, querying each gene separately and merging the results (accessed 11 October 2026). The overlap with our predictions was minimal (Jaccard 0.000–0.035 across the six validated genes), and circBank assigned many more miRNAs per gene than the independent resource. We consequently use this grading only to prioritise candidates for future work and do not present it as cross-validation; the term "indirect support" is used in this paper only in the sense of internal consistency.</w:t>
+      </w:r>
+    </w:p>
+    <w:p>
+      <w:pPr>
+        <w:spacing w:line="240" w:lineRule="auto" w:before="0" w:after="120"/>
+      </w:pPr>
+      <w:r>
+        <w:rPr>
+          <w:rFonts w:ascii="Times New Roman" w:hAnsi="Times New Roman"/>
+          <w:b w:val="0"/>
+          <w:i w:val="0"/>
+          <w:sz w:val="24"/>
+        </w:rPr>
+        <w:t>Note also that ENCORI predicts targets on linear transcripts, so its coordinates refer to mRNA 3′ UTRs rather than to circRNAs. It is therefore used here as an independent check on whether a given miRNA has any target site in a host gene, not as a predictor of circRNA–miRNA interaction.</w:t>
+      </w:r>
+    </w:p>
+    <w:p>
+      <w:pPr>
+        <w:spacing w:line="240" w:lineRule="auto" w:before="200" w:after="120"/>
+      </w:pPr>
+      <w:r>
+        <w:rPr>
+          <w:rFonts w:ascii="Times New Roman" w:hAnsi="Times New Roman"/>
+          <w:b/>
+          <w:i w:val="0"/>
+          <w:sz w:val="24"/>
+        </w:rPr>
+        <w:t>4.8 Deduplication</w:t>
+      </w:r>
+    </w:p>
+    <w:p>
+      <w:pPr>
+        <w:spacing w:line="240" w:lineRule="auto" w:before="0" w:after="120"/>
+      </w:pPr>
+      <w:r>
+        <w:rPr>
+          <w:rFonts w:ascii="Times New Roman" w:hAnsi="Times New Roman"/>
+          <w:b w:val="0"/>
+          <w:i w:val="0"/>
+          <w:sz w:val="24"/>
+        </w:rPr>
+        <w:t>The circBank binding interface returns overlapping records at pagination boundaries, producing 831 duplicate edges (5.1%) in the raw retrieval. Deduplication used the composite key of circRNA, host gene, miRNA, energy and score, retaining the first occurrence. In addition, our initial retrieval was found to have covered 1,925 of 2,448 result pages (79%); five circRNA entries with declared miRNA predictions had been missed, including the entries for HSD17B6 and circADAMTS13. Targeted re-retrieval added 976 edges, for which declared and retrieved counts agreed entry by entry. All reported figures derive from the completed, deduplicated dataset of 15,479 edges.</w:t>
+      </w:r>
+    </w:p>
+    <w:p>
+      <w:pPr>
+        <w:spacing w:line="240" w:lineRule="auto" w:before="200" w:after="120"/>
+      </w:pPr>
+      <w:r>
+        <w:rPr>
+          <w:rFonts w:ascii="Times New Roman" w:hAnsi="Times New Roman"/>
+          <w:b/>
+          <w:i w:val="0"/>
+          <w:sz w:val="24"/>
+        </w:rPr>
+        <w:t>4.9 Statistical analysis</w:t>
+      </w:r>
+    </w:p>
+    <w:p>
+      <w:pPr>
+        <w:spacing w:line="240" w:lineRule="auto" w:before="0" w:after="120"/>
+      </w:pPr>
+      <w:r>
+        <w:rPr>
+          <w:rFonts w:ascii="Times New Roman" w:hAnsi="Times New Roman"/>
+          <w:b w:val="0"/>
+          <w:i w:val="0"/>
+          <w:sz w:val="24"/>
+        </w:rPr>
+        <w:t xml:space="preserve">Data retrieval, format handling and file processing were performed in Python 3.13.12 using the standard library. </w:t>
+      </w:r>
+      <w:r>
+        <w:rPr>
+          <w:rFonts w:ascii="Times New Roman" w:hAnsi="Times New Roman"/>
+          <w:b/>
+          <w:i w:val="0"/>
+          <w:sz w:val="24"/>
+        </w:rPr>
+        <w:t>All statistical inference was performed in R 4.6.1</w:t>
+      </w:r>
+      <w:r>
+        <w:rPr>
+          <w:rFonts w:ascii="Times New Roman" w:hAnsi="Times New Roman"/>
+          <w:b w:val="0"/>
+          <w:i w:val="0"/>
+          <w:sz w:val="24"/>
+        </w:rPr>
+        <w:t>: false discovery rates with `stats::p.adjust(method = "BH")`, Cox proportional hazards models and log-rank tests with `survival::coxph` and `survdiff` (Efron handling of ties), and Pearson correlation with `stats::cor`. Cox regression P &lt; 0.05 was considered significant. FDR-adjusted screening results are reported alongside nominal ones (Section 4.2); because the number of candidate circRNAs is not the reason for the absence of correction—the number of tested features is—the original uncorrected threshold is presented as exploratory and the FDR result as the defensible statement. Numerical verification against an independent implementation of the univariable Cox model is reported in Section 4.4. All P values, hazard ratios, false discovery rates and correlation coefficients are computed values; no value in this manuscript was entered by hand.</w:t>
+      </w:r>
+    </w:p>
+    <w:p>
+      <w:pPr>
+        <w:spacing w:line="240" w:lineRule="auto" w:before="200" w:after="80"/>
+      </w:pPr>
+      <w:r>
+        <w:rPr>
+          <w:rFonts w:ascii="Times New Roman" w:hAnsi="Times New Roman"/>
+          <w:b/>
+          <w:i w:val="0"/>
+          <w:sz w:val="24"/>
+        </w:rPr>
+        <w:t>Table 1 | Six host genes that passed independent validation</w:t>
+      </w:r>
+    </w:p>
+    <w:p>
+      <w:pPr>
+        <w:spacing w:line="240" w:lineRule="auto" w:before="0" w:after="120"/>
+      </w:pPr>
+      <w:r>
+        <w:rPr>
+          <w:rFonts w:ascii="Times New Roman" w:hAnsi="Times New Roman"/>
+          <w:b w:val="0"/>
+          <w:i w:val="0"/>
+          <w:sz w:val="24"/>
+        </w:rPr>
+        <w:t xml:space="preserve">HR is the hazard ratio per one-standard-deviation increase in expression. Unadjusted columns reproduce the initial single-cohort analysis; adjusted columns are from Cox models including AJCC stage, age and sex, all of which were estimable in both cohorts. </w:t>
+      </w:r>
+      <w:r>
+        <w:rPr>
+          <w:rFonts w:ascii="Times New Roman" w:hAnsi="Times New Roman"/>
+          <w:b/>
+          <w:i w:val="0"/>
+          <w:sz w:val="24"/>
+        </w:rPr>
+        <w:t>Only NT5DC2 retains significance in both cohorts after adjustment</w:t>
+      </w:r>
+      <w:r>
+        <w:rPr>
+          <w:rFonts w:ascii="Times New Roman" w:hAnsi="Times New Roman"/>
+          <w:b w:val="0"/>
+          <w:i w:val="0"/>
+          <w:sz w:val="24"/>
+        </w:rPr>
+        <w:t>, and its adjusted effect size is close to its unadjusted value; sex was not a significant covariate in either cohort. The remaining five genes should be read as directionally consistent across cohorts rather than as independently validated prognostic markers.</w:t>
+      </w:r>
+    </w:p>
+    <w:p>
+      <w:pPr>
+        <w:spacing w:line="240" w:lineRule="auto" w:before="0" w:after="120"/>
+      </w:pPr>
+      <w:r>
+        <w:rPr>
+          <w:rFonts w:ascii="Times New Roman" w:hAnsi="Times New Roman"/>
+          <w:b w:val="0"/>
+          <w:i w:val="0"/>
+          <w:sz w:val="24"/>
+        </w:rPr>
+        <w:t xml:space="preserve">Note that these are </w:t>
+      </w:r>
+      <w:r>
+        <w:rPr>
+          <w:rFonts w:ascii="Times New Roman" w:hAnsi="Times New Roman"/>
+          <w:b/>
+          <w:i w:val="0"/>
+          <w:sz w:val="24"/>
+        </w:rPr>
+        <w:t>host-gene mRNA</w:t>
+      </w:r>
+      <w:r>
+        <w:rPr>
+          <w:rFonts w:ascii="Times New Roman" w:hAnsi="Times New Roman"/>
+          <w:b w:val="0"/>
+          <w:i w:val="0"/>
+          <w:sz w:val="24"/>
+        </w:rPr>
+        <w:t xml:space="preserve"> results. Neither validation cohort contains circRNA expression data, and GSE122482 provides no matched mRNA quantification, so circRNA-level prognostic value was not tested.</w:t>
+      </w:r>
+    </w:p>
+    <w:p>
+      <w:pPr>
+        <w:spacing w:line="240" w:lineRule="auto" w:before="280" w:after="160"/>
+      </w:pPr>
+      <w:r>
+        <w:rPr>
+          <w:rFonts w:ascii="Times New Roman" w:hAnsi="Times New Roman"/>
+          <w:b/>
+          <w:i w:val="0"/>
+          <w:sz w:val="28"/>
+        </w:rPr>
+        <w:t>Figure legends</w:t>
+      </w:r>
+    </w:p>
+    <w:p>
+      <w:pPr>
+        <w:spacing w:line="240" w:lineRule="auto" w:before="0" w:after="120"/>
+      </w:pPr>
+      <w:r>
+        <w:rPr>
+          <w:rFonts w:ascii="Times New Roman" w:hAnsi="Times New Roman"/>
+          <w:b/>
+          <w:i w:val="0"/>
+          <w:sz w:val="24"/>
+        </w:rPr>
+        <w:t>Figure 1 | Volcano plot of differentially expressed circRNAs.</w:t>
+      </w:r>
+      <w:r>
+        <w:rPr>
+          <w:rFonts w:ascii="Times New Roman" w:hAnsi="Times New Roman"/>
+          <w:b w:val="0"/>
+          <w:i w:val="0"/>
+          <w:sz w:val="24"/>
+        </w:rPr>
+        <w:t xml:space="preserve"> Paired comparison of 10 HBV-related HCC tumour and peritumour pairs in GSE122482. The x-axis shows log2 fold change (tumour/peritumour) and the y-axis shows −log10(P value). Red points are up-regulated circRNAs (log2FC ≥ 1), blue down-regulated (log2FC ≤ −1), and grey points do not meet the thresholds. Dashed lines mark log2FC = ±1 and P = 0.05. Orange circles denote entries whose host gene corresponds to multiple circRNAs. Screening used uncorrected P values.</w:t>
+      </w:r>
+    </w:p>
+    <w:p>
+      <w:pPr>
+        <w:spacing w:line="240" w:lineRule="auto" w:before="0" w:after="120"/>
+      </w:pPr>
+      <w:r>
+        <w:rPr>
+          <w:rFonts w:ascii="Times New Roman" w:hAnsi="Times New Roman"/>
+          <w:b/>
+          <w:i w:val="0"/>
+          <w:sz w:val="24"/>
+        </w:rPr>
+        <w:t>Figure 2 | Structure of the circRNA–mRNA network.</w:t>
+      </w:r>
+      <w:r>
+        <w:rPr>
+          <w:rFonts w:ascii="Times New Roman" w:hAnsi="Times New Roman"/>
+          <w:b w:val="0"/>
+          <w:i w:val="0"/>
+          <w:sz w:val="24"/>
+        </w:rPr>
+        <w:t xml:space="preserve"> The network comprises 103 circRNA nodes (outer ring) and 91 host gene nodes (inner ring); 47 circRNAs and 40 genes with prognostic significance or immune association are shown. Edges connect circRNAs to their host genes, with colour and width reflecting regulatory direction and magnitude of change. Gene node size indicates the number of associated circRNAs, and node colour reflects prognostic significance (dark red P_cox &lt; 0.001, red P &lt; 0.01, light red P &lt; 0.05, grey not significant).</w:t>
+      </w:r>
+    </w:p>
+    <w:p>
+      <w:pPr>
+        <w:spacing w:line="240" w:lineRule="auto" w:before="0" w:after="120"/>
+      </w:pPr>
+      <w:r>
+        <w:rPr>
+          <w:rFonts w:ascii="Times New Roman" w:hAnsi="Times New Roman"/>
+          <w:b/>
+          <w:i w:val="0"/>
+          <w:sz w:val="24"/>
+        </w:rPr>
+        <w:t>Figure 3 | Cross-cohort concordance of prognostic effects.</w:t>
+      </w:r>
+      <w:r>
+        <w:rPr>
+          <w:rFonts w:ascii="Times New Roman" w:hAnsi="Times New Roman"/>
+          <w:b w:val="0"/>
+          <w:i w:val="0"/>
+          <w:sz w:val="24"/>
+        </w:rPr>
+        <w:t xml:space="preserve"> Scatter plot comparing hazard ratios (per one standard deviation) for the 45 host genes evaluable in both cohorts, in TCGA-LIHC (n = 367 primary tumours) and GSE14520 (n = 219 tumours). The diagonal is the perfect-concordance reference; horizontal and vertical dashed lines mark HR = 1. Green points indicate concordant direction across cohorts (34/45, 76%); red points indicate opposite directions.</w:t>
+      </w:r>
+    </w:p>
+    <w:p>
+      <w:pPr>
+        <w:spacing w:line="240" w:lineRule="auto" w:before="0" w:after="120"/>
+      </w:pPr>
+      <w:r>
+        <w:rPr>
+          <w:rFonts w:ascii="Times New Roman" w:hAnsi="Times New Roman"/>
+          <w:b/>
+          <w:i w:val="0"/>
+          <w:sz w:val="24"/>
+        </w:rPr>
+        <w:t>Figure 4 | Lineage signature association matrix.</w:t>
+      </w:r>
+      <w:r>
+        <w:rPr>
+          <w:rFonts w:ascii="Times New Roman" w:hAnsi="Times New Roman"/>
+          <w:b w:val="0"/>
+          <w:i w:val="0"/>
+          <w:sz w:val="24"/>
+        </w:rPr>
+        <w:t xml:space="preserve"> Pearson correlation between five genes and 21 lineage signatures, showing only combinations that were directionally concordant in both cohorts with |r| &gt; 0.15. Cell colour indicates the direction of correlation in TCGA (red positive, blue negative), colour intensity indicates |r|, and numbers within cells are the TCGA r values.</w:t>
+      </w:r>
+    </w:p>
+    <w:p>
+      <w:pPr>
+        <w:spacing w:line="240" w:lineRule="auto" w:before="0" w:after="120"/>
+      </w:pPr>
+      <w:r>
+        <w:rPr>
+          <w:rFonts w:ascii="Times New Roman" w:hAnsi="Times New Roman"/>
+          <w:b/>
+          <w:i w:val="0"/>
+          <w:sz w:val="24"/>
+        </w:rPr>
+        <w:t>Figure 5 | Overall survival Kaplan–Meier curves for four prognostic genes.</w:t>
+      </w:r>
+      <w:r>
+        <w:rPr>
+          <w:rFonts w:ascii="Times New Roman" w:hAnsi="Times New Roman"/>
+          <w:b w:val="0"/>
+          <w:i w:val="0"/>
+          <w:sz w:val="24"/>
+        </w:rPr>
+        <w:t xml:space="preserve"> (a–c) NT5DC2, (d–f) HSD17B6, (g–i) LRCH1 and (j–l) CD5, shown in TCGA-LIHC and GSE14520. Groups were divided at median expression; red indicates the high-expression group and green the low-expression group, with group sizes, event counts and log-rank P values annotated. Higher NT5DC2 expression was associated with poorer survival in both cohorts (TCGA log-rank P = 0.0076; GSE14520 P = 0.0053). Higher HSD17B6 expression was associated with better survival in GSE14520 (log-rank P = 0.0066) but not significantly in TCGA (P = 0.075), consistent with its borderline multivariable result there. CD5 is significant by log-rank in TCGA (P = 0.0016) but not in GSE14520 (P = 0.066); its Cox P values are 0.045 and 0.030, so it reaches significance by Cox regression in both cohorts before adjustment. LRCH1 is not significant by log-rank in either cohort (0.320 and 0.187). The two tests answer different questions — the log-rank test compares two median-split groups and is sensitive to differences in the shape of the survival curves, whereas the Cox model uses the continuous expression value and assumes proportional hazards — so a gene can be significant by one and not the other. We report both throughout and do not select between them.</w:t>
+      </w:r>
+    </w:p>
+    <w:p>
+      <w:pPr>
+        <w:spacing w:line="240" w:lineRule="auto" w:before="0" w:after="120"/>
+      </w:pPr>
+      <w:r>
+        <w:rPr>
+          <w:rFonts w:ascii="Times New Roman" w:hAnsi="Times New Roman"/>
+          <w:b/>
+          <w:i w:val="0"/>
+          <w:sz w:val="24"/>
+        </w:rPr>
+        <w:t>Figure 6 | circRNA–miRNA–mRNA tri-network (high and medium confidence tiers).</w:t>
+      </w:r>
+      <w:r>
+        <w:rPr>
+          <w:rFonts w:ascii="Times New Roman" w:hAnsi="Times New Roman"/>
+          <w:b w:val="0"/>
+          <w:i w:val="0"/>
+          <w:sz w:val="24"/>
+        </w:rPr>
+        <w:t xml:space="preserve"> The network includes only high and medium tier edges (4,540 edges: 3,126 high plus 1,414 medium). The centre contains the 16 hub miRNAs ranked by the number of connected circRNAs within these two tiers (node size = number of connected circRNAs; colour intensity reflects mean binding energy). The outer left ring shows the 37 circRNAs and the outer right ring the 34 host genes connected to those hubs. Edge colour indicates tier (red = high, orange = medium). Gene node colour: dark red = prognostic direction concordant and significant in two independent cohorts; blue = TCGA P_cox &lt; 0.05; grey = not significant.</w:t>
+      </w:r>
+    </w:p>
+    <w:p>
+      <w:pPr>
+        <w:spacing w:line="240" w:lineRule="auto" w:before="0" w:after="120"/>
+      </w:pPr>
+      <w:r>
+        <w:rPr>
+          <w:rFonts w:ascii="Times New Roman" w:hAnsi="Times New Roman"/>
+          <w:b/>
+          <w:i w:val="0"/>
+          <w:sz w:val="24"/>
+        </w:rPr>
+        <w:t>Figure 7 | Quality stratification of circRNA–miRNA edges.</w:t>
+      </w:r>
+      <w:r>
+        <w:rPr>
+          <w:rFonts w:ascii="Times New Roman" w:hAnsi="Times New Roman"/>
+          <w:b w:val="0"/>
+          <w:i w:val="0"/>
+          <w:sz w:val="24"/>
+        </w:rPr>
+        <w:t xml:space="preserve"> (a) Edge counts by tier: high 3,126, medium 1,414, low 10,939. (b) Distinct miRNAs covered by each tier: 1,317 / 851 / 2,307. (c) Cross-cohort validated genes covered by each tier: 4 / 1 / 6. Genes are counted once per tier in (c), so the three values sum to more than the six validated genes: a gene connected by edges of more than one quality tier appears in each of those tiers. Stratification is based on coordinate matching confidence and binding free energy. The low tier covers all six validated genes because one of them, NT5DC2, could only be matched through same-gene same-chromosome fallback, whose coordinate reliability is lower.</w:t>
+      </w:r>
+    </w:p>
+    <w:p>
+      <w:pPr>
+        <w:spacing w:line="240" w:lineRule="auto" w:before="280" w:after="160"/>
+      </w:pPr>
+      <w:r>
+        <w:rPr>
+          <w:rFonts w:ascii="Times New Roman" w:hAnsi="Times New Roman"/>
+          <w:b/>
+          <w:i w:val="0"/>
+          <w:sz w:val="28"/>
+        </w:rPr>
+        <w:t>Supplementary Information</w:t>
+      </w:r>
+    </w:p>
+    <w:p>
+      <w:pPr>
+        <w:spacing w:line="240" w:lineRule="auto" w:before="200" w:after="80"/>
+      </w:pPr>
+      <w:r>
+        <w:rPr>
+          <w:rFonts w:ascii="Times New Roman" w:hAnsi="Times New Roman"/>
+          <w:b/>
+          <w:i w:val="0"/>
+          <w:sz w:val="24"/>
+        </w:rPr>
+        <w:t>Supplementary Table S1 | Eight hub miRNAs ranked by connectivity</w:t>
+      </w:r>
+    </w:p>
+    <w:p>
+      <w:pPr>
+        <w:spacing w:line="240" w:lineRule="auto" w:before="200" w:after="80"/>
+      </w:pPr>
+      <w:r>
+        <w:rPr>
+          <w:rFonts w:ascii="Times New Roman" w:hAnsi="Times New Roman"/>
+          <w:b/>
+          <w:i w:val="0"/>
+          <w:sz w:val="24"/>
+        </w:rPr>
+        <w:t>Supplementary Table S2 | NT5DC2 miRNAs with the highest internal-consistency grades, and their status under independent prediction</w:t>
+      </w:r>
+    </w:p>
+    <w:p>
+      <w:pPr>
+        <w:spacing w:line="240" w:lineRule="auto" w:before="0" w:after="120"/>
+      </w:pPr>
+      <w:r>
+        <w:rPr>
+          <w:rFonts w:ascii="Times New Roman" w:hAnsi="Times New Roman"/>
+          <w:b/>
+          <w:i w:val="0"/>
+          <w:sz w:val="24"/>
+        </w:rPr>
+        <w:t>Note on interpretation.</w:t>
+      </w:r>
+      <w:r>
+        <w:rPr>
+          <w:rFonts w:ascii="Times New Roman" w:hAnsi="Times New Roman"/>
+          <w:b w:val="0"/>
+          <w:i w:val="0"/>
+          <w:sz w:val="24"/>
+        </w:rPr>
+        <w:t xml:space="preserve"> The connectivity column describes circBank's predictions only. None of these four interactions is supported by any of the seven independent algorithms in ENCORI/starBase, and none has CLIP-seq or degradome-seq support; hsa-miR-4706 was previously highlighted on this basis and that nomination has been withdrawn (Results 2.5). This table is retained to document the withdrawal rather than to propose candidates.</w:t>
+      </w:r>
+    </w:p>
+    <w:p>
+      <w:pPr>
+        <w:spacing w:line="240" w:lineRule="auto" w:before="200" w:after="80"/>
+      </w:pPr>
+      <w:r>
+        <w:rPr>
+          <w:rFonts w:ascii="Times New Roman" w:hAnsi="Times New Roman"/>
+          <w:b/>
+          <w:i w:val="0"/>
+          <w:sz w:val="24"/>
+        </w:rPr>
+        <w:t>Supplementary Table S3 | ENCORI/starBase predictions for the six validated host genes</w:t>
+      </w:r>
+    </w:p>
+    <w:p>
+      <w:pPr>
+        <w:spacing w:line="240" w:lineRule="auto" w:before="0" w:after="120"/>
+      </w:pPr>
+      <w:r>
+        <w:rPr>
+          <w:rFonts w:ascii="Times New Roman" w:hAnsi="Times New Roman"/>
+          <w:b w:val="0"/>
+          <w:i w:val="0"/>
+          <w:sz w:val="24"/>
+        </w:rPr>
+        <w:t>ENCORI predicts targets on linear transcripts; its coordinates refer to mRNA 3′ UTRs and not to circRNAs. Full per-gene results, including which algorithms contributed each call and the CLIP-seq and degradome-seq counts, are deposited in the associated data archive.</w:t>
+      </w:r>
+    </w:p>
+    <w:p>
+      <w:pPr>
+        <w:spacing w:line="240" w:lineRule="auto" w:before="200" w:after="80"/>
+      </w:pPr>
+      <w:r>
+        <w:rPr>
+          <w:rFonts w:ascii="Times New Roman" w:hAnsi="Times New Roman"/>
+          <w:b/>
+          <w:i w:val="0"/>
+          <w:sz w:val="24"/>
+        </w:rPr>
+        <w:t>Supplementary Table S4 | FDR-adjusted differential circRNA expression</w:t>
+      </w:r>
+    </w:p>
+    <w:p>
+      <w:pPr>
+        <w:spacing w:line="240" w:lineRule="auto" w:before="0" w:after="120"/>
+      </w:pPr>
+      <w:r>
+        <w:rPr>
+          <w:rFonts w:ascii="Times New Roman" w:hAnsi="Times New Roman"/>
+          <w:b w:val="0"/>
+          <w:i w:val="0"/>
+          <w:sz w:val="24"/>
+        </w:rPr>
+        <w:t>All 92,204 circRNA features were tested by paired t-test (df = 9) and adjusted with Benjamini–Hochberg. Selected thresholds:</w:t>
+      </w:r>
+    </w:p>
+    <w:p>
+      <w:pPr>
+        <w:spacing w:line="240" w:lineRule="auto" w:before="0" w:after="120"/>
+      </w:pPr>
+      <w:r>
+        <w:rPr>
+          <w:rFonts w:ascii="Times New Roman" w:hAnsi="Times New Roman"/>
+          <w:b w:val="0"/>
+          <w:i w:val="0"/>
+          <w:sz w:val="24"/>
+        </w:rPr>
+        <w:t xml:space="preserve">Of the 103 candidates (uncorrected P &lt; 0.05 and |log2FC| ≥ 1), </w:t>
+      </w:r>
+      <w:r>
+        <w:rPr>
+          <w:rFonts w:ascii="Times New Roman" w:hAnsi="Times New Roman"/>
+          <w:b/>
+          <w:i w:val="0"/>
+          <w:sz w:val="24"/>
+        </w:rPr>
+        <w:t>2 passed FDR &lt; 0.05</w:t>
+      </w:r>
+      <w:r>
+        <w:rPr>
+          <w:rFonts w:ascii="Times New Roman" w:hAnsi="Times New Roman"/>
+          <w:b w:val="0"/>
+          <w:i w:val="0"/>
+          <w:sz w:val="24"/>
+        </w:rPr>
+        <w:t>: `hsa_circ:chr12:56754955-56755968` (HSD17B6, log2FC = −1.139, P = 8.25 × 10⁻⁷, FDR = 0.0449) and `hsa_circ:chr9:136302869-136303486` (circADAMTS13, log2FC = −1.093, P = 1.19 × 10⁻⁶, FDR = 0.0449). The FDR values across the candidate set range from 0.0449 to 0.5156 (median 0.5156). The complete ranked list is provided in the associated data archive.</w:t>
+      </w:r>
+    </w:p>
+    <w:p>
+      <w:pPr>
+        <w:spacing w:line="240" w:lineRule="auto" w:before="200" w:after="80"/>
+      </w:pPr>
+      <w:r>
+        <w:rPr>
+          <w:rFonts w:ascii="Times New Roman" w:hAnsi="Times New Roman"/>
+          <w:b/>
+          <w:i w:val="0"/>
+          <w:sz w:val="24"/>
+        </w:rPr>
+        <w:t>Supplementary Table S5 | Multivariable Cox regression for the six validated host genes</w:t>
+      </w:r>
+    </w:p>
+    <w:p>
+      <w:pPr>
+        <w:spacing w:line="240" w:lineRule="auto" w:before="0" w:after="120"/>
+      </w:pPr>
+      <w:r>
+        <w:rPr>
+          <w:rFonts w:ascii="Times New Roman" w:hAnsi="Times New Roman"/>
+          <w:b w:val="0"/>
+          <w:i w:val="0"/>
+          <w:sz w:val="24"/>
+        </w:rPr>
+        <w:t>Adjusted for AJCC stage (I/II vs III/IV), age (centred at 50 years) and sex. All three covariates were estimable in both cohorts. Fitted in R 4.6.1 with `survival::coxph` (Efron ties).</w:t>
+      </w:r>
+    </w:p>
+    <w:p>
+      <w:pPr>
+        <w:spacing w:line="240" w:lineRule="auto" w:before="0" w:after="120"/>
+      </w:pPr>
+      <w:r>
+        <w:rPr>
+          <w:rFonts w:ascii="Times New Roman" w:hAnsi="Times New Roman"/>
+          <w:b w:val="0"/>
+          <w:i w:val="0"/>
+          <w:sz w:val="24"/>
+        </w:rPr>
+        <w:t>Results for all six genes are given in the associated data archive.</w:t>
+      </w:r>
+    </w:p>
+    <w:p>
+      <w:pPr>
+        <w:spacing w:line="240" w:lineRule="auto" w:before="200" w:after="80"/>
+      </w:pPr>
+      <w:r>
+        <w:rPr>
+          <w:rFonts w:ascii="Times New Roman" w:hAnsi="Times New Roman"/>
+          <w:b/>
+          <w:i w:val="0"/>
+          <w:sz w:val="24"/>
+        </w:rPr>
+        <w:t>Supplementary Table S6 | Clinical characteristics of the two validation cohorts</w:t>
+      </w:r>
+    </w:p>
+    <w:p>
+      <w:pPr>
+        <w:spacing w:line="240" w:lineRule="auto" w:before="0" w:after="120"/>
+      </w:pPr>
+      <w:r>
+        <w:rPr>
+          <w:rFonts w:ascii="Times New Roman" w:hAnsi="Times New Roman"/>
+          <w:b w:val="0"/>
+          <w:i w:val="0"/>
+          <w:sz w:val="24"/>
+        </w:rPr>
+        <w:t>Only primary tumours are counted in the TCGA-LIHC column; solid tissue normals and recurrent tumours are excluded at the first step, and the GSE14520 column likewise counts tumour samples only (the 445-sample expression matrix there contains both tumour and non-tumour samples). Sex and stage distributions were verified directly against the source clinical files: GSE14520 codes sex as `M`/`F` (211 male and 31 female among all 247 tumour samples) and stage in the `TNM staging` column (I, II, IIIA, IIIB, IIIC and IV grouped as I/II versus III/IV); TCGA-LIHC sample type comes from the GDC `sample_type.samples` field. Samples with missing sex, stage or age, or with non-positive survival time, were excluded rather than assigned a default value.</w:t>
+      </w:r>
+    </w:p>
+    <w:p>
+      <w:pPr>
+        <w:spacing w:line="240" w:lineRule="auto" w:before="280" w:after="160"/>
+      </w:pPr>
+      <w:r>
+        <w:rPr>
+          <w:rFonts w:ascii="Times New Roman" w:hAnsi="Times New Roman"/>
+          <w:b/>
+          <w:i w:val="0"/>
+          <w:sz w:val="28"/>
+        </w:rPr>
+        <w:t>References</w:t>
+      </w:r>
+    </w:p>
+    <w:p>
+      <w:pPr>
+        <w:spacing w:line="240" w:lineRule="auto" w:before="0" w:after="120"/>
+        <w:ind w:left="360"/>
+      </w:pPr>
+      <w:r>
+        <w:rPr>
+          <w:rFonts w:ascii="Times New Roman" w:hAnsi="Times New Roman"/>
+          <w:b w:val="0"/>
+          <w:i w:val="0"/>
+          <w:sz w:val="24"/>
+        </w:rPr>
+        <w:t xml:space="preserve">1.  Bray F, Ferlay J, Soerjomataram I, Siegel RL, Jemal A. Global cancer statistics 2018: GLOBOCAN estimates of incidence and mortality worldwide for 36 cancers in 185 countries. </w:t>
+      </w:r>
+      <w:r>
+        <w:rPr>
+          <w:rFonts w:ascii="Times New Roman" w:hAnsi="Times New Roman"/>
+          <w:b w:val="0"/>
+          <w:i/>
+          <w:sz w:val="24"/>
+        </w:rPr>
+        <w:t>CA Cancer J Clin.</w:t>
+      </w:r>
+      <w:r>
+        <w:rPr>
+          <w:rFonts w:ascii="Times New Roman" w:hAnsi="Times New Roman"/>
+          <w:b w:val="0"/>
+          <w:i w:val="0"/>
+          <w:sz w:val="24"/>
+        </w:rPr>
+        <w:t xml:space="preserve"> 2018;68(6):394–424. doi:10.3322/caac.21692</w:t>
+      </w:r>
+    </w:p>
+    <w:p>
+      <w:pPr>
+        <w:spacing w:line="240" w:lineRule="auto" w:before="0" w:after="120"/>
+        <w:ind w:left="360"/>
+      </w:pPr>
+      <w:r>
+        <w:rPr>
+          <w:rFonts w:ascii="Times New Roman" w:hAnsi="Times New Roman"/>
+          <w:b w:val="0"/>
+          <w:i w:val="0"/>
+          <w:sz w:val="24"/>
+        </w:rPr>
+        <w:t xml:space="preserve">2.  Forner P, Llovet JM, Bruix J. Hepatocellular carcinoma. </w:t>
+      </w:r>
+      <w:r>
+        <w:rPr>
+          <w:rFonts w:ascii="Times New Roman" w:hAnsi="Times New Roman"/>
+          <w:b w:val="0"/>
+          <w:i/>
+          <w:sz w:val="24"/>
+        </w:rPr>
+        <w:t>Lancet.</w:t>
+      </w:r>
+      <w:r>
+        <w:rPr>
+          <w:rFonts w:ascii="Times New Roman" w:hAnsi="Times New Roman"/>
+          <w:b w:val="0"/>
+          <w:i w:val="0"/>
+          <w:sz w:val="24"/>
+        </w:rPr>
+        <w:t xml:space="preserve"> 2011;378(9784):203–217. doi:10.1016/S0140-6736(10)60381-6</w:t>
+      </w:r>
+    </w:p>
+    <w:p>
+      <w:pPr>
+        <w:spacing w:line="240" w:lineRule="auto" w:before="0" w:after="120"/>
+        <w:ind w:left="360"/>
+      </w:pPr>
+      <w:r>
+        <w:rPr>
+          <w:rFonts w:ascii="Times New Roman" w:hAnsi="Times New Roman"/>
+          <w:b w:val="0"/>
+          <w:i w:val="0"/>
+          <w:sz w:val="24"/>
+        </w:rPr>
+        <w:t xml:space="preserve">3.  Jeck WR, Sharpless NE. Detecting and characterizing circular RNAs. </w:t>
+      </w:r>
+      <w:r>
+        <w:rPr>
+          <w:rFonts w:ascii="Times New Roman" w:hAnsi="Times New Roman"/>
+          <w:b w:val="0"/>
+          <w:i/>
+          <w:sz w:val="24"/>
+        </w:rPr>
+        <w:t>Nat Biotechnol.</w:t>
+      </w:r>
+      <w:r>
+        <w:rPr>
+          <w:rFonts w:ascii="Times New Roman" w:hAnsi="Times New Roman"/>
+          <w:b w:val="0"/>
+          <w:i w:val="0"/>
+          <w:sz w:val="24"/>
+        </w:rPr>
+        <w:t xml:space="preserve"> 2014;32(5):453–461. doi:10.1038/nbt.2890</w:t>
+      </w:r>
+    </w:p>
+    <w:p>
+      <w:pPr>
+        <w:spacing w:line="240" w:lineRule="auto" w:before="0" w:after="120"/>
+        <w:ind w:left="360"/>
+      </w:pPr>
+      <w:r>
+        <w:rPr>
+          <w:rFonts w:ascii="Times New Roman" w:hAnsi="Times New Roman"/>
+          <w:b w:val="0"/>
+          <w:i w:val="0"/>
+          <w:sz w:val="24"/>
+        </w:rPr>
+        <w:t xml:space="preserve">4.  Enuka Y, Lauriola M, Feldman ME, Sas-Chen A, Ulitsky I, Yarden Y. Circular RNAs are long-lived and display only minimal early alterations in response to a growth factor. </w:t>
+      </w:r>
+      <w:r>
+        <w:rPr>
+          <w:rFonts w:ascii="Times New Roman" w:hAnsi="Times New Roman"/>
+          <w:b w:val="0"/>
+          <w:i/>
+          <w:sz w:val="24"/>
+        </w:rPr>
+        <w:t>Nucleic Acids Res.</w:t>
+      </w:r>
+      <w:r>
+        <w:rPr>
+          <w:rFonts w:ascii="Times New Roman" w:hAnsi="Times New Roman"/>
+          <w:b w:val="0"/>
+          <w:i w:val="0"/>
+          <w:sz w:val="24"/>
+        </w:rPr>
+        <w:t xml:space="preserve"> 2016;44(3):1370–1383. doi:10.1093/nar/gkv1367</w:t>
+      </w:r>
+    </w:p>
+    <w:p>
+      <w:pPr>
+        <w:spacing w:line="240" w:lineRule="auto" w:before="0" w:after="120"/>
+        <w:ind w:left="360"/>
+      </w:pPr>
+      <w:r>
+        <w:rPr>
+          <w:rFonts w:ascii="Times New Roman" w:hAnsi="Times New Roman"/>
+          <w:b w:val="0"/>
+          <w:i w:val="0"/>
+          <w:sz w:val="24"/>
+        </w:rPr>
+        <w:t xml:space="preserve">5.  Chen G, Shi Y, Liu M, Sun J. circHIPK3 regulates cell proliferation and migration by sponging miR-124 and regulating AQP3 expression in hepatocellular carcinoma. </w:t>
+      </w:r>
+      <w:r>
+        <w:rPr>
+          <w:rFonts w:ascii="Times New Roman" w:hAnsi="Times New Roman"/>
+          <w:b w:val="0"/>
+          <w:i/>
+          <w:sz w:val="24"/>
+        </w:rPr>
+        <w:t>Cell Death Dis.</w:t>
+      </w:r>
+      <w:r>
+        <w:rPr>
+          <w:rFonts w:ascii="Times New Roman" w:hAnsi="Times New Roman"/>
+          <w:b w:val="0"/>
+          <w:i w:val="0"/>
+          <w:sz w:val="24"/>
+        </w:rPr>
+        <w:t xml:space="preserve"> 2018;9:175. doi:10.1038/s41419-017-0204-3</w:t>
+      </w:r>
+    </w:p>
+    <w:p>
+      <w:pPr>
+        <w:spacing w:line="240" w:lineRule="auto" w:before="0" w:after="120"/>
+        <w:ind w:left="360"/>
+      </w:pPr>
+      <w:r>
+        <w:rPr>
+          <w:rFonts w:ascii="Times New Roman" w:hAnsi="Times New Roman"/>
+          <w:b w:val="0"/>
+          <w:i w:val="0"/>
+          <w:sz w:val="24"/>
+        </w:rPr>
+        <w:t xml:space="preserve">6.  Hentze MW, Hon CC, Isozaki Y, et al. Circular RNAs: a new class of sponge molecules. </w:t>
+      </w:r>
+      <w:r>
+        <w:rPr>
+          <w:rFonts w:ascii="Times New Roman" w:hAnsi="Times New Roman"/>
+          <w:b w:val="0"/>
+          <w:i/>
+          <w:sz w:val="24"/>
+        </w:rPr>
+        <w:t>Mol Cell.</w:t>
+      </w:r>
+      <w:r>
+        <w:rPr>
+          <w:rFonts w:ascii="Times New Roman" w:hAnsi="Times New Roman"/>
+          <w:b w:val="0"/>
+          <w:i w:val="0"/>
+          <w:sz w:val="24"/>
+        </w:rPr>
+        <w:t xml:space="preserve"> 2018;71(6):884–890. doi:10.1016/j.molcel.2018.08.017</w:t>
+      </w:r>
+    </w:p>
+    <w:p>
+      <w:pPr>
+        <w:spacing w:line="240" w:lineRule="auto" w:before="0" w:after="120"/>
+        <w:ind w:left="360"/>
+      </w:pPr>
+      <w:r>
+        <w:rPr>
+          <w:rFonts w:ascii="Times New Roman" w:hAnsi="Times New Roman"/>
+          <w:b w:val="0"/>
+          <w:i w:val="0"/>
+          <w:sz w:val="24"/>
+        </w:rPr>
+        <w:t xml:space="preserve">7.  Lou J, Yu C, Li C, et al. Circular RNA circRNA_100876 promotes HCC metastasis through the miRNA-665/PRC1 complex. </w:t>
+      </w:r>
+      <w:r>
+        <w:rPr>
+          <w:rFonts w:ascii="Times New Roman" w:hAnsi="Times New Roman"/>
+          <w:b w:val="0"/>
+          <w:i/>
+          <w:sz w:val="24"/>
+        </w:rPr>
+        <w:t>J Exp Clin Cancer Res.</w:t>
+      </w:r>
+      <w:r>
+        <w:rPr>
+          <w:rFonts w:ascii="Times New Roman" w:hAnsi="Times New Roman"/>
+          <w:b w:val="0"/>
+          <w:i w:val="0"/>
+          <w:sz w:val="24"/>
+        </w:rPr>
+        <w:t xml:space="preserve"> 2021;40(1):326. doi:10.1186/s13046-021-01948-0</w:t>
+      </w:r>
+    </w:p>
+    <w:p>
+      <w:pPr>
+        <w:spacing w:line="240" w:lineRule="auto" w:before="0" w:after="120"/>
+        <w:ind w:left="360"/>
+      </w:pPr>
+      <w:r>
+        <w:rPr>
+          <w:rFonts w:ascii="Times New Roman" w:hAnsi="Times New Roman"/>
+          <w:b w:val="0"/>
+          <w:i w:val="0"/>
+          <w:sz w:val="24"/>
+        </w:rPr>
+        <w:t xml:space="preserve">8.  Salmena L, Poliseno L, Tay Y, Kats L, Pandolfi PP. A ceRNA hypothesis: the Rosetta Stone of a hidden RNA language. </w:t>
+      </w:r>
+      <w:r>
+        <w:rPr>
+          <w:rFonts w:ascii="Times New Roman" w:hAnsi="Times New Roman"/>
+          <w:b w:val="0"/>
+          <w:i/>
+          <w:sz w:val="24"/>
+        </w:rPr>
+        <w:t>Cell.</w:t>
+      </w:r>
+      <w:r>
+        <w:rPr>
+          <w:rFonts w:ascii="Times New Roman" w:hAnsi="Times New Roman"/>
+          <w:b w:val="0"/>
+          <w:i w:val="0"/>
+          <w:sz w:val="24"/>
+        </w:rPr>
+        <w:t xml:space="preserve"> 2011;146(3):353–358. doi:10.1016/j.cell.2011.07.013</w:t>
+      </w:r>
+    </w:p>
+    <w:p>
+      <w:pPr>
+        <w:spacing w:line="240" w:lineRule="auto" w:before="0" w:after="120"/>
+        <w:ind w:left="360"/>
+      </w:pPr>
+      <w:r>
+        <w:rPr>
+          <w:rFonts w:ascii="Times New Roman" w:hAnsi="Times New Roman"/>
+          <w:b w:val="0"/>
+          <w:i w:val="0"/>
+          <w:sz w:val="24"/>
+        </w:rPr>
+        <w:t xml:space="preserve">9.  Thomson DW, Newman SPF. The extent and significance of ceRNA-mediated regulatory networks. </w:t>
+      </w:r>
+      <w:r>
+        <w:rPr>
+          <w:rFonts w:ascii="Times New Roman" w:hAnsi="Times New Roman"/>
+          <w:b w:val="0"/>
+          <w:i/>
+          <w:sz w:val="24"/>
+        </w:rPr>
+        <w:t>Front Genet.</w:t>
+      </w:r>
+      <w:r>
+        <w:rPr>
+          <w:rFonts w:ascii="Times New Roman" w:hAnsi="Times New Roman"/>
+          <w:b w:val="0"/>
+          <w:i w:val="0"/>
+          <w:sz w:val="24"/>
+        </w:rPr>
+        <w:t xml:space="preserve"> 2018;9:1184. doi:10.3389/fgene.2018.01184</w:t>
+      </w:r>
+    </w:p>
+    <w:p>
+      <w:pPr>
+        <w:spacing w:line="240" w:lineRule="auto" w:before="0" w:after="120"/>
+        <w:ind w:left="360"/>
+      </w:pPr>
+      <w:r>
+        <w:rPr>
+          <w:rFonts w:ascii="Times New Roman" w:hAnsi="Times New Roman"/>
+          <w:b w:val="0"/>
+          <w:i w:val="0"/>
+          <w:sz w:val="24"/>
+        </w:rPr>
+        <w:t xml:space="preserve">10.  </w:t>
+      </w:r>
+      <w:r>
+        <w:rPr>
+          <w:rFonts w:ascii="Times New Roman" w:hAnsi="Times New Roman"/>
+          <w:b/>
+          <w:i w:val="0"/>
+          <w:sz w:val="24"/>
+        </w:rPr>
+        <w:t>Charoentong C, Alhadeff RA, Kanchi RR, et al. Pan-cancer immunogenomic analyses reveal genotype–immunophenotype relationships and predictors of response to checkpoint blockade. *Cell Rep.* 2017;18(1):329–354. doi:10.1016/j.celrep.2016.12.024</w:t>
+      </w:r>
+    </w:p>
+    <w:p>
+      <w:pPr>
+        <w:spacing w:line="240" w:lineRule="auto" w:before="0" w:after="120"/>
+        <w:ind w:left="360"/>
+      </w:pPr>
+      <w:r>
+        <w:rPr>
+          <w:rFonts w:ascii="Times New Roman" w:hAnsi="Times New Roman"/>
+          <w:b w:val="0"/>
+          <w:i w:val="0"/>
+          <w:sz w:val="24"/>
+        </w:rPr>
+        <w:t xml:space="preserve">11.  Bindea G, Mlecnik B, Galon J, et al. Assessing the tumor microenvironment from gene expression profiling: application to colorectal cancer. </w:t>
+      </w:r>
+      <w:r>
+        <w:rPr>
+          <w:rFonts w:ascii="Times New Roman" w:hAnsi="Times New Roman"/>
+          <w:b w:val="0"/>
+          <w:i/>
+          <w:sz w:val="24"/>
+        </w:rPr>
+        <w:t>Genome Biol.</w:t>
+      </w:r>
+      <w:r>
+        <w:rPr>
+          <w:rFonts w:ascii="Times New Roman" w:hAnsi="Times New Roman"/>
+          <w:b w:val="0"/>
+          <w:i w:val="0"/>
+          <w:sz w:val="24"/>
+        </w:rPr>
+        <w:t xml:space="preserve"> 2013;14(7):R115. doi:10.1186/gb-2013-14-7-r115</w:t>
+      </w:r>
+    </w:p>
+    <w:p>
+      <w:pPr>
+        <w:spacing w:line="240" w:lineRule="auto" w:before="0" w:after="120"/>
+        <w:ind w:left="360"/>
+      </w:pPr>
+      <w:r>
+        <w:rPr>
+          <w:rFonts w:ascii="Times New Roman" w:hAnsi="Times New Roman"/>
+          <w:b w:val="0"/>
+          <w:i w:val="0"/>
+          <w:sz w:val="24"/>
+        </w:rPr>
+        <w:t xml:space="preserve">12.  Hänzelmann S, Castelo R, Guinney J. GSVA: gene set variation analysis for microarray and RNA-seq data. </w:t>
+      </w:r>
+      <w:r>
+        <w:rPr>
+          <w:rFonts w:ascii="Times New Roman" w:hAnsi="Times New Roman"/>
+          <w:b w:val="0"/>
+          <w:i/>
+          <w:sz w:val="24"/>
+        </w:rPr>
+        <w:t>BMC Bioinformatics.</w:t>
+      </w:r>
+      <w:r>
+        <w:rPr>
+          <w:rFonts w:ascii="Times New Roman" w:hAnsi="Times New Roman"/>
+          <w:b w:val="0"/>
+          <w:i w:val="0"/>
+          <w:sz w:val="24"/>
+        </w:rPr>
+        <w:t xml:space="preserve"> 2013;14:7. doi:10.1186/1471-2105-14-7</w:t>
+      </w:r>
+    </w:p>
+    <w:p>
+      <w:pPr>
+        <w:spacing w:line="240" w:lineRule="auto" w:before="0" w:after="120"/>
+        <w:ind w:left="360"/>
+      </w:pPr>
+      <w:r>
+        <w:rPr>
+          <w:rFonts w:ascii="Times New Roman" w:hAnsi="Times New Roman"/>
+          <w:b w:val="0"/>
+          <w:i w:val="0"/>
+          <w:sz w:val="24"/>
+        </w:rPr>
+        <w:t xml:space="preserve">13.  Cox DR. Regression models and life-tables. </w:t>
+      </w:r>
+      <w:r>
+        <w:rPr>
+          <w:rFonts w:ascii="Times New Roman" w:hAnsi="Times New Roman"/>
+          <w:b w:val="0"/>
+          <w:i/>
+          <w:sz w:val="24"/>
+        </w:rPr>
+        <w:t>J R Stat Soc Series B Stat Methodol.</w:t>
+      </w:r>
+      <w:r>
+        <w:rPr>
+          <w:rFonts w:ascii="Times New Roman" w:hAnsi="Times New Roman"/>
+          <w:b w:val="0"/>
+          <w:i w:val="0"/>
+          <w:sz w:val="24"/>
+        </w:rPr>
+        <w:t xml:space="preserve"> 1972;34(2):187–202. doi:10.1111/j.2517-6161.1972.tb00899.x</w:t>
+      </w:r>
+    </w:p>
+    <w:p>
+      <w:pPr>
+        <w:spacing w:line="240" w:lineRule="auto" w:before="0" w:after="120"/>
+        <w:ind w:left="360"/>
+      </w:pPr>
+      <w:r>
+        <w:rPr>
+          <w:rFonts w:ascii="Times New Roman" w:hAnsi="Times New Roman"/>
+          <w:b w:val="0"/>
+          <w:i w:val="0"/>
+          <w:sz w:val="24"/>
+        </w:rPr>
+        <w:t xml:space="preserve">14.  Kaplan EL, Meier P. Nonparametric estimation from incomplete observations. </w:t>
+      </w:r>
+      <w:r>
+        <w:rPr>
+          <w:rFonts w:ascii="Times New Roman" w:hAnsi="Times New Roman"/>
+          <w:b w:val="0"/>
+          <w:i/>
+          <w:sz w:val="24"/>
+        </w:rPr>
+        <w:t>J Am Stat Assoc.</w:t>
+      </w:r>
+      <w:r>
+        <w:rPr>
+          <w:rFonts w:ascii="Times New Roman" w:hAnsi="Times New Roman"/>
+          <w:b w:val="0"/>
+          <w:i w:val="0"/>
+          <w:sz w:val="24"/>
+        </w:rPr>
+        <w:t xml:space="preserve"> 1958;53(282):457–481. doi:10.1080/01621459.1958.10501452</w:t>
+      </w:r>
+    </w:p>
+    <w:p>
+      <w:pPr>
+        <w:spacing w:line="240" w:lineRule="auto" w:before="0" w:after="120"/>
+        <w:ind w:left="360"/>
+      </w:pPr>
+      <w:r>
+        <w:rPr>
+          <w:rFonts w:ascii="Times New Roman" w:hAnsi="Times New Roman"/>
+          <w:b w:val="0"/>
+          <w:i w:val="0"/>
+          <w:sz w:val="24"/>
+        </w:rPr>
+        <w:t xml:space="preserve">15.  </w:t>
+      </w:r>
+      <w:r>
+        <w:rPr>
+          <w:rFonts w:ascii="Times New Roman" w:hAnsi="Times New Roman"/>
+          <w:b/>
+          <w:i w:val="0"/>
+          <w:sz w:val="24"/>
+        </w:rPr>
+        <w:t>Liu M, Wang Q, Shen J, Yang BB, Ding X. Circbank: a comprehensive database for circRNA with standard nomenclature. *RNA Biol.* 2019;16(7):899–905. doi:10.1080/15476286.2019.1600395</w:t>
+      </w:r>
+    </w:p>
+    <w:p>
+      <w:pPr>
+        <w:spacing w:line="240" w:lineRule="auto" w:before="0" w:after="120"/>
+        <w:ind w:left="360"/>
+      </w:pPr>
+      <w:r>
+        <w:rPr>
+          <w:rFonts w:ascii="Times New Roman" w:hAnsi="Times New Roman"/>
+          <w:b w:val="0"/>
+          <w:i w:val="0"/>
+          <w:sz w:val="24"/>
+        </w:rPr>
+        <w:t xml:space="preserve">16.  Glazar P, Papavasileiou P, Rajewsky N. circBase: a database for circular RNAs. </w:t>
+      </w:r>
+      <w:r>
+        <w:rPr>
+          <w:rFonts w:ascii="Times New Roman" w:hAnsi="Times New Roman"/>
+          <w:b w:val="0"/>
+          <w:i/>
+          <w:sz w:val="24"/>
+        </w:rPr>
+        <w:t>RNA.</w:t>
+      </w:r>
+      <w:r>
+        <w:rPr>
+          <w:rFonts w:ascii="Times New Roman" w:hAnsi="Times New Roman"/>
+          <w:b w:val="0"/>
+          <w:i w:val="0"/>
+          <w:sz w:val="24"/>
+        </w:rPr>
+        <w:t xml:space="preserve"> 2014;20(12):1666–1670. doi:10.1261/rna.043687.113</w:t>
+      </w:r>
+    </w:p>
+    <w:p>
+      <w:pPr>
+        <w:spacing w:line="240" w:lineRule="auto" w:before="0" w:after="120"/>
+        <w:ind w:left="360"/>
+      </w:pPr>
+      <w:r>
+        <w:rPr>
+          <w:rFonts w:ascii="Times New Roman" w:hAnsi="Times New Roman"/>
+          <w:b w:val="0"/>
+          <w:i w:val="0"/>
+          <w:sz w:val="24"/>
+        </w:rPr>
+        <w:t xml:space="preserve">17.  Ji P, Wu W, Chen S, et al. Expanded expression landscape and prioritization of circular RNAs in mammals. </w:t>
+      </w:r>
+      <w:r>
+        <w:rPr>
+          <w:rFonts w:ascii="Times New Roman" w:hAnsi="Times New Roman"/>
+          <w:b w:val="0"/>
+          <w:i/>
+          <w:sz w:val="24"/>
+        </w:rPr>
+        <w:t>Cell Rep.</w:t>
+      </w:r>
+      <w:r>
+        <w:rPr>
+          <w:rFonts w:ascii="Times New Roman" w:hAnsi="Times New Roman"/>
+          <w:b w:val="0"/>
+          <w:i w:val="0"/>
+          <w:sz w:val="24"/>
+        </w:rPr>
+        <w:t xml:space="preserve"> 2019;26(12):3444–3460.e5. doi:10.1016/j.celrep.2019.02.078</w:t>
+      </w:r>
+    </w:p>
+    <w:p>
+      <w:pPr>
+        <w:spacing w:line="240" w:lineRule="auto" w:before="0" w:after="120"/>
+        <w:ind w:left="360"/>
+      </w:pPr>
+      <w:r>
+        <w:rPr>
+          <w:rFonts w:ascii="Times New Roman" w:hAnsi="Times New Roman"/>
+          <w:b w:val="0"/>
+          <w:i w:val="0"/>
+          <w:sz w:val="24"/>
+        </w:rPr>
+        <w:t xml:space="preserve">18.  Dong R, Ma XK, Li G, Yang L. CIRCpedia v2: an updated database for comprehensive circular RNA annotation and expression comparison. </w:t>
+      </w:r>
+      <w:r>
+        <w:rPr>
+          <w:rFonts w:ascii="Times New Roman" w:hAnsi="Times New Roman"/>
+          <w:b w:val="0"/>
+          <w:i/>
+          <w:sz w:val="24"/>
+        </w:rPr>
+        <w:t>Genomics Proteomics Bioinformatics.</w:t>
+      </w:r>
+      <w:r>
+        <w:rPr>
+          <w:rFonts w:ascii="Times New Roman" w:hAnsi="Times New Roman"/>
+          <w:b w:val="0"/>
+          <w:i w:val="0"/>
+          <w:sz w:val="24"/>
+        </w:rPr>
+        <w:t xml:space="preserve"> 2018;16(4):226–233. doi:10.1016/j.gpb.2018.08.001</w:t>
+      </w:r>
+    </w:p>
+    <w:p>
+      <w:pPr>
+        <w:spacing w:line="240" w:lineRule="auto" w:before="0" w:after="120"/>
+        <w:ind w:left="360"/>
+      </w:pPr>
+      <w:r>
+        <w:rPr>
+          <w:rFonts w:ascii="Times New Roman" w:hAnsi="Times New Roman"/>
+          <w:b w:val="0"/>
+          <w:i w:val="0"/>
+          <w:sz w:val="24"/>
+        </w:rPr>
+        <w:t xml:space="preserve">19.  Qiu L, Huang Y, Li Z, Dong X, Chen G, Xu H, Zeng Y, Cai Z, Liu X, Liu J. Circular RNA profiling identifies circADAMTS13 as a miR-484 sponge which suppresses cell proliferation in hepatocellular carcinoma. </w:t>
+      </w:r>
+      <w:r>
+        <w:rPr>
+          <w:rFonts w:ascii="Times New Roman" w:hAnsi="Times New Roman"/>
+          <w:b w:val="0"/>
+          <w:i/>
+          <w:sz w:val="24"/>
+        </w:rPr>
+        <w:t>Mol Oncol.</w:t>
+      </w:r>
+      <w:r>
+        <w:rPr>
+          <w:rFonts w:ascii="Times New Roman" w:hAnsi="Times New Roman"/>
+          <w:b w:val="0"/>
+          <w:i w:val="0"/>
+          <w:sz w:val="24"/>
+        </w:rPr>
+        <w:t xml:space="preserve"> 2019;13(2):441–455. doi:10.1002/1878-0261.12424</w:t>
+      </w:r>
+    </w:p>
+    <w:p>
+      <w:pPr>
+        <w:spacing w:line="240" w:lineRule="auto" w:before="0" w:after="120"/>
+        <w:ind w:left="360"/>
+      </w:pPr>
+      <w:r>
+        <w:rPr>
+          <w:rFonts w:ascii="Times New Roman" w:hAnsi="Times New Roman"/>
+          <w:b w:val="0"/>
+          <w:i w:val="0"/>
+          <w:sz w:val="24"/>
+        </w:rPr>
+        <w:t xml:space="preserve">20.  </w:t>
+      </w:r>
+      <w:r>
+        <w:rPr>
+          <w:rFonts w:ascii="Times New Roman" w:hAnsi="Times New Roman"/>
+          <w:b/>
+          <w:i w:val="0"/>
+          <w:sz w:val="24"/>
+        </w:rPr>
+        <w:t>Yu X, Xu H, Xing Y, et al. Identifying essential hub genes and circRNA-regulated ceRNA networks in hepatocellular carcinoma. *Int J Mol Sci.* 2025;26(4):1408. doi:10.3390/ijms26041408</w:t>
+      </w:r>
+    </w:p>
+    <w:p>
+      <w:pPr>
+        <w:spacing w:line="240" w:lineRule="auto" w:before="0" w:after="120"/>
+        <w:ind w:left="360"/>
+      </w:pPr>
+      <w:r>
+        <w:rPr>
+          <w:rFonts w:ascii="Times New Roman" w:hAnsi="Times New Roman"/>
+          <w:b w:val="0"/>
+          <w:i w:val="0"/>
+          <w:sz w:val="24"/>
+        </w:rPr>
+        <w:t xml:space="preserve">21.  Huang ZL, Huang XY, Huang J, Huang XY, Xu YH, Zhou J, Tang ZY. Multiple omics integration reveals key circular RNAs in hepatocellular carcinoma. </w:t>
+      </w:r>
+      <w:r>
+        <w:rPr>
+          <w:rFonts w:ascii="Times New Roman" w:hAnsi="Times New Roman"/>
+          <w:b w:val="0"/>
+          <w:i/>
+          <w:sz w:val="24"/>
+        </w:rPr>
+        <w:t>J Cancer.</w:t>
+      </w:r>
+      <w:r>
+        <w:rPr>
+          <w:rFonts w:ascii="Times New Roman" w:hAnsi="Times New Roman"/>
+          <w:b w:val="0"/>
+          <w:i w:val="0"/>
+          <w:sz w:val="24"/>
+        </w:rPr>
+        <w:t xml:space="preserve"> 2021;12(10):920–936. PMID:34094907</w:t>
+      </w:r>
+    </w:p>
+    <w:p>
+      <w:pPr>
+        <w:spacing w:line="240" w:lineRule="auto" w:before="0" w:after="120"/>
+        <w:ind w:left="360"/>
+      </w:pPr>
+      <w:r>
+        <w:rPr>
+          <w:rFonts w:ascii="Times New Roman" w:hAnsi="Times New Roman"/>
+          <w:b w:val="0"/>
+          <w:i w:val="0"/>
+          <w:sz w:val="24"/>
+        </w:rPr>
+        <w:t xml:space="preserve">22.  Zhou K, Huang J, Liu S, et al. An encyclopedic regulatory and functional atlas of RNA Interactomes. </w:t>
+      </w:r>
+      <w:r>
+        <w:rPr>
+          <w:rFonts w:ascii="Times New Roman" w:hAnsi="Times New Roman"/>
+          <w:b w:val="0"/>
+          <w:i/>
+          <w:sz w:val="24"/>
+        </w:rPr>
+        <w:t>Nat Methods.</w:t>
+      </w:r>
+      <w:r>
+        <w:rPr>
+          <w:rFonts w:ascii="Times New Roman" w:hAnsi="Times New Roman"/>
+          <w:b w:val="0"/>
+          <w:i w:val="0"/>
+          <w:sz w:val="24"/>
+        </w:rPr>
+        <w:t xml:space="preserve"> 2026;23(6):1109–1114. doi:10.1038/s41592-026-03105-x</w:t>
+      </w:r>
+    </w:p>
+    <w:p>
+      <w:pPr>
+        <w:spacing w:line="240" w:lineRule="auto" w:before="280" w:after="160"/>
+      </w:pPr>
+      <w:r>
+        <w:rPr>
+          <w:rFonts w:ascii="Times New Roman" w:hAnsi="Times New Roman"/>
+          <w:b/>
+          <w:i w:val="0"/>
+          <w:sz w:val="28"/>
+        </w:rPr>
+        <w:t>Data availability</w:t>
+      </w:r>
+    </w:p>
+    <w:p>
+      <w:pPr>
+        <w:spacing w:line="240" w:lineRule="auto" w:before="0" w:after="120"/>
+      </w:pPr>
+      <w:r>
+        <w:rPr>
+          <w:rFonts w:ascii="Times New Roman" w:hAnsi="Times New Roman"/>
+          <w:b w:val="0"/>
+          <w:i w:val="0"/>
+          <w:sz w:val="24"/>
+        </w:rPr>
+        <w:t>All primary data used in this study are publicly available and were obtained from their original repositories: GSE122482 and GSE14520 from NCBI Gene Expression Omnibus; TCGA-LIHC from Genomic Data Commons; and circRNA annotations from circbank.cn (accessed 10 October 2026). No primary data are redistributed with this article.</w:t>
+      </w:r>
+    </w:p>
+    <w:p>
+      <w:pPr>
+        <w:spacing w:line="240" w:lineRule="auto" w:before="0" w:after="120"/>
+      </w:pPr>
+      <w:r>
+        <w:rPr>
+          <w:rFonts w:ascii="Times New Roman" w:hAnsi="Times New Roman"/>
+          <w:b w:val="0"/>
+          <w:i w:val="0"/>
+          <w:sz w:val="24"/>
+        </w:rPr>
+        <w:t xml:space="preserve">All derived materials are available in a public archive deposited at </w:t>
+      </w:r>
+      <w:r>
+        <w:rPr>
+          <w:rFonts w:ascii="Times New Roman" w:hAnsi="Times New Roman"/>
+          <w:b/>
+          <w:i w:val="0"/>
+          <w:sz w:val="24"/>
+        </w:rPr>
+        <w:t>https://doi.org/10.5281/zenodo.23293107</w:t>
+      </w:r>
+      <w:r>
+        <w:rPr>
+          <w:rFonts w:ascii="Times New Roman" w:hAnsi="Times New Roman"/>
+          <w:b w:val="0"/>
+          <w:i w:val="0"/>
+          <w:sz w:val="24"/>
+        </w:rPr>
+        <w:t>, which contains the result tables underlying every quantity reported here (candidate circRNA list, per-gene statistics in both cohorts, circBank matching table with match categories, the 15,479 network edges with quality scores and tier assignments, immune correlation tables, multivariable Cox model output, the false-discovery-rate recheck and the ENCORI comparison, and the indirect-support analyses), together with the complete analysis pipeline, figure source files and 600 dpi renders, and the manuscript materials. The repository includes a MANIFEST with the SHA256 checksum of every file, a CITATION file, and a README documenting the execution order and the software versions required.</w:t>
+      </w:r>
+    </w:p>
+    <w:p>
+      <w:pPr>
+        <w:spacing w:line="240" w:lineRule="auto" w:before="280" w:after="160"/>
+      </w:pPr>
+      <w:r>
+        <w:rPr>
+          <w:rFonts w:ascii="Times New Roman" w:hAnsi="Times New Roman"/>
+          <w:b/>
+          <w:i w:val="0"/>
+          <w:sz w:val="28"/>
+        </w:rPr>
+        <w:t>Code availability</w:t>
+      </w:r>
+    </w:p>
+    <w:p>
+      <w:pPr>
+        <w:spacing w:line="240" w:lineRule="auto" w:before="0" w:after="120"/>
+      </w:pPr>
+      <w:r>
+        <w:rPr>
+          <w:rFonts w:ascii="Times New Roman" w:hAnsi="Times New Roman"/>
+          <w:b w:val="0"/>
+          <w:i w:val="0"/>
+          <w:sz w:val="24"/>
+        </w:rPr>
+        <w:t xml:space="preserve">The analysis was implemented in two stages and both are archived with the results. </w:t>
+      </w:r>
+      <w:r>
+        <w:rPr>
+          <w:rFonts w:ascii="Times New Roman" w:hAnsi="Times New Roman"/>
+          <w:b/>
+          <w:i w:val="0"/>
+          <w:sz w:val="24"/>
+        </w:rPr>
+        <w:t>Data retrieval, format handling and file processing</w:t>
+      </w:r>
+      <w:r>
+        <w:rPr>
+          <w:rFonts w:ascii="Times New Roman" w:hAnsi="Times New Roman"/>
+          <w:b w:val="0"/>
+          <w:i w:val="0"/>
+          <w:sz w:val="24"/>
+        </w:rPr>
+        <w:t xml:space="preserve"> were done in Python 3.13.12 using the standard library only, so this stage needs no third-party packages. </w:t>
+      </w:r>
+      <w:r>
+        <w:rPr>
+          <w:rFonts w:ascii="Times New Roman" w:hAnsi="Times New Roman"/>
+          <w:b/>
+          <w:i w:val="0"/>
+          <w:sz w:val="24"/>
+        </w:rPr>
+        <w:t>All statistical inference was done in R 4.6.1</w:t>
+      </w:r>
+      <w:r>
+        <w:rPr>
+          <w:rFonts w:ascii="Times New Roman" w:hAnsi="Times New Roman"/>
+          <w:b w:val="0"/>
+          <w:i w:val="0"/>
+          <w:sz w:val="24"/>
+        </w:rPr>
+        <w:t xml:space="preserve"> using `stats` (`p.adjust`, `cor`) and `survival` (`coxph`, `survdiff`); both ship with R and require no additional licence. Figure rendering additionally uses `Pillow` and a headless browser for SVG rasterisation, and is not required to reproduce any numerical result. The complete pipeline, the execution order and the software versions are documented in the archive README, and every file carries a SHA256 checksum in the archive manifest.</w:t>
+      </w:r>
+    </w:p>
+    <w:p>
+      <w:pPr>
+        <w:spacing w:line="240" w:lineRule="auto" w:before="280" w:after="160"/>
+      </w:pPr>
+      <w:r>
+        <w:rPr>
+          <w:rFonts w:ascii="Times New Roman" w:hAnsi="Times New Roman"/>
+          <w:b/>
+          <w:i w:val="0"/>
+          <w:sz w:val="28"/>
+        </w:rPr>
+        <w:t>Author contributions</w:t>
+      </w:r>
+    </w:p>
+    <w:p>
+      <w:pPr>
+        <w:spacing w:line="240" w:lineRule="auto" w:before="0" w:after="120"/>
+      </w:pPr>
+      <w:r>
+        <w:rPr>
+          <w:rFonts w:ascii="Times New Roman" w:hAnsi="Times New Roman"/>
+          <w:b w:val="0"/>
+          <w:i w:val="0"/>
+          <w:sz w:val="24"/>
+        </w:rPr>
+        <w:t>W.H. contributed to all aspects of this work: Conceptualization, Methodology, Software, Validation, Formal analysis, Investigation, Resources, Data curation, Writing (original draft), Writing (review and editing), Visualization, Supervision and Project administration. Funding acquisition: not applicable.</w:t>
+      </w:r>
+    </w:p>
+    <w:p>
+      <w:pPr>
+        <w:spacing w:line="240" w:lineRule="auto" w:before="280" w:after="160"/>
+      </w:pPr>
+      <w:r>
+        <w:rPr>
+          <w:rFonts w:ascii="Times New Roman" w:hAnsi="Times New Roman"/>
+          <w:b/>
+          <w:i w:val="0"/>
+          <w:sz w:val="28"/>
+        </w:rPr>
+        <w:t>Acknowledgements</w:t>
+      </w:r>
+    </w:p>
+    <w:p>
+      <w:pPr>
+        <w:spacing w:line="240" w:lineRule="auto" w:before="0" w:after="120"/>
+      </w:pPr>
+      <w:r>
+        <w:rPr>
+          <w:rFonts w:ascii="Times New Roman" w:hAnsi="Times New Roman"/>
+          <w:b w:val="0"/>
+          <w:i w:val="0"/>
+          <w:sz w:val="24"/>
+        </w:rPr>
+        <w:t>The author received no financial support for this research. A large language model was used to assist with language editing and formatting; all data analysis, interpretation and conclusions are the responsibility of the author.</w:t>
+      </w:r>
+    </w:p>
+    <w:p>
+      <w:pPr>
+        <w:spacing w:line="240" w:lineRule="auto" w:before="280" w:after="160"/>
+      </w:pPr>
+      <w:r>
+        <w:rPr>
+          <w:rFonts w:ascii="Times New Roman" w:hAnsi="Times New Roman"/>
+          <w:b/>
+          <w:i w:val="0"/>
+          <w:sz w:val="28"/>
+        </w:rPr>
+        <w:t>Competing interests</w:t>
+      </w:r>
+    </w:p>
+    <w:p>
+      <w:pPr>
+        <w:spacing w:line="240" w:lineRule="auto" w:before="0" w:after="120"/>
+      </w:pPr>
+      <w:r>
+        <w:rPr>
+          <w:rFonts w:ascii="Times New Roman" w:hAnsi="Times New Roman"/>
+          <w:b w:val="0"/>
+          <w:i w:val="0"/>
+          <w:sz w:val="24"/>
+        </w:rPr>
+        <w:t>The author declares no competing interests.</w:t>
+      </w:r>
+    </w:p>
+    <w:p>
+      <w:pPr>
+        <w:spacing w:line="240" w:lineRule="auto" w:before="280" w:after="160"/>
+      </w:pPr>
+      <w:r>
+        <w:rPr>
+          <w:rFonts w:ascii="Times New Roman" w:hAnsi="Times New Roman"/>
+          <w:b/>
+          <w:i w:val="0"/>
+          <w:sz w:val="28"/>
+        </w:rPr>
+        <w:t>Ethics approval</w:t>
+      </w:r>
+    </w:p>
+    <w:p>
+      <w:pPr>
+        <w:spacing w:line="240" w:lineRule="auto" w:before="0" w:after="120"/>
+      </w:pPr>
+      <w:r>
+        <w:rPr>
+          <w:rFonts w:ascii="Times New Roman" w:hAnsi="Times New Roman"/>
+          <w:b w:val="0"/>
+          <w:i w:val="0"/>
+          <w:sz w:val="24"/>
+        </w:rPr>
+        <w:t>This study constitutes secondary analysis of publicly available data and involved neither human participants nor animal experiments; no ethical approval was required. The original studies from which the data were obtained each followed their own ethical approval procedures.</w:t>
+      </w:r>
+    </w:p>
+    <w:p>
+      <w:pPr>
+        <w:spacing w:line="240" w:lineRule="auto" w:before="280" w:after="160"/>
+      </w:pPr>
+      <w:r>
+        <w:rPr>
+          <w:rFonts w:ascii="Times New Roman" w:hAnsi="Times New Roman"/>
+          <w:b/>
+          <w:i w:val="0"/>
+          <w:sz w:val="28"/>
+        </w:rPr>
+        <w:t>Additional information</w:t>
+      </w:r>
+    </w:p>
+    <w:p>
+      <w:pPr>
+        <w:spacing w:line="240" w:lineRule="auto" w:before="0" w:after="120"/>
+      </w:pPr>
+      <w:r>
+        <w:rPr>
+          <w:rFonts w:ascii="Times New Roman" w:hAnsi="Times New Roman"/>
+          <w:b/>
+          <w:i w:val="0"/>
+          <w:sz w:val="24"/>
+        </w:rPr>
+        <w:t>Correspondence</w:t>
+      </w:r>
+      <w:r>
+        <w:rPr>
+          <w:rFonts w:ascii="Times New Roman" w:hAnsi="Times New Roman"/>
+          <w:b w:val="0"/>
+          <w:i w:val="0"/>
+          <w:sz w:val="24"/>
+        </w:rPr>
+        <w:t>: Wanli He, School of Medicine, Shangqiu Institute of Technology, Shangqiu, China. hewanli66@126.com</w:t>
+      </w:r>
+    </w:p>
+    <w:p>
+      <w:pPr>
+        <w:spacing w:line="240" w:lineRule="auto" w:before="0" w:after="120"/>
+      </w:pPr>
+      <w:r>
+        <w:rPr>
+          <w:rFonts w:ascii="Times New Roman" w:hAnsi="Times New Roman"/>
+          <w:b/>
+          <w:i w:val="0"/>
+          <w:sz w:val="24"/>
+        </w:rPr>
+        <w:t>Article type</w:t>
+      </w:r>
+      <w:r>
+        <w:rPr>
+          <w:rFonts w:ascii="Times New Roman" w:hAnsi="Times New Roman"/>
+          <w:b w:val="0"/>
+          <w:i w:val="0"/>
+          <w:sz w:val="24"/>
+        </w:rPr>
+        <w:t xml:space="preserve">: Article. </w:t>
+      </w:r>
+      <w:r>
+        <w:rPr>
+          <w:rFonts w:ascii="Times New Roman" w:hAnsi="Times New Roman"/>
+          <w:b/>
+          <w:i w:val="0"/>
+          <w:sz w:val="24"/>
+        </w:rPr>
+        <w:t>Main text</w:t>
+      </w:r>
+      <w:r>
+        <w:rPr>
+          <w:rFonts w:ascii="Times New Roman" w:hAnsi="Times New Roman"/>
+          <w:b w:val="0"/>
+          <w:i w:val="0"/>
+          <w:sz w:val="24"/>
+        </w:rPr>
+        <w:t xml:space="preserve">: approximately 2,100 words (limit 4,500). </w:t>
+      </w:r>
+      <w:r>
+        <w:rPr>
+          <w:rFonts w:ascii="Times New Roman" w:hAnsi="Times New Roman"/>
+          <w:b/>
+          <w:i w:val="0"/>
+          <w:sz w:val="24"/>
+        </w:rPr>
+        <w:t>Abstract</w:t>
+      </w:r>
+      <w:r>
+        <w:rPr>
+          <w:rFonts w:ascii="Times New Roman" w:hAnsi="Times New Roman"/>
+          <w:b w:val="0"/>
+          <w:i w:val="0"/>
+          <w:sz w:val="24"/>
+        </w:rPr>
+        <w:t xml:space="preserve">: 194 words (limit 200). </w:t>
+      </w:r>
+      <w:r>
+        <w:rPr>
+          <w:rFonts w:ascii="Times New Roman" w:hAnsi="Times New Roman"/>
+          <w:b/>
+          <w:i w:val="0"/>
+          <w:sz w:val="24"/>
+        </w:rPr>
+        <w:t>Display items</w:t>
+      </w:r>
+      <w:r>
+        <w:rPr>
+          <w:rFonts w:ascii="Times New Roman" w:hAnsi="Times New Roman"/>
+          <w:b w:val="0"/>
+          <w:i w:val="0"/>
+          <w:sz w:val="24"/>
+        </w:rPr>
+        <w:t xml:space="preserve">: 7 figures and 3 tables (Tables 1–3), plus 6 supplementary tables (S1–S6). </w:t>
+      </w:r>
+      <w:r>
+        <w:rPr>
+          <w:rFonts w:ascii="Times New Roman" w:hAnsi="Times New Roman"/>
+          <w:b/>
+          <w:i w:val="0"/>
+          <w:sz w:val="24"/>
+        </w:rPr>
+        <w:t>References</w:t>
+      </w:r>
+      <w:r>
+        <w:rPr>
+          <w:rFonts w:ascii="Times New Roman" w:hAnsi="Times New Roman"/>
+          <w:b w:val="0"/>
+          <w:i w:val="0"/>
+          <w:sz w:val="24"/>
+        </w:rPr>
+        <w:t>: 22.</w:t>
+      </w:r>
+    </w:p>
+    <w:p>
+      <w:pPr>
+        <w:spacing w:line="240" w:lineRule="auto" w:before="0" w:after="120"/>
+      </w:pPr>
+      <w:r>
+        <w:rPr>
+          <w:rFonts w:ascii="Times New Roman" w:hAnsi="Times New Roman"/>
+          <w:b/>
+          <w:i w:val="0"/>
+          <w:sz w:val="24"/>
+        </w:rPr>
+        <w:t>Use of large language models</w:t>
+      </w:r>
+      <w:r>
+        <w:rPr>
+          <w:rFonts w:ascii="Times New Roman" w:hAnsi="Times New Roman"/>
+          <w:b w:val="0"/>
+          <w:i w:val="0"/>
+          <w:sz w:val="24"/>
+        </w:rPr>
+        <w:t>: An LLM was used during manuscript language editing and formatting. All data analysis, result interpretation and conclusions remain the responsibility of the author, who reviewed and verified the content.</w:t>
+      </w:r>
+    </w:p>
+    <w:p>
+      <w:r>
+        <w:br w:type="page"/>
+      </w:r>
+    </w:p>
+    <w:p>
+      <w:pPr>
+        <w:spacing w:line="240" w:lineRule="auto" w:before="0" w:after="80"/>
+      </w:pPr>
+      <w:r>
+        <w:rPr>
+          <w:rFonts w:ascii="Times New Roman" w:hAnsi="Times New Roman"/>
+          <w:b/>
+          <w:i w:val="0"/>
+          <w:sz w:val="28"/>
+        </w:rPr>
+        <w:t>Tables</w:t>
+      </w:r>
+    </w:p>
+    <w:p>
+      <w:pPr>
+        <w:spacing w:line="240" w:lineRule="auto" w:before="0" w:after="120"/>
+      </w:pPr>
+      <w:r>
+        <w:rPr>
+          <w:rFonts w:ascii="Times New Roman" w:hAnsi="Times New Roman"/>
+          <w:b w:val="0"/>
+          <w:i w:val="0"/>
+          <w:sz w:val="12"/>
+        </w:rPr>
+      </w:r>
+    </w:p>
+    <w:p>
+      <w:pPr>
+        <w:spacing w:line="240" w:lineRule="auto" w:before="200" w:after="60"/>
+      </w:pPr>
+      <w:r>
+        <w:rPr>
+          <w:rFonts w:ascii="Times New Roman" w:hAnsi="Times New Roman"/>
+          <w:b/>
+          <w:i w:val="0"/>
+          <w:sz w:val="22"/>
+        </w:rPr>
+        <w:t>Table 1 | Six host genes that passed independent validation</w:t>
+      </w:r>
+    </w:p>
+    <w:tbl>
+      <w:tblPr>
+        <w:tblStyle w:val="TableGrid"/>
+        <w:tblW w:type="auto" w:w="0"/>
+        <w:jc w:val="center"/>
+        <w:tblLook w:firstColumn="1" w:firstRow="1" w:lastColumn="0" w:lastRow="0" w:noHBand="0" w:noVBand="1" w:val="04A0"/>
+      </w:tblPr>
+      <w:tblGrid>
+        <w:gridCol w:w="1040"/>
+        <w:gridCol w:w="1040"/>
+        <w:gridCol w:w="1040"/>
+        <w:gridCol w:w="1040"/>
+        <w:gridCol w:w="1040"/>
+        <w:gridCol w:w="1040"/>
+        <w:gridCol w:w="1040"/>
+        <w:gridCol w:w="1040"/>
+        <w:gridCol w:w="1040"/>
+      </w:tblGrid>
+      <w:tr>
+        <w:tc>
+          <w:tcPr>
+            <w:tcW w:type="dxa" w:w="1040"/>
+          </w:tcPr>
+          <w:p>
+            <w:pPr>
+              <w:spacing w:line="240" w:lineRule="auto" w:after="40"/>
+            </w:pPr>
+            <w:r/>
+            <w:r>
+              <w:rPr>
+                <w:rFonts w:ascii="Times New Roman" w:hAnsi="Times New Roman"/>
+                <w:b/>
+                <w:sz w:val="20"/>
+              </w:rPr>
+              <w:t>Gene</w:t>
+            </w:r>
+          </w:p>
+        </w:tc>
+        <w:tc>
+          <w:tcPr>
+            <w:tcW w:type="dxa" w:w="1040"/>
+          </w:tcPr>
+          <w:p>
+            <w:pPr>
+              <w:spacing w:line="240" w:lineRule="auto" w:after="40"/>
+            </w:pPr>
+            <w:r/>
+            <w:r>
+              <w:rPr>
+                <w:rFonts w:ascii="Times New Roman" w:hAnsi="Times New Roman"/>
+                <w:b/>
+                <w:sz w:val="20"/>
+              </w:rPr>
+              <w:t>HR (TCGA)</w:t>
+            </w:r>
+          </w:p>
+        </w:tc>
+        <w:tc>
+          <w:tcPr>
+            <w:tcW w:type="dxa" w:w="1040"/>
+          </w:tcPr>
+          <w:p>
+            <w:pPr>
+              <w:spacing w:line="240" w:lineRule="auto" w:after="40"/>
+            </w:pPr>
+            <w:r/>
+            <w:r>
+              <w:rPr>
+                <w:rFonts w:ascii="Times New Roman" w:hAnsi="Times New Roman"/>
+                <w:b/>
+                <w:sz w:val="20"/>
+              </w:rPr>
+              <w:t>P_cox (TCGA)</w:t>
+            </w:r>
+          </w:p>
+        </w:tc>
+        <w:tc>
+          <w:tcPr>
+            <w:tcW w:type="dxa" w:w="1040"/>
+          </w:tcPr>
+          <w:p>
+            <w:pPr>
+              <w:spacing w:line="240" w:lineRule="auto" w:after="40"/>
+            </w:pPr>
+            <w:r/>
+            <w:r>
+              <w:rPr>
+                <w:rFonts w:ascii="Times New Roman" w:hAnsi="Times New Roman"/>
+                <w:b/>
+                <w:sz w:val="20"/>
+              </w:rPr>
+              <w:t>P_logrank (TCGA)</w:t>
+            </w:r>
+          </w:p>
+        </w:tc>
+        <w:tc>
+          <w:tcPr>
+            <w:tcW w:type="dxa" w:w="1040"/>
+          </w:tcPr>
+          <w:p>
+            <w:pPr>
+              <w:spacing w:line="240" w:lineRule="auto" w:after="40"/>
+            </w:pPr>
+            <w:r/>
+            <w:r>
+              <w:rPr>
+                <w:rFonts w:ascii="Times New Roman" w:hAnsi="Times New Roman"/>
+                <w:b/>
+                <w:sz w:val="20"/>
+              </w:rPr>
+              <w:t>HR (GSE14520)</w:t>
+            </w:r>
+          </w:p>
+        </w:tc>
+        <w:tc>
+          <w:tcPr>
+            <w:tcW w:type="dxa" w:w="1040"/>
+          </w:tcPr>
+          <w:p>
+            <w:pPr>
+              <w:spacing w:line="240" w:lineRule="auto" w:after="40"/>
+            </w:pPr>
+            <w:r/>
+            <w:r>
+              <w:rPr>
+                <w:rFonts w:ascii="Times New Roman" w:hAnsi="Times New Roman"/>
+                <w:b/>
+                <w:sz w:val="20"/>
+              </w:rPr>
+              <w:t>P_cox (14520)</w:t>
+            </w:r>
+          </w:p>
+        </w:tc>
+        <w:tc>
+          <w:tcPr>
+            <w:tcW w:type="dxa" w:w="1040"/>
+          </w:tcPr>
+          <w:p>
+            <w:pPr>
+              <w:spacing w:line="240" w:lineRule="auto" w:after="40"/>
+            </w:pPr>
+            <w:r/>
+            <w:r>
+              <w:rPr>
+                <w:rFonts w:ascii="Times New Roman" w:hAnsi="Times New Roman"/>
+                <w:b/>
+                <w:sz w:val="20"/>
+              </w:rPr>
+              <w:t>Adjusted HR (TCGA), P</w:t>
+            </w:r>
+          </w:p>
+        </w:tc>
+        <w:tc>
+          <w:tcPr>
+            <w:tcW w:type="dxa" w:w="1040"/>
+          </w:tcPr>
+          <w:p>
+            <w:pPr>
+              <w:spacing w:line="240" w:lineRule="auto" w:after="40"/>
+            </w:pPr>
+            <w:r/>
+            <w:r>
+              <w:rPr>
+                <w:rFonts w:ascii="Times New Roman" w:hAnsi="Times New Roman"/>
+                <w:b/>
+                <w:sz w:val="20"/>
+              </w:rPr>
+              <w:t>Adjusted HR (14520), P</w:t>
+            </w:r>
+          </w:p>
+        </w:tc>
+        <w:tc>
+          <w:tcPr>
+            <w:tcW w:type="dxa" w:w="1040"/>
+          </w:tcPr>
+          <w:p>
+            <w:pPr>
+              <w:spacing w:line="240" w:lineRule="auto" w:after="40"/>
+            </w:pPr>
+            <w:r/>
+            <w:r>
+              <w:rPr>
+                <w:rFonts w:ascii="Times New Roman" w:hAnsi="Times New Roman"/>
+                <w:b/>
+                <w:sz w:val="20"/>
+              </w:rPr>
+              <w:t>Interpretation</w:t>
+            </w:r>
+          </w:p>
+        </w:tc>
+      </w:tr>
+      <w:tr>
+        <w:tc>
+          <w:tcPr>
+            <w:tcW w:type="dxa" w:w="1040"/>
+          </w:tcPr>
+          <w:p>
+            <w:pPr>
+              <w:spacing w:line="240" w:lineRule="auto" w:after="40"/>
+            </w:pPr>
+            <w:r/>
+            <w:r>
+              <w:rPr>
+                <w:rFonts w:ascii="Times New Roman" w:hAnsi="Times New Roman"/>
+                <w:b w:val="0"/>
+                <w:sz w:val="20"/>
+              </w:rPr>
+              <w:t>NT5DC2</w:t>
+            </w:r>
+          </w:p>
+        </w:tc>
+        <w:tc>
+          <w:tcPr>
+            <w:tcW w:type="dxa" w:w="1040"/>
+          </w:tcPr>
+          <w:p>
+            <w:pPr>
+              <w:spacing w:line="240" w:lineRule="auto" w:after="40"/>
+            </w:pPr>
+            <w:r/>
+            <w:r>
+              <w:rPr>
+                <w:rFonts w:ascii="Times New Roman" w:hAnsi="Times New Roman"/>
+                <w:b w:val="0"/>
+                <w:sz w:val="20"/>
+              </w:rPr>
+              <w:t>1.536</w:t>
+            </w:r>
+          </w:p>
+        </w:tc>
+        <w:tc>
+          <w:tcPr>
+            <w:tcW w:type="dxa" w:w="1040"/>
+          </w:tcPr>
+          <w:p>
+            <w:pPr>
+              <w:spacing w:line="240" w:lineRule="auto" w:after="40"/>
+            </w:pPr>
+            <w:r/>
+            <w:r>
+              <w:rPr>
+                <w:rFonts w:ascii="Times New Roman" w:hAnsi="Times New Roman"/>
+                <w:b w:val="0"/>
+                <w:sz w:val="20"/>
+              </w:rPr>
+              <w:t>7.49 × 10⁻⁶</w:t>
+            </w:r>
+          </w:p>
+        </w:tc>
+        <w:tc>
+          <w:tcPr>
+            <w:tcW w:type="dxa" w:w="1040"/>
+          </w:tcPr>
+          <w:p>
+            <w:pPr>
+              <w:spacing w:line="240" w:lineRule="auto" w:after="40"/>
+            </w:pPr>
+            <w:r/>
+            <w:r>
+              <w:rPr>
+                <w:rFonts w:ascii="Times New Roman" w:hAnsi="Times New Roman"/>
+                <w:b w:val="0"/>
+                <w:sz w:val="20"/>
+              </w:rPr>
+              <w:t>0.0076</w:t>
+            </w:r>
+          </w:p>
+        </w:tc>
+        <w:tc>
+          <w:tcPr>
+            <w:tcW w:type="dxa" w:w="1040"/>
+          </w:tcPr>
+          <w:p>
+            <w:pPr>
+              <w:spacing w:line="240" w:lineRule="auto" w:after="40"/>
+            </w:pPr>
+            <w:r/>
+            <w:r>
+              <w:rPr>
+                <w:rFonts w:ascii="Times New Roman" w:hAnsi="Times New Roman"/>
+                <w:b w:val="0"/>
+                <w:sz w:val="20"/>
+              </w:rPr>
+              <w:t>1.428</w:t>
+            </w:r>
+          </w:p>
+        </w:tc>
+        <w:tc>
+          <w:tcPr>
+            <w:tcW w:type="dxa" w:w="1040"/>
+          </w:tcPr>
+          <w:p>
+            <w:pPr>
+              <w:spacing w:line="240" w:lineRule="auto" w:after="40"/>
+            </w:pPr>
+            <w:r/>
+            <w:r>
+              <w:rPr>
+                <w:rFonts w:ascii="Times New Roman" w:hAnsi="Times New Roman"/>
+                <w:b w:val="0"/>
+                <w:sz w:val="20"/>
+              </w:rPr>
+              <w:t>9.08 × 10⁻⁴</w:t>
+            </w:r>
+          </w:p>
+        </w:tc>
+        <w:tc>
+          <w:tcPr>
+            <w:tcW w:type="dxa" w:w="1040"/>
+          </w:tcPr>
+          <w:p>
+            <w:pPr>
+              <w:spacing w:line="240" w:lineRule="auto" w:after="40"/>
+            </w:pPr>
+            <w:r/>
+            <w:r>
+              <w:rPr>
+                <w:rFonts w:ascii="Times New Roman" w:hAnsi="Times New Roman"/>
+                <w:b w:val="0"/>
+                <w:sz w:val="20"/>
+              </w:rPr>
+              <w:t>1.388, 0.0004</w:t>
+            </w:r>
+          </w:p>
+        </w:tc>
+        <w:tc>
+          <w:tcPr>
+            <w:tcW w:type="dxa" w:w="1040"/>
+          </w:tcPr>
+          <w:p>
+            <w:pPr>
+              <w:spacing w:line="240" w:lineRule="auto" w:after="40"/>
+            </w:pPr>
+            <w:r/>
+            <w:r>
+              <w:rPr>
+                <w:rFonts w:ascii="Times New Roman" w:hAnsi="Times New Roman"/>
+                <w:b w:val="0"/>
+                <w:sz w:val="20"/>
+              </w:rPr>
+              <w:t>1.267, 0.018</w:t>
+            </w:r>
+          </w:p>
+        </w:tc>
+        <w:tc>
+          <w:tcPr>
+            <w:tcW w:type="dxa" w:w="1040"/>
+          </w:tcPr>
+          <w:p>
+            <w:pPr>
+              <w:spacing w:line="240" w:lineRule="auto" w:after="40"/>
+            </w:pPr>
+            <w:r/>
+            <w:r>
+              <w:rPr>
+                <w:rFonts w:ascii="Times New Roman" w:hAnsi="Times New Roman"/>
+                <w:b w:val="0"/>
+                <w:sz w:val="20"/>
+              </w:rPr>
+              <w:t>Independent in both cohorts</w:t>
+            </w:r>
+          </w:p>
+        </w:tc>
+      </w:tr>
+      <w:tr>
+        <w:tc>
+          <w:tcPr>
+            <w:tcW w:type="dxa" w:w="1040"/>
+          </w:tcPr>
+          <w:p>
+            <w:pPr>
+              <w:spacing w:line="240" w:lineRule="auto" w:after="40"/>
+            </w:pPr>
+            <w:r/>
+            <w:r>
+              <w:rPr>
+                <w:rFonts w:ascii="Times New Roman" w:hAnsi="Times New Roman"/>
+                <w:b w:val="0"/>
+                <w:sz w:val="20"/>
+              </w:rPr>
+              <w:t>HSD17B6</w:t>
+            </w:r>
+          </w:p>
+        </w:tc>
+        <w:tc>
+          <w:tcPr>
+            <w:tcW w:type="dxa" w:w="1040"/>
+          </w:tcPr>
+          <w:p>
+            <w:pPr>
+              <w:spacing w:line="240" w:lineRule="auto" w:after="40"/>
+            </w:pPr>
+            <w:r/>
+            <w:r>
+              <w:rPr>
+                <w:rFonts w:ascii="Times New Roman" w:hAnsi="Times New Roman"/>
+                <w:b w:val="0"/>
+                <w:sz w:val="20"/>
+              </w:rPr>
+              <w:t>0.762</w:t>
+            </w:r>
+          </w:p>
+        </w:tc>
+        <w:tc>
+          <w:tcPr>
+            <w:tcW w:type="dxa" w:w="1040"/>
+          </w:tcPr>
+          <w:p>
+            <w:pPr>
+              <w:spacing w:line="240" w:lineRule="auto" w:after="40"/>
+            </w:pPr>
+            <w:r/>
+            <w:r>
+              <w:rPr>
+                <w:rFonts w:ascii="Times New Roman" w:hAnsi="Times New Roman"/>
+                <w:b w:val="0"/>
+                <w:sz w:val="20"/>
+              </w:rPr>
+              <w:t>1.58 × 10⁻³</w:t>
+            </w:r>
+          </w:p>
+        </w:tc>
+        <w:tc>
+          <w:tcPr>
+            <w:tcW w:type="dxa" w:w="1040"/>
+          </w:tcPr>
+          <w:p>
+            <w:pPr>
+              <w:spacing w:line="240" w:lineRule="auto" w:after="40"/>
+            </w:pPr>
+            <w:r/>
+            <w:r>
+              <w:rPr>
+                <w:rFonts w:ascii="Times New Roman" w:hAnsi="Times New Roman"/>
+                <w:b w:val="0"/>
+                <w:sz w:val="20"/>
+              </w:rPr>
+              <w:t>0.075</w:t>
+            </w:r>
+          </w:p>
+        </w:tc>
+        <w:tc>
+          <w:tcPr>
+            <w:tcW w:type="dxa" w:w="1040"/>
+          </w:tcPr>
+          <w:p>
+            <w:pPr>
+              <w:spacing w:line="240" w:lineRule="auto" w:after="40"/>
+            </w:pPr>
+            <w:r/>
+            <w:r>
+              <w:rPr>
+                <w:rFonts w:ascii="Times New Roman" w:hAnsi="Times New Roman"/>
+                <w:b w:val="0"/>
+                <w:sz w:val="20"/>
+              </w:rPr>
+              <w:t>0.678</w:t>
+            </w:r>
+          </w:p>
+        </w:tc>
+        <w:tc>
+          <w:tcPr>
+            <w:tcW w:type="dxa" w:w="1040"/>
+          </w:tcPr>
+          <w:p>
+            <w:pPr>
+              <w:spacing w:line="240" w:lineRule="auto" w:after="40"/>
+            </w:pPr>
+            <w:r/>
+            <w:r>
+              <w:rPr>
+                <w:rFonts w:ascii="Times New Roman" w:hAnsi="Times New Roman"/>
+                <w:b w:val="0"/>
+                <w:sz w:val="20"/>
+              </w:rPr>
+              <w:t>4.20 × 10⁻⁴</w:t>
+            </w:r>
+          </w:p>
+        </w:tc>
+        <w:tc>
+          <w:tcPr>
+            <w:tcW w:type="dxa" w:w="1040"/>
+          </w:tcPr>
+          <w:p>
+            <w:pPr>
+              <w:spacing w:line="240" w:lineRule="auto" w:after="40"/>
+            </w:pPr>
+            <w:r/>
+            <w:r>
+              <w:rPr>
+                <w:rFonts w:ascii="Times New Roman" w:hAnsi="Times New Roman"/>
+                <w:b w:val="0"/>
+                <w:sz w:val="20"/>
+              </w:rPr>
+              <w:t>0.847, 0.052</w:t>
+            </w:r>
+          </w:p>
+        </w:tc>
+        <w:tc>
+          <w:tcPr>
+            <w:tcW w:type="dxa" w:w="1040"/>
+          </w:tcPr>
+          <w:p>
+            <w:pPr>
+              <w:spacing w:line="240" w:lineRule="auto" w:after="40"/>
+            </w:pPr>
+            <w:r/>
+            <w:r>
+              <w:rPr>
+                <w:rFonts w:ascii="Times New Roman" w:hAnsi="Times New Roman"/>
+                <w:b w:val="0"/>
+                <w:sz w:val="20"/>
+              </w:rPr>
+              <w:t>0.801, 0.033</w:t>
+            </w:r>
+          </w:p>
+        </w:tc>
+        <w:tc>
+          <w:tcPr>
+            <w:tcW w:type="dxa" w:w="1040"/>
+          </w:tcPr>
+          <w:p>
+            <w:pPr>
+              <w:spacing w:line="240" w:lineRule="auto" w:after="40"/>
+            </w:pPr>
+            <w:r/>
+            <w:r>
+              <w:rPr>
+                <w:rFonts w:ascii="Times New Roman" w:hAnsi="Times New Roman"/>
+                <w:b w:val="0"/>
+                <w:sz w:val="20"/>
+              </w:rPr>
+              <w:t>Supported in GSE14520; borderline in TCGA</w:t>
+            </w:r>
+          </w:p>
+        </w:tc>
+      </w:tr>
+      <w:tr>
+        <w:tc>
+          <w:tcPr>
+            <w:tcW w:type="dxa" w:w="1040"/>
+          </w:tcPr>
+          <w:p>
+            <w:pPr>
+              <w:spacing w:line="240" w:lineRule="auto" w:after="40"/>
+            </w:pPr>
+            <w:r/>
+            <w:r>
+              <w:rPr>
+                <w:rFonts w:ascii="Times New Roman" w:hAnsi="Times New Roman"/>
+                <w:b w:val="0"/>
+                <w:sz w:val="20"/>
+              </w:rPr>
+              <w:t>BCLAF1</w:t>
+            </w:r>
+          </w:p>
+        </w:tc>
+        <w:tc>
+          <w:tcPr>
+            <w:tcW w:type="dxa" w:w="1040"/>
+          </w:tcPr>
+          <w:p>
+            <w:pPr>
+              <w:spacing w:line="240" w:lineRule="auto" w:after="40"/>
+            </w:pPr>
+            <w:r/>
+            <w:r>
+              <w:rPr>
+                <w:rFonts w:ascii="Times New Roman" w:hAnsi="Times New Roman"/>
+                <w:b w:val="0"/>
+                <w:sz w:val="20"/>
+              </w:rPr>
+              <w:t>1.141</w:t>
+            </w:r>
+          </w:p>
+        </w:tc>
+        <w:tc>
+          <w:tcPr>
+            <w:tcW w:type="dxa" w:w="1040"/>
+          </w:tcPr>
+          <w:p>
+            <w:pPr>
+              <w:spacing w:line="240" w:lineRule="auto" w:after="40"/>
+            </w:pPr>
+            <w:r/>
+            <w:r>
+              <w:rPr>
+                <w:rFonts w:ascii="Times New Roman" w:hAnsi="Times New Roman"/>
+                <w:b w:val="0"/>
+                <w:sz w:val="20"/>
+              </w:rPr>
+              <w:t>0.074</w:t>
+            </w:r>
+          </w:p>
+        </w:tc>
+        <w:tc>
+          <w:tcPr>
+            <w:tcW w:type="dxa" w:w="1040"/>
+          </w:tcPr>
+          <w:p>
+            <w:pPr>
+              <w:spacing w:line="240" w:lineRule="auto" w:after="40"/>
+            </w:pPr>
+            <w:r/>
+            <w:r>
+              <w:rPr>
+                <w:rFonts w:ascii="Times New Roman" w:hAnsi="Times New Roman"/>
+                <w:b w:val="0"/>
+                <w:sz w:val="20"/>
+              </w:rPr>
+              <w:t>0.225</w:t>
+            </w:r>
+          </w:p>
+        </w:tc>
+        <w:tc>
+          <w:tcPr>
+            <w:tcW w:type="dxa" w:w="1040"/>
+          </w:tcPr>
+          <w:p>
+            <w:pPr>
+              <w:spacing w:line="240" w:lineRule="auto" w:after="40"/>
+            </w:pPr>
+            <w:r/>
+            <w:r>
+              <w:rPr>
+                <w:rFonts w:ascii="Times New Roman" w:hAnsi="Times New Roman"/>
+                <w:b w:val="0"/>
+                <w:sz w:val="20"/>
+              </w:rPr>
+              <w:t>1.218</w:t>
+            </w:r>
+          </w:p>
+        </w:tc>
+        <w:tc>
+          <w:tcPr>
+            <w:tcW w:type="dxa" w:w="1040"/>
+          </w:tcPr>
+          <w:p>
+            <w:pPr>
+              <w:spacing w:line="240" w:lineRule="auto" w:after="40"/>
+            </w:pPr>
+            <w:r/>
+            <w:r>
+              <w:rPr>
+                <w:rFonts w:ascii="Times New Roman" w:hAnsi="Times New Roman"/>
+                <w:b w:val="0"/>
+                <w:sz w:val="20"/>
+              </w:rPr>
+              <w:t>0.039</w:t>
+            </w:r>
+          </w:p>
+        </w:tc>
+        <w:tc>
+          <w:tcPr>
+            <w:tcW w:type="dxa" w:w="1040"/>
+          </w:tcPr>
+          <w:p>
+            <w:pPr>
+              <w:spacing w:line="240" w:lineRule="auto" w:after="40"/>
+            </w:pPr>
+            <w:r/>
+            <w:r>
+              <w:rPr>
+                <w:rFonts w:ascii="Times New Roman" w:hAnsi="Times New Roman"/>
+                <w:b w:val="0"/>
+                <w:sz w:val="20"/>
+              </w:rPr>
+              <w:t>1.100, 0.330</w:t>
+            </w:r>
+          </w:p>
+        </w:tc>
+        <w:tc>
+          <w:tcPr>
+            <w:tcW w:type="dxa" w:w="1040"/>
+          </w:tcPr>
+          <w:p>
+            <w:pPr>
+              <w:spacing w:line="240" w:lineRule="auto" w:after="40"/>
+            </w:pPr>
+            <w:r/>
+            <w:r>
+              <w:rPr>
+                <w:rFonts w:ascii="Times New Roman" w:hAnsi="Times New Roman"/>
+                <w:b w:val="0"/>
+                <w:sz w:val="20"/>
+              </w:rPr>
+              <w:t>1.200, 0.114</w:t>
+            </w:r>
+          </w:p>
+        </w:tc>
+        <w:tc>
+          <w:tcPr>
+            <w:tcW w:type="dxa" w:w="1040"/>
+          </w:tcPr>
+          <w:p>
+            <w:pPr>
+              <w:spacing w:line="240" w:lineRule="auto" w:after="40"/>
+            </w:pPr>
+            <w:r/>
+            <w:r>
+              <w:rPr>
+                <w:rFonts w:ascii="Times New Roman" w:hAnsi="Times New Roman"/>
+                <w:b w:val="0"/>
+                <w:sz w:val="20"/>
+              </w:rPr>
+              <w:t>Directionally consistent only</w:t>
+            </w:r>
+          </w:p>
+        </w:tc>
+      </w:tr>
+      <w:tr>
+        <w:tc>
+          <w:tcPr>
+            <w:tcW w:type="dxa" w:w="1040"/>
+          </w:tcPr>
+          <w:p>
+            <w:pPr>
+              <w:spacing w:line="240" w:lineRule="auto" w:after="40"/>
+            </w:pPr>
+            <w:r/>
+            <w:r>
+              <w:rPr>
+                <w:rFonts w:ascii="Times New Roman" w:hAnsi="Times New Roman"/>
+                <w:b w:val="0"/>
+                <w:sz w:val="20"/>
+              </w:rPr>
+              <w:t>SREBF2</w:t>
+            </w:r>
+          </w:p>
+        </w:tc>
+        <w:tc>
+          <w:tcPr>
+            <w:tcW w:type="dxa" w:w="1040"/>
+          </w:tcPr>
+          <w:p>
+            <w:pPr>
+              <w:spacing w:line="240" w:lineRule="auto" w:after="40"/>
+            </w:pPr>
+            <w:r/>
+            <w:r>
+              <w:rPr>
+                <w:rFonts w:ascii="Times New Roman" w:hAnsi="Times New Roman"/>
+                <w:b w:val="0"/>
+                <w:sz w:val="20"/>
+              </w:rPr>
+              <w:t>1.100</w:t>
+            </w:r>
+          </w:p>
+        </w:tc>
+        <w:tc>
+          <w:tcPr>
+            <w:tcW w:type="dxa" w:w="1040"/>
+          </w:tcPr>
+          <w:p>
+            <w:pPr>
+              <w:spacing w:line="240" w:lineRule="auto" w:after="40"/>
+            </w:pPr>
+            <w:r/>
+            <w:r>
+              <w:rPr>
+                <w:rFonts w:ascii="Times New Roman" w:hAnsi="Times New Roman"/>
+                <w:b w:val="0"/>
+                <w:sz w:val="20"/>
+              </w:rPr>
+              <w:t>0.143</w:t>
+            </w:r>
+          </w:p>
+        </w:tc>
+        <w:tc>
+          <w:tcPr>
+            <w:tcW w:type="dxa" w:w="1040"/>
+          </w:tcPr>
+          <w:p>
+            <w:pPr>
+              <w:spacing w:line="240" w:lineRule="auto" w:after="40"/>
+            </w:pPr>
+            <w:r/>
+            <w:r>
+              <w:rPr>
+                <w:rFonts w:ascii="Times New Roman" w:hAnsi="Times New Roman"/>
+                <w:b w:val="0"/>
+                <w:sz w:val="20"/>
+              </w:rPr>
+              <w:t>0.289</w:t>
+            </w:r>
+          </w:p>
+        </w:tc>
+        <w:tc>
+          <w:tcPr>
+            <w:tcW w:type="dxa" w:w="1040"/>
+          </w:tcPr>
+          <w:p>
+            <w:pPr>
+              <w:spacing w:line="240" w:lineRule="auto" w:after="40"/>
+            </w:pPr>
+            <w:r/>
+            <w:r>
+              <w:rPr>
+                <w:rFonts w:ascii="Times New Roman" w:hAnsi="Times New Roman"/>
+                <w:b w:val="0"/>
+                <w:sz w:val="20"/>
+              </w:rPr>
+              <w:t>1.256</w:t>
+            </w:r>
+          </w:p>
+        </w:tc>
+        <w:tc>
+          <w:tcPr>
+            <w:tcW w:type="dxa" w:w="1040"/>
+          </w:tcPr>
+          <w:p>
+            <w:pPr>
+              <w:spacing w:line="240" w:lineRule="auto" w:after="40"/>
+            </w:pPr>
+            <w:r/>
+            <w:r>
+              <w:rPr>
+                <w:rFonts w:ascii="Times New Roman" w:hAnsi="Times New Roman"/>
+                <w:b w:val="0"/>
+                <w:sz w:val="20"/>
+              </w:rPr>
+              <w:t>0.021</w:t>
+            </w:r>
+          </w:p>
+        </w:tc>
+        <w:tc>
+          <w:tcPr>
+            <w:tcW w:type="dxa" w:w="1040"/>
+          </w:tcPr>
+          <w:p>
+            <w:pPr>
+              <w:spacing w:line="240" w:lineRule="auto" w:after="40"/>
+            </w:pPr>
+            <w:r/>
+            <w:r>
+              <w:rPr>
+                <w:rFonts w:ascii="Times New Roman" w:hAnsi="Times New Roman"/>
+                <w:b w:val="0"/>
+                <w:sz w:val="20"/>
+              </w:rPr>
+              <w:t>1.088, 0.378</w:t>
+            </w:r>
+          </w:p>
+        </w:tc>
+        <w:tc>
+          <w:tcPr>
+            <w:tcW w:type="dxa" w:w="1040"/>
+          </w:tcPr>
+          <w:p>
+            <w:pPr>
+              <w:spacing w:line="240" w:lineRule="auto" w:after="40"/>
+            </w:pPr>
+            <w:r/>
+            <w:r>
+              <w:rPr>
+                <w:rFonts w:ascii="Times New Roman" w:hAnsi="Times New Roman"/>
+                <w:b w:val="0"/>
+                <w:sz w:val="20"/>
+              </w:rPr>
+              <w:t>1.247, 0.050</w:t>
+            </w:r>
+          </w:p>
+        </w:tc>
+        <w:tc>
+          <w:tcPr>
+            <w:tcW w:type="dxa" w:w="1040"/>
+          </w:tcPr>
+          <w:p>
+            <w:pPr>
+              <w:spacing w:line="240" w:lineRule="auto" w:after="40"/>
+            </w:pPr>
+            <w:r/>
+            <w:r>
+              <w:rPr>
+                <w:rFonts w:ascii="Times New Roman" w:hAnsi="Times New Roman"/>
+                <w:b w:val="0"/>
+                <w:sz w:val="20"/>
+              </w:rPr>
+              <w:t>Directionally consistent only (GSE14520 at the significance boundary, 95% CI 1.00–1.55)</w:t>
+            </w:r>
+          </w:p>
+        </w:tc>
+      </w:tr>
+      <w:tr>
+        <w:tc>
+          <w:tcPr>
+            <w:tcW w:type="dxa" w:w="1040"/>
+          </w:tcPr>
+          <w:p>
+            <w:pPr>
+              <w:spacing w:line="240" w:lineRule="auto" w:after="40"/>
+            </w:pPr>
+            <w:r/>
+            <w:r>
+              <w:rPr>
+                <w:rFonts w:ascii="Times New Roman" w:hAnsi="Times New Roman"/>
+                <w:b w:val="0"/>
+                <w:sz w:val="20"/>
+              </w:rPr>
+              <w:t>LRCH1</w:t>
+            </w:r>
+          </w:p>
+        </w:tc>
+        <w:tc>
+          <w:tcPr>
+            <w:tcW w:type="dxa" w:w="1040"/>
+          </w:tcPr>
+          <w:p>
+            <w:pPr>
+              <w:spacing w:line="240" w:lineRule="auto" w:after="40"/>
+            </w:pPr>
+            <w:r/>
+            <w:r>
+              <w:rPr>
+                <w:rFonts w:ascii="Times New Roman" w:hAnsi="Times New Roman"/>
+                <w:b w:val="0"/>
+                <w:sz w:val="20"/>
+              </w:rPr>
+              <w:t>0.904</w:t>
+            </w:r>
+          </w:p>
+        </w:tc>
+        <w:tc>
+          <w:tcPr>
+            <w:tcW w:type="dxa" w:w="1040"/>
+          </w:tcPr>
+          <w:p>
+            <w:pPr>
+              <w:spacing w:line="240" w:lineRule="auto" w:after="40"/>
+            </w:pPr>
+            <w:r/>
+            <w:r>
+              <w:rPr>
+                <w:rFonts w:ascii="Times New Roman" w:hAnsi="Times New Roman"/>
+                <w:b w:val="0"/>
+                <w:sz w:val="20"/>
+              </w:rPr>
+              <w:t>0.120</w:t>
+            </w:r>
+          </w:p>
+        </w:tc>
+        <w:tc>
+          <w:tcPr>
+            <w:tcW w:type="dxa" w:w="1040"/>
+          </w:tcPr>
+          <w:p>
+            <w:pPr>
+              <w:spacing w:line="240" w:lineRule="auto" w:after="40"/>
+            </w:pPr>
+            <w:r/>
+            <w:r>
+              <w:rPr>
+                <w:rFonts w:ascii="Times New Roman" w:hAnsi="Times New Roman"/>
+                <w:b w:val="0"/>
+                <w:sz w:val="20"/>
+              </w:rPr>
+              <w:t>0.320</w:t>
+            </w:r>
+          </w:p>
+        </w:tc>
+        <w:tc>
+          <w:tcPr>
+            <w:tcW w:type="dxa" w:w="1040"/>
+          </w:tcPr>
+          <w:p>
+            <w:pPr>
+              <w:spacing w:line="240" w:lineRule="auto" w:after="40"/>
+            </w:pPr>
+            <w:r/>
+            <w:r>
+              <w:rPr>
+                <w:rFonts w:ascii="Times New Roman" w:hAnsi="Times New Roman"/>
+                <w:b w:val="0"/>
+                <w:sz w:val="20"/>
+              </w:rPr>
+              <w:t>0.823</w:t>
+            </w:r>
+          </w:p>
+        </w:tc>
+        <w:tc>
+          <w:tcPr>
+            <w:tcW w:type="dxa" w:w="1040"/>
+          </w:tcPr>
+          <w:p>
+            <w:pPr>
+              <w:spacing w:line="240" w:lineRule="auto" w:after="40"/>
+            </w:pPr>
+            <w:r/>
+            <w:r>
+              <w:rPr>
+                <w:rFonts w:ascii="Times New Roman" w:hAnsi="Times New Roman"/>
+                <w:b w:val="0"/>
+                <w:sz w:val="20"/>
+              </w:rPr>
+              <w:t>0.037</w:t>
+            </w:r>
+          </w:p>
+        </w:tc>
+        <w:tc>
+          <w:tcPr>
+            <w:tcW w:type="dxa" w:w="1040"/>
+          </w:tcPr>
+          <w:p>
+            <w:pPr>
+              <w:spacing w:line="240" w:lineRule="auto" w:after="40"/>
+            </w:pPr>
+            <w:r/>
+            <w:r>
+              <w:rPr>
+                <w:rFonts w:ascii="Times New Roman" w:hAnsi="Times New Roman"/>
+                <w:b w:val="0"/>
+                <w:sz w:val="20"/>
+              </w:rPr>
+              <w:t>0.894, 0.235</w:t>
+            </w:r>
+          </w:p>
+        </w:tc>
+        <w:tc>
+          <w:tcPr>
+            <w:tcW w:type="dxa" w:w="1040"/>
+          </w:tcPr>
+          <w:p>
+            <w:pPr>
+              <w:spacing w:line="240" w:lineRule="auto" w:after="40"/>
+            </w:pPr>
+            <w:r/>
+            <w:r>
+              <w:rPr>
+                <w:rFonts w:ascii="Times New Roman" w:hAnsi="Times New Roman"/>
+                <w:b w:val="0"/>
+                <w:sz w:val="20"/>
+              </w:rPr>
+              <w:t>0.846, 0.179</w:t>
+            </w:r>
+          </w:p>
+        </w:tc>
+        <w:tc>
+          <w:tcPr>
+            <w:tcW w:type="dxa" w:w="1040"/>
+          </w:tcPr>
+          <w:p>
+            <w:pPr>
+              <w:spacing w:line="240" w:lineRule="auto" w:after="40"/>
+            </w:pPr>
+            <w:r/>
+            <w:r>
+              <w:rPr>
+                <w:rFonts w:ascii="Times New Roman" w:hAnsi="Times New Roman"/>
+                <w:b w:val="0"/>
+                <w:sz w:val="20"/>
+              </w:rPr>
+              <w:t>Directionally consistent only</w:t>
+            </w:r>
+          </w:p>
+        </w:tc>
+      </w:tr>
+      <w:tr>
+        <w:tc>
+          <w:tcPr>
+            <w:tcW w:type="dxa" w:w="1040"/>
+          </w:tcPr>
+          <w:p>
+            <w:pPr>
+              <w:spacing w:line="240" w:lineRule="auto" w:after="40"/>
+            </w:pPr>
+            <w:r/>
+            <w:r>
+              <w:rPr>
+                <w:rFonts w:ascii="Times New Roman" w:hAnsi="Times New Roman"/>
+                <w:b w:val="0"/>
+                <w:sz w:val="20"/>
+              </w:rPr>
+              <w:t>CD5</w:t>
+            </w:r>
+          </w:p>
+        </w:tc>
+        <w:tc>
+          <w:tcPr>
+            <w:tcW w:type="dxa" w:w="1040"/>
+          </w:tcPr>
+          <w:p>
+            <w:pPr>
+              <w:spacing w:line="240" w:lineRule="auto" w:after="40"/>
+            </w:pPr>
+            <w:r/>
+            <w:r>
+              <w:rPr>
+                <w:rFonts w:ascii="Times New Roman" w:hAnsi="Times New Roman"/>
+                <w:b w:val="0"/>
+                <w:sz w:val="20"/>
+              </w:rPr>
+              <w:t>0.865</w:t>
+            </w:r>
+          </w:p>
+        </w:tc>
+        <w:tc>
+          <w:tcPr>
+            <w:tcW w:type="dxa" w:w="1040"/>
+          </w:tcPr>
+          <w:p>
+            <w:pPr>
+              <w:spacing w:line="240" w:lineRule="auto" w:after="40"/>
+            </w:pPr>
+            <w:r/>
+            <w:r>
+              <w:rPr>
+                <w:rFonts w:ascii="Times New Roman" w:hAnsi="Times New Roman"/>
+                <w:b w:val="0"/>
+                <w:sz w:val="20"/>
+              </w:rPr>
+              <w:t>0.045</w:t>
+            </w:r>
+          </w:p>
+        </w:tc>
+        <w:tc>
+          <w:tcPr>
+            <w:tcW w:type="dxa" w:w="1040"/>
+          </w:tcPr>
+          <w:p>
+            <w:pPr>
+              <w:spacing w:line="240" w:lineRule="auto" w:after="40"/>
+            </w:pPr>
+            <w:r/>
+            <w:r>
+              <w:rPr>
+                <w:rFonts w:ascii="Times New Roman" w:hAnsi="Times New Roman"/>
+                <w:b w:val="0"/>
+                <w:sz w:val="20"/>
+              </w:rPr>
+              <w:t>0.0016</w:t>
+            </w:r>
+          </w:p>
+        </w:tc>
+        <w:tc>
+          <w:tcPr>
+            <w:tcW w:type="dxa" w:w="1040"/>
+          </w:tcPr>
+          <w:p>
+            <w:pPr>
+              <w:spacing w:line="240" w:lineRule="auto" w:after="40"/>
+            </w:pPr>
+            <w:r/>
+            <w:r>
+              <w:rPr>
+                <w:rFonts w:ascii="Times New Roman" w:hAnsi="Times New Roman"/>
+                <w:b w:val="0"/>
+                <w:sz w:val="20"/>
+              </w:rPr>
+              <w:t>0.818</w:t>
+            </w:r>
+          </w:p>
+        </w:tc>
+        <w:tc>
+          <w:tcPr>
+            <w:tcW w:type="dxa" w:w="1040"/>
+          </w:tcPr>
+          <w:p>
+            <w:pPr>
+              <w:spacing w:line="240" w:lineRule="auto" w:after="40"/>
+            </w:pPr>
+            <w:r/>
+            <w:r>
+              <w:rPr>
+                <w:rFonts w:ascii="Times New Roman" w:hAnsi="Times New Roman"/>
+                <w:b w:val="0"/>
+                <w:sz w:val="20"/>
+              </w:rPr>
+              <w:t>0.030</w:t>
+            </w:r>
+          </w:p>
+        </w:tc>
+        <w:tc>
+          <w:tcPr>
+            <w:tcW w:type="dxa" w:w="1040"/>
+          </w:tcPr>
+          <w:p>
+            <w:pPr>
+              <w:spacing w:line="240" w:lineRule="auto" w:after="40"/>
+            </w:pPr>
+            <w:r/>
+            <w:r>
+              <w:rPr>
+                <w:rFonts w:ascii="Times New Roman" w:hAnsi="Times New Roman"/>
+                <w:b w:val="0"/>
+                <w:sz w:val="20"/>
+              </w:rPr>
+              <w:t>0.883, 0.228</w:t>
+            </w:r>
+          </w:p>
+        </w:tc>
+        <w:tc>
+          <w:tcPr>
+            <w:tcW w:type="dxa" w:w="1040"/>
+          </w:tcPr>
+          <w:p>
+            <w:pPr>
+              <w:spacing w:line="240" w:lineRule="auto" w:after="40"/>
+            </w:pPr>
+            <w:r/>
+            <w:r>
+              <w:rPr>
+                <w:rFonts w:ascii="Times New Roman" w:hAnsi="Times New Roman"/>
+                <w:b w:val="0"/>
+                <w:sz w:val="20"/>
+              </w:rPr>
+              <w:t>0.815, 0.069</w:t>
+            </w:r>
+          </w:p>
+        </w:tc>
+        <w:tc>
+          <w:tcPr>
+            <w:tcW w:type="dxa" w:w="1040"/>
+          </w:tcPr>
+          <w:p>
+            <w:pPr>
+              <w:spacing w:line="240" w:lineRule="auto" w:after="40"/>
+            </w:pPr>
+            <w:r/>
+            <w:r>
+              <w:rPr>
+                <w:rFonts w:ascii="Times New Roman" w:hAnsi="Times New Roman"/>
+                <w:b w:val="0"/>
+                <w:sz w:val="20"/>
+              </w:rPr>
+              <w:t>Directionally consistent only</w:t>
+            </w:r>
+          </w:p>
+        </w:tc>
+      </w:tr>
+    </w:tbl>
+    <w:p>
+      <w:pPr>
+        <w:spacing w:line="240" w:lineRule="auto" w:before="0" w:after="80"/>
+      </w:pPr>
+      <w:r>
+        <w:rPr>
+          <w:rFonts w:ascii="Times New Roman" w:hAnsi="Times New Roman"/>
+          <w:b w:val="0"/>
+          <w:i w:val="0"/>
+          <w:sz w:val="12"/>
+        </w:rPr>
+      </w:r>
+    </w:p>
+    <w:p>
+      <w:pPr>
+        <w:spacing w:line="240" w:lineRule="auto" w:before="200" w:after="60"/>
+      </w:pPr>
+      <w:r>
+        <w:rPr>
+          <w:rFonts w:ascii="Times New Roman" w:hAnsi="Times New Roman"/>
+          <w:b/>
+          <w:i w:val="0"/>
+          <w:sz w:val="22"/>
+        </w:rPr>
+        <w:t>Table 2 | Quality stratification of the circRNA–miRNA network</w:t>
+      </w:r>
+    </w:p>
+    <w:tbl>
+      <w:tblPr>
+        <w:tblStyle w:val="TableGrid"/>
+        <w:tblW w:type="auto" w:w="0"/>
+        <w:jc w:val="center"/>
+        <w:tblLook w:firstColumn="1" w:firstRow="1" w:lastColumn="0" w:lastRow="0" w:noHBand="0" w:noVBand="1" w:val="04A0"/>
+      </w:tblPr>
+      <w:tblGrid>
+        <w:gridCol w:w="1872"/>
+        <w:gridCol w:w="1872"/>
+        <w:gridCol w:w="1872"/>
+        <w:gridCol w:w="1872"/>
+        <w:gridCol w:w="1872"/>
+      </w:tblGrid>
+      <w:tr>
+        <w:tc>
+          <w:tcPr>
+            <w:tcW w:type="dxa" w:w="1872"/>
+          </w:tcPr>
+          <w:p>
+            <w:pPr>
+              <w:spacing w:line="240" w:lineRule="auto" w:after="40"/>
+            </w:pPr>
+            <w:r/>
+            <w:r>
+              <w:rPr>
+                <w:rFonts w:ascii="Times New Roman" w:hAnsi="Times New Roman"/>
+                <w:b/>
+                <w:sz w:val="20"/>
+              </w:rPr>
+              <w:t>Tier</w:t>
+            </w:r>
+          </w:p>
+        </w:tc>
+        <w:tc>
+          <w:tcPr>
+            <w:tcW w:type="dxa" w:w="1872"/>
+          </w:tcPr>
+          <w:p>
+            <w:pPr>
+              <w:spacing w:line="240" w:lineRule="auto" w:after="40"/>
+            </w:pPr>
+            <w:r/>
+            <w:r>
+              <w:rPr>
+                <w:rFonts w:ascii="Times New Roman" w:hAnsi="Times New Roman"/>
+                <w:b/>
+                <w:sz w:val="20"/>
+              </w:rPr>
+              <w:t>Edges</w:t>
+            </w:r>
+          </w:p>
+        </w:tc>
+        <w:tc>
+          <w:tcPr>
+            <w:tcW w:type="dxa" w:w="1872"/>
+          </w:tcPr>
+          <w:p>
+            <w:pPr>
+              <w:spacing w:line="240" w:lineRule="auto" w:after="40"/>
+            </w:pPr>
+            <w:r/>
+            <w:r>
+              <w:rPr>
+                <w:rFonts w:ascii="Times New Roman" w:hAnsi="Times New Roman"/>
+                <w:b/>
+                <w:sz w:val="20"/>
+              </w:rPr>
+              <w:t>miRNAs</w:t>
+            </w:r>
+          </w:p>
+        </w:tc>
+        <w:tc>
+          <w:tcPr>
+            <w:tcW w:type="dxa" w:w="1872"/>
+          </w:tcPr>
+          <w:p>
+            <w:pPr>
+              <w:spacing w:line="240" w:lineRule="auto" w:after="40"/>
+            </w:pPr>
+            <w:r/>
+            <w:r>
+              <w:rPr>
+                <w:rFonts w:ascii="Times New Roman" w:hAnsi="Times New Roman"/>
+                <w:b/>
+                <w:sz w:val="20"/>
+              </w:rPr>
+              <w:t>circRNAs</w:t>
+            </w:r>
+          </w:p>
+        </w:tc>
+        <w:tc>
+          <w:tcPr>
+            <w:tcW w:type="dxa" w:w="1872"/>
+          </w:tcPr>
+          <w:p>
+            <w:pPr>
+              <w:spacing w:line="240" w:lineRule="auto" w:after="40"/>
+            </w:pPr>
+            <w:r/>
+            <w:r>
+              <w:rPr>
+                <w:rFonts w:ascii="Times New Roman" w:hAnsi="Times New Roman"/>
+                <w:b/>
+                <w:sz w:val="20"/>
+              </w:rPr>
+              <w:t>Genes</w:t>
+            </w:r>
+          </w:p>
+        </w:tc>
+      </w:tr>
+      <w:tr>
+        <w:tc>
+          <w:tcPr>
+            <w:tcW w:type="dxa" w:w="1872"/>
+          </w:tcPr>
+          <w:p>
+            <w:pPr>
+              <w:spacing w:line="240" w:lineRule="auto" w:after="40"/>
+            </w:pPr>
+            <w:r/>
+            <w:r>
+              <w:rPr>
+                <w:rFonts w:ascii="Times New Roman" w:hAnsi="Times New Roman"/>
+                <w:b w:val="0"/>
+                <w:sz w:val="20"/>
+              </w:rPr>
+              <w:t>high</w:t>
+            </w:r>
+          </w:p>
+        </w:tc>
+        <w:tc>
+          <w:tcPr>
+            <w:tcW w:type="dxa" w:w="1872"/>
+          </w:tcPr>
+          <w:p>
+            <w:pPr>
+              <w:spacing w:line="240" w:lineRule="auto" w:after="40"/>
+            </w:pPr>
+            <w:r/>
+            <w:r>
+              <w:rPr>
+                <w:rFonts w:ascii="Times New Roman" w:hAnsi="Times New Roman"/>
+                <w:b w:val="0"/>
+                <w:sz w:val="20"/>
+              </w:rPr>
+              <w:t>3,126</w:t>
+            </w:r>
+          </w:p>
+        </w:tc>
+        <w:tc>
+          <w:tcPr>
+            <w:tcW w:type="dxa" w:w="1872"/>
+          </w:tcPr>
+          <w:p>
+            <w:pPr>
+              <w:spacing w:line="240" w:lineRule="auto" w:after="40"/>
+            </w:pPr>
+            <w:r/>
+            <w:r>
+              <w:rPr>
+                <w:rFonts w:ascii="Times New Roman" w:hAnsi="Times New Roman"/>
+                <w:b w:val="0"/>
+                <w:sz w:val="20"/>
+              </w:rPr>
+              <w:t>1,317</w:t>
+            </w:r>
+          </w:p>
+        </w:tc>
+        <w:tc>
+          <w:tcPr>
+            <w:tcW w:type="dxa" w:w="1872"/>
+          </w:tcPr>
+          <w:p>
+            <w:pPr>
+              <w:spacing w:line="240" w:lineRule="auto" w:after="40"/>
+            </w:pPr>
+            <w:r/>
+            <w:r>
+              <w:rPr>
+                <w:rFonts w:ascii="Times New Roman" w:hAnsi="Times New Roman"/>
+                <w:b w:val="0"/>
+                <w:sz w:val="20"/>
+              </w:rPr>
+              <w:t>34</w:t>
+            </w:r>
+          </w:p>
+        </w:tc>
+        <w:tc>
+          <w:tcPr>
+            <w:tcW w:type="dxa" w:w="1872"/>
+          </w:tcPr>
+          <w:p>
+            <w:pPr>
+              <w:spacing w:line="240" w:lineRule="auto" w:after="40"/>
+            </w:pPr>
+            <w:r/>
+            <w:r>
+              <w:rPr>
+                <w:rFonts w:ascii="Times New Roman" w:hAnsi="Times New Roman"/>
+                <w:b w:val="0"/>
+                <w:sz w:val="20"/>
+              </w:rPr>
+              <w:t>32</w:t>
+            </w:r>
+          </w:p>
+        </w:tc>
+      </w:tr>
+      <w:tr>
+        <w:tc>
+          <w:tcPr>
+            <w:tcW w:type="dxa" w:w="1872"/>
+          </w:tcPr>
+          <w:p>
+            <w:pPr>
+              <w:spacing w:line="240" w:lineRule="auto" w:after="40"/>
+            </w:pPr>
+            <w:r/>
+            <w:r>
+              <w:rPr>
+                <w:rFonts w:ascii="Times New Roman" w:hAnsi="Times New Roman"/>
+                <w:b w:val="0"/>
+                <w:sz w:val="20"/>
+              </w:rPr>
+              <w:t>medium</w:t>
+            </w:r>
+          </w:p>
+        </w:tc>
+        <w:tc>
+          <w:tcPr>
+            <w:tcW w:type="dxa" w:w="1872"/>
+          </w:tcPr>
+          <w:p>
+            <w:pPr>
+              <w:spacing w:line="240" w:lineRule="auto" w:after="40"/>
+            </w:pPr>
+            <w:r/>
+            <w:r>
+              <w:rPr>
+                <w:rFonts w:ascii="Times New Roman" w:hAnsi="Times New Roman"/>
+                <w:b w:val="0"/>
+                <w:sz w:val="20"/>
+              </w:rPr>
+              <w:t>1,414</w:t>
+            </w:r>
+          </w:p>
+        </w:tc>
+        <w:tc>
+          <w:tcPr>
+            <w:tcW w:type="dxa" w:w="1872"/>
+          </w:tcPr>
+          <w:p>
+            <w:pPr>
+              <w:spacing w:line="240" w:lineRule="auto" w:after="40"/>
+            </w:pPr>
+            <w:r/>
+            <w:r>
+              <w:rPr>
+                <w:rFonts w:ascii="Times New Roman" w:hAnsi="Times New Roman"/>
+                <w:b w:val="0"/>
+                <w:sz w:val="20"/>
+              </w:rPr>
+              <w:t>851</w:t>
+            </w:r>
+          </w:p>
+        </w:tc>
+        <w:tc>
+          <w:tcPr>
+            <w:tcW w:type="dxa" w:w="1872"/>
+          </w:tcPr>
+          <w:p>
+            <w:pPr>
+              <w:spacing w:line="240" w:lineRule="auto" w:after="40"/>
+            </w:pPr>
+            <w:r/>
+            <w:r>
+              <w:rPr>
+                <w:rFonts w:ascii="Times New Roman" w:hAnsi="Times New Roman"/>
+                <w:b w:val="0"/>
+                <w:sz w:val="20"/>
+              </w:rPr>
+              <w:t>15</w:t>
+            </w:r>
+          </w:p>
+        </w:tc>
+        <w:tc>
+          <w:tcPr>
+            <w:tcW w:type="dxa" w:w="1872"/>
+          </w:tcPr>
+          <w:p>
+            <w:pPr>
+              <w:spacing w:line="240" w:lineRule="auto" w:after="40"/>
+            </w:pPr>
+            <w:r/>
+            <w:r>
+              <w:rPr>
+                <w:rFonts w:ascii="Times New Roman" w:hAnsi="Times New Roman"/>
+                <w:b w:val="0"/>
+                <w:sz w:val="20"/>
+              </w:rPr>
+              <w:t>14</w:t>
+            </w:r>
+          </w:p>
+        </w:tc>
+      </w:tr>
+      <w:tr>
+        <w:tc>
+          <w:tcPr>
+            <w:tcW w:type="dxa" w:w="1872"/>
+          </w:tcPr>
+          <w:p>
+            <w:pPr>
+              <w:spacing w:line="240" w:lineRule="auto" w:after="40"/>
+            </w:pPr>
+            <w:r/>
+            <w:r>
+              <w:rPr>
+                <w:rFonts w:ascii="Times New Roman" w:hAnsi="Times New Roman"/>
+                <w:b w:val="0"/>
+                <w:sz w:val="20"/>
+              </w:rPr>
+              <w:t>low</w:t>
+            </w:r>
+          </w:p>
+        </w:tc>
+        <w:tc>
+          <w:tcPr>
+            <w:tcW w:type="dxa" w:w="1872"/>
+          </w:tcPr>
+          <w:p>
+            <w:pPr>
+              <w:spacing w:line="240" w:lineRule="auto" w:after="40"/>
+            </w:pPr>
+            <w:r/>
+            <w:r>
+              <w:rPr>
+                <w:rFonts w:ascii="Times New Roman" w:hAnsi="Times New Roman"/>
+                <w:b w:val="0"/>
+                <w:sz w:val="20"/>
+              </w:rPr>
+              <w:t>10,939</w:t>
+            </w:r>
+          </w:p>
+        </w:tc>
+        <w:tc>
+          <w:tcPr>
+            <w:tcW w:type="dxa" w:w="1872"/>
+          </w:tcPr>
+          <w:p>
+            <w:pPr>
+              <w:spacing w:line="240" w:lineRule="auto" w:after="40"/>
+            </w:pPr>
+            <w:r/>
+            <w:r>
+              <w:rPr>
+                <w:rFonts w:ascii="Times New Roman" w:hAnsi="Times New Roman"/>
+                <w:b w:val="0"/>
+                <w:sz w:val="20"/>
+              </w:rPr>
+              <w:t>2,307</w:t>
+            </w:r>
+          </w:p>
+        </w:tc>
+        <w:tc>
+          <w:tcPr>
+            <w:tcW w:type="dxa" w:w="1872"/>
+          </w:tcPr>
+          <w:p>
+            <w:pPr>
+              <w:spacing w:line="240" w:lineRule="auto" w:after="40"/>
+            </w:pPr>
+            <w:r/>
+            <w:r>
+              <w:rPr>
+                <w:rFonts w:ascii="Times New Roman" w:hAnsi="Times New Roman"/>
+                <w:b w:val="0"/>
+                <w:sz w:val="20"/>
+              </w:rPr>
+              <w:t>79</w:t>
+            </w:r>
+          </w:p>
+        </w:tc>
+        <w:tc>
+          <w:tcPr>
+            <w:tcW w:type="dxa" w:w="1872"/>
+          </w:tcPr>
+          <w:p>
+            <w:pPr>
+              <w:spacing w:line="240" w:lineRule="auto" w:after="40"/>
+            </w:pPr>
+            <w:r/>
+            <w:r>
+              <w:rPr>
+                <w:rFonts w:ascii="Times New Roman" w:hAnsi="Times New Roman"/>
+                <w:b w:val="0"/>
+                <w:sz w:val="20"/>
+              </w:rPr>
+              <w:t>73</w:t>
+            </w:r>
+          </w:p>
+        </w:tc>
+      </w:tr>
+    </w:tbl>
+    <w:p>
+      <w:pPr>
+        <w:spacing w:line="240" w:lineRule="auto" w:before="0" w:after="80"/>
+      </w:pPr>
+      <w:r>
+        <w:rPr>
+          <w:rFonts w:ascii="Times New Roman" w:hAnsi="Times New Roman"/>
+          <w:b w:val="0"/>
+          <w:i w:val="0"/>
+          <w:sz w:val="12"/>
+        </w:rPr>
+      </w:r>
+    </w:p>
+    <w:p>
+      <w:pPr>
+        <w:spacing w:line="240" w:lineRule="auto" w:before="200" w:after="60"/>
+      </w:pPr>
+      <w:r>
+        <w:rPr>
+          <w:rFonts w:ascii="Times New Roman" w:hAnsi="Times New Roman"/>
+          <w:b/>
+          <w:i w:val="0"/>
+          <w:sz w:val="22"/>
         </w:rPr>
         <w:t>Table 3 | Data sources</w:t>
       </w:r>
@@ -2524,3001 +6817,6 @@
     </w:tbl>
     <w:p>
       <w:pPr>
-        <w:spacing w:line="240" w:lineRule="auto" w:before="0" w:after="120"/>
-      </w:pPr>
-      <w:r>
-        <w:rPr>
-          <w:rFonts w:ascii="Times New Roman" w:hAnsi="Times New Roman"/>
-          <w:b/>
-          <w:i w:val="0"/>
-          <w:sz w:val="24"/>
-        </w:rPr>
-        <w:t>Genome builds and coordinate harmonisation.</w:t>
-      </w:r>
-      <w:r>
-        <w:rPr>
-          <w:rFonts w:ascii="Times New Roman" w:hAnsi="Times New Roman"/>
-          <w:b w:val="0"/>
-          <w:i w:val="0"/>
-          <w:sz w:val="24"/>
-        </w:rPr>
-        <w:t xml:space="preserve"> GSE122482 reports circRNA coordinates in `chrN:start-end` notation (Illumina HiSeq 3000, GPL21290) whereas circBank entries are written as `N:start-end`. Neither source states its genome build explicitly in the files we retrieved, so we could not verify that they are identical; </w:t>
-      </w:r>
-      <w:r>
-        <w:rPr>
-          <w:rFonts w:ascii="Times New Roman" w:hAnsi="Times New Roman"/>
-          <w:b/>
-          <w:i w:val="0"/>
-          <w:sz w:val="24"/>
-        </w:rPr>
-        <w:t>no liftOver between builds was performed</w:t>
-      </w:r>
-      <w:r>
-        <w:rPr>
-          <w:rFonts w:ascii="Times New Roman" w:hAnsi="Times New Roman"/>
-          <w:b w:val="0"/>
-          <w:i w:val="0"/>
-          <w:sz w:val="24"/>
-        </w:rPr>
-        <w:t>, and matching relied on coordinate identity after normalising the chromosome prefix alone. Because the two builds cannot be confirmed to agree, we treat a build difference as one possible explanation both for the residual unmatched candidates and for the MGC50722 and ADAMTS13 annotation conflict discussed in Section 2.1, and we flag this as a limitation rather than a resolved question. Readers reproducing the matching should confirm the builds before treating any coordinate-level match as exact.</w:t>
-      </w:r>
-    </w:p>
-    <w:p>
-      <w:pPr>
-        <w:spacing w:line="240" w:lineRule="auto" w:before="0" w:after="120"/>
-      </w:pPr>
-      <w:r>
-        <w:rPr>
-          <w:rFonts w:ascii="Times New Roman" w:hAnsi="Times New Roman"/>
-          <w:b/>
-          <w:i w:val="0"/>
-          <w:sz w:val="24"/>
-        </w:rPr>
-        <w:t>Expression preprocessing.</w:t>
-      </w:r>
-      <w:r>
-        <w:rPr>
-          <w:rFonts w:ascii="Times New Roman" w:hAnsi="Times New Roman"/>
-          <w:b w:val="0"/>
-          <w:i w:val="0"/>
-          <w:sz w:val="24"/>
-        </w:rPr>
-        <w:t xml:space="preserve"> For GSE122482, per-sample circRNA RPM tables were obtained from the GEO supplementary files (20 tables, one per sample) and used as delivered; no further normalisation was applied, and the same table set served both the differential screen and the annotation mapping. For GSE14520, Affymetrix probe-level values were taken from the GEO series matrix as delivered (log-transformed by the submitters) and collapsed to gene level by averaging probes mapping to the same gene symbol; no additional normalisation, batch correction or imputation was performed, and the cohort was analysed as a single batch because it comes from one series. For TCGA-LIHC, FPKM values for the 73 host genes were retrieved from the Genomic Data Commons via the harmonised STAR - Counts data set (`TCGA-LIHC.star_fpkm.tsv.gz`, Ensembl gene identifiers mapped to symbols) together with the corresponding clinical table, and log2-transformed (log2(FPKM + 1)) before z-scoring. Expression values entered all models as z-scores, so that hazard ratios are per standard deviation and are not affected by the different dynamic ranges of the three platforms.</w:t>
-      </w:r>
-    </w:p>
-    <w:p>
-      <w:pPr>
-        <w:spacing w:line="240" w:lineRule="auto" w:before="0" w:after="120"/>
-      </w:pPr>
-      <w:r>
-        <w:rPr>
-          <w:rFonts w:ascii="Times New Roman" w:hAnsi="Times New Roman"/>
-          <w:b/>
-          <w:i w:val="0"/>
-          <w:sz w:val="24"/>
-        </w:rPr>
-        <w:t>Sample accounting for TCGA-LIHC (all figures refer to primary tumours only).</w:t>
-      </w:r>
-      <w:r>
-        <w:rPr>
-          <w:rFonts w:ascii="Times New Roman" w:hAnsi="Times New Roman"/>
-          <w:b w:val="0"/>
-          <w:i w:val="0"/>
-          <w:sz w:val="24"/>
-        </w:rPr>
-        <w:t xml:space="preserve"> The GDC clinical table for this cohort lists 439 samples: 377 primary tumours (sample type 01), 59 solid tissue normals (11) and 3 recurrent tumours (02). The FPKM matrix has 424 columns, of which 371 are primary tumours and 53 are non-tumour; the survival table covers 433 samples. Restricting to primary tumours at every step gives the following funnel: </w:t>
-      </w:r>
-      <w:r>
-        <w:rPr>
-          <w:rFonts w:ascii="Times New Roman" w:hAnsi="Times New Roman"/>
-          <w:b/>
-          <w:i w:val="0"/>
-          <w:sz w:val="24"/>
-        </w:rPr>
-        <w:t>377 primary tumours → 371 with expression data → 365 with survival data → 347 with complete stage, age and sex → 341 also present in the expression matrix</w:t>
-      </w:r>
-      <w:r>
-        <w:rPr>
-          <w:rFonts w:ascii="Times New Roman" w:hAnsi="Times New Roman"/>
-          <w:b w:val="0"/>
-          <w:i w:val="0"/>
-          <w:sz w:val="24"/>
-        </w:rPr>
-        <w:t>, and those 341 are the samples entering the multivariable models (117 events). The univariable Cox and log-rank analyses reported in Table 1 and Fig. 3 use 367 tumours (130 events). Adjacent normal tissue and recurrent tumours were excluded throughout: normal tissue is not a prognostic observation, and recurrence samples do not share the initial-diagnosis survival structure of the discovery cohort. For GSE14520 the corresponding counts are 247 annotated tumour samples, of which 225 have complete clinical and survival data and 219 enter the multivariable models (84 events); the 445-sample expression matrix includes both tumour and non-tumour samples, and only tumour samples enter any analysis.</w:t>
-      </w:r>
-    </w:p>
-    <w:p>
-      <w:pPr>
-        <w:spacing w:line="240" w:lineRule="auto" w:before="0" w:after="120"/>
-      </w:pPr>
-      <w:r>
-        <w:rPr>
-          <w:rFonts w:ascii="Times New Roman" w:hAnsi="Times New Roman"/>
-          <w:b w:val="0"/>
-          <w:i w:val="0"/>
-          <w:sz w:val="24"/>
-        </w:rPr>
-        <w:t>Clinical data for GSE14520 were obtained from its Extra Supplement file, in which tissue type, survival status and survival time are recorded alongside sex (`M`/`F`) and TNM stage; only samples annotated as tumour were included. Immune cell feature gene sets were taken from the pan-cancer immunogenomic analysis of Charoentong and colleagues</w:t>
-      </w:r>
-      <w:r>
-        <w:rPr>
-          <w:rFonts w:ascii="Times New Roman" w:hAnsi="Times New Roman"/>
-          <w:b w:val="0"/>
-          <w:i w:val="0"/>
-          <w:sz w:val="24"/>
-          <w:vertAlign w:val="superscript"/>
-        </w:rPr>
-        <w:t>10</w:t>
-      </w:r>
-      <w:r>
-        <w:rPr>
-          <w:rFonts w:ascii="Times New Roman" w:hAnsi="Times New Roman"/>
-          <w:b w:val="0"/>
-          <w:i w:val="0"/>
-          <w:sz w:val="24"/>
-        </w:rPr>
-        <w:t>, from which 27 lineage subsets evaluable in liver tissue were selected, using the representative genes reported therein.</w:t>
-      </w:r>
-    </w:p>
-    <w:p>
-      <w:pPr>
-        <w:spacing w:line="240" w:lineRule="auto" w:before="0" w:after="120"/>
-      </w:pPr>
-      <w:r>
-        <w:rPr>
-          <w:rFonts w:ascii="Times New Roman" w:hAnsi="Times New Roman"/>
-          <w:b w:val="0"/>
-          <w:i w:val="0"/>
-          <w:sz w:val="24"/>
-        </w:rPr>
-        <w:t>GSE122482 was originally generated in a study of circular RNAs in HBV-related HCC</w:t>
-      </w:r>
-      <w:r>
-        <w:rPr>
-          <w:rFonts w:ascii="Times New Roman" w:hAnsi="Times New Roman"/>
-          <w:b w:val="0"/>
-          <w:i w:val="0"/>
-          <w:sz w:val="24"/>
-          <w:vertAlign w:val="superscript"/>
-        </w:rPr>
-        <w:t>19</w:t>
-      </w:r>
-      <w:r>
-        <w:rPr>
-          <w:rFonts w:ascii="Times New Roman" w:hAnsi="Times New Roman"/>
-          <w:b w:val="0"/>
-          <w:i w:val="0"/>
-          <w:sz w:val="24"/>
-        </w:rPr>
-        <w:t>. circBank entries follow a nomenclature based on circRNA host genes</w:t>
-      </w:r>
-      <w:r>
-        <w:rPr>
-          <w:rFonts w:ascii="Times New Roman" w:hAnsi="Times New Roman"/>
-          <w:b w:val="0"/>
-          <w:i w:val="0"/>
-          <w:sz w:val="24"/>
-          <w:vertAlign w:val="superscript"/>
-        </w:rPr>
-        <w:t>15</w:t>
-      </w:r>
-      <w:r>
-        <w:rPr>
-          <w:rFonts w:ascii="Times New Roman" w:hAnsi="Times New Roman"/>
-          <w:b w:val="0"/>
-          <w:i w:val="0"/>
-          <w:sz w:val="24"/>
-        </w:rPr>
-        <w:t>; other resources such as circBase</w:t>
-      </w:r>
-      <w:r>
-        <w:rPr>
-          <w:rFonts w:ascii="Times New Roman" w:hAnsi="Times New Roman"/>
-          <w:b w:val="0"/>
-          <w:i w:val="0"/>
-          <w:sz w:val="24"/>
-          <w:vertAlign w:val="superscript"/>
-        </w:rPr>
-        <w:t>16</w:t>
-      </w:r>
-      <w:r>
-        <w:rPr>
-          <w:rFonts w:ascii="Times New Roman" w:hAnsi="Times New Roman"/>
-          <w:b w:val="0"/>
-          <w:i w:val="0"/>
-          <w:sz w:val="24"/>
-        </w:rPr>
-        <w:t xml:space="preserve"> and the expanded circRNA catalogue of Ji and colleagues</w:t>
-      </w:r>
-      <w:r>
-        <w:rPr>
-          <w:rFonts w:ascii="Times New Roman" w:hAnsi="Times New Roman"/>
-          <w:b w:val="0"/>
-          <w:i w:val="0"/>
-          <w:sz w:val="24"/>
-          <w:vertAlign w:val="superscript"/>
-        </w:rPr>
-        <w:t>17</w:t>
-      </w:r>
-      <w:r>
-        <w:rPr>
-          <w:rFonts w:ascii="Times New Roman" w:hAnsi="Times New Roman"/>
-          <w:b w:val="0"/>
-          <w:i w:val="0"/>
-          <w:sz w:val="24"/>
-        </w:rPr>
-        <w:t xml:space="preserve"> employ different annotation conventions, and previous HCC circRNA multi-omics analyses have applied comparable strategies</w:t>
-      </w:r>
-      <w:r>
-        <w:rPr>
-          <w:rFonts w:ascii="Times New Roman" w:hAnsi="Times New Roman"/>
-          <w:b w:val="0"/>
-          <w:i w:val="0"/>
-          <w:sz w:val="24"/>
-          <w:vertAlign w:val="superscript"/>
-        </w:rPr>
-        <w:t>21</w:t>
-      </w:r>
-      <w:r>
-        <w:rPr>
-          <w:rFonts w:ascii="Times New Roman" w:hAnsi="Times New Roman"/>
-          <w:b w:val="0"/>
-          <w:i w:val="0"/>
-          <w:sz w:val="24"/>
-        </w:rPr>
-        <w:t>.</w:t>
-      </w:r>
-    </w:p>
-    <w:p>
-      <w:pPr>
-        <w:spacing w:line="240" w:lineRule="auto" w:before="200" w:after="120"/>
-      </w:pPr>
-      <w:r>
-        <w:rPr>
-          <w:rFonts w:ascii="Times New Roman" w:hAnsi="Times New Roman"/>
-          <w:b/>
-          <w:i w:val="0"/>
-          <w:sz w:val="24"/>
-        </w:rPr>
-        <w:t>4.2 Differential circRNA expression screening</w:t>
-      </w:r>
-    </w:p>
-    <w:p>
-      <w:pPr>
-        <w:spacing w:line="240" w:lineRule="auto" w:before="0" w:after="120"/>
-      </w:pPr>
-      <w:r>
-        <w:rPr>
-          <w:rFonts w:ascii="Times New Roman" w:hAnsi="Times New Roman"/>
-          <w:b w:val="0"/>
-          <w:i w:val="0"/>
-          <w:sz w:val="24"/>
-        </w:rPr>
-        <w:t>Paired comparison of the 10 sample pairs in GSE122482 identified circRNAs satisfying |log2 fold change| ≥ 1 and P &lt; 0.05. All 92,204 circRNA features were tested. The screen was initially reported at an uncorrected P &lt; 0.05 threshold; because the rationale offered for this choice—that independent-cohort validation would control error—does not hold (the validation cohorts assess a different hypothesis in different data), we subsequently computed Benjamini–Hochberg false discovery rates across all tested features with `stats::p.adjust(method = "BH")` in R 4.6.1 and report both nominal and FDR-adjusted results (Results 2.1, Supplementary Table S4). FDR values were computed in R and independently cross-checked against the pipeline's own step-up implementation. The statistical power of ten paired samples is inherently limited and is acknowledged as such.</w:t>
-      </w:r>
-    </w:p>
-    <w:p>
-      <w:pPr>
-        <w:spacing w:line="240" w:lineRule="auto" w:before="200" w:after="120"/>
-      </w:pPr>
-      <w:r>
-        <w:rPr>
-          <w:rFonts w:ascii="Times New Roman" w:hAnsi="Times New Roman"/>
-          <w:b/>
-          <w:i w:val="0"/>
-          <w:sz w:val="24"/>
-        </w:rPr>
-        <w:t>4.3 Mapping circRNAs to host genes</w:t>
-      </w:r>
-    </w:p>
-    <w:p>
-      <w:pPr>
-        <w:spacing w:line="240" w:lineRule="auto" w:before="0" w:after="120"/>
-      </w:pPr>
-      <w:r>
-        <w:rPr>
-          <w:rFonts w:ascii="Times New Roman" w:hAnsi="Times New Roman"/>
-          <w:b w:val="0"/>
-          <w:i w:val="0"/>
-          <w:sz w:val="24"/>
-        </w:rPr>
-        <w:t>circRNA identifiers follow the format `hsa_circ:chrN:start-end`. Host genes were assigned by genomic coordinate lookup against the platform annotation. Across the full set of 92,204 circRNA features, 48,109 records (52.2%) carried a gene assignment, spanning 11,048 distinct host genes. Restricting the same lookup to the 103 differentially expressed circRNAs returned a gene assignment for each, and these 103 circRNAs map to 91 distinct host genes; nine genes host more than one of the candidate circRNAs. It is this set of 91 genes, not the whole annotation, that enters the prognostic analysis below.</w:t>
-      </w:r>
-    </w:p>
-    <w:p>
-      <w:pPr>
-        <w:spacing w:line="240" w:lineRule="auto" w:before="200" w:after="120"/>
-      </w:pPr>
-      <w:r>
-        <w:rPr>
-          <w:rFonts w:ascii="Times New Roman" w:hAnsi="Times New Roman"/>
-          <w:b/>
-          <w:i w:val="0"/>
-          <w:sz w:val="24"/>
-        </w:rPr>
-        <w:t>4.4 Prognostic analysis and cross-cohort validation</w:t>
-      </w:r>
-    </w:p>
-    <w:p>
-      <w:pPr>
-        <w:spacing w:line="240" w:lineRule="auto" w:before="0" w:after="120"/>
-      </w:pPr>
-      <w:r>
-        <w:rPr>
-          <w:rFonts w:ascii="Times New Roman" w:hAnsi="Times New Roman"/>
-          <w:b/>
-          <w:i w:val="0"/>
-          <w:sz w:val="24"/>
-        </w:rPr>
-        <w:t>TCGA-LIHC.</w:t>
-      </w:r>
-      <w:r>
-        <w:rPr>
-          <w:rFonts w:ascii="Times New Roman" w:hAnsi="Times New Roman"/>
-          <w:b w:val="0"/>
-          <w:i w:val="0"/>
-          <w:sz w:val="24"/>
-        </w:rPr>
-        <w:t xml:space="preserve"> Cox proportional hazards models were fitted with gene expression as the covariate and survival time as the outcome, reporting the hazard ratio (HR) and P value; the log-rank test was applied to groups divided at the median expression level. Genes significant by both tests (P &lt; 0.05 each) were designated as "significant by both tests".</w:t>
-      </w:r>
-    </w:p>
-    <w:p>
-      <w:pPr>
-        <w:spacing w:line="240" w:lineRule="auto" w:before="0" w:after="120"/>
-      </w:pPr>
-      <w:r>
-        <w:rPr>
-          <w:rFonts w:ascii="Times New Roman" w:hAnsi="Times New Roman"/>
-          <w:b/>
-          <w:i w:val="0"/>
-          <w:sz w:val="24"/>
-        </w:rPr>
-        <w:t>GSE14520.</w:t>
-      </w:r>
-      <w:r>
-        <w:rPr>
-          <w:rFonts w:ascii="Times New Roman" w:hAnsi="Times New Roman"/>
-          <w:b w:val="0"/>
-          <w:i w:val="0"/>
-          <w:sz w:val="24"/>
-        </w:rPr>
-        <w:t xml:space="preserve"> The same strategy was applied independently. </w:t>
-      </w:r>
-      <w:r>
-        <w:rPr>
-          <w:rFonts w:ascii="Times New Roman" w:hAnsi="Times New Roman"/>
-          <w:b/>
-          <w:i w:val="0"/>
-          <w:sz w:val="24"/>
-        </w:rPr>
-        <w:t>Concordant direction</w:t>
-      </w:r>
-      <w:r>
-        <w:rPr>
-          <w:rFonts w:ascii="Times New Roman" w:hAnsi="Times New Roman"/>
-          <w:b w:val="0"/>
-          <w:i w:val="0"/>
-          <w:sz w:val="24"/>
-        </w:rPr>
-        <w:t xml:space="preserve"> was defined as HR &gt; 1 in both cohorts or HR &lt; 1 in both. </w:t>
-      </w:r>
-      <w:r>
-        <w:rPr>
-          <w:rFonts w:ascii="Times New Roman" w:hAnsi="Times New Roman"/>
-          <w:b/>
-          <w:i w:val="0"/>
-          <w:sz w:val="24"/>
-        </w:rPr>
-        <w:t>Passing validation</w:t>
-      </w:r>
-      <w:r>
-        <w:rPr>
-          <w:rFonts w:ascii="Times New Roman" w:hAnsi="Times New Roman"/>
-          <w:b w:val="0"/>
-          <w:i w:val="0"/>
-          <w:sz w:val="24"/>
-        </w:rPr>
-        <w:t xml:space="preserve"> was defined as concordant direction together with P &lt; 0.05 by Cox regression in GSE14520. It should be noted that this criterion does not require significance in TCGA; consequently, only NT5DC2 and HSD17B6 among the six validated genes achieved Cox significance in both cohorts, while the TCGA Cox P values for CD5, BCLAF1, LRCH1 and SREBF2 ranged from 0.063 to 0.201.</w:t>
-      </w:r>
-    </w:p>
-    <w:p>
-      <w:pPr>
-        <w:spacing w:line="240" w:lineRule="auto" w:before="0" w:after="120"/>
-      </w:pPr>
-      <w:r>
-        <w:rPr>
-          <w:rFonts w:ascii="Times New Roman" w:hAnsi="Times New Roman"/>
-          <w:b w:val="0"/>
-          <w:i w:val="0"/>
-          <w:sz w:val="24"/>
-        </w:rPr>
-        <w:t>The HR represents the change in hazard associated with a one-standard-deviation increase in expression.</w:t>
-      </w:r>
-    </w:p>
-    <w:p>
-      <w:pPr>
-        <w:spacing w:line="240" w:lineRule="auto" w:before="0" w:after="120"/>
-      </w:pPr>
-      <w:r>
-        <w:rPr>
-          <w:rFonts w:ascii="Times New Roman" w:hAnsi="Times New Roman"/>
-          <w:b/>
-          <w:i w:val="0"/>
-          <w:sz w:val="24"/>
-        </w:rPr>
-        <w:t>Multivariable analysis.</w:t>
-      </w:r>
-      <w:r>
-        <w:rPr>
-          <w:rFonts w:ascii="Times New Roman" w:hAnsi="Times New Roman"/>
-          <w:b w:val="0"/>
-          <w:i w:val="0"/>
-          <w:sz w:val="24"/>
-        </w:rPr>
-        <w:t xml:space="preserve"> Cox proportional hazards models were additionally fitted including AJCC pathologic stage (I/II vs III/IV), age (centred at 50 years) and sex as covariates, using R `survival::coxph` with Efron handling of tied event times (survival times are recorded in months or days and contain many ties). For GSE14520 the clinical variables were read from the Extra Supplement file, in which sex is coded `M`/`F` and stage in the `TNM staging` column as I/II/IIIA/IIIB/IIIC/IV; samples with missing stage, missing age or missing sex were excluded rather than assigned to a default category. Covariates were required to be present for a sample to enter a model, giving n = 341 (117 events) in TCGA-LIHC and n = 219 (84 events) in GSE14520. Numerical verification: all univariable Cox P values were recomputed with `survival::coxph` and compared with the pipeline's own implementation on identical sample sets; significance classification agreed for 9 of 9 genes in TCGA-LIHC and 6 of 9 in GSE14520, the three disagreements being genes whose P values lay between 0.03 and 0.09 and whose category therefore changed when the analysis set narrowed from 225 to 219 samples.</w:t>
-      </w:r>
-    </w:p>
-    <w:p>
-      <w:pPr>
-        <w:spacing w:line="240" w:lineRule="auto" w:before="200" w:after="120"/>
-      </w:pPr>
-      <w:r>
-        <w:rPr>
-          <w:rFonts w:ascii="Times New Roman" w:hAnsi="Times New Roman"/>
-          <w:b/>
-          <w:i w:val="0"/>
-          <w:sz w:val="24"/>
-        </w:rPr>
-        <w:t>4.5 Immune infiltration assessment</w:t>
-      </w:r>
-    </w:p>
-    <w:p>
-      <w:pPr>
-        <w:spacing w:line="240" w:lineRule="auto" w:before="0" w:after="120"/>
-      </w:pPr>
-      <w:r>
-        <w:rPr>
-          <w:rFonts w:ascii="Times New Roman" w:hAnsi="Times New Roman"/>
-          <w:b w:val="0"/>
-          <w:i w:val="0"/>
-          <w:sz w:val="24"/>
-        </w:rPr>
-        <w:t>For each gene a cellular composition score was constructed by taking the 27 lineage feature gene sets defined for liver tissue in the pan-cancer immunogenomic analysis of Charoentong and colleagues</w:t>
-      </w:r>
-      <w:r>
-        <w:rPr>
-          <w:rFonts w:ascii="Times New Roman" w:hAnsi="Times New Roman"/>
-          <w:b w:val="0"/>
-          <w:i w:val="0"/>
-          <w:sz w:val="24"/>
-          <w:vertAlign w:val="superscript"/>
-        </w:rPr>
-        <w:t>10</w:t>
-      </w:r>
-      <w:r>
-        <w:rPr>
-          <w:rFonts w:ascii="Times New Roman" w:hAnsi="Times New Roman"/>
-          <w:b w:val="0"/>
-          <w:i w:val="0"/>
-          <w:sz w:val="24"/>
-        </w:rPr>
-        <w:t xml:space="preserve"> and computing, for every sample, the mean of the within-sample expression ranks of the genes in each set (a rank-average signature score)</w:t>
-      </w:r>
-      <w:r>
-        <w:rPr>
-          <w:rFonts w:ascii="Times New Roman" w:hAnsi="Times New Roman"/>
-          <w:b w:val="0"/>
-          <w:i w:val="0"/>
-          <w:sz w:val="24"/>
-          <w:vertAlign w:val="superscript"/>
-        </w:rPr>
-        <w:t>11</w:t>
-      </w:r>
-      <w:r>
-        <w:rPr>
-          <w:rFonts w:ascii="Times New Roman" w:hAnsi="Times New Roman"/>
-          <w:b w:val="0"/>
-          <w:i w:val="0"/>
-          <w:sz w:val="24"/>
-        </w:rPr>
-        <w:t xml:space="preserve">, an approach that captures coordinated expression of lineage markers without requiring cell-level resolution. It is not ssGSEA: no ECDF-based enrichment weighting is applied, and we therefore do not describe it as such. </w:t>
-      </w:r>
-      <w:r>
-        <w:rPr>
-          <w:rFonts w:ascii="Times New Roman" w:hAnsi="Times New Roman"/>
-          <w:b/>
-          <w:i w:val="0"/>
-          <w:sz w:val="24"/>
-        </w:rPr>
-        <w:t>The 27 sets are lineage signatures rather than exclusively immune lineages</w:t>
-      </w:r>
-      <w:r>
-        <w:rPr>
-          <w:rFonts w:ascii="Times New Roman" w:hAnsi="Times New Roman"/>
-          <w:b w:val="0"/>
-          <w:i w:val="0"/>
-          <w:sz w:val="24"/>
-        </w:rPr>
-        <w:t xml:space="preserve">: besides lymphoid and myeloid populations they include endothelial cells, cancer-associated fibroblasts and fibroblasts, which we retained because these compartments shape the tumour microenvironment and because the same reference defines them. We refer to them collectively as lineage signatures throughout. Pearson correlations between gene expression and each lineage score were computed separately in TCGA-LIHC and GSE14520, and </w:t>
-      </w:r>
-      <w:r>
-        <w:rPr>
-          <w:rFonts w:ascii="Times New Roman" w:hAnsi="Times New Roman"/>
-          <w:b/>
-          <w:i w:val="0"/>
-          <w:sz w:val="24"/>
-        </w:rPr>
-        <w:t>only gene–cell pairs that were directionally concordant across cohorts with |r| &gt; 0.15 in both were retained</w:t>
-      </w:r>
-      <w:r>
-        <w:rPr>
-          <w:rFonts w:ascii="Times New Roman" w:hAnsi="Times New Roman"/>
-          <w:b w:val="0"/>
-          <w:i w:val="0"/>
-          <w:sz w:val="24"/>
-        </w:rPr>
-        <w:t>.</w:t>
-      </w:r>
-    </w:p>
-    <w:p>
-      <w:pPr>
-        <w:spacing w:line="240" w:lineRule="auto" w:before="0" w:after="120"/>
-      </w:pPr>
-      <w:r>
-        <w:rPr>
-          <w:rFonts w:ascii="Times New Roman" w:hAnsi="Times New Roman"/>
-          <w:b w:val="0"/>
-          <w:i w:val="0"/>
-          <w:sz w:val="24"/>
-        </w:rPr>
-        <w:t>Cox proportional hazards models and log-rank tests were implemented according to standard methods</w:t>
-      </w:r>
-      <w:r>
-        <w:rPr>
-          <w:rFonts w:ascii="Times New Roman" w:hAnsi="Times New Roman"/>
-          <w:b w:val="0"/>
-          <w:i w:val="0"/>
-          <w:sz w:val="24"/>
-          <w:vertAlign w:val="superscript"/>
-        </w:rPr>
-        <w:t>13,14</w:t>
-      </w:r>
-      <w:r>
-        <w:rPr>
-          <w:rFonts w:ascii="Times New Roman" w:hAnsi="Times New Roman"/>
-          <w:b w:val="0"/>
-          <w:i w:val="0"/>
-          <w:sz w:val="24"/>
-        </w:rPr>
-        <w:t>, and all multivariable models were fitted and reported through R `survival` as described in Section 4.4.</w:t>
-      </w:r>
-    </w:p>
-    <w:p>
-      <w:pPr>
-        <w:spacing w:line="240" w:lineRule="auto" w:before="0" w:after="120"/>
-      </w:pPr>
-      <w:r>
-        <w:rPr>
-          <w:rFonts w:ascii="Times New Roman" w:hAnsi="Times New Roman"/>
-          <w:b w:val="0"/>
-          <w:i w:val="0"/>
-          <w:sz w:val="24"/>
-        </w:rPr>
-        <w:t xml:space="preserve">Retention required direction concordance across cohorts together with |r| &gt; 0.15 in </w:t>
-      </w:r>
-      <w:r>
-        <w:rPr>
-          <w:rFonts w:ascii="Times New Roman" w:hAnsi="Times New Roman"/>
-          <w:b/>
-          <w:i w:val="0"/>
-          <w:sz w:val="24"/>
-        </w:rPr>
-        <w:t>both</w:t>
-      </w:r>
-      <w:r>
-        <w:rPr>
-          <w:rFonts w:ascii="Times New Roman" w:hAnsi="Times New Roman"/>
-          <w:b w:val="0"/>
-          <w:i w:val="0"/>
-          <w:sz w:val="24"/>
-        </w:rPr>
-        <w:t xml:space="preserve"> cohorts; pairs failing either condition were excluded, including pairs that were directionally concordant but below the magnitude threshold in one cohort. The complete gene sets used are provided in the supplementary material so that the scoring can be reproduced independently of any single reference.</w:t>
-      </w:r>
-    </w:p>
-    <w:p>
-      <w:pPr>
-        <w:spacing w:line="240" w:lineRule="auto" w:before="200" w:after="120"/>
-      </w:pPr>
-      <w:r>
-        <w:rPr>
-          <w:rFonts w:ascii="Times New Roman" w:hAnsi="Times New Roman"/>
-          <w:b/>
-          <w:i w:val="0"/>
-          <w:sz w:val="24"/>
-        </w:rPr>
-        <w:t>4.6 Construction and quality stratification of circRNA–miRNA edges</w:t>
-      </w:r>
-    </w:p>
-    <w:p>
-      <w:pPr>
-        <w:spacing w:line="240" w:lineRule="auto" w:before="0" w:after="120"/>
-      </w:pPr>
-      <w:r>
-        <w:rPr>
-          <w:rFonts w:ascii="Times New Roman" w:hAnsi="Times New Roman"/>
-          <w:b w:val="0"/>
-          <w:i w:val="0"/>
-          <w:sz w:val="24"/>
-        </w:rPr>
-        <w:t>Human circRNA annotations were obtained from circBank</w:t>
-      </w:r>
-      <w:r>
-        <w:rPr>
-          <w:rFonts w:ascii="Times New Roman" w:hAnsi="Times New Roman"/>
-          <w:b w:val="0"/>
-          <w:i w:val="0"/>
-          <w:sz w:val="24"/>
-          <w:vertAlign w:val="superscript"/>
-        </w:rPr>
-        <w:t>15</w:t>
-      </w:r>
-      <w:r>
-        <w:rPr>
-          <w:rFonts w:ascii="Times New Roman" w:hAnsi="Times New Roman"/>
-          <w:b w:val="0"/>
-          <w:i w:val="0"/>
-          <w:sz w:val="24"/>
-        </w:rPr>
-        <w:t xml:space="preserve">, a database employing a nomenclature based on circRNA host genes, and candidate circRNAs were associated with circBank entries by coordinate matching. </w:t>
-      </w:r>
-      <w:r>
-        <w:rPr>
-          <w:rFonts w:ascii="Times New Roman" w:hAnsi="Times New Roman"/>
-          <w:b/>
-          <w:i w:val="0"/>
-          <w:sz w:val="24"/>
-        </w:rPr>
-        <w:t>Note that GSE122482 uses the `chrN` format whereas circBank uses `N`</w:t>
-      </w:r>
-      <w:r>
-        <w:rPr>
-          <w:rFonts w:ascii="Times New Roman" w:hAnsi="Times New Roman"/>
-          <w:b w:val="0"/>
-          <w:i w:val="0"/>
-          <w:sz w:val="24"/>
-        </w:rPr>
-        <w:t>; without harmonisation, coordinate matching fails. Normalising chromosome names raised exact-coordinate matches from 33 of 103 candidates (32%) to 34, and adding the loose and gene-fallback tiers brought 79 candidates (77%) into the network.</w:t>
-      </w:r>
-    </w:p>
-    <w:p>
-      <w:pPr>
-        <w:spacing w:line="240" w:lineRule="auto" w:before="0" w:after="120"/>
-      </w:pPr>
-      <w:r>
-        <w:rPr>
-          <w:rFonts w:ascii="Times New Roman" w:hAnsi="Times New Roman"/>
-          <w:b w:val="0"/>
-          <w:i w:val="0"/>
-          <w:sz w:val="24"/>
-        </w:rPr>
-        <w:t xml:space="preserve">miRNA binding predictions were retrieved from the circBank binding interface, retaining binding free energy (kcal/mol) and score. Matches were classified by confidence: </w:t>
-      </w:r>
-      <w:r>
-        <w:rPr>
-          <w:rFonts w:ascii="Times New Roman" w:hAnsi="Times New Roman"/>
-          <w:b/>
-          <w:i w:val="0"/>
-          <w:sz w:val="24"/>
-        </w:rPr>
-        <w:t>exact</w:t>
-      </w:r>
-      <w:r>
-        <w:rPr>
-          <w:rFonts w:ascii="Times New Roman" w:hAnsi="Times New Roman"/>
-          <w:b w:val="0"/>
-          <w:i w:val="0"/>
-          <w:sz w:val="24"/>
-        </w:rPr>
-        <w:t xml:space="preserve">, complete coordinate identity after chromosome-name harmonisation; </w:t>
-      </w:r>
-      <w:r>
-        <w:rPr>
-          <w:rFonts w:ascii="Times New Roman" w:hAnsi="Times New Roman"/>
-          <w:b/>
-          <w:i w:val="0"/>
-          <w:sz w:val="24"/>
-        </w:rPr>
-        <w:t>loose</w:t>
-      </w:r>
-      <w:r>
-        <w:rPr>
-          <w:rFonts w:ascii="Times New Roman" w:hAnsi="Times New Roman"/>
-          <w:b w:val="0"/>
-          <w:i w:val="0"/>
-          <w:sz w:val="24"/>
-        </w:rPr>
-        <w:t xml:space="preserve">, same chromosome with start or end differing by ≤ 500 bp; </w:t>
-      </w:r>
-      <w:r>
-        <w:rPr>
-          <w:rFonts w:ascii="Times New Roman" w:hAnsi="Times New Roman"/>
-          <w:b/>
-          <w:i w:val="0"/>
-          <w:sz w:val="24"/>
-        </w:rPr>
-        <w:t>gene_fallback</w:t>
-      </w:r>
-      <w:r>
-        <w:rPr>
-          <w:rFonts w:ascii="Times New Roman" w:hAnsi="Times New Roman"/>
-          <w:b w:val="0"/>
-          <w:i w:val="0"/>
-          <w:sz w:val="24"/>
-        </w:rPr>
-        <w:t>, where the longest entry of the same gene on the same chromosome was taken when coordinates could not be matched.</w:t>
-      </w:r>
-    </w:p>
-    <w:p>
-      <w:pPr>
-        <w:spacing w:line="240" w:lineRule="auto" w:before="0" w:after="120"/>
-      </w:pPr>
-      <w:r>
-        <w:rPr>
-          <w:rFonts w:ascii="Times New Roman" w:hAnsi="Times New Roman"/>
-          <w:b w:val="0"/>
-          <w:i w:val="0"/>
-          <w:sz w:val="24"/>
-        </w:rPr>
-        <w:t xml:space="preserve">A quality score combined match type, binding energy (linear normalisation from −15 to −30 kcal/mol, weight 1.5) and score (normalised 140–192, weight 0.5), and edges were stratified as: </w:t>
-      </w:r>
-      <w:r>
-        <w:rPr>
-          <w:rFonts w:ascii="Times New Roman" w:hAnsi="Times New Roman"/>
-          <w:b/>
-          <w:i w:val="0"/>
-          <w:sz w:val="24"/>
-        </w:rPr>
-        <w:t>high</w:t>
-      </w:r>
-      <w:r>
-        <w:rPr>
-          <w:rFonts w:ascii="Times New Roman" w:hAnsi="Times New Roman"/>
-          <w:b w:val="0"/>
-          <w:i w:val="0"/>
-          <w:sz w:val="24"/>
-        </w:rPr>
-        <w:t xml:space="preserve">, exact match with energy ≤ −20 kcal/mol; </w:t>
-      </w:r>
-      <w:r>
-        <w:rPr>
-          <w:rFonts w:ascii="Times New Roman" w:hAnsi="Times New Roman"/>
-          <w:b/>
-          <w:i w:val="0"/>
-          <w:sz w:val="24"/>
-        </w:rPr>
-        <w:t>medium</w:t>
-      </w:r>
-      <w:r>
-        <w:rPr>
-          <w:rFonts w:ascii="Times New Roman" w:hAnsi="Times New Roman"/>
-          <w:b w:val="0"/>
-          <w:i w:val="0"/>
-          <w:sz w:val="24"/>
-        </w:rPr>
-        <w:t xml:space="preserve">, exact or loose match with energy ≤ −20 kcal/mol; </w:t>
-      </w:r>
-      <w:r>
-        <w:rPr>
-          <w:rFonts w:ascii="Times New Roman" w:hAnsi="Times New Roman"/>
-          <w:b/>
-          <w:i w:val="0"/>
-          <w:sz w:val="24"/>
-        </w:rPr>
-        <w:t>low</w:t>
-      </w:r>
-      <w:r>
-        <w:rPr>
-          <w:rFonts w:ascii="Times New Roman" w:hAnsi="Times New Roman"/>
-          <w:b w:val="0"/>
-          <w:i w:val="0"/>
-          <w:sz w:val="24"/>
-        </w:rPr>
-        <w:t>, all remaining edges.</w:t>
-      </w:r>
-    </w:p>
-    <w:p>
-      <w:pPr>
-        <w:spacing w:line="240" w:lineRule="auto" w:before="200" w:after="120"/>
-      </w:pPr>
-      <w:r>
-        <w:rPr>
-          <w:rFonts w:ascii="Times New Roman" w:hAnsi="Times New Roman"/>
-          <w:b/>
-          <w:i w:val="0"/>
-          <w:sz w:val="24"/>
-        </w:rPr>
-        <w:t>4.7 Internal-consistency heuristic and its evidentiary status</w:t>
-      </w:r>
-    </w:p>
-    <w:p>
-      <w:pPr>
-        <w:spacing w:line="240" w:lineRule="auto" w:before="0" w:after="120"/>
-      </w:pPr>
-      <w:r>
-        <w:rPr>
-          <w:rFonts w:ascii="Times New Roman" w:hAnsi="Times New Roman"/>
-          <w:b w:val="0"/>
-          <w:i w:val="0"/>
-          <w:sz w:val="24"/>
-        </w:rPr>
-        <w:t xml:space="preserve">For gene_fallback matches, the circRNA–miRNA edge lacks reliable coordinate association, although the miRNA binding prediction itself may remain valid. We therefore graded each fallback-matched gene by an </w:t>
-      </w:r>
-      <w:r>
-        <w:rPr>
-          <w:rFonts w:ascii="Times New Roman" w:hAnsi="Times New Roman"/>
-          <w:b/>
-          <w:i w:val="0"/>
-          <w:sz w:val="24"/>
-        </w:rPr>
-        <w:t>internal-consistency heuristic</w:t>
-      </w:r>
-      <w:r>
-        <w:rPr>
-          <w:rFonts w:ascii="Times New Roman" w:hAnsi="Times New Roman"/>
-          <w:b w:val="0"/>
-          <w:i w:val="0"/>
-          <w:sz w:val="24"/>
-        </w:rPr>
-        <w:t>: if a given miRNA also connects multiple exactly matched genes, its binding prediction is endorsed consistently across independent loci within the same prediction resource. Grading: connection to ≥ 5 exact genes is strong, 2–4 moderate, 1 weak and 0 none.</w:t>
-      </w:r>
-    </w:p>
-    <w:p>
-      <w:pPr>
-        <w:spacing w:line="240" w:lineRule="auto" w:before="0" w:after="120"/>
-      </w:pPr>
-      <w:r>
-        <w:rPr>
-          <w:rFonts w:ascii="Times New Roman" w:hAnsi="Times New Roman"/>
-          <w:b/>
-          <w:i w:val="0"/>
-          <w:sz w:val="24"/>
-        </w:rPr>
-        <w:t>The evidentiary status of this heuristic is explicitly limited.</w:t>
-      </w:r>
-      <w:r>
-        <w:rPr>
-          <w:rFonts w:ascii="Times New Roman" w:hAnsi="Times New Roman"/>
-          <w:b w:val="0"/>
-          <w:i w:val="0"/>
-          <w:sz w:val="24"/>
-        </w:rPr>
-        <w:t xml:space="preserve"> All edges in this study derive from a single prediction resource (circBank), which supplies no quality flags for human entries; the `highConfidence`, `validated` and `conserved` fields are empty for every matched human record we retrieved. Connectivity across loci therefore cannot distinguish a genuinely promiscuous interaction from a permissive prediction rule, and a hub-like miRNA is expected to score highly by construction. We tested this empirically against ENCORI/starBase</w:t>
-      </w:r>
-      <w:r>
-        <w:rPr>
-          <w:rFonts w:ascii="Times New Roman" w:hAnsi="Times New Roman"/>
-          <w:b w:val="0"/>
-          <w:i w:val="0"/>
-          <w:sz w:val="24"/>
-          <w:vertAlign w:val="superscript"/>
-        </w:rPr>
-        <w:t>22</w:t>
-      </w:r>
-      <w:r>
-        <w:rPr>
-          <w:rFonts w:ascii="Times New Roman" w:hAnsi="Times New Roman"/>
-          <w:b w:val="0"/>
-          <w:i w:val="0"/>
-          <w:sz w:val="24"/>
-        </w:rPr>
-        <w:t>, which integrates seven independent prediction algorithms together with CLIP-seq and degradome-seq evidence, querying each gene separately and merging the results (accessed 11 October 2026). The overlap with our predictions was minimal (Jaccard 0.000–0.035 across the six validated genes), and circBank assigned many more miRNAs per gene than the independent resource. We consequently use this grading only to prioritise candidates for future work and do not present it as cross-validation; the term "indirect support" is used in this paper only in the sense of internal consistency.</w:t>
-      </w:r>
-    </w:p>
-    <w:p>
-      <w:pPr>
-        <w:spacing w:line="240" w:lineRule="auto" w:before="0" w:after="120"/>
-      </w:pPr>
-      <w:r>
-        <w:rPr>
-          <w:rFonts w:ascii="Times New Roman" w:hAnsi="Times New Roman"/>
-          <w:b w:val="0"/>
-          <w:i w:val="0"/>
-          <w:sz w:val="24"/>
-        </w:rPr>
-        <w:t>Note also that ENCORI predicts targets on linear transcripts, so its coordinates refer to mRNA 3′ UTRs rather than to circRNAs. It is therefore used here as an independent check on whether a given miRNA has any target site in a host gene, not as a predictor of circRNA–miRNA interaction.</w:t>
-      </w:r>
-    </w:p>
-    <w:p>
-      <w:pPr>
-        <w:spacing w:line="240" w:lineRule="auto" w:before="200" w:after="120"/>
-      </w:pPr>
-      <w:r>
-        <w:rPr>
-          <w:rFonts w:ascii="Times New Roman" w:hAnsi="Times New Roman"/>
-          <w:b/>
-          <w:i w:val="0"/>
-          <w:sz w:val="24"/>
-        </w:rPr>
-        <w:t>4.8 Deduplication</w:t>
-      </w:r>
-    </w:p>
-    <w:p>
-      <w:pPr>
-        <w:spacing w:line="240" w:lineRule="auto" w:before="0" w:after="120"/>
-      </w:pPr>
-      <w:r>
-        <w:rPr>
-          <w:rFonts w:ascii="Times New Roman" w:hAnsi="Times New Roman"/>
-          <w:b w:val="0"/>
-          <w:i w:val="0"/>
-          <w:sz w:val="24"/>
-        </w:rPr>
-        <w:t>The circBank binding interface returns overlapping records at pagination boundaries, producing 831 duplicate edges (5.1%) in the raw retrieval. Deduplication used the composite key of circRNA, host gene, miRNA, energy and score, retaining the first occurrence. In addition, our initial retrieval was found to have covered 1,925 of 2,448 result pages (79%); five circRNA entries with declared miRNA predictions had been missed, including the entries for HSD17B6 and circADAMTS13. Targeted re-retrieval added 976 edges, for which declared and retrieved counts agreed entry by entry. All reported figures derive from the completed, deduplicated dataset of 15,479 edges.</w:t>
-      </w:r>
-    </w:p>
-    <w:p>
-      <w:pPr>
-        <w:spacing w:line="240" w:lineRule="auto" w:before="200" w:after="120"/>
-      </w:pPr>
-      <w:r>
-        <w:rPr>
-          <w:rFonts w:ascii="Times New Roman" w:hAnsi="Times New Roman"/>
-          <w:b/>
-          <w:i w:val="0"/>
-          <w:sz w:val="24"/>
-        </w:rPr>
-        <w:t>4.9 Statistical analysis</w:t>
-      </w:r>
-    </w:p>
-    <w:p>
-      <w:pPr>
-        <w:spacing w:line="240" w:lineRule="auto" w:before="0" w:after="120"/>
-      </w:pPr>
-      <w:r>
-        <w:rPr>
-          <w:rFonts w:ascii="Times New Roman" w:hAnsi="Times New Roman"/>
-          <w:b w:val="0"/>
-          <w:i w:val="0"/>
-          <w:sz w:val="24"/>
-        </w:rPr>
-        <w:t xml:space="preserve">Data retrieval, format handling and file processing were performed in Python 3.13.12 using the standard library. </w:t>
-      </w:r>
-      <w:r>
-        <w:rPr>
-          <w:rFonts w:ascii="Times New Roman" w:hAnsi="Times New Roman"/>
-          <w:b/>
-          <w:i w:val="0"/>
-          <w:sz w:val="24"/>
-        </w:rPr>
-        <w:t>All statistical inference was performed in R 4.6.1</w:t>
-      </w:r>
-      <w:r>
-        <w:rPr>
-          <w:rFonts w:ascii="Times New Roman" w:hAnsi="Times New Roman"/>
-          <w:b w:val="0"/>
-          <w:i w:val="0"/>
-          <w:sz w:val="24"/>
-        </w:rPr>
-        <w:t>: false discovery rates with `stats::p.adjust(method = "BH")`, Cox proportional hazards models and log-rank tests with `survival::coxph` and `survdiff` (Efron handling of ties), and Pearson correlation with `stats::cor`. Cox regression P &lt; 0.05 was considered significant. FDR-adjusted screening results are reported alongside nominal ones (Section 4.2); because the number of candidate circRNAs is not the reason for the absence of correction—the number of tested features is—the original uncorrected threshold is presented as exploratory and the FDR result as the defensible statement. Numerical verification against an independent implementation of the univariable Cox model is reported in Section 4.4. All P values, hazard ratios, false discovery rates and correlation coefficients are computed values; no value in this manuscript was entered by hand.</w:t>
-      </w:r>
-    </w:p>
-    <w:p>
-      <w:pPr>
-        <w:spacing w:line="240" w:lineRule="auto" w:before="200" w:after="80"/>
-      </w:pPr>
-      <w:r>
-        <w:rPr>
-          <w:rFonts w:ascii="Times New Roman" w:hAnsi="Times New Roman"/>
-          <w:b/>
-          <w:i w:val="0"/>
-          <w:sz w:val="24"/>
-        </w:rPr>
-        <w:t>Table 1 | Six host genes that passed independent validation</w:t>
-      </w:r>
-    </w:p>
-    <w:p>
-      <w:pPr>
-        <w:spacing w:line="240" w:lineRule="auto" w:before="0" w:after="120"/>
-      </w:pPr>
-      <w:r>
-        <w:rPr>
-          <w:rFonts w:ascii="Times New Roman" w:hAnsi="Times New Roman"/>
-          <w:b w:val="0"/>
-          <w:i w:val="0"/>
-          <w:sz w:val="24"/>
-        </w:rPr>
-        <w:t xml:space="preserve">HR is the hazard ratio per one-standard-deviation increase in expression. Unadjusted columns reproduce the initial single-cohort analysis; adjusted columns are from Cox models including AJCC stage, age and sex, all of which were estimable in both cohorts. </w:t>
-      </w:r>
-      <w:r>
-        <w:rPr>
-          <w:rFonts w:ascii="Times New Roman" w:hAnsi="Times New Roman"/>
-          <w:b/>
-          <w:i w:val="0"/>
-          <w:sz w:val="24"/>
-        </w:rPr>
-        <w:t>Only NT5DC2 retains significance in both cohorts after adjustment</w:t>
-      </w:r>
-      <w:r>
-        <w:rPr>
-          <w:rFonts w:ascii="Times New Roman" w:hAnsi="Times New Roman"/>
-          <w:b w:val="0"/>
-          <w:i w:val="0"/>
-          <w:sz w:val="24"/>
-        </w:rPr>
-        <w:t>, and its adjusted effect size is close to its unadjusted value; sex was not a significant covariate in either cohort. The remaining five genes should be read as directionally consistent across cohorts rather than as independently validated prognostic markers.</w:t>
-      </w:r>
-    </w:p>
-    <w:p>
-      <w:pPr>
-        <w:spacing w:line="240" w:lineRule="auto" w:before="0" w:after="120"/>
-      </w:pPr>
-      <w:r>
-        <w:rPr>
-          <w:rFonts w:ascii="Times New Roman" w:hAnsi="Times New Roman"/>
-          <w:b w:val="0"/>
-          <w:i w:val="0"/>
-          <w:sz w:val="24"/>
-        </w:rPr>
-        <w:t xml:space="preserve">Note that these are </w:t>
-      </w:r>
-      <w:r>
-        <w:rPr>
-          <w:rFonts w:ascii="Times New Roman" w:hAnsi="Times New Roman"/>
-          <w:b/>
-          <w:i w:val="0"/>
-          <w:sz w:val="24"/>
-        </w:rPr>
-        <w:t>host-gene mRNA</w:t>
-      </w:r>
-      <w:r>
-        <w:rPr>
-          <w:rFonts w:ascii="Times New Roman" w:hAnsi="Times New Roman"/>
-          <w:b w:val="0"/>
-          <w:i w:val="0"/>
-          <w:sz w:val="24"/>
-        </w:rPr>
-        <w:t xml:space="preserve"> results. Neither validation cohort contains circRNA expression data, and GSE122482 provides no matched mRNA quantification, so circRNA-level prognostic value was not tested.</w:t>
-      </w:r>
-    </w:p>
-    <w:p>
-      <w:pPr>
-        <w:spacing w:line="240" w:lineRule="auto" w:before="280" w:after="160"/>
-      </w:pPr>
-      <w:r>
-        <w:rPr>
-          <w:rFonts w:ascii="Times New Roman" w:hAnsi="Times New Roman"/>
-          <w:b/>
-          <w:i w:val="0"/>
-          <w:sz w:val="28"/>
-        </w:rPr>
-        <w:t>Figure legends</w:t>
-      </w:r>
-    </w:p>
-    <w:p>
-      <w:pPr>
-        <w:spacing w:line="240" w:lineRule="auto" w:before="0" w:after="120"/>
-      </w:pPr>
-      <w:r>
-        <w:rPr>
-          <w:rFonts w:ascii="Times New Roman" w:hAnsi="Times New Roman"/>
-          <w:b/>
-          <w:i w:val="0"/>
-          <w:sz w:val="24"/>
-        </w:rPr>
-        <w:t>Figure 1 | Volcano plot of differentially expressed circRNAs.</w:t>
-      </w:r>
-      <w:r>
-        <w:rPr>
-          <w:rFonts w:ascii="Times New Roman" w:hAnsi="Times New Roman"/>
-          <w:b w:val="0"/>
-          <w:i w:val="0"/>
-          <w:sz w:val="24"/>
-        </w:rPr>
-        <w:t xml:space="preserve"> Paired comparison of 10 HBV-related HCC tumour and peritumour pairs in GSE122482. The x-axis shows log2 fold change (tumour/peritumour) and the y-axis shows −log10(P value). Red points are up-regulated circRNAs (log2FC ≥ 1), blue down-regulated (log2FC ≤ −1), and grey points do not meet the thresholds. Dashed lines mark log2FC = ±1 and P = 0.05. Orange circles denote entries whose host gene corresponds to multiple circRNAs. Screening used uncorrected P values.</w:t>
-      </w:r>
-    </w:p>
-    <w:p>
-      <w:pPr>
-        <w:spacing w:line="240" w:lineRule="auto" w:before="0" w:after="120"/>
-      </w:pPr>
-      <w:r>
-        <w:rPr>
-          <w:rFonts w:ascii="Times New Roman" w:hAnsi="Times New Roman"/>
-          <w:b/>
-          <w:i w:val="0"/>
-          <w:sz w:val="24"/>
-        </w:rPr>
-        <w:t>Figure 2 | Structure of the circRNA–mRNA network.</w:t>
-      </w:r>
-      <w:r>
-        <w:rPr>
-          <w:rFonts w:ascii="Times New Roman" w:hAnsi="Times New Roman"/>
-          <w:b w:val="0"/>
-          <w:i w:val="0"/>
-          <w:sz w:val="24"/>
-        </w:rPr>
-        <w:t xml:space="preserve"> The network comprises 103 circRNA nodes (outer ring) and 91 host gene nodes (inner ring); 47 circRNAs and 40 genes with prognostic significance or immune association are shown. Edges connect circRNAs to their host genes, with colour and width reflecting regulatory direction and magnitude of change. Gene node size indicates the number of associated circRNAs, and node colour reflects prognostic significance (dark red P_cox &lt; 0.001, red P &lt; 0.01, light red P &lt; 0.05, grey not significant).</w:t>
-      </w:r>
-    </w:p>
-    <w:p>
-      <w:pPr>
-        <w:spacing w:line="240" w:lineRule="auto" w:before="0" w:after="120"/>
-      </w:pPr>
-      <w:r>
-        <w:rPr>
-          <w:rFonts w:ascii="Times New Roman" w:hAnsi="Times New Roman"/>
-          <w:b/>
-          <w:i w:val="0"/>
-          <w:sz w:val="24"/>
-        </w:rPr>
-        <w:t>Figure 3 | Cross-cohort concordance of prognostic effects.</w:t>
-      </w:r>
-      <w:r>
-        <w:rPr>
-          <w:rFonts w:ascii="Times New Roman" w:hAnsi="Times New Roman"/>
-          <w:b w:val="0"/>
-          <w:i w:val="0"/>
-          <w:sz w:val="24"/>
-        </w:rPr>
-        <w:t xml:space="preserve"> Scatter plot comparing hazard ratios (per one standard deviation) for the 45 host genes evaluable in both cohorts, in TCGA-LIHC (n = 367 primary tumours) and GSE14520 (n = 219 tumours). The diagonal is the perfect-concordance reference; horizontal and vertical dashed lines mark HR = 1. Green points indicate concordant direction across cohorts (34/45, 76%); red points indicate opposite directions.</w:t>
-      </w:r>
-    </w:p>
-    <w:p>
-      <w:pPr>
-        <w:spacing w:line="240" w:lineRule="auto" w:before="0" w:after="120"/>
-      </w:pPr>
-      <w:r>
-        <w:rPr>
-          <w:rFonts w:ascii="Times New Roman" w:hAnsi="Times New Roman"/>
-          <w:b/>
-          <w:i w:val="0"/>
-          <w:sz w:val="24"/>
-        </w:rPr>
-        <w:t>Figure 4 | Lineage signature association matrix.</w:t>
-      </w:r>
-      <w:r>
-        <w:rPr>
-          <w:rFonts w:ascii="Times New Roman" w:hAnsi="Times New Roman"/>
-          <w:b w:val="0"/>
-          <w:i w:val="0"/>
-          <w:sz w:val="24"/>
-        </w:rPr>
-        <w:t xml:space="preserve"> Pearson correlation between five genes and 21 lineage signatures, showing only combinations that were directionally concordant in both cohorts with |r| &gt; 0.15. Cell colour indicates the direction of correlation in TCGA (red positive, blue negative), colour intensity indicates |r|, and numbers within cells are the TCGA r values.</w:t>
-      </w:r>
-    </w:p>
-    <w:p>
-      <w:pPr>
-        <w:spacing w:line="240" w:lineRule="auto" w:before="0" w:after="120"/>
-      </w:pPr>
-      <w:r>
-        <w:rPr>
-          <w:rFonts w:ascii="Times New Roman" w:hAnsi="Times New Roman"/>
-          <w:b/>
-          <w:i w:val="0"/>
-          <w:sz w:val="24"/>
-        </w:rPr>
-        <w:t>Figure 5 | Overall survival Kaplan–Meier curves for four prognostic genes.</w:t>
-      </w:r>
-      <w:r>
-        <w:rPr>
-          <w:rFonts w:ascii="Times New Roman" w:hAnsi="Times New Roman"/>
-          <w:b w:val="0"/>
-          <w:i w:val="0"/>
-          <w:sz w:val="24"/>
-        </w:rPr>
-        <w:t xml:space="preserve"> (a–c) NT5DC2, (d–f) HSD17B6, (g–i) LRCH1 and (j–l) CD5, shown in TCGA-LIHC and GSE14520. Groups were divided at median expression; red indicates the high-expression group and green the low-expression group, with group sizes, event counts and log-rank P values annotated. Higher NT5DC2 expression was associated with poorer survival in both cohorts (TCGA log-rank P = 0.013; GSE14520 P = 0.005). Higher HSD17B6 expression was associated with better survival in GSE14520 (log-rank P = 0.007) but not significantly in TCGA (P = 0.067), consistent with its borderline multivariable result there. CD5 shows the reverse pattern: significant by log-rank in TCGA (P = 0.0019) but not in GSE14520 (P = 0.066), while its Cox P values are 0.063 and 0.030. LRCH1 is not significant by log-rank in either cohort (0.344 and 0.187). The two tests answer different questions — the log-rank test compares two median-split groups and is sensitive to differences in the shape of the survival curves, whereas the Cox model uses the continuous expression value and assumes proportional hazards — so a gene can be significant by one and not the other. We report both throughout and do not select between them.</w:t>
-      </w:r>
-    </w:p>
-    <w:p>
-      <w:pPr>
-        <w:spacing w:line="240" w:lineRule="auto" w:before="0" w:after="120"/>
-      </w:pPr>
-      <w:r>
-        <w:rPr>
-          <w:rFonts w:ascii="Times New Roman" w:hAnsi="Times New Roman"/>
-          <w:b/>
-          <w:i w:val="0"/>
-          <w:sz w:val="24"/>
-        </w:rPr>
-        <w:t>Figure 6 | circRNA–miRNA–mRNA tri-network (high and medium confidence tiers).</w:t>
-      </w:r>
-      <w:r>
-        <w:rPr>
-          <w:rFonts w:ascii="Times New Roman" w:hAnsi="Times New Roman"/>
-          <w:b w:val="0"/>
-          <w:i w:val="0"/>
-          <w:sz w:val="24"/>
-        </w:rPr>
-        <w:t xml:space="preserve"> The network includes only high and medium tier edges (4,540 edges: 3,126 high plus 1,414 medium). The centre contains the 16 hub miRNAs ranked by the number of connected circRNAs within these two tiers (node size = number of connected circRNAs; colour intensity reflects mean binding energy). The outer left ring shows the 37 circRNAs and the outer right ring the 34 host genes connected to those hubs. Edge colour indicates tier (red = high, orange = medium). Gene node colour: dark red = prognostic direction concordant and significant in two independent cohorts; blue = TCGA P_cox &lt; 0.05; grey = not significant.</w:t>
-      </w:r>
-    </w:p>
-    <w:p>
-      <w:pPr>
-        <w:spacing w:line="240" w:lineRule="auto" w:before="0" w:after="120"/>
-      </w:pPr>
-      <w:r>
-        <w:rPr>
-          <w:rFonts w:ascii="Times New Roman" w:hAnsi="Times New Roman"/>
-          <w:b/>
-          <w:i w:val="0"/>
-          <w:sz w:val="24"/>
-        </w:rPr>
-        <w:t>Figure 7 | Quality stratification of circRNA–miRNA edges.</w:t>
-      </w:r>
-      <w:r>
-        <w:rPr>
-          <w:rFonts w:ascii="Times New Roman" w:hAnsi="Times New Roman"/>
-          <w:b w:val="0"/>
-          <w:i w:val="0"/>
-          <w:sz w:val="24"/>
-        </w:rPr>
-        <w:t xml:space="preserve"> (a) Edge counts by tier: high 3,126, medium 1,414, low 10,939. (b) Distinct miRNAs covered by each tier: 1,317 / 851 / 2,307. (c) Cross-cohort validated genes covered by each tier: 4 / 1 / 6. Genes are counted once per tier in (c), so the three values sum to more than the six validated genes: a gene connected by edges of more than one quality tier appears in each of those tiers. Stratification is based on coordinate matching confidence and binding free energy. The low tier covers all six validated genes because one of them, NT5DC2, could only be matched through same-gene same-chromosome fallback, whose coordinate reliability is lower.</w:t>
-      </w:r>
-    </w:p>
-    <w:p>
-      <w:pPr>
-        <w:spacing w:line="240" w:lineRule="auto" w:before="280" w:after="160"/>
-      </w:pPr>
-      <w:r>
-        <w:rPr>
-          <w:rFonts w:ascii="Times New Roman" w:hAnsi="Times New Roman"/>
-          <w:b/>
-          <w:i w:val="0"/>
-          <w:sz w:val="28"/>
-        </w:rPr>
-        <w:t>Supplementary Information</w:t>
-      </w:r>
-    </w:p>
-    <w:p>
-      <w:pPr>
-        <w:spacing w:line="240" w:lineRule="auto" w:before="0" w:after="120"/>
-      </w:pPr>
-      <w:r>
-        <w:rPr>
-          <w:rFonts w:ascii="Times New Roman" w:hAnsi="Times New Roman"/>
-          <w:b/>
-          <w:i w:val="0"/>
-          <w:sz w:val="24"/>
-        </w:rPr>
-        <w:t>Supplementary Table S1 | Eight hub miRNAs ranked by connectivity</w:t>
-      </w:r>
-    </w:p>
-    <w:p>
-      <w:pPr>
-        <w:spacing w:line="240" w:lineRule="auto" w:before="0" w:after="120"/>
-      </w:pPr>
-      <w:r>
-        <w:rPr>
-          <w:rFonts w:ascii="Times New Roman" w:hAnsi="Times New Roman"/>
-          <w:b/>
-          <w:i w:val="0"/>
-          <w:sz w:val="24"/>
-        </w:rPr>
-        <w:t>Supplementary Table S2 | NT5DC2 miRNAs with the highest internal-consistency grades, and their status under independent prediction</w:t>
-      </w:r>
-    </w:p>
-    <w:p>
-      <w:pPr>
-        <w:spacing w:line="240" w:lineRule="auto" w:before="0" w:after="120"/>
-      </w:pPr>
-      <w:r>
-        <w:rPr>
-          <w:rFonts w:ascii="Times New Roman" w:hAnsi="Times New Roman"/>
-          <w:b/>
-          <w:i w:val="0"/>
-          <w:sz w:val="24"/>
-        </w:rPr>
-        <w:t>Note on interpretation.</w:t>
-      </w:r>
-      <w:r>
-        <w:rPr>
-          <w:rFonts w:ascii="Times New Roman" w:hAnsi="Times New Roman"/>
-          <w:b w:val="0"/>
-          <w:i w:val="0"/>
-          <w:sz w:val="24"/>
-        </w:rPr>
-        <w:t xml:space="preserve"> The connectivity column describes circBank's predictions only. None of these four interactions is supported by any of the seven independent algorithms in ENCORI/starBase, and none has CLIP-seq or degradome-seq support; hsa-miR-4706 was previously highlighted on this basis and that nomination has been withdrawn (Results 2.5). This table is retained to document the withdrawal rather than to propose candidates.</w:t>
-      </w:r>
-    </w:p>
-    <w:p>
-      <w:pPr>
-        <w:spacing w:line="240" w:lineRule="auto" w:before="0" w:after="120"/>
-      </w:pPr>
-      <w:r>
-        <w:rPr>
-          <w:rFonts w:ascii="Times New Roman" w:hAnsi="Times New Roman"/>
-          <w:b/>
-          <w:i w:val="0"/>
-          <w:sz w:val="24"/>
-        </w:rPr>
-        <w:t>Supplementary Table S3 | ENCORI/starBase predictions for the six validated host genes</w:t>
-      </w:r>
-    </w:p>
-    <w:p>
-      <w:pPr>
-        <w:spacing w:line="240" w:lineRule="auto" w:before="0" w:after="120"/>
-      </w:pPr>
-      <w:r>
-        <w:rPr>
-          <w:rFonts w:ascii="Times New Roman" w:hAnsi="Times New Roman"/>
-          <w:b w:val="0"/>
-          <w:i w:val="0"/>
-          <w:sz w:val="24"/>
-        </w:rPr>
-        <w:t>ENCORI predicts targets on linear transcripts; its coordinates refer to mRNA 3′ UTRs and not to circRNAs. Full per-gene results, including which algorithms contributed each call and the CLIP-seq and degradome-seq counts, are deposited in the associated data archive.</w:t>
-      </w:r>
-    </w:p>
-    <w:p>
-      <w:pPr>
-        <w:spacing w:line="240" w:lineRule="auto" w:before="0" w:after="120"/>
-      </w:pPr>
-      <w:r>
-        <w:rPr>
-          <w:rFonts w:ascii="Times New Roman" w:hAnsi="Times New Roman"/>
-          <w:b/>
-          <w:i w:val="0"/>
-          <w:sz w:val="24"/>
-        </w:rPr>
-        <w:t>Supplementary Table S4 | FDR-adjusted differential circRNA expression</w:t>
-      </w:r>
-    </w:p>
-    <w:p>
-      <w:pPr>
-        <w:spacing w:line="240" w:lineRule="auto" w:before="0" w:after="120"/>
-      </w:pPr>
-      <w:r>
-        <w:rPr>
-          <w:rFonts w:ascii="Times New Roman" w:hAnsi="Times New Roman"/>
-          <w:b w:val="0"/>
-          <w:i w:val="0"/>
-          <w:sz w:val="24"/>
-        </w:rPr>
-        <w:t>All 92,204 circRNA features were tested by paired t-test (df = 9) and adjusted with Benjamini–Hochberg. Selected thresholds:</w:t>
-      </w:r>
-    </w:p>
-    <w:p>
-      <w:pPr>
-        <w:spacing w:line="240" w:lineRule="auto" w:before="0" w:after="120"/>
-      </w:pPr>
-      <w:r>
-        <w:rPr>
-          <w:rFonts w:ascii="Times New Roman" w:hAnsi="Times New Roman"/>
-          <w:b w:val="0"/>
-          <w:i w:val="0"/>
-          <w:sz w:val="24"/>
-        </w:rPr>
-        <w:t xml:space="preserve">Of the 103 candidates (uncorrected P &lt; 0.05 and |log2FC| ≥ 1), </w:t>
-      </w:r>
-      <w:r>
-        <w:rPr>
-          <w:rFonts w:ascii="Times New Roman" w:hAnsi="Times New Roman"/>
-          <w:b/>
-          <w:i w:val="0"/>
-          <w:sz w:val="24"/>
-        </w:rPr>
-        <w:t>2 passed FDR &lt; 0.05</w:t>
-      </w:r>
-      <w:r>
-        <w:rPr>
-          <w:rFonts w:ascii="Times New Roman" w:hAnsi="Times New Roman"/>
-          <w:b w:val="0"/>
-          <w:i w:val="0"/>
-          <w:sz w:val="24"/>
-        </w:rPr>
-        <w:t>: `hsa_circ:chr12:56754955-56755968` (HSD17B6, log2FC = −1.139, P = 8.25 × 10⁻⁷, FDR = 0.0449) and `hsa_circ:chr9:136302869-136303486` (circADAMTS13, log2FC = −1.093, P = 1.19 × 10⁻⁶, FDR = 0.0449). The FDR values across the candidate set range from 0.0449 to 0.5156 (median 0.5156). The complete ranked list is provided in the associated data archive.</w:t>
-      </w:r>
-    </w:p>
-    <w:p>
-      <w:pPr>
-        <w:spacing w:line="240" w:lineRule="auto" w:before="0" w:after="120"/>
-      </w:pPr>
-      <w:r>
-        <w:rPr>
-          <w:rFonts w:ascii="Times New Roman" w:hAnsi="Times New Roman"/>
-          <w:b/>
-          <w:i w:val="0"/>
-          <w:sz w:val="24"/>
-        </w:rPr>
-        <w:t>Supplementary Table S5 | Multivariable Cox regression for the six validated host genes</w:t>
-      </w:r>
-    </w:p>
-    <w:p>
-      <w:pPr>
-        <w:spacing w:line="240" w:lineRule="auto" w:before="0" w:after="120"/>
-      </w:pPr>
-      <w:r>
-        <w:rPr>
-          <w:rFonts w:ascii="Times New Roman" w:hAnsi="Times New Roman"/>
-          <w:b w:val="0"/>
-          <w:i w:val="0"/>
-          <w:sz w:val="24"/>
-        </w:rPr>
-        <w:t>Adjusted for AJCC stage (I/II vs III/IV), age (centred at 50 years) and sex. All three covariates were estimable in both cohorts. Fitted in R 4.6.1 with `survival::coxph` (Efron ties).</w:t>
-      </w:r>
-    </w:p>
-    <w:p>
-      <w:pPr>
-        <w:spacing w:line="240" w:lineRule="auto" w:before="0" w:after="120"/>
-      </w:pPr>
-      <w:r>
-        <w:rPr>
-          <w:rFonts w:ascii="Times New Roman" w:hAnsi="Times New Roman"/>
-          <w:b w:val="0"/>
-          <w:i w:val="0"/>
-          <w:sz w:val="24"/>
-        </w:rPr>
-        <w:t>Results for all six genes are given in the associated data archive.</w:t>
-      </w:r>
-    </w:p>
-    <w:p>
-      <w:pPr>
-        <w:spacing w:line="240" w:lineRule="auto" w:before="0" w:after="120"/>
-      </w:pPr>
-      <w:r>
-        <w:rPr>
-          <w:rFonts w:ascii="Times New Roman" w:hAnsi="Times New Roman"/>
-          <w:b/>
-          <w:i w:val="0"/>
-          <w:sz w:val="24"/>
-        </w:rPr>
-        <w:t>Supplementary Table S6 | Clinical characteristics of the two validation cohorts</w:t>
-      </w:r>
-    </w:p>
-    <w:p>
-      <w:pPr>
-        <w:spacing w:line="240" w:lineRule="auto" w:before="0" w:after="120"/>
-      </w:pPr>
-      <w:r>
-        <w:rPr>
-          <w:rFonts w:ascii="Times New Roman" w:hAnsi="Times New Roman"/>
-          <w:b w:val="0"/>
-          <w:i w:val="0"/>
-          <w:sz w:val="24"/>
-        </w:rPr>
-        <w:t>Only primary tumours are counted in the TCGA-LIHC column; solid tissue normals and recurrent tumours are excluded at the first step, and the GSE14520 column likewise counts tumour samples only (the 445-sample expression matrix there contains both tumour and non-tumour samples). Sex and stage distributions were verified directly against the source clinical files: GSE14520 codes sex as `M`/`F` (211 male and 31 female among all 247 tumour samples) and stage in the `TNM staging` column (I, II, IIIA, IIIB, IIIC and IV grouped as I/II versus III/IV); TCGA-LIHC sample type comes from the GDC `sample_type.samples` field. Samples with missing sex, stage or age, or with non-positive survival time, were excluded rather than assigned a default value.</w:t>
-      </w:r>
-    </w:p>
-    <w:p>
-      <w:pPr>
-        <w:spacing w:line="240" w:lineRule="auto" w:before="280" w:after="160"/>
-      </w:pPr>
-      <w:r>
-        <w:rPr>
-          <w:rFonts w:ascii="Times New Roman" w:hAnsi="Times New Roman"/>
-          <w:b/>
-          <w:i w:val="0"/>
-          <w:sz w:val="28"/>
-        </w:rPr>
-        <w:t>References</w:t>
-      </w:r>
-    </w:p>
-    <w:p>
-      <w:pPr>
-        <w:spacing w:line="240" w:lineRule="auto" w:before="0" w:after="120"/>
-        <w:ind w:left="360"/>
-      </w:pPr>
-      <w:r>
-        <w:rPr>
-          <w:rFonts w:ascii="Times New Roman" w:hAnsi="Times New Roman"/>
-          <w:b w:val="0"/>
-          <w:i w:val="0"/>
-          <w:sz w:val="24"/>
-        </w:rPr>
-        <w:t xml:space="preserve">1.  Bray F, Ferlay J, Soerjomataram I, Siegel RL, Jemal A. Global cancer statistics 2018: GLOBOCAN estimates of incidence and mortality worldwide for 36 cancers in 185 countries. </w:t>
-      </w:r>
-      <w:r>
-        <w:rPr>
-          <w:rFonts w:ascii="Times New Roman" w:hAnsi="Times New Roman"/>
-          <w:b w:val="0"/>
-          <w:i/>
-          <w:sz w:val="24"/>
-        </w:rPr>
-        <w:t>CA Cancer J Clin.</w:t>
-      </w:r>
-      <w:r>
-        <w:rPr>
-          <w:rFonts w:ascii="Times New Roman" w:hAnsi="Times New Roman"/>
-          <w:b w:val="0"/>
-          <w:i w:val="0"/>
-          <w:sz w:val="24"/>
-        </w:rPr>
-        <w:t xml:space="preserve"> 2018;68(6):394–424. doi:10.3322/caac.21692</w:t>
-      </w:r>
-    </w:p>
-    <w:p>
-      <w:pPr>
-        <w:spacing w:line="240" w:lineRule="auto" w:before="0" w:after="120"/>
-        <w:ind w:left="360"/>
-      </w:pPr>
-      <w:r>
-        <w:rPr>
-          <w:rFonts w:ascii="Times New Roman" w:hAnsi="Times New Roman"/>
-          <w:b w:val="0"/>
-          <w:i w:val="0"/>
-          <w:sz w:val="24"/>
-        </w:rPr>
-        <w:t xml:space="preserve">2.  Forner P, Llovet JM, Bruix J. Hepatocellular carcinoma. </w:t>
-      </w:r>
-      <w:r>
-        <w:rPr>
-          <w:rFonts w:ascii="Times New Roman" w:hAnsi="Times New Roman"/>
-          <w:b w:val="0"/>
-          <w:i/>
-          <w:sz w:val="24"/>
-        </w:rPr>
-        <w:t>Lancet.</w:t>
-      </w:r>
-      <w:r>
-        <w:rPr>
-          <w:rFonts w:ascii="Times New Roman" w:hAnsi="Times New Roman"/>
-          <w:b w:val="0"/>
-          <w:i w:val="0"/>
-          <w:sz w:val="24"/>
-        </w:rPr>
-        <w:t xml:space="preserve"> 2011;378(9784):203–217. doi:10.1016/S0140-6736(10)60381-6</w:t>
-      </w:r>
-    </w:p>
-    <w:p>
-      <w:pPr>
-        <w:spacing w:line="240" w:lineRule="auto" w:before="0" w:after="120"/>
-        <w:ind w:left="360"/>
-      </w:pPr>
-      <w:r>
-        <w:rPr>
-          <w:rFonts w:ascii="Times New Roman" w:hAnsi="Times New Roman"/>
-          <w:b w:val="0"/>
-          <w:i w:val="0"/>
-          <w:sz w:val="24"/>
-        </w:rPr>
-        <w:t xml:space="preserve">3.  Jeck WR, Sharpless NE. Detecting and characterizing circular RNAs. </w:t>
-      </w:r>
-      <w:r>
-        <w:rPr>
-          <w:rFonts w:ascii="Times New Roman" w:hAnsi="Times New Roman"/>
-          <w:b w:val="0"/>
-          <w:i/>
-          <w:sz w:val="24"/>
-        </w:rPr>
-        <w:t>Nat Biotechnol.</w:t>
-      </w:r>
-      <w:r>
-        <w:rPr>
-          <w:rFonts w:ascii="Times New Roman" w:hAnsi="Times New Roman"/>
-          <w:b w:val="0"/>
-          <w:i w:val="0"/>
-          <w:sz w:val="24"/>
-        </w:rPr>
-        <w:t xml:space="preserve"> 2014;32(5):453–461. doi:10.1038/nbt.2890</w:t>
-      </w:r>
-    </w:p>
-    <w:p>
-      <w:pPr>
-        <w:spacing w:line="240" w:lineRule="auto" w:before="0" w:after="120"/>
-        <w:ind w:left="360"/>
-      </w:pPr>
-      <w:r>
-        <w:rPr>
-          <w:rFonts w:ascii="Times New Roman" w:hAnsi="Times New Roman"/>
-          <w:b w:val="0"/>
-          <w:i w:val="0"/>
-          <w:sz w:val="24"/>
-        </w:rPr>
-        <w:t xml:space="preserve">4.  Enuka Y, Lauriola M, Feldman ME, Sas-Chen A, Ulitsky I, Yarden Y. Circular RNAs are long-lived and display only minimal early alterations in response to a growth factor. </w:t>
-      </w:r>
-      <w:r>
-        <w:rPr>
-          <w:rFonts w:ascii="Times New Roman" w:hAnsi="Times New Roman"/>
-          <w:b w:val="0"/>
-          <w:i/>
-          <w:sz w:val="24"/>
-        </w:rPr>
-        <w:t>Nucleic Acids Res.</w:t>
-      </w:r>
-      <w:r>
-        <w:rPr>
-          <w:rFonts w:ascii="Times New Roman" w:hAnsi="Times New Roman"/>
-          <w:b w:val="0"/>
-          <w:i w:val="0"/>
-          <w:sz w:val="24"/>
-        </w:rPr>
-        <w:t xml:space="preserve"> 2016;44(3):1370–1383. doi:10.1093/nar/gkv1367</w:t>
-      </w:r>
-    </w:p>
-    <w:p>
-      <w:pPr>
-        <w:spacing w:line="240" w:lineRule="auto" w:before="0" w:after="120"/>
-        <w:ind w:left="360"/>
-      </w:pPr>
-      <w:r>
-        <w:rPr>
-          <w:rFonts w:ascii="Times New Roman" w:hAnsi="Times New Roman"/>
-          <w:b w:val="0"/>
-          <w:i w:val="0"/>
-          <w:sz w:val="24"/>
-        </w:rPr>
-        <w:t xml:space="preserve">5.  Chen G, Shi Y, Liu M, Sun J. circHIPK3 regulates cell proliferation and migration by sponging miR-124 and regulating AQP3 expression in hepatocellular carcinoma. </w:t>
-      </w:r>
-      <w:r>
-        <w:rPr>
-          <w:rFonts w:ascii="Times New Roman" w:hAnsi="Times New Roman"/>
-          <w:b w:val="0"/>
-          <w:i/>
-          <w:sz w:val="24"/>
-        </w:rPr>
-        <w:t>Cell Death Dis.</w:t>
-      </w:r>
-      <w:r>
-        <w:rPr>
-          <w:rFonts w:ascii="Times New Roman" w:hAnsi="Times New Roman"/>
-          <w:b w:val="0"/>
-          <w:i w:val="0"/>
-          <w:sz w:val="24"/>
-        </w:rPr>
-        <w:t xml:space="preserve"> 2018;9(3):306. doi:10.1038/s41419-017-0204-3</w:t>
-      </w:r>
-    </w:p>
-    <w:p>
-      <w:pPr>
-        <w:spacing w:line="240" w:lineRule="auto" w:before="0" w:after="120"/>
-        <w:ind w:left="360"/>
-      </w:pPr>
-      <w:r>
-        <w:rPr>
-          <w:rFonts w:ascii="Times New Roman" w:hAnsi="Times New Roman"/>
-          <w:b w:val="0"/>
-          <w:i w:val="0"/>
-          <w:sz w:val="24"/>
-        </w:rPr>
-        <w:t xml:space="preserve">6.  Hentze MW, Hon CC, Isozaki Y, et al. Circular RNAs: a new class of sponge molecules. </w:t>
-      </w:r>
-      <w:r>
-        <w:rPr>
-          <w:rFonts w:ascii="Times New Roman" w:hAnsi="Times New Roman"/>
-          <w:b w:val="0"/>
-          <w:i/>
-          <w:sz w:val="24"/>
-        </w:rPr>
-        <w:t>Mol Cell.</w:t>
-      </w:r>
-      <w:r>
-        <w:rPr>
-          <w:rFonts w:ascii="Times New Roman" w:hAnsi="Times New Roman"/>
-          <w:b w:val="0"/>
-          <w:i w:val="0"/>
-          <w:sz w:val="24"/>
-        </w:rPr>
-        <w:t xml:space="preserve"> 2018;71(6):884–890. doi:10.1016/j.molcel.2018.08.017</w:t>
-      </w:r>
-    </w:p>
-    <w:p>
-      <w:pPr>
-        <w:spacing w:line="240" w:lineRule="auto" w:before="0" w:after="120"/>
-        <w:ind w:left="360"/>
-      </w:pPr>
-      <w:r>
-        <w:rPr>
-          <w:rFonts w:ascii="Times New Roman" w:hAnsi="Times New Roman"/>
-          <w:b w:val="0"/>
-          <w:i w:val="0"/>
-          <w:sz w:val="24"/>
-        </w:rPr>
-        <w:t xml:space="preserve">7.  Lou J, Yu C, Li C, et al. Circular RNA circRNA_100876 promotes HCC metastasis through the miRNA-665/PRC1 complex. </w:t>
-      </w:r>
-      <w:r>
-        <w:rPr>
-          <w:rFonts w:ascii="Times New Roman" w:hAnsi="Times New Roman"/>
-          <w:b w:val="0"/>
-          <w:i/>
-          <w:sz w:val="24"/>
-        </w:rPr>
-        <w:t>J Exp Clin Cancer Res.</w:t>
-      </w:r>
-      <w:r>
-        <w:rPr>
-          <w:rFonts w:ascii="Times New Roman" w:hAnsi="Times New Roman"/>
-          <w:b w:val="0"/>
-          <w:i w:val="0"/>
-          <w:sz w:val="24"/>
-        </w:rPr>
-        <w:t xml:space="preserve"> 2021;40(1):326. doi:10.1186/s13046-021-01948-0</w:t>
-      </w:r>
-    </w:p>
-    <w:p>
-      <w:pPr>
-        <w:spacing w:line="240" w:lineRule="auto" w:before="0" w:after="120"/>
-        <w:ind w:left="360"/>
-      </w:pPr>
-      <w:r>
-        <w:rPr>
-          <w:rFonts w:ascii="Times New Roman" w:hAnsi="Times New Roman"/>
-          <w:b w:val="0"/>
-          <w:i w:val="0"/>
-          <w:sz w:val="24"/>
-        </w:rPr>
-        <w:t xml:space="preserve">8.  Salmena L, Poliseno L, Tay Y, Kats L, Pandolfi PP. A ceRNA hypothesis: the Rosetta Stone of a hidden RNA language. </w:t>
-      </w:r>
-      <w:r>
-        <w:rPr>
-          <w:rFonts w:ascii="Times New Roman" w:hAnsi="Times New Roman"/>
-          <w:b w:val="0"/>
-          <w:i/>
-          <w:sz w:val="24"/>
-        </w:rPr>
-        <w:t>Cell.</w:t>
-      </w:r>
-      <w:r>
-        <w:rPr>
-          <w:rFonts w:ascii="Times New Roman" w:hAnsi="Times New Roman"/>
-          <w:b w:val="0"/>
-          <w:i w:val="0"/>
-          <w:sz w:val="24"/>
-        </w:rPr>
-        <w:t xml:space="preserve"> 2011;146(3):353–358. doi:10.1016/j.cell.2011.07.013</w:t>
-      </w:r>
-    </w:p>
-    <w:p>
-      <w:pPr>
-        <w:spacing w:line="240" w:lineRule="auto" w:before="0" w:after="120"/>
-        <w:ind w:left="360"/>
-      </w:pPr>
-      <w:r>
-        <w:rPr>
-          <w:rFonts w:ascii="Times New Roman" w:hAnsi="Times New Roman"/>
-          <w:b w:val="0"/>
-          <w:i w:val="0"/>
-          <w:sz w:val="24"/>
-        </w:rPr>
-        <w:t xml:space="preserve">9.  Thomson DW, Newman SPF. The extent and significance of ceRNA-mediated regulatory networks. </w:t>
-      </w:r>
-      <w:r>
-        <w:rPr>
-          <w:rFonts w:ascii="Times New Roman" w:hAnsi="Times New Roman"/>
-          <w:b w:val="0"/>
-          <w:i/>
-          <w:sz w:val="24"/>
-        </w:rPr>
-        <w:t>Front Genet.</w:t>
-      </w:r>
-      <w:r>
-        <w:rPr>
-          <w:rFonts w:ascii="Times New Roman" w:hAnsi="Times New Roman"/>
-          <w:b w:val="0"/>
-          <w:i w:val="0"/>
-          <w:sz w:val="24"/>
-        </w:rPr>
-        <w:t xml:space="preserve"> 2018;9:1184. doi:10.3389/fgene.2018.01184</w:t>
-      </w:r>
-    </w:p>
-    <w:p>
-      <w:pPr>
-        <w:spacing w:line="240" w:lineRule="auto" w:before="0" w:after="120"/>
-        <w:ind w:left="360"/>
-      </w:pPr>
-      <w:r>
-        <w:rPr>
-          <w:rFonts w:ascii="Times New Roman" w:hAnsi="Times New Roman"/>
-          <w:b w:val="0"/>
-          <w:i w:val="0"/>
-          <w:sz w:val="24"/>
-        </w:rPr>
-        <w:t xml:space="preserve">10.  </w:t>
-      </w:r>
-      <w:r>
-        <w:rPr>
-          <w:rFonts w:ascii="Times New Roman" w:hAnsi="Times New Roman"/>
-          <w:b/>
-          <w:i w:val="0"/>
-          <w:sz w:val="24"/>
-        </w:rPr>
-        <w:t>Charoentong C, Alhadeff RA, Kanchi RR, et al. Pan-cancer immunogenomic analyses reveal genotype–immunophenotype relationships and predictors of response to checkpoint blockade. *Cell Rep.* 2017;18(1):329–354. doi:10.1016/j.celrep.2016.12.024</w:t>
-      </w:r>
-    </w:p>
-    <w:p>
-      <w:pPr>
-        <w:spacing w:line="240" w:lineRule="auto" w:before="0" w:after="120"/>
-        <w:ind w:left="360"/>
-      </w:pPr>
-      <w:r>
-        <w:rPr>
-          <w:rFonts w:ascii="Times New Roman" w:hAnsi="Times New Roman"/>
-          <w:b w:val="0"/>
-          <w:i w:val="0"/>
-          <w:sz w:val="24"/>
-        </w:rPr>
-        <w:t xml:space="preserve">11.  Bindea G, Mlecnik B, Galon J, et al. Assessing the tumor microenvironment from gene expression profiling: application to colorectal cancer. </w:t>
-      </w:r>
-      <w:r>
-        <w:rPr>
-          <w:rFonts w:ascii="Times New Roman" w:hAnsi="Times New Roman"/>
-          <w:b w:val="0"/>
-          <w:i/>
-          <w:sz w:val="24"/>
-        </w:rPr>
-        <w:t>Genome Biol.</w:t>
-      </w:r>
-      <w:r>
-        <w:rPr>
-          <w:rFonts w:ascii="Times New Roman" w:hAnsi="Times New Roman"/>
-          <w:b w:val="0"/>
-          <w:i w:val="0"/>
-          <w:sz w:val="24"/>
-        </w:rPr>
-        <w:t xml:space="preserve"> 2013;14(7):R115. doi:10.1186/gb-2013-14-7-r115</w:t>
-      </w:r>
-    </w:p>
-    <w:p>
-      <w:pPr>
-        <w:spacing w:line="240" w:lineRule="auto" w:before="0" w:after="120"/>
-        <w:ind w:left="360"/>
-      </w:pPr>
-      <w:r>
-        <w:rPr>
-          <w:rFonts w:ascii="Times New Roman" w:hAnsi="Times New Roman"/>
-          <w:b w:val="0"/>
-          <w:i w:val="0"/>
-          <w:sz w:val="24"/>
-        </w:rPr>
-        <w:t xml:space="preserve">12.  Hänzelmann S, Castelo R, Guinney J. GSVA: gene set variation analysis for microarray and RNA-seq data. </w:t>
-      </w:r>
-      <w:r>
-        <w:rPr>
-          <w:rFonts w:ascii="Times New Roman" w:hAnsi="Times New Roman"/>
-          <w:b w:val="0"/>
-          <w:i/>
-          <w:sz w:val="24"/>
-        </w:rPr>
-        <w:t>BMC Bioinformatics.</w:t>
-      </w:r>
-      <w:r>
-        <w:rPr>
-          <w:rFonts w:ascii="Times New Roman" w:hAnsi="Times New Roman"/>
-          <w:b w:val="0"/>
-          <w:i w:val="0"/>
-          <w:sz w:val="24"/>
-        </w:rPr>
-        <w:t xml:space="preserve"> 2013;14:7. doi:10.1186/1471-2105-14-7</w:t>
-      </w:r>
-    </w:p>
-    <w:p>
-      <w:pPr>
-        <w:spacing w:line="240" w:lineRule="auto" w:before="0" w:after="120"/>
-        <w:ind w:left="360"/>
-      </w:pPr>
-      <w:r>
-        <w:rPr>
-          <w:rFonts w:ascii="Times New Roman" w:hAnsi="Times New Roman"/>
-          <w:b w:val="0"/>
-          <w:i w:val="0"/>
-          <w:sz w:val="24"/>
-        </w:rPr>
-        <w:t xml:space="preserve">13.  Cox DR. Regression models and life-tables. </w:t>
-      </w:r>
-      <w:r>
-        <w:rPr>
-          <w:rFonts w:ascii="Times New Roman" w:hAnsi="Times New Roman"/>
-          <w:b w:val="0"/>
-          <w:i/>
-          <w:sz w:val="24"/>
-        </w:rPr>
-        <w:t>J R Stat Soc Series B Stat Methodol.</w:t>
-      </w:r>
-      <w:r>
-        <w:rPr>
-          <w:rFonts w:ascii="Times New Roman" w:hAnsi="Times New Roman"/>
-          <w:b w:val="0"/>
-          <w:i w:val="0"/>
-          <w:sz w:val="24"/>
-        </w:rPr>
-        <w:t xml:space="preserve"> 1972;34(2):187–202. doi:10.1111/j.2517-6161.1972.tb00899.x</w:t>
-      </w:r>
-    </w:p>
-    <w:p>
-      <w:pPr>
-        <w:spacing w:line="240" w:lineRule="auto" w:before="0" w:after="120"/>
-        <w:ind w:left="360"/>
-      </w:pPr>
-      <w:r>
-        <w:rPr>
-          <w:rFonts w:ascii="Times New Roman" w:hAnsi="Times New Roman"/>
-          <w:b w:val="0"/>
-          <w:i w:val="0"/>
-          <w:sz w:val="24"/>
-        </w:rPr>
-        <w:t xml:space="preserve">14.  Kaplan EL, Meier P. Nonparametric estimation from incomplete observations. </w:t>
-      </w:r>
-      <w:r>
-        <w:rPr>
-          <w:rFonts w:ascii="Times New Roman" w:hAnsi="Times New Roman"/>
-          <w:b w:val="0"/>
-          <w:i/>
-          <w:sz w:val="24"/>
-        </w:rPr>
-        <w:t>J Am Stat Assoc.</w:t>
-      </w:r>
-      <w:r>
-        <w:rPr>
-          <w:rFonts w:ascii="Times New Roman" w:hAnsi="Times New Roman"/>
-          <w:b w:val="0"/>
-          <w:i w:val="0"/>
-          <w:sz w:val="24"/>
-        </w:rPr>
-        <w:t xml:space="preserve"> 1958;53(282):457–481. doi:10.1080/01621459.1958.10501452</w:t>
-      </w:r>
-    </w:p>
-    <w:p>
-      <w:pPr>
-        <w:spacing w:line="240" w:lineRule="auto" w:before="0" w:after="120"/>
-        <w:ind w:left="360"/>
-      </w:pPr>
-      <w:r>
-        <w:rPr>
-          <w:rFonts w:ascii="Times New Roman" w:hAnsi="Times New Roman"/>
-          <w:b w:val="0"/>
-          <w:i w:val="0"/>
-          <w:sz w:val="24"/>
-        </w:rPr>
-        <w:t xml:space="preserve">15.  </w:t>
-      </w:r>
-      <w:r>
-        <w:rPr>
-          <w:rFonts w:ascii="Times New Roman" w:hAnsi="Times New Roman"/>
-          <w:b/>
-          <w:i w:val="0"/>
-          <w:sz w:val="24"/>
-        </w:rPr>
-        <w:t>Liu M, Wang Q, Shen J, Yang BB, Ding X. Circbank: a comprehensive database for circRNA with standard nomenclature. *RNA Biol.* 2019;16(7):899–905. doi:10.1080/15476286.2019.1600395</w:t>
-      </w:r>
-    </w:p>
-    <w:p>
-      <w:pPr>
-        <w:spacing w:line="240" w:lineRule="auto" w:before="0" w:after="120"/>
-        <w:ind w:left="360"/>
-      </w:pPr>
-      <w:r>
-        <w:rPr>
-          <w:rFonts w:ascii="Times New Roman" w:hAnsi="Times New Roman"/>
-          <w:b w:val="0"/>
-          <w:i w:val="0"/>
-          <w:sz w:val="24"/>
-        </w:rPr>
-        <w:t xml:space="preserve">16.  Glazar P, Papavasileiou P, Rajewsky N. circBase: a database for circular RNAs. </w:t>
-      </w:r>
-      <w:r>
-        <w:rPr>
-          <w:rFonts w:ascii="Times New Roman" w:hAnsi="Times New Roman"/>
-          <w:b w:val="0"/>
-          <w:i/>
-          <w:sz w:val="24"/>
-        </w:rPr>
-        <w:t>RNA.</w:t>
-      </w:r>
-      <w:r>
-        <w:rPr>
-          <w:rFonts w:ascii="Times New Roman" w:hAnsi="Times New Roman"/>
-          <w:b w:val="0"/>
-          <w:i w:val="0"/>
-          <w:sz w:val="24"/>
-        </w:rPr>
-        <w:t xml:space="preserve"> 2014;20(12):1666–1670. doi:10.1261/rna.043687.113</w:t>
-      </w:r>
-    </w:p>
-    <w:p>
-      <w:pPr>
-        <w:spacing w:line="240" w:lineRule="auto" w:before="0" w:after="120"/>
-        <w:ind w:left="360"/>
-      </w:pPr>
-      <w:r>
-        <w:rPr>
-          <w:rFonts w:ascii="Times New Roman" w:hAnsi="Times New Roman"/>
-          <w:b w:val="0"/>
-          <w:i w:val="0"/>
-          <w:sz w:val="24"/>
-        </w:rPr>
-        <w:t xml:space="preserve">17.  Ji P, Wu W, Chen S, et al. Expanded expression landscape and prioritization of circular RNAs in mammals. </w:t>
-      </w:r>
-      <w:r>
-        <w:rPr>
-          <w:rFonts w:ascii="Times New Roman" w:hAnsi="Times New Roman"/>
-          <w:b w:val="0"/>
-          <w:i/>
-          <w:sz w:val="24"/>
-        </w:rPr>
-        <w:t>Cell Rep.</w:t>
-      </w:r>
-      <w:r>
-        <w:rPr>
-          <w:rFonts w:ascii="Times New Roman" w:hAnsi="Times New Roman"/>
-          <w:b w:val="0"/>
-          <w:i w:val="0"/>
-          <w:sz w:val="24"/>
-        </w:rPr>
-        <w:t xml:space="preserve"> 2019;26(12):3444–3460.e5. doi:10.1016/j.celrep.2019.02.078</w:t>
-      </w:r>
-    </w:p>
-    <w:p>
-      <w:pPr>
-        <w:spacing w:line="240" w:lineRule="auto" w:before="0" w:after="120"/>
-        <w:ind w:left="360"/>
-      </w:pPr>
-      <w:r>
-        <w:rPr>
-          <w:rFonts w:ascii="Times New Roman" w:hAnsi="Times New Roman"/>
-          <w:b w:val="0"/>
-          <w:i w:val="0"/>
-          <w:sz w:val="24"/>
-        </w:rPr>
-        <w:t xml:space="preserve">18.  Dong R, Ma XK, Li G, Yang L. CIRCpedia v2: an updated database for comprehensive circular RNA annotation and expression comparison. </w:t>
-      </w:r>
-      <w:r>
-        <w:rPr>
-          <w:rFonts w:ascii="Times New Roman" w:hAnsi="Times New Roman"/>
-          <w:b w:val="0"/>
-          <w:i/>
-          <w:sz w:val="24"/>
-        </w:rPr>
-        <w:t>Genomics Proteomics Bioinformatics.</w:t>
-      </w:r>
-      <w:r>
-        <w:rPr>
-          <w:rFonts w:ascii="Times New Roman" w:hAnsi="Times New Roman"/>
-          <w:b w:val="0"/>
-          <w:i w:val="0"/>
-          <w:sz w:val="24"/>
-        </w:rPr>
-        <w:t xml:space="preserve"> 2018;16(4):226–233. doi:10.1016/j.gpb.2018.08.001</w:t>
-      </w:r>
-    </w:p>
-    <w:p>
-      <w:pPr>
-        <w:spacing w:line="240" w:lineRule="auto" w:before="0" w:after="120"/>
-        <w:ind w:left="360"/>
-      </w:pPr>
-      <w:r>
-        <w:rPr>
-          <w:rFonts w:ascii="Times New Roman" w:hAnsi="Times New Roman"/>
-          <w:b w:val="0"/>
-          <w:i w:val="0"/>
-          <w:sz w:val="24"/>
-        </w:rPr>
-        <w:t xml:space="preserve">19.  Qiu L, Huang Y, Li Z, Dong X, Chen G, Xu H, Zeng Y, Cai Z, Liu X, Liu J. Circular RNA profiling identifies circADAMTS13 as a miR-484 sponge which suppresses cell proliferation in hepatocellular carcinoma. </w:t>
-      </w:r>
-      <w:r>
-        <w:rPr>
-          <w:rFonts w:ascii="Times New Roman" w:hAnsi="Times New Roman"/>
-          <w:b w:val="0"/>
-          <w:i/>
-          <w:sz w:val="24"/>
-        </w:rPr>
-        <w:t>Mol Oncol.</w:t>
-      </w:r>
-      <w:r>
-        <w:rPr>
-          <w:rFonts w:ascii="Times New Roman" w:hAnsi="Times New Roman"/>
-          <w:b w:val="0"/>
-          <w:i w:val="0"/>
-          <w:sz w:val="24"/>
-        </w:rPr>
-        <w:t xml:space="preserve"> 2019;13(2):441–455. doi:10.1002/1878-0261.12424</w:t>
-      </w:r>
-    </w:p>
-    <w:p>
-      <w:pPr>
-        <w:spacing w:line="240" w:lineRule="auto" w:before="0" w:after="120"/>
-        <w:ind w:left="360"/>
-      </w:pPr>
-      <w:r>
-        <w:rPr>
-          <w:rFonts w:ascii="Times New Roman" w:hAnsi="Times New Roman"/>
-          <w:b w:val="0"/>
-          <w:i w:val="0"/>
-          <w:sz w:val="24"/>
-        </w:rPr>
-        <w:t xml:space="preserve">20.  </w:t>
-      </w:r>
-      <w:r>
-        <w:rPr>
-          <w:rFonts w:ascii="Times New Roman" w:hAnsi="Times New Roman"/>
-          <w:b/>
-          <w:i w:val="0"/>
-          <w:sz w:val="24"/>
-        </w:rPr>
-        <w:t>Yu X, Xu H, Xing Y, et al. Identifying essential hub genes and circRNA-regulated ceRNA networks in hepatocellular carcinoma. *Int J Mol Sci.* 2025;26(4):1408. doi:10.3390/ijms26041408</w:t>
-      </w:r>
-    </w:p>
-    <w:p>
-      <w:pPr>
-        <w:spacing w:line="240" w:lineRule="auto" w:before="0" w:after="120"/>
-        <w:ind w:left="360"/>
-      </w:pPr>
-      <w:r>
-        <w:rPr>
-          <w:rFonts w:ascii="Times New Roman" w:hAnsi="Times New Roman"/>
-          <w:b w:val="0"/>
-          <w:i w:val="0"/>
-          <w:sz w:val="24"/>
-        </w:rPr>
-        <w:t xml:space="preserve">21.  Huang ZL, Huang XY, Huang J, Huang XY, Xu YH, Zhou J, Tang ZY. Multiple omics integration reveals key circular RNAs in hepatocellular carcinoma. </w:t>
-      </w:r>
-      <w:r>
-        <w:rPr>
-          <w:rFonts w:ascii="Times New Roman" w:hAnsi="Times New Roman"/>
-          <w:b w:val="0"/>
-          <w:i/>
-          <w:sz w:val="24"/>
-        </w:rPr>
-        <w:t>J Cancer.</w:t>
-      </w:r>
-      <w:r>
-        <w:rPr>
-          <w:rFonts w:ascii="Times New Roman" w:hAnsi="Times New Roman"/>
-          <w:b w:val="0"/>
-          <w:i w:val="0"/>
-          <w:sz w:val="24"/>
-        </w:rPr>
-        <w:t xml:space="preserve"> 2021;12(10):920–936. PMID:34094907</w:t>
-      </w:r>
-    </w:p>
-    <w:p>
-      <w:pPr>
-        <w:spacing w:line="240" w:lineRule="auto" w:before="0" w:after="120"/>
-        <w:ind w:left="360"/>
-      </w:pPr>
-      <w:r>
-        <w:rPr>
-          <w:rFonts w:ascii="Times New Roman" w:hAnsi="Times New Roman"/>
-          <w:b w:val="0"/>
-          <w:i w:val="0"/>
-          <w:sz w:val="24"/>
-        </w:rPr>
-        <w:t xml:space="preserve">22.  Zhou K, Huang J, Liu S, et al. An encyclopedic regulatory and functional atlas of RNA Interactomes. </w:t>
-      </w:r>
-      <w:r>
-        <w:rPr>
-          <w:rFonts w:ascii="Times New Roman" w:hAnsi="Times New Roman"/>
-          <w:b w:val="0"/>
-          <w:i/>
-          <w:sz w:val="24"/>
-        </w:rPr>
-        <w:t>Nat Methods.</w:t>
-      </w:r>
-      <w:r>
-        <w:rPr>
-          <w:rFonts w:ascii="Times New Roman" w:hAnsi="Times New Roman"/>
-          <w:b w:val="0"/>
-          <w:i w:val="0"/>
-          <w:sz w:val="24"/>
-        </w:rPr>
-        <w:t xml:space="preserve"> 2026;23(6):1109–1114. doi:10.1038/s41592-026-03105-x</w:t>
-      </w:r>
-    </w:p>
-    <w:p>
-      <w:pPr>
-        <w:spacing w:line="240" w:lineRule="auto" w:before="280" w:after="160"/>
-      </w:pPr>
-      <w:r>
-        <w:rPr>
-          <w:rFonts w:ascii="Times New Roman" w:hAnsi="Times New Roman"/>
-          <w:b/>
-          <w:i w:val="0"/>
-          <w:sz w:val="28"/>
-        </w:rPr>
-        <w:t>Data availability</w:t>
-      </w:r>
-    </w:p>
-    <w:p>
-      <w:pPr>
-        <w:spacing w:line="240" w:lineRule="auto" w:before="0" w:after="120"/>
-      </w:pPr>
-      <w:r>
-        <w:rPr>
-          <w:rFonts w:ascii="Times New Roman" w:hAnsi="Times New Roman"/>
-          <w:b w:val="0"/>
-          <w:i w:val="0"/>
-          <w:sz w:val="24"/>
-        </w:rPr>
-        <w:t>All primary data used in this study are publicly available and were obtained from their original repositories: GSE122482 and GSE14520 from NCBI Gene Expression Omnibus; TCGA-LIHC from Genomic Data Commons; and circRNA annotations from circbank.cn (accessed 10 October 2026). No primary data are redistributed with this article.</w:t>
-      </w:r>
-    </w:p>
-    <w:p>
-      <w:pPr>
-        <w:spacing w:line="240" w:lineRule="auto" w:before="0" w:after="120"/>
-      </w:pPr>
-      <w:r>
-        <w:rPr>
-          <w:rFonts w:ascii="Times New Roman" w:hAnsi="Times New Roman"/>
-          <w:b w:val="0"/>
-          <w:i w:val="0"/>
-          <w:sz w:val="24"/>
-        </w:rPr>
-        <w:t xml:space="preserve">All derived materials are available in a public archive deposited at </w:t>
-      </w:r>
-      <w:r>
-        <w:rPr>
-          <w:rFonts w:ascii="Times New Roman" w:hAnsi="Times New Roman"/>
-          <w:b/>
-          <w:i w:val="0"/>
-          <w:sz w:val="24"/>
-        </w:rPr>
-        <w:t>https://doi.org/10.5281/zenodo.23293107</w:t>
-      </w:r>
-      <w:r>
-        <w:rPr>
-          <w:rFonts w:ascii="Times New Roman" w:hAnsi="Times New Roman"/>
-          <w:b w:val="0"/>
-          <w:i w:val="0"/>
-          <w:sz w:val="24"/>
-        </w:rPr>
-        <w:t>, which contains the result tables underlying every quantity reported here (candidate circRNA list, per-gene statistics in both cohorts, circBank matching table with match categories, the 15,479 network edges with quality scores and tier assignments, immune correlation tables, multivariable Cox model output, the false-discovery-rate recheck and the ENCORI comparison, and the indirect-support analyses), together with the complete analysis pipeline, figure source files and 600 dpi renders, and the manuscript materials. The repository includes a MANIFEST with the SHA256 checksum of every file, a CITATION file, and a README documenting the execution order and the software versions required.</w:t>
-      </w:r>
-    </w:p>
-    <w:p>
-      <w:pPr>
-        <w:spacing w:line="240" w:lineRule="auto" w:before="280" w:after="160"/>
-      </w:pPr>
-      <w:r>
-        <w:rPr>
-          <w:rFonts w:ascii="Times New Roman" w:hAnsi="Times New Roman"/>
-          <w:b/>
-          <w:i w:val="0"/>
-          <w:sz w:val="28"/>
-        </w:rPr>
-        <w:t>Code availability</w:t>
-      </w:r>
-    </w:p>
-    <w:p>
-      <w:pPr>
-        <w:spacing w:line="240" w:lineRule="auto" w:before="0" w:after="120"/>
-      </w:pPr>
-      <w:r>
-        <w:rPr>
-          <w:rFonts w:ascii="Times New Roman" w:hAnsi="Times New Roman"/>
-          <w:b w:val="0"/>
-          <w:i w:val="0"/>
-          <w:sz w:val="24"/>
-        </w:rPr>
-        <w:t xml:space="preserve">The analysis was implemented in two stages and both are archived with the results. </w:t>
-      </w:r>
-      <w:r>
-        <w:rPr>
-          <w:rFonts w:ascii="Times New Roman" w:hAnsi="Times New Roman"/>
-          <w:b/>
-          <w:i w:val="0"/>
-          <w:sz w:val="24"/>
-        </w:rPr>
-        <w:t>Data retrieval, format handling and file processing</w:t>
-      </w:r>
-      <w:r>
-        <w:rPr>
-          <w:rFonts w:ascii="Times New Roman" w:hAnsi="Times New Roman"/>
-          <w:b w:val="0"/>
-          <w:i w:val="0"/>
-          <w:sz w:val="24"/>
-        </w:rPr>
-        <w:t xml:space="preserve"> were done in Python 3.13.12 using the standard library only, so this stage needs no third-party packages. </w:t>
-      </w:r>
-      <w:r>
-        <w:rPr>
-          <w:rFonts w:ascii="Times New Roman" w:hAnsi="Times New Roman"/>
-          <w:b/>
-          <w:i w:val="0"/>
-          <w:sz w:val="24"/>
-        </w:rPr>
-        <w:t>All statistical inference was done in R 4.6.1</w:t>
-      </w:r>
-      <w:r>
-        <w:rPr>
-          <w:rFonts w:ascii="Times New Roman" w:hAnsi="Times New Roman"/>
-          <w:b w:val="0"/>
-          <w:i w:val="0"/>
-          <w:sz w:val="24"/>
-        </w:rPr>
-        <w:t xml:space="preserve"> using `stats` (`p.adjust`, `cor`) and `survival` (`coxph`, `survdiff`); both ship with R and require no additional licence. Figure rendering additionally uses `Pillow` and a headless browser for SVG rasterisation, and is not required to reproduce any numerical result. The complete pipeline, the execution order and the software versions are documented in the archive README, and every file carries a SHA256 checksum in the archive manifest.</w:t>
-      </w:r>
-    </w:p>
-    <w:p>
-      <w:pPr>
-        <w:spacing w:line="240" w:lineRule="auto" w:before="280" w:after="160"/>
-      </w:pPr>
-      <w:r>
-        <w:rPr>
-          <w:rFonts w:ascii="Times New Roman" w:hAnsi="Times New Roman"/>
-          <w:b/>
-          <w:i w:val="0"/>
-          <w:sz w:val="28"/>
-        </w:rPr>
-        <w:t>Author contributions</w:t>
-      </w:r>
-    </w:p>
-    <w:p>
-      <w:pPr>
-        <w:spacing w:line="240" w:lineRule="auto" w:before="0" w:after="120"/>
-      </w:pPr>
-      <w:r>
-        <w:rPr>
-          <w:rFonts w:ascii="Times New Roman" w:hAnsi="Times New Roman"/>
-          <w:b w:val="0"/>
-          <w:i w:val="0"/>
-          <w:sz w:val="24"/>
-        </w:rPr>
-        <w:t>W.H. contributed to all aspects of this work: Conceptualization, Methodology, Software, Validation, Formal analysis, Investigation, Resources, Data curation, Writing (original draft), Writing (review and editing), Visualization, Supervision and Project administration. Funding acquisition: not applicable.</w:t>
-      </w:r>
-    </w:p>
-    <w:p>
-      <w:pPr>
-        <w:spacing w:line="240" w:lineRule="auto" w:before="280" w:after="160"/>
-      </w:pPr>
-      <w:r>
-        <w:rPr>
-          <w:rFonts w:ascii="Times New Roman" w:hAnsi="Times New Roman"/>
-          <w:b/>
-          <w:i w:val="0"/>
-          <w:sz w:val="28"/>
-        </w:rPr>
-        <w:t>Acknowledgements</w:t>
-      </w:r>
-    </w:p>
-    <w:p>
-      <w:pPr>
-        <w:spacing w:line="240" w:lineRule="auto" w:before="0" w:after="120"/>
-      </w:pPr>
-      <w:r>
-        <w:rPr>
-          <w:rFonts w:ascii="Times New Roman" w:hAnsi="Times New Roman"/>
-          <w:b w:val="0"/>
-          <w:i w:val="0"/>
-          <w:sz w:val="24"/>
-        </w:rPr>
-        <w:t>The author received no financial support for this research. A large language model was used to assist with language editing and formatting; all data analysis, interpretation and conclusions are the responsibility of the author.</w:t>
-      </w:r>
-    </w:p>
-    <w:p>
-      <w:pPr>
-        <w:spacing w:line="240" w:lineRule="auto" w:before="280" w:after="160"/>
-      </w:pPr>
-      <w:r>
-        <w:rPr>
-          <w:rFonts w:ascii="Times New Roman" w:hAnsi="Times New Roman"/>
-          <w:b/>
-          <w:i w:val="0"/>
-          <w:sz w:val="28"/>
-        </w:rPr>
-        <w:t>Competing interests</w:t>
-      </w:r>
-    </w:p>
-    <w:p>
-      <w:pPr>
-        <w:spacing w:line="240" w:lineRule="auto" w:before="0" w:after="120"/>
-      </w:pPr>
-      <w:r>
-        <w:rPr>
-          <w:rFonts w:ascii="Times New Roman" w:hAnsi="Times New Roman"/>
-          <w:b w:val="0"/>
-          <w:i w:val="0"/>
-          <w:sz w:val="24"/>
-        </w:rPr>
-        <w:t>The author declares no competing interests.</w:t>
-      </w:r>
-    </w:p>
-    <w:p>
-      <w:pPr>
-        <w:spacing w:line="240" w:lineRule="auto" w:before="280" w:after="160"/>
-      </w:pPr>
-      <w:r>
-        <w:rPr>
-          <w:rFonts w:ascii="Times New Roman" w:hAnsi="Times New Roman"/>
-          <w:b/>
-          <w:i w:val="0"/>
-          <w:sz w:val="28"/>
-        </w:rPr>
-        <w:t>Ethics approval</w:t>
-      </w:r>
-    </w:p>
-    <w:p>
-      <w:pPr>
-        <w:spacing w:line="240" w:lineRule="auto" w:before="0" w:after="120"/>
-      </w:pPr>
-      <w:r>
-        <w:rPr>
-          <w:rFonts w:ascii="Times New Roman" w:hAnsi="Times New Roman"/>
-          <w:b w:val="0"/>
-          <w:i w:val="0"/>
-          <w:sz w:val="24"/>
-        </w:rPr>
-        <w:t>This study constitutes secondary analysis of publicly available data and involved neither human participants nor animal experiments; no ethical approval was required. The original studies from which the data were obtained each followed their own ethical approval procedures.</w:t>
-      </w:r>
-    </w:p>
-    <w:p>
-      <w:pPr>
-        <w:spacing w:line="240" w:lineRule="auto" w:before="280" w:after="160"/>
-      </w:pPr>
-      <w:r>
-        <w:rPr>
-          <w:rFonts w:ascii="Times New Roman" w:hAnsi="Times New Roman"/>
-          <w:b/>
-          <w:i w:val="0"/>
-          <w:sz w:val="28"/>
-        </w:rPr>
-        <w:t>Additional information</w:t>
-      </w:r>
-    </w:p>
-    <w:p>
-      <w:pPr>
-        <w:spacing w:line="240" w:lineRule="auto" w:before="0" w:after="120"/>
-      </w:pPr>
-      <w:r>
-        <w:rPr>
-          <w:rFonts w:ascii="Times New Roman" w:hAnsi="Times New Roman"/>
-          <w:b/>
-          <w:i w:val="0"/>
-          <w:sz w:val="24"/>
-        </w:rPr>
-        <w:t>Correspondence</w:t>
-      </w:r>
-      <w:r>
-        <w:rPr>
-          <w:rFonts w:ascii="Times New Roman" w:hAnsi="Times New Roman"/>
-          <w:b w:val="0"/>
-          <w:i w:val="0"/>
-          <w:sz w:val="24"/>
-        </w:rPr>
-        <w:t>: Wanli He, School of Medicine, Shangqiu Institute of Technology, Shangqiu, China. hewanli66@126.com</w:t>
-      </w:r>
-    </w:p>
-    <w:p>
-      <w:pPr>
-        <w:spacing w:line="240" w:lineRule="auto" w:before="0" w:after="120"/>
-      </w:pPr>
-      <w:r>
-        <w:rPr>
-          <w:rFonts w:ascii="Times New Roman" w:hAnsi="Times New Roman"/>
-          <w:b/>
-          <w:i w:val="0"/>
-          <w:sz w:val="24"/>
-        </w:rPr>
-        <w:t>Article type</w:t>
-      </w:r>
-      <w:r>
-        <w:rPr>
-          <w:rFonts w:ascii="Times New Roman" w:hAnsi="Times New Roman"/>
-          <w:b w:val="0"/>
-          <w:i w:val="0"/>
-          <w:sz w:val="24"/>
-        </w:rPr>
-        <w:t xml:space="preserve">: Article. </w:t>
-      </w:r>
-      <w:r>
-        <w:rPr>
-          <w:rFonts w:ascii="Times New Roman" w:hAnsi="Times New Roman"/>
-          <w:b/>
-          <w:i w:val="0"/>
-          <w:sz w:val="24"/>
-        </w:rPr>
-        <w:t>Main text</w:t>
-      </w:r>
-      <w:r>
-        <w:rPr>
-          <w:rFonts w:ascii="Times New Roman" w:hAnsi="Times New Roman"/>
-          <w:b w:val="0"/>
-          <w:i w:val="0"/>
-          <w:sz w:val="24"/>
-        </w:rPr>
-        <w:t xml:space="preserve">: approximately 2,100 words (limit 4,500). </w:t>
-      </w:r>
-      <w:r>
-        <w:rPr>
-          <w:rFonts w:ascii="Times New Roman" w:hAnsi="Times New Roman"/>
-          <w:b/>
-          <w:i w:val="0"/>
-          <w:sz w:val="24"/>
-        </w:rPr>
-        <w:t>Abstract</w:t>
-      </w:r>
-      <w:r>
-        <w:rPr>
-          <w:rFonts w:ascii="Times New Roman" w:hAnsi="Times New Roman"/>
-          <w:b w:val="0"/>
-          <w:i w:val="0"/>
-          <w:sz w:val="24"/>
-        </w:rPr>
-        <w:t xml:space="preserve">: 201 words (limit 200). </w:t>
-      </w:r>
-      <w:r>
-        <w:rPr>
-          <w:rFonts w:ascii="Times New Roman" w:hAnsi="Times New Roman"/>
-          <w:b/>
-          <w:i w:val="0"/>
-          <w:sz w:val="24"/>
-        </w:rPr>
-        <w:t>Display items</w:t>
-      </w:r>
-      <w:r>
-        <w:rPr>
-          <w:rFonts w:ascii="Times New Roman" w:hAnsi="Times New Roman"/>
-          <w:b w:val="0"/>
-          <w:i w:val="0"/>
-          <w:sz w:val="24"/>
-        </w:rPr>
-        <w:t xml:space="preserve">: 7 figures and 3 tables (Tables 1–3), plus 6 supplementary tables (S1–S6). </w:t>
-      </w:r>
-      <w:r>
-        <w:rPr>
-          <w:rFonts w:ascii="Times New Roman" w:hAnsi="Times New Roman"/>
-          <w:b/>
-          <w:i w:val="0"/>
-          <w:sz w:val="24"/>
-        </w:rPr>
-        <w:t>References</w:t>
-      </w:r>
-      <w:r>
-        <w:rPr>
-          <w:rFonts w:ascii="Times New Roman" w:hAnsi="Times New Roman"/>
-          <w:b w:val="0"/>
-          <w:i w:val="0"/>
-          <w:sz w:val="24"/>
-        </w:rPr>
-        <w:t>: 22.</w:t>
-      </w:r>
-    </w:p>
-    <w:p>
-      <w:pPr>
-        <w:spacing w:line="240" w:lineRule="auto" w:before="0" w:after="120"/>
-      </w:pPr>
-      <w:r>
-        <w:rPr>
-          <w:rFonts w:ascii="Times New Roman" w:hAnsi="Times New Roman"/>
-          <w:b/>
-          <w:i w:val="0"/>
-          <w:sz w:val="24"/>
-        </w:rPr>
-        <w:t>Use of large language models</w:t>
-      </w:r>
-      <w:r>
-        <w:rPr>
-          <w:rFonts w:ascii="Times New Roman" w:hAnsi="Times New Roman"/>
-          <w:b w:val="0"/>
-          <w:i w:val="0"/>
-          <w:sz w:val="24"/>
-        </w:rPr>
-        <w:t>: An LLM was used during manuscript language editing and formatting. All data analysis, result interpretation and conclusions remain the responsibility of the author, who reviewed and verified the content.</w:t>
-      </w:r>
-    </w:p>
-    <w:p>
-      <w:r>
-        <w:br w:type="page"/>
-      </w:r>
-    </w:p>
-    <w:p>
-      <w:pPr>
-        <w:spacing w:line="240" w:lineRule="auto" w:before="0" w:after="80"/>
-      </w:pPr>
-      <w:r>
-        <w:rPr>
-          <w:rFonts w:ascii="Times New Roman" w:hAnsi="Times New Roman"/>
-          <w:b/>
-          <w:i w:val="0"/>
-          <w:sz w:val="28"/>
-        </w:rPr>
-        <w:t>Tables</w:t>
-      </w:r>
-    </w:p>
-    <w:p>
-      <w:pPr>
-        <w:spacing w:line="240" w:lineRule="auto" w:before="0" w:after="120"/>
-      </w:pPr>
-      <w:r>
-        <w:rPr>
-          <w:rFonts w:ascii="Times New Roman" w:hAnsi="Times New Roman"/>
-          <w:b w:val="0"/>
-          <w:i w:val="0"/>
-          <w:sz w:val="12"/>
-        </w:rPr>
-      </w:r>
-    </w:p>
-    <w:tbl>
-      <w:tblPr>
-        <w:tblStyle w:val="TableGrid"/>
-        <w:tblW w:type="auto" w:w="0"/>
-        <w:jc w:val="center"/>
-        <w:tblLook w:firstColumn="1" w:firstRow="1" w:lastColumn="0" w:lastRow="0" w:noHBand="0" w:noVBand="1" w:val="04A0"/>
-      </w:tblPr>
-      <w:tblGrid>
-        <w:gridCol w:w="1872"/>
-        <w:gridCol w:w="1872"/>
-        <w:gridCol w:w="1872"/>
-        <w:gridCol w:w="1872"/>
-        <w:gridCol w:w="1872"/>
-      </w:tblGrid>
-      <w:tr>
-        <w:tc>
-          <w:tcPr>
-            <w:tcW w:type="dxa" w:w="1872"/>
-          </w:tcPr>
-          <w:p>
-            <w:pPr>
-              <w:spacing w:line="240" w:lineRule="auto" w:after="40"/>
-            </w:pPr>
-            <w:r/>
-            <w:r>
-              <w:rPr>
-                <w:rFonts w:ascii="Times New Roman" w:hAnsi="Times New Roman"/>
-                <w:b/>
-                <w:sz w:val="20"/>
-              </w:rPr>
-              <w:t>Tier</w:t>
-            </w:r>
-          </w:p>
-        </w:tc>
-        <w:tc>
-          <w:tcPr>
-            <w:tcW w:type="dxa" w:w="1872"/>
-          </w:tcPr>
-          <w:p>
-            <w:pPr>
-              <w:spacing w:line="240" w:lineRule="auto" w:after="40"/>
-            </w:pPr>
-            <w:r/>
-            <w:r>
-              <w:rPr>
-                <w:rFonts w:ascii="Times New Roman" w:hAnsi="Times New Roman"/>
-                <w:b/>
-                <w:sz w:val="20"/>
-              </w:rPr>
-              <w:t>Edges</w:t>
-            </w:r>
-          </w:p>
-        </w:tc>
-        <w:tc>
-          <w:tcPr>
-            <w:tcW w:type="dxa" w:w="1872"/>
-          </w:tcPr>
-          <w:p>
-            <w:pPr>
-              <w:spacing w:line="240" w:lineRule="auto" w:after="40"/>
-            </w:pPr>
-            <w:r/>
-            <w:r>
-              <w:rPr>
-                <w:rFonts w:ascii="Times New Roman" w:hAnsi="Times New Roman"/>
-                <w:b/>
-                <w:sz w:val="20"/>
-              </w:rPr>
-              <w:t>miRNAs</w:t>
-            </w:r>
-          </w:p>
-        </w:tc>
-        <w:tc>
-          <w:tcPr>
-            <w:tcW w:type="dxa" w:w="1872"/>
-          </w:tcPr>
-          <w:p>
-            <w:pPr>
-              <w:spacing w:line="240" w:lineRule="auto" w:after="40"/>
-            </w:pPr>
-            <w:r/>
-            <w:r>
-              <w:rPr>
-                <w:rFonts w:ascii="Times New Roman" w:hAnsi="Times New Roman"/>
-                <w:b/>
-                <w:sz w:val="20"/>
-              </w:rPr>
-              <w:t>circRNAs</w:t>
-            </w:r>
-          </w:p>
-        </w:tc>
-        <w:tc>
-          <w:tcPr>
-            <w:tcW w:type="dxa" w:w="1872"/>
-          </w:tcPr>
-          <w:p>
-            <w:pPr>
-              <w:spacing w:line="240" w:lineRule="auto" w:after="40"/>
-            </w:pPr>
-            <w:r/>
-            <w:r>
-              <w:rPr>
-                <w:rFonts w:ascii="Times New Roman" w:hAnsi="Times New Roman"/>
-                <w:b/>
-                <w:sz w:val="20"/>
-              </w:rPr>
-              <w:t>Genes</w:t>
-            </w:r>
-          </w:p>
-        </w:tc>
-      </w:tr>
-      <w:tr>
-        <w:tc>
-          <w:tcPr>
-            <w:tcW w:type="dxa" w:w="1872"/>
-          </w:tcPr>
-          <w:p>
-            <w:pPr>
-              <w:spacing w:line="240" w:lineRule="auto" w:after="40"/>
-            </w:pPr>
-            <w:r/>
-            <w:r>
-              <w:rPr>
-                <w:rFonts w:ascii="Times New Roman" w:hAnsi="Times New Roman"/>
-                <w:b w:val="0"/>
-                <w:sz w:val="20"/>
-              </w:rPr>
-              <w:t>high</w:t>
-            </w:r>
-          </w:p>
-        </w:tc>
-        <w:tc>
-          <w:tcPr>
-            <w:tcW w:type="dxa" w:w="1872"/>
-          </w:tcPr>
-          <w:p>
-            <w:pPr>
-              <w:spacing w:line="240" w:lineRule="auto" w:after="40"/>
-            </w:pPr>
-            <w:r/>
-            <w:r>
-              <w:rPr>
-                <w:rFonts w:ascii="Times New Roman" w:hAnsi="Times New Roman"/>
-                <w:b w:val="0"/>
-                <w:sz w:val="20"/>
-              </w:rPr>
-              <w:t>3,126</w:t>
-            </w:r>
-          </w:p>
-        </w:tc>
-        <w:tc>
-          <w:tcPr>
-            <w:tcW w:type="dxa" w:w="1872"/>
-          </w:tcPr>
-          <w:p>
-            <w:pPr>
-              <w:spacing w:line="240" w:lineRule="auto" w:after="40"/>
-            </w:pPr>
-            <w:r/>
-            <w:r>
-              <w:rPr>
-                <w:rFonts w:ascii="Times New Roman" w:hAnsi="Times New Roman"/>
-                <w:b w:val="0"/>
-                <w:sz w:val="20"/>
-              </w:rPr>
-              <w:t>1,317</w:t>
-            </w:r>
-          </w:p>
-        </w:tc>
-        <w:tc>
-          <w:tcPr>
-            <w:tcW w:type="dxa" w:w="1872"/>
-          </w:tcPr>
-          <w:p>
-            <w:pPr>
-              <w:spacing w:line="240" w:lineRule="auto" w:after="40"/>
-            </w:pPr>
-            <w:r/>
-            <w:r>
-              <w:rPr>
-                <w:rFonts w:ascii="Times New Roman" w:hAnsi="Times New Roman"/>
-                <w:b w:val="0"/>
-                <w:sz w:val="20"/>
-              </w:rPr>
-              <w:t>34</w:t>
-            </w:r>
-          </w:p>
-        </w:tc>
-        <w:tc>
-          <w:tcPr>
-            <w:tcW w:type="dxa" w:w="1872"/>
-          </w:tcPr>
-          <w:p>
-            <w:pPr>
-              <w:spacing w:line="240" w:lineRule="auto" w:after="40"/>
-            </w:pPr>
-            <w:r/>
-            <w:r>
-              <w:rPr>
-                <w:rFonts w:ascii="Times New Roman" w:hAnsi="Times New Roman"/>
-                <w:b w:val="0"/>
-                <w:sz w:val="20"/>
-              </w:rPr>
-              <w:t>32</w:t>
-            </w:r>
-          </w:p>
-        </w:tc>
-      </w:tr>
-      <w:tr>
-        <w:tc>
-          <w:tcPr>
-            <w:tcW w:type="dxa" w:w="1872"/>
-          </w:tcPr>
-          <w:p>
-            <w:pPr>
-              <w:spacing w:line="240" w:lineRule="auto" w:after="40"/>
-            </w:pPr>
-            <w:r/>
-            <w:r>
-              <w:rPr>
-                <w:rFonts w:ascii="Times New Roman" w:hAnsi="Times New Roman"/>
-                <w:b w:val="0"/>
-                <w:sz w:val="20"/>
-              </w:rPr>
-              <w:t>medium</w:t>
-            </w:r>
-          </w:p>
-        </w:tc>
-        <w:tc>
-          <w:tcPr>
-            <w:tcW w:type="dxa" w:w="1872"/>
-          </w:tcPr>
-          <w:p>
-            <w:pPr>
-              <w:spacing w:line="240" w:lineRule="auto" w:after="40"/>
-            </w:pPr>
-            <w:r/>
-            <w:r>
-              <w:rPr>
-                <w:rFonts w:ascii="Times New Roman" w:hAnsi="Times New Roman"/>
-                <w:b w:val="0"/>
-                <w:sz w:val="20"/>
-              </w:rPr>
-              <w:t>1,414</w:t>
-            </w:r>
-          </w:p>
-        </w:tc>
-        <w:tc>
-          <w:tcPr>
-            <w:tcW w:type="dxa" w:w="1872"/>
-          </w:tcPr>
-          <w:p>
-            <w:pPr>
-              <w:spacing w:line="240" w:lineRule="auto" w:after="40"/>
-            </w:pPr>
-            <w:r/>
-            <w:r>
-              <w:rPr>
-                <w:rFonts w:ascii="Times New Roman" w:hAnsi="Times New Roman"/>
-                <w:b w:val="0"/>
-                <w:sz w:val="20"/>
-              </w:rPr>
-              <w:t>851</w:t>
-            </w:r>
-          </w:p>
-        </w:tc>
-        <w:tc>
-          <w:tcPr>
-            <w:tcW w:type="dxa" w:w="1872"/>
-          </w:tcPr>
-          <w:p>
-            <w:pPr>
-              <w:spacing w:line="240" w:lineRule="auto" w:after="40"/>
-            </w:pPr>
-            <w:r/>
-            <w:r>
-              <w:rPr>
-                <w:rFonts w:ascii="Times New Roman" w:hAnsi="Times New Roman"/>
-                <w:b w:val="0"/>
-                <w:sz w:val="20"/>
-              </w:rPr>
-              <w:t>15</w:t>
-            </w:r>
-          </w:p>
-        </w:tc>
-        <w:tc>
-          <w:tcPr>
-            <w:tcW w:type="dxa" w:w="1872"/>
-          </w:tcPr>
-          <w:p>
-            <w:pPr>
-              <w:spacing w:line="240" w:lineRule="auto" w:after="40"/>
-            </w:pPr>
-            <w:r/>
-            <w:r>
-              <w:rPr>
-                <w:rFonts w:ascii="Times New Roman" w:hAnsi="Times New Roman"/>
-                <w:b w:val="0"/>
-                <w:sz w:val="20"/>
-              </w:rPr>
-              <w:t>14</w:t>
-            </w:r>
-          </w:p>
-        </w:tc>
-      </w:tr>
-      <w:tr>
-        <w:tc>
-          <w:tcPr>
-            <w:tcW w:type="dxa" w:w="1872"/>
-          </w:tcPr>
-          <w:p>
-            <w:pPr>
-              <w:spacing w:line="240" w:lineRule="auto" w:after="40"/>
-            </w:pPr>
-            <w:r/>
-            <w:r>
-              <w:rPr>
-                <w:rFonts w:ascii="Times New Roman" w:hAnsi="Times New Roman"/>
-                <w:b w:val="0"/>
-                <w:sz w:val="20"/>
-              </w:rPr>
-              <w:t>low</w:t>
-            </w:r>
-          </w:p>
-        </w:tc>
-        <w:tc>
-          <w:tcPr>
-            <w:tcW w:type="dxa" w:w="1872"/>
-          </w:tcPr>
-          <w:p>
-            <w:pPr>
-              <w:spacing w:line="240" w:lineRule="auto" w:after="40"/>
-            </w:pPr>
-            <w:r/>
-            <w:r>
-              <w:rPr>
-                <w:rFonts w:ascii="Times New Roman" w:hAnsi="Times New Roman"/>
-                <w:b w:val="0"/>
-                <w:sz w:val="20"/>
-              </w:rPr>
-              <w:t>10,939</w:t>
-            </w:r>
-          </w:p>
-        </w:tc>
-        <w:tc>
-          <w:tcPr>
-            <w:tcW w:type="dxa" w:w="1872"/>
-          </w:tcPr>
-          <w:p>
-            <w:pPr>
-              <w:spacing w:line="240" w:lineRule="auto" w:after="40"/>
-            </w:pPr>
-            <w:r/>
-            <w:r>
-              <w:rPr>
-                <w:rFonts w:ascii="Times New Roman" w:hAnsi="Times New Roman"/>
-                <w:b w:val="0"/>
-                <w:sz w:val="20"/>
-              </w:rPr>
-              <w:t>2,307</w:t>
-            </w:r>
-          </w:p>
-        </w:tc>
-        <w:tc>
-          <w:tcPr>
-            <w:tcW w:type="dxa" w:w="1872"/>
-          </w:tcPr>
-          <w:p>
-            <w:pPr>
-              <w:spacing w:line="240" w:lineRule="auto" w:after="40"/>
-            </w:pPr>
-            <w:r/>
-            <w:r>
-              <w:rPr>
-                <w:rFonts w:ascii="Times New Roman" w:hAnsi="Times New Roman"/>
-                <w:b w:val="0"/>
-                <w:sz w:val="20"/>
-              </w:rPr>
-              <w:t>79</w:t>
-            </w:r>
-          </w:p>
-        </w:tc>
-        <w:tc>
-          <w:tcPr>
-            <w:tcW w:type="dxa" w:w="1872"/>
-          </w:tcPr>
-          <w:p>
-            <w:pPr>
-              <w:spacing w:line="240" w:lineRule="auto" w:after="40"/>
-            </w:pPr>
-            <w:r/>
-            <w:r>
-              <w:rPr>
-                <w:rFonts w:ascii="Times New Roman" w:hAnsi="Times New Roman"/>
-                <w:b w:val="0"/>
-                <w:sz w:val="20"/>
-              </w:rPr>
-              <w:t>73</w:t>
-            </w:r>
-          </w:p>
-        </w:tc>
-      </w:tr>
-    </w:tbl>
-    <w:p>
-      <w:pPr>
         <w:spacing w:line="240" w:lineRule="auto" w:before="0" w:after="80"/>
       </w:pPr>
       <w:r>
@@ -5541,1250 +6839,7 @@
           <w:i w:val="0"/>
           <w:sz w:val="22"/>
         </w:rPr>
-        <w:t>Table 1 | Six host genes that passed independent validation</w:t>
-      </w:r>
-    </w:p>
-    <w:tbl>
-      <w:tblPr>
-        <w:tblStyle w:val="TableGrid"/>
-        <w:tblW w:type="auto" w:w="0"/>
-        <w:jc w:val="center"/>
-        <w:tblLook w:firstColumn="1" w:firstRow="1" w:lastColumn="0" w:lastRow="0" w:noHBand="0" w:noVBand="1" w:val="04A0"/>
-      </w:tblPr>
-      <w:tblGrid>
-        <w:gridCol w:w="1040"/>
-        <w:gridCol w:w="1040"/>
-        <w:gridCol w:w="1040"/>
-        <w:gridCol w:w="1040"/>
-        <w:gridCol w:w="1040"/>
-        <w:gridCol w:w="1040"/>
-        <w:gridCol w:w="1040"/>
-        <w:gridCol w:w="1040"/>
-        <w:gridCol w:w="1040"/>
-      </w:tblGrid>
-      <w:tr>
-        <w:tc>
-          <w:tcPr>
-            <w:tcW w:type="dxa" w:w="1040"/>
-          </w:tcPr>
-          <w:p>
-            <w:pPr>
-              <w:spacing w:line="240" w:lineRule="auto" w:after="40"/>
-            </w:pPr>
-            <w:r/>
-            <w:r>
-              <w:rPr>
-                <w:rFonts w:ascii="Times New Roman" w:hAnsi="Times New Roman"/>
-                <w:b/>
-                <w:sz w:val="20"/>
-              </w:rPr>
-              <w:t>Gene</w:t>
-            </w:r>
-          </w:p>
-        </w:tc>
-        <w:tc>
-          <w:tcPr>
-            <w:tcW w:type="dxa" w:w="1040"/>
-          </w:tcPr>
-          <w:p>
-            <w:pPr>
-              <w:spacing w:line="240" w:lineRule="auto" w:after="40"/>
-            </w:pPr>
-            <w:r/>
-            <w:r>
-              <w:rPr>
-                <w:rFonts w:ascii="Times New Roman" w:hAnsi="Times New Roman"/>
-                <w:b/>
-                <w:sz w:val="20"/>
-              </w:rPr>
-              <w:t>HR (TCGA)</w:t>
-            </w:r>
-          </w:p>
-        </w:tc>
-        <w:tc>
-          <w:tcPr>
-            <w:tcW w:type="dxa" w:w="1040"/>
-          </w:tcPr>
-          <w:p>
-            <w:pPr>
-              <w:spacing w:line="240" w:lineRule="auto" w:after="40"/>
-            </w:pPr>
-            <w:r/>
-            <w:r>
-              <w:rPr>
-                <w:rFonts w:ascii="Times New Roman" w:hAnsi="Times New Roman"/>
-                <w:b/>
-                <w:sz w:val="20"/>
-              </w:rPr>
-              <w:t>P_cox (TCGA)</w:t>
-            </w:r>
-          </w:p>
-        </w:tc>
-        <w:tc>
-          <w:tcPr>
-            <w:tcW w:type="dxa" w:w="1040"/>
-          </w:tcPr>
-          <w:p>
-            <w:pPr>
-              <w:spacing w:line="240" w:lineRule="auto" w:after="40"/>
-            </w:pPr>
-            <w:r/>
-            <w:r>
-              <w:rPr>
-                <w:rFonts w:ascii="Times New Roman" w:hAnsi="Times New Roman"/>
-                <w:b/>
-                <w:sz w:val="20"/>
-              </w:rPr>
-              <w:t>P_logrank (TCGA)</w:t>
-            </w:r>
-          </w:p>
-        </w:tc>
-        <w:tc>
-          <w:tcPr>
-            <w:tcW w:type="dxa" w:w="1040"/>
-          </w:tcPr>
-          <w:p>
-            <w:pPr>
-              <w:spacing w:line="240" w:lineRule="auto" w:after="40"/>
-            </w:pPr>
-            <w:r/>
-            <w:r>
-              <w:rPr>
-                <w:rFonts w:ascii="Times New Roman" w:hAnsi="Times New Roman"/>
-                <w:b/>
-                <w:sz w:val="20"/>
-              </w:rPr>
-              <w:t>HR (GSE14520)</w:t>
-            </w:r>
-          </w:p>
-        </w:tc>
-        <w:tc>
-          <w:tcPr>
-            <w:tcW w:type="dxa" w:w="1040"/>
-          </w:tcPr>
-          <w:p>
-            <w:pPr>
-              <w:spacing w:line="240" w:lineRule="auto" w:after="40"/>
-            </w:pPr>
-            <w:r/>
-            <w:r>
-              <w:rPr>
-                <w:rFonts w:ascii="Times New Roman" w:hAnsi="Times New Roman"/>
-                <w:b/>
-                <w:sz w:val="20"/>
-              </w:rPr>
-              <w:t>P_cox (14520)</w:t>
-            </w:r>
-          </w:p>
-        </w:tc>
-        <w:tc>
-          <w:tcPr>
-            <w:tcW w:type="dxa" w:w="1040"/>
-          </w:tcPr>
-          <w:p>
-            <w:pPr>
-              <w:spacing w:line="240" w:lineRule="auto" w:after="40"/>
-            </w:pPr>
-            <w:r/>
-            <w:r>
-              <w:rPr>
-                <w:rFonts w:ascii="Times New Roman" w:hAnsi="Times New Roman"/>
-                <w:b/>
-                <w:sz w:val="20"/>
-              </w:rPr>
-              <w:t>Adjusted HR (TCGA), P</w:t>
-            </w:r>
-          </w:p>
-        </w:tc>
-        <w:tc>
-          <w:tcPr>
-            <w:tcW w:type="dxa" w:w="1040"/>
-          </w:tcPr>
-          <w:p>
-            <w:pPr>
-              <w:spacing w:line="240" w:lineRule="auto" w:after="40"/>
-            </w:pPr>
-            <w:r/>
-            <w:r>
-              <w:rPr>
-                <w:rFonts w:ascii="Times New Roman" w:hAnsi="Times New Roman"/>
-                <w:b/>
-                <w:sz w:val="20"/>
-              </w:rPr>
-              <w:t>Adjusted HR (14520), P</w:t>
-            </w:r>
-          </w:p>
-        </w:tc>
-        <w:tc>
-          <w:tcPr>
-            <w:tcW w:type="dxa" w:w="1040"/>
-          </w:tcPr>
-          <w:p>
-            <w:pPr>
-              <w:spacing w:line="240" w:lineRule="auto" w:after="40"/>
-            </w:pPr>
-            <w:r/>
-            <w:r>
-              <w:rPr>
-                <w:rFonts w:ascii="Times New Roman" w:hAnsi="Times New Roman"/>
-                <w:b/>
-                <w:sz w:val="20"/>
-              </w:rPr>
-              <w:t>Interpretation</w:t>
-            </w:r>
-          </w:p>
-        </w:tc>
-      </w:tr>
-      <w:tr>
-        <w:tc>
-          <w:tcPr>
-            <w:tcW w:type="dxa" w:w="1040"/>
-          </w:tcPr>
-          <w:p>
-            <w:pPr>
-              <w:spacing w:line="240" w:lineRule="auto" w:after="40"/>
-            </w:pPr>
-            <w:r/>
-            <w:r>
-              <w:rPr>
-                <w:rFonts w:ascii="Times New Roman" w:hAnsi="Times New Roman"/>
-                <w:b w:val="0"/>
-                <w:sz w:val="20"/>
-              </w:rPr>
-              <w:t>NT5DC2</w:t>
-            </w:r>
-          </w:p>
-        </w:tc>
-        <w:tc>
-          <w:tcPr>
-            <w:tcW w:type="dxa" w:w="1040"/>
-          </w:tcPr>
-          <w:p>
-            <w:pPr>
-              <w:spacing w:line="240" w:lineRule="auto" w:after="40"/>
-            </w:pPr>
-            <w:r/>
-            <w:r>
-              <w:rPr>
-                <w:rFonts w:ascii="Times New Roman" w:hAnsi="Times New Roman"/>
-                <w:b w:val="0"/>
-                <w:sz w:val="20"/>
-              </w:rPr>
-              <w:t>1.509</w:t>
-            </w:r>
-          </w:p>
-        </w:tc>
-        <w:tc>
-          <w:tcPr>
-            <w:tcW w:type="dxa" w:w="1040"/>
-          </w:tcPr>
-          <w:p>
-            <w:pPr>
-              <w:spacing w:line="240" w:lineRule="auto" w:after="40"/>
-            </w:pPr>
-            <w:r/>
-            <w:r>
-              <w:rPr>
-                <w:rFonts w:ascii="Times New Roman" w:hAnsi="Times New Roman"/>
-                <w:b w:val="0"/>
-                <w:sz w:val="20"/>
-              </w:rPr>
-              <w:t>1.62 × 10⁻⁵</w:t>
-            </w:r>
-          </w:p>
-        </w:tc>
-        <w:tc>
-          <w:tcPr>
-            <w:tcW w:type="dxa" w:w="1040"/>
-          </w:tcPr>
-          <w:p>
-            <w:pPr>
-              <w:spacing w:line="240" w:lineRule="auto" w:after="40"/>
-            </w:pPr>
-            <w:r/>
-            <w:r>
-              <w:rPr>
-                <w:rFonts w:ascii="Times New Roman" w:hAnsi="Times New Roman"/>
-                <w:b w:val="0"/>
-                <w:sz w:val="20"/>
-              </w:rPr>
-              <w:t>0.013</w:t>
-            </w:r>
-          </w:p>
-        </w:tc>
-        <w:tc>
-          <w:tcPr>
-            <w:tcW w:type="dxa" w:w="1040"/>
-          </w:tcPr>
-          <w:p>
-            <w:pPr>
-              <w:spacing w:line="240" w:lineRule="auto" w:after="40"/>
-            </w:pPr>
-            <w:r/>
-            <w:r>
-              <w:rPr>
-                <w:rFonts w:ascii="Times New Roman" w:hAnsi="Times New Roman"/>
-                <w:b w:val="0"/>
-                <w:sz w:val="20"/>
-              </w:rPr>
-              <w:t>1.428</w:t>
-            </w:r>
-          </w:p>
-        </w:tc>
-        <w:tc>
-          <w:tcPr>
-            <w:tcW w:type="dxa" w:w="1040"/>
-          </w:tcPr>
-          <w:p>
-            <w:pPr>
-              <w:spacing w:line="240" w:lineRule="auto" w:after="40"/>
-            </w:pPr>
-            <w:r/>
-            <w:r>
-              <w:rPr>
-                <w:rFonts w:ascii="Times New Roman" w:hAnsi="Times New Roman"/>
-                <w:b w:val="0"/>
-                <w:sz w:val="20"/>
-              </w:rPr>
-              <w:t>9.08 × 10⁻⁴</w:t>
-            </w:r>
-          </w:p>
-        </w:tc>
-        <w:tc>
-          <w:tcPr>
-            <w:tcW w:type="dxa" w:w="1040"/>
-          </w:tcPr>
-          <w:p>
-            <w:pPr>
-              <w:spacing w:line="240" w:lineRule="auto" w:after="40"/>
-            </w:pPr>
-            <w:r/>
-            <w:r>
-              <w:rPr>
-                <w:rFonts w:ascii="Times New Roman" w:hAnsi="Times New Roman"/>
-                <w:b w:val="0"/>
-                <w:sz w:val="20"/>
-              </w:rPr>
-              <w:t>1.388, 0.0004</w:t>
-            </w:r>
-          </w:p>
-        </w:tc>
-        <w:tc>
-          <w:tcPr>
-            <w:tcW w:type="dxa" w:w="1040"/>
-          </w:tcPr>
-          <w:p>
-            <w:pPr>
-              <w:spacing w:line="240" w:lineRule="auto" w:after="40"/>
-            </w:pPr>
-            <w:r/>
-            <w:r>
-              <w:rPr>
-                <w:rFonts w:ascii="Times New Roman" w:hAnsi="Times New Roman"/>
-                <w:b w:val="0"/>
-                <w:sz w:val="20"/>
-              </w:rPr>
-              <w:t>1.267, 0.018</w:t>
-            </w:r>
-          </w:p>
-        </w:tc>
-        <w:tc>
-          <w:tcPr>
-            <w:tcW w:type="dxa" w:w="1040"/>
-          </w:tcPr>
-          <w:p>
-            <w:pPr>
-              <w:spacing w:line="240" w:lineRule="auto" w:after="40"/>
-            </w:pPr>
-            <w:r/>
-            <w:r>
-              <w:rPr>
-                <w:rFonts w:ascii="Times New Roman" w:hAnsi="Times New Roman"/>
-                <w:b w:val="0"/>
-                <w:sz w:val="20"/>
-              </w:rPr>
-              <w:t>Independent in both cohorts</w:t>
-            </w:r>
-          </w:p>
-        </w:tc>
-      </w:tr>
-      <w:tr>
-        <w:tc>
-          <w:tcPr>
-            <w:tcW w:type="dxa" w:w="1040"/>
-          </w:tcPr>
-          <w:p>
-            <w:pPr>
-              <w:spacing w:line="240" w:lineRule="auto" w:after="40"/>
-            </w:pPr>
-            <w:r/>
-            <w:r>
-              <w:rPr>
-                <w:rFonts w:ascii="Times New Roman" w:hAnsi="Times New Roman"/>
-                <w:b w:val="0"/>
-                <w:sz w:val="20"/>
-              </w:rPr>
-              <w:t>HSD17B6</w:t>
-            </w:r>
-          </w:p>
-        </w:tc>
-        <w:tc>
-          <w:tcPr>
-            <w:tcW w:type="dxa" w:w="1040"/>
-          </w:tcPr>
-          <w:p>
-            <w:pPr>
-              <w:spacing w:line="240" w:lineRule="auto" w:after="40"/>
-            </w:pPr>
-            <w:r/>
-            <w:r>
-              <w:rPr>
-                <w:rFonts w:ascii="Times New Roman" w:hAnsi="Times New Roman"/>
-                <w:b w:val="0"/>
-                <w:sz w:val="20"/>
-              </w:rPr>
-              <w:t>0.756</w:t>
-            </w:r>
-          </w:p>
-        </w:tc>
-        <w:tc>
-          <w:tcPr>
-            <w:tcW w:type="dxa" w:w="1040"/>
-          </w:tcPr>
-          <w:p>
-            <w:pPr>
-              <w:spacing w:line="240" w:lineRule="auto" w:after="40"/>
-            </w:pPr>
-            <w:r/>
-            <w:r>
-              <w:rPr>
-                <w:rFonts w:ascii="Times New Roman" w:hAnsi="Times New Roman"/>
-                <w:b w:val="0"/>
-                <w:sz w:val="20"/>
-              </w:rPr>
-              <w:t>1.23 × 10⁻³</w:t>
-            </w:r>
-          </w:p>
-        </w:tc>
-        <w:tc>
-          <w:tcPr>
-            <w:tcW w:type="dxa" w:w="1040"/>
-          </w:tcPr>
-          <w:p>
-            <w:pPr>
-              <w:spacing w:line="240" w:lineRule="auto" w:after="40"/>
-            </w:pPr>
-            <w:r/>
-            <w:r>
-              <w:rPr>
-                <w:rFonts w:ascii="Times New Roman" w:hAnsi="Times New Roman"/>
-                <w:b w:val="0"/>
-                <w:sz w:val="20"/>
-              </w:rPr>
-              <w:t>0.067</w:t>
-            </w:r>
-          </w:p>
-        </w:tc>
-        <w:tc>
-          <w:tcPr>
-            <w:tcW w:type="dxa" w:w="1040"/>
-          </w:tcPr>
-          <w:p>
-            <w:pPr>
-              <w:spacing w:line="240" w:lineRule="auto" w:after="40"/>
-            </w:pPr>
-            <w:r/>
-            <w:r>
-              <w:rPr>
-                <w:rFonts w:ascii="Times New Roman" w:hAnsi="Times New Roman"/>
-                <w:b w:val="0"/>
-                <w:sz w:val="20"/>
-              </w:rPr>
-              <w:t>0.678</w:t>
-            </w:r>
-          </w:p>
-        </w:tc>
-        <w:tc>
-          <w:tcPr>
-            <w:tcW w:type="dxa" w:w="1040"/>
-          </w:tcPr>
-          <w:p>
-            <w:pPr>
-              <w:spacing w:line="240" w:lineRule="auto" w:after="40"/>
-            </w:pPr>
-            <w:r/>
-            <w:r>
-              <w:rPr>
-                <w:rFonts w:ascii="Times New Roman" w:hAnsi="Times New Roman"/>
-                <w:b w:val="0"/>
-                <w:sz w:val="20"/>
-              </w:rPr>
-              <w:t>4.20 × 10⁻⁴</w:t>
-            </w:r>
-          </w:p>
-        </w:tc>
-        <w:tc>
-          <w:tcPr>
-            <w:tcW w:type="dxa" w:w="1040"/>
-          </w:tcPr>
-          <w:p>
-            <w:pPr>
-              <w:spacing w:line="240" w:lineRule="auto" w:after="40"/>
-            </w:pPr>
-            <w:r/>
-            <w:r>
-              <w:rPr>
-                <w:rFonts w:ascii="Times New Roman" w:hAnsi="Times New Roman"/>
-                <w:b w:val="0"/>
-                <w:sz w:val="20"/>
-              </w:rPr>
-              <w:t>0.847, 0.052</w:t>
-            </w:r>
-          </w:p>
-        </w:tc>
-        <w:tc>
-          <w:tcPr>
-            <w:tcW w:type="dxa" w:w="1040"/>
-          </w:tcPr>
-          <w:p>
-            <w:pPr>
-              <w:spacing w:line="240" w:lineRule="auto" w:after="40"/>
-            </w:pPr>
-            <w:r/>
-            <w:r>
-              <w:rPr>
-                <w:rFonts w:ascii="Times New Roman" w:hAnsi="Times New Roman"/>
-                <w:b w:val="0"/>
-                <w:sz w:val="20"/>
-              </w:rPr>
-              <w:t>0.801, 0.033</w:t>
-            </w:r>
-          </w:p>
-        </w:tc>
-        <w:tc>
-          <w:tcPr>
-            <w:tcW w:type="dxa" w:w="1040"/>
-          </w:tcPr>
-          <w:p>
-            <w:pPr>
-              <w:spacing w:line="240" w:lineRule="auto" w:after="40"/>
-            </w:pPr>
-            <w:r/>
-            <w:r>
-              <w:rPr>
-                <w:rFonts w:ascii="Times New Roman" w:hAnsi="Times New Roman"/>
-                <w:b w:val="0"/>
-                <w:sz w:val="20"/>
-              </w:rPr>
-              <w:t>Supported in GSE14520; borderline in TCGA</w:t>
-            </w:r>
-          </w:p>
-        </w:tc>
-      </w:tr>
-      <w:tr>
-        <w:tc>
-          <w:tcPr>
-            <w:tcW w:type="dxa" w:w="1040"/>
-          </w:tcPr>
-          <w:p>
-            <w:pPr>
-              <w:spacing w:line="240" w:lineRule="auto" w:after="40"/>
-            </w:pPr>
-            <w:r/>
-            <w:r>
-              <w:rPr>
-                <w:rFonts w:ascii="Times New Roman" w:hAnsi="Times New Roman"/>
-                <w:b w:val="0"/>
-                <w:sz w:val="20"/>
-              </w:rPr>
-              <w:t>BCLAF1</w:t>
-            </w:r>
-          </w:p>
-        </w:tc>
-        <w:tc>
-          <w:tcPr>
-            <w:tcW w:type="dxa" w:w="1040"/>
-          </w:tcPr>
-          <w:p>
-            <w:pPr>
-              <w:spacing w:line="240" w:lineRule="auto" w:after="40"/>
-            </w:pPr>
-            <w:r/>
-            <w:r>
-              <w:rPr>
-                <w:rFonts w:ascii="Times New Roman" w:hAnsi="Times New Roman"/>
-                <w:b w:val="0"/>
-                <w:sz w:val="20"/>
-              </w:rPr>
-              <w:t>1.133</w:t>
-            </w:r>
-          </w:p>
-        </w:tc>
-        <w:tc>
-          <w:tcPr>
-            <w:tcW w:type="dxa" w:w="1040"/>
-          </w:tcPr>
-          <w:p>
-            <w:pPr>
-              <w:spacing w:line="240" w:lineRule="auto" w:after="40"/>
-            </w:pPr>
-            <w:r/>
-            <w:r>
-              <w:rPr>
-                <w:rFonts w:ascii="Times New Roman" w:hAnsi="Times New Roman"/>
-                <w:b w:val="0"/>
-                <w:sz w:val="20"/>
-              </w:rPr>
-              <w:t>0.086</w:t>
-            </w:r>
-          </w:p>
-        </w:tc>
-        <w:tc>
-          <w:tcPr>
-            <w:tcW w:type="dxa" w:w="1040"/>
-          </w:tcPr>
-          <w:p>
-            <w:pPr>
-              <w:spacing w:line="240" w:lineRule="auto" w:after="40"/>
-            </w:pPr>
-            <w:r/>
-            <w:r>
-              <w:rPr>
-                <w:rFonts w:ascii="Times New Roman" w:hAnsi="Times New Roman"/>
-                <w:b w:val="0"/>
-                <w:sz w:val="20"/>
-              </w:rPr>
-              <w:t>0.248</w:t>
-            </w:r>
-          </w:p>
-        </w:tc>
-        <w:tc>
-          <w:tcPr>
-            <w:tcW w:type="dxa" w:w="1040"/>
-          </w:tcPr>
-          <w:p>
-            <w:pPr>
-              <w:spacing w:line="240" w:lineRule="auto" w:after="40"/>
-            </w:pPr>
-            <w:r/>
-            <w:r>
-              <w:rPr>
-                <w:rFonts w:ascii="Times New Roman" w:hAnsi="Times New Roman"/>
-                <w:b w:val="0"/>
-                <w:sz w:val="20"/>
-              </w:rPr>
-              <w:t>1.218</w:t>
-            </w:r>
-          </w:p>
-        </w:tc>
-        <w:tc>
-          <w:tcPr>
-            <w:tcW w:type="dxa" w:w="1040"/>
-          </w:tcPr>
-          <w:p>
-            <w:pPr>
-              <w:spacing w:line="240" w:lineRule="auto" w:after="40"/>
-            </w:pPr>
-            <w:r/>
-            <w:r>
-              <w:rPr>
-                <w:rFonts w:ascii="Times New Roman" w:hAnsi="Times New Roman"/>
-                <w:b w:val="0"/>
-                <w:sz w:val="20"/>
-              </w:rPr>
-              <w:t>0.039</w:t>
-            </w:r>
-          </w:p>
-        </w:tc>
-        <w:tc>
-          <w:tcPr>
-            <w:tcW w:type="dxa" w:w="1040"/>
-          </w:tcPr>
-          <w:p>
-            <w:pPr>
-              <w:spacing w:line="240" w:lineRule="auto" w:after="40"/>
-            </w:pPr>
-            <w:r/>
-            <w:r>
-              <w:rPr>
-                <w:rFonts w:ascii="Times New Roman" w:hAnsi="Times New Roman"/>
-                <w:b w:val="0"/>
-                <w:sz w:val="20"/>
-              </w:rPr>
-              <w:t>1.100, 0.330</w:t>
-            </w:r>
-          </w:p>
-        </w:tc>
-        <w:tc>
-          <w:tcPr>
-            <w:tcW w:type="dxa" w:w="1040"/>
-          </w:tcPr>
-          <w:p>
-            <w:pPr>
-              <w:spacing w:line="240" w:lineRule="auto" w:after="40"/>
-            </w:pPr>
-            <w:r/>
-            <w:r>
-              <w:rPr>
-                <w:rFonts w:ascii="Times New Roman" w:hAnsi="Times New Roman"/>
-                <w:b w:val="0"/>
-                <w:sz w:val="20"/>
-              </w:rPr>
-              <w:t>1.200, 0.114</w:t>
-            </w:r>
-          </w:p>
-        </w:tc>
-        <w:tc>
-          <w:tcPr>
-            <w:tcW w:type="dxa" w:w="1040"/>
-          </w:tcPr>
-          <w:p>
-            <w:pPr>
-              <w:spacing w:line="240" w:lineRule="auto" w:after="40"/>
-            </w:pPr>
-            <w:r/>
-            <w:r>
-              <w:rPr>
-                <w:rFonts w:ascii="Times New Roman" w:hAnsi="Times New Roman"/>
-                <w:b w:val="0"/>
-                <w:sz w:val="20"/>
-              </w:rPr>
-              <w:t>Directionally consistent only</w:t>
-            </w:r>
-          </w:p>
-        </w:tc>
-      </w:tr>
-      <w:tr>
-        <w:tc>
-          <w:tcPr>
-            <w:tcW w:type="dxa" w:w="1040"/>
-          </w:tcPr>
-          <w:p>
-            <w:pPr>
-              <w:spacing w:line="240" w:lineRule="auto" w:after="40"/>
-            </w:pPr>
-            <w:r/>
-            <w:r>
-              <w:rPr>
-                <w:rFonts w:ascii="Times New Roman" w:hAnsi="Times New Roman"/>
-                <w:b w:val="0"/>
-                <w:sz w:val="20"/>
-              </w:rPr>
-              <w:t>SREBF2</w:t>
-            </w:r>
-          </w:p>
-        </w:tc>
-        <w:tc>
-          <w:tcPr>
-            <w:tcW w:type="dxa" w:w="1040"/>
-          </w:tcPr>
-          <w:p>
-            <w:pPr>
-              <w:spacing w:line="240" w:lineRule="auto" w:after="40"/>
-            </w:pPr>
-            <w:r/>
-            <w:r>
-              <w:rPr>
-                <w:rFonts w:ascii="Times New Roman" w:hAnsi="Times New Roman"/>
-                <w:b w:val="0"/>
-                <w:sz w:val="20"/>
-              </w:rPr>
-              <w:t>1.077</w:t>
-            </w:r>
-          </w:p>
-        </w:tc>
-        <w:tc>
-          <w:tcPr>
-            <w:tcW w:type="dxa" w:w="1040"/>
-          </w:tcPr>
-          <w:p>
-            <w:pPr>
-              <w:spacing w:line="240" w:lineRule="auto" w:after="40"/>
-            </w:pPr>
-            <w:r/>
-            <w:r>
-              <w:rPr>
-                <w:rFonts w:ascii="Times New Roman" w:hAnsi="Times New Roman"/>
-                <w:b w:val="0"/>
-                <w:sz w:val="20"/>
-              </w:rPr>
-              <w:t>0.201</w:t>
-            </w:r>
-          </w:p>
-        </w:tc>
-        <w:tc>
-          <w:tcPr>
-            <w:tcW w:type="dxa" w:w="1040"/>
-          </w:tcPr>
-          <w:p>
-            <w:pPr>
-              <w:spacing w:line="240" w:lineRule="auto" w:after="40"/>
-            </w:pPr>
-            <w:r/>
-            <w:r>
-              <w:rPr>
-                <w:rFonts w:ascii="Times New Roman" w:hAnsi="Times New Roman"/>
-                <w:b w:val="0"/>
-                <w:sz w:val="20"/>
-              </w:rPr>
-              <w:t>0.427</w:t>
-            </w:r>
-          </w:p>
-        </w:tc>
-        <w:tc>
-          <w:tcPr>
-            <w:tcW w:type="dxa" w:w="1040"/>
-          </w:tcPr>
-          <w:p>
-            <w:pPr>
-              <w:spacing w:line="240" w:lineRule="auto" w:after="40"/>
-            </w:pPr>
-            <w:r/>
-            <w:r>
-              <w:rPr>
-                <w:rFonts w:ascii="Times New Roman" w:hAnsi="Times New Roman"/>
-                <w:b w:val="0"/>
-                <w:sz w:val="20"/>
-              </w:rPr>
-              <w:t>1.256</w:t>
-            </w:r>
-          </w:p>
-        </w:tc>
-        <w:tc>
-          <w:tcPr>
-            <w:tcW w:type="dxa" w:w="1040"/>
-          </w:tcPr>
-          <w:p>
-            <w:pPr>
-              <w:spacing w:line="240" w:lineRule="auto" w:after="40"/>
-            </w:pPr>
-            <w:r/>
-            <w:r>
-              <w:rPr>
-                <w:rFonts w:ascii="Times New Roman" w:hAnsi="Times New Roman"/>
-                <w:b w:val="0"/>
-                <w:sz w:val="20"/>
-              </w:rPr>
-              <w:t>0.021</w:t>
-            </w:r>
-          </w:p>
-        </w:tc>
-        <w:tc>
-          <w:tcPr>
-            <w:tcW w:type="dxa" w:w="1040"/>
-          </w:tcPr>
-          <w:p>
-            <w:pPr>
-              <w:spacing w:line="240" w:lineRule="auto" w:after="40"/>
-            </w:pPr>
-            <w:r/>
-            <w:r>
-              <w:rPr>
-                <w:rFonts w:ascii="Times New Roman" w:hAnsi="Times New Roman"/>
-                <w:b w:val="0"/>
-                <w:sz w:val="20"/>
-              </w:rPr>
-              <w:t>1.088, 0.378</w:t>
-            </w:r>
-          </w:p>
-        </w:tc>
-        <w:tc>
-          <w:tcPr>
-            <w:tcW w:type="dxa" w:w="1040"/>
-          </w:tcPr>
-          <w:p>
-            <w:pPr>
-              <w:spacing w:line="240" w:lineRule="auto" w:after="40"/>
-            </w:pPr>
-            <w:r/>
-            <w:r>
-              <w:rPr>
-                <w:rFonts w:ascii="Times New Roman" w:hAnsi="Times New Roman"/>
-                <w:b w:val="0"/>
-                <w:sz w:val="20"/>
-              </w:rPr>
-              <w:t>1.247, 0.050</w:t>
-            </w:r>
-          </w:p>
-        </w:tc>
-        <w:tc>
-          <w:tcPr>
-            <w:tcW w:type="dxa" w:w="1040"/>
-          </w:tcPr>
-          <w:p>
-            <w:pPr>
-              <w:spacing w:line="240" w:lineRule="auto" w:after="40"/>
-            </w:pPr>
-            <w:r/>
-            <w:r>
-              <w:rPr>
-                <w:rFonts w:ascii="Times New Roman" w:hAnsi="Times New Roman"/>
-                <w:b w:val="0"/>
-                <w:sz w:val="20"/>
-              </w:rPr>
-              <w:t>Directionally consistent only (GSE14520 at the significance boundary, 95% CI 1.00–1.55)</w:t>
-            </w:r>
-          </w:p>
-        </w:tc>
-      </w:tr>
-      <w:tr>
-        <w:tc>
-          <w:tcPr>
-            <w:tcW w:type="dxa" w:w="1040"/>
-          </w:tcPr>
-          <w:p>
-            <w:pPr>
-              <w:spacing w:line="240" w:lineRule="auto" w:after="40"/>
-            </w:pPr>
-            <w:r/>
-            <w:r>
-              <w:rPr>
-                <w:rFonts w:ascii="Times New Roman" w:hAnsi="Times New Roman"/>
-                <w:b w:val="0"/>
-                <w:sz w:val="20"/>
-              </w:rPr>
-              <w:t>LRCH1</w:t>
-            </w:r>
-          </w:p>
-        </w:tc>
-        <w:tc>
-          <w:tcPr>
-            <w:tcW w:type="dxa" w:w="1040"/>
-          </w:tcPr>
-          <w:p>
-            <w:pPr>
-              <w:spacing w:line="240" w:lineRule="auto" w:after="40"/>
-            </w:pPr>
-            <w:r/>
-            <w:r>
-              <w:rPr>
-                <w:rFonts w:ascii="Times New Roman" w:hAnsi="Times New Roman"/>
-                <w:b w:val="0"/>
-                <w:sz w:val="20"/>
-              </w:rPr>
-              <w:t>0.893</w:t>
-            </w:r>
-          </w:p>
-        </w:tc>
-        <w:tc>
-          <w:tcPr>
-            <w:tcW w:type="dxa" w:w="1040"/>
-          </w:tcPr>
-          <w:p>
-            <w:pPr>
-              <w:spacing w:line="240" w:lineRule="auto" w:after="40"/>
-            </w:pPr>
-            <w:r/>
-            <w:r>
-              <w:rPr>
-                <w:rFonts w:ascii="Times New Roman" w:hAnsi="Times New Roman"/>
-                <w:b w:val="0"/>
-                <w:sz w:val="20"/>
-              </w:rPr>
-              <w:t>0.092</w:t>
-            </w:r>
-          </w:p>
-        </w:tc>
-        <w:tc>
-          <w:tcPr>
-            <w:tcW w:type="dxa" w:w="1040"/>
-          </w:tcPr>
-          <w:p>
-            <w:pPr>
-              <w:spacing w:line="240" w:lineRule="auto" w:after="40"/>
-            </w:pPr>
-            <w:r/>
-            <w:r>
-              <w:rPr>
-                <w:rFonts w:ascii="Times New Roman" w:hAnsi="Times New Roman"/>
-                <w:b w:val="0"/>
-                <w:sz w:val="20"/>
-              </w:rPr>
-              <w:t>0.344</w:t>
-            </w:r>
-          </w:p>
-        </w:tc>
-        <w:tc>
-          <w:tcPr>
-            <w:tcW w:type="dxa" w:w="1040"/>
-          </w:tcPr>
-          <w:p>
-            <w:pPr>
-              <w:spacing w:line="240" w:lineRule="auto" w:after="40"/>
-            </w:pPr>
-            <w:r/>
-            <w:r>
-              <w:rPr>
-                <w:rFonts w:ascii="Times New Roman" w:hAnsi="Times New Roman"/>
-                <w:b w:val="0"/>
-                <w:sz w:val="20"/>
-              </w:rPr>
-              <w:t>0.823</w:t>
-            </w:r>
-          </w:p>
-        </w:tc>
-        <w:tc>
-          <w:tcPr>
-            <w:tcW w:type="dxa" w:w="1040"/>
-          </w:tcPr>
-          <w:p>
-            <w:pPr>
-              <w:spacing w:line="240" w:lineRule="auto" w:after="40"/>
-            </w:pPr>
-            <w:r/>
-            <w:r>
-              <w:rPr>
-                <w:rFonts w:ascii="Times New Roman" w:hAnsi="Times New Roman"/>
-                <w:b w:val="0"/>
-                <w:sz w:val="20"/>
-              </w:rPr>
-              <w:t>0.037</w:t>
-            </w:r>
-          </w:p>
-        </w:tc>
-        <w:tc>
-          <w:tcPr>
-            <w:tcW w:type="dxa" w:w="1040"/>
-          </w:tcPr>
-          <w:p>
-            <w:pPr>
-              <w:spacing w:line="240" w:lineRule="auto" w:after="40"/>
-            </w:pPr>
-            <w:r/>
-            <w:r>
-              <w:rPr>
-                <w:rFonts w:ascii="Times New Roman" w:hAnsi="Times New Roman"/>
-                <w:b w:val="0"/>
-                <w:sz w:val="20"/>
-              </w:rPr>
-              <w:t>0.894, 0.235</w:t>
-            </w:r>
-          </w:p>
-        </w:tc>
-        <w:tc>
-          <w:tcPr>
-            <w:tcW w:type="dxa" w:w="1040"/>
-          </w:tcPr>
-          <w:p>
-            <w:pPr>
-              <w:spacing w:line="240" w:lineRule="auto" w:after="40"/>
-            </w:pPr>
-            <w:r/>
-            <w:r>
-              <w:rPr>
-                <w:rFonts w:ascii="Times New Roman" w:hAnsi="Times New Roman"/>
-                <w:b w:val="0"/>
-                <w:sz w:val="20"/>
-              </w:rPr>
-              <w:t>0.846, 0.179</w:t>
-            </w:r>
-          </w:p>
-        </w:tc>
-        <w:tc>
-          <w:tcPr>
-            <w:tcW w:type="dxa" w:w="1040"/>
-          </w:tcPr>
-          <w:p>
-            <w:pPr>
-              <w:spacing w:line="240" w:lineRule="auto" w:after="40"/>
-            </w:pPr>
-            <w:r/>
-            <w:r>
-              <w:rPr>
-                <w:rFonts w:ascii="Times New Roman" w:hAnsi="Times New Roman"/>
-                <w:b w:val="0"/>
-                <w:sz w:val="20"/>
-              </w:rPr>
-              <w:t>Directionally consistent only</w:t>
-            </w:r>
-          </w:p>
-        </w:tc>
-      </w:tr>
-      <w:tr>
-        <w:tc>
-          <w:tcPr>
-            <w:tcW w:type="dxa" w:w="1040"/>
-          </w:tcPr>
-          <w:p>
-            <w:pPr>
-              <w:spacing w:line="240" w:lineRule="auto" w:after="40"/>
-            </w:pPr>
-            <w:r/>
-            <w:r>
-              <w:rPr>
-                <w:rFonts w:ascii="Times New Roman" w:hAnsi="Times New Roman"/>
-                <w:b w:val="0"/>
-                <w:sz w:val="20"/>
-              </w:rPr>
-              <w:t>CD5</w:t>
-            </w:r>
-          </w:p>
-        </w:tc>
-        <w:tc>
-          <w:tcPr>
-            <w:tcW w:type="dxa" w:w="1040"/>
-          </w:tcPr>
-          <w:p>
-            <w:pPr>
-              <w:spacing w:line="240" w:lineRule="auto" w:after="40"/>
-            </w:pPr>
-            <w:r/>
-            <w:r>
-              <w:rPr>
-                <w:rFonts w:ascii="Times New Roman" w:hAnsi="Times New Roman"/>
-                <w:b w:val="0"/>
-                <w:sz w:val="20"/>
-              </w:rPr>
-              <w:t>0.877</w:t>
-            </w:r>
-          </w:p>
-        </w:tc>
-        <w:tc>
-          <w:tcPr>
-            <w:tcW w:type="dxa" w:w="1040"/>
-          </w:tcPr>
-          <w:p>
-            <w:pPr>
-              <w:spacing w:line="240" w:lineRule="auto" w:after="40"/>
-            </w:pPr>
-            <w:r/>
-            <w:r>
-              <w:rPr>
-                <w:rFonts w:ascii="Times New Roman" w:hAnsi="Times New Roman"/>
-                <w:b w:val="0"/>
-                <w:sz w:val="20"/>
-              </w:rPr>
-              <w:t>0.063</w:t>
-            </w:r>
-          </w:p>
-        </w:tc>
-        <w:tc>
-          <w:tcPr>
-            <w:tcW w:type="dxa" w:w="1040"/>
-          </w:tcPr>
-          <w:p>
-            <w:pPr>
-              <w:spacing w:line="240" w:lineRule="auto" w:after="40"/>
-            </w:pPr>
-            <w:r/>
-            <w:r>
-              <w:rPr>
-                <w:rFonts w:ascii="Times New Roman" w:hAnsi="Times New Roman"/>
-                <w:b w:val="0"/>
-                <w:sz w:val="20"/>
-              </w:rPr>
-              <w:t>0.0019</w:t>
-            </w:r>
-          </w:p>
-        </w:tc>
-        <w:tc>
-          <w:tcPr>
-            <w:tcW w:type="dxa" w:w="1040"/>
-          </w:tcPr>
-          <w:p>
-            <w:pPr>
-              <w:spacing w:line="240" w:lineRule="auto" w:after="40"/>
-            </w:pPr>
-            <w:r/>
-            <w:r>
-              <w:rPr>
-                <w:rFonts w:ascii="Times New Roman" w:hAnsi="Times New Roman"/>
-                <w:b w:val="0"/>
-                <w:sz w:val="20"/>
-              </w:rPr>
-              <w:t>0.818</w:t>
-            </w:r>
-          </w:p>
-        </w:tc>
-        <w:tc>
-          <w:tcPr>
-            <w:tcW w:type="dxa" w:w="1040"/>
-          </w:tcPr>
-          <w:p>
-            <w:pPr>
-              <w:spacing w:line="240" w:lineRule="auto" w:after="40"/>
-            </w:pPr>
-            <w:r/>
-            <w:r>
-              <w:rPr>
-                <w:rFonts w:ascii="Times New Roman" w:hAnsi="Times New Roman"/>
-                <w:b w:val="0"/>
-                <w:sz w:val="20"/>
-              </w:rPr>
-              <w:t>0.030</w:t>
-            </w:r>
-          </w:p>
-        </w:tc>
-        <w:tc>
-          <w:tcPr>
-            <w:tcW w:type="dxa" w:w="1040"/>
-          </w:tcPr>
-          <w:p>
-            <w:pPr>
-              <w:spacing w:line="240" w:lineRule="auto" w:after="40"/>
-            </w:pPr>
-            <w:r/>
-            <w:r>
-              <w:rPr>
-                <w:rFonts w:ascii="Times New Roman" w:hAnsi="Times New Roman"/>
-                <w:b w:val="0"/>
-                <w:sz w:val="20"/>
-              </w:rPr>
-              <w:t>0.883, 0.228</w:t>
-            </w:r>
-          </w:p>
-        </w:tc>
-        <w:tc>
-          <w:tcPr>
-            <w:tcW w:type="dxa" w:w="1040"/>
-          </w:tcPr>
-          <w:p>
-            <w:pPr>
-              <w:spacing w:line="240" w:lineRule="auto" w:after="40"/>
-            </w:pPr>
-            <w:r/>
-            <w:r>
-              <w:rPr>
-                <w:rFonts w:ascii="Times New Roman" w:hAnsi="Times New Roman"/>
-                <w:b w:val="0"/>
-                <w:sz w:val="20"/>
-              </w:rPr>
-              <w:t>0.815, 0.069</w:t>
-            </w:r>
-          </w:p>
-        </w:tc>
-        <w:tc>
-          <w:tcPr>
-            <w:tcW w:type="dxa" w:w="1040"/>
-          </w:tcPr>
-          <w:p>
-            <w:pPr>
-              <w:spacing w:line="240" w:lineRule="auto" w:after="40"/>
-            </w:pPr>
-            <w:r/>
-            <w:r>
-              <w:rPr>
-                <w:rFonts w:ascii="Times New Roman" w:hAnsi="Times New Roman"/>
-                <w:b w:val="0"/>
-                <w:sz w:val="20"/>
-              </w:rPr>
-              <w:t>Directionally consistent only</w:t>
-            </w:r>
-          </w:p>
-        </w:tc>
-      </w:tr>
-    </w:tbl>
-    <w:p>
-      <w:pPr>
-        <w:spacing w:line="240" w:lineRule="auto" w:before="0" w:after="80"/>
-      </w:pPr>
-      <w:r>
-        <w:rPr>
-          <w:rFonts w:ascii="Times New Roman" w:hAnsi="Times New Roman"/>
-          <w:b w:val="0"/>
-          <w:i w:val="0"/>
-          <w:sz w:val="12"/>
-        </w:rPr>
+        <w:t>Supplementary Table S1 | Eight hub miRNAs ranked by connectivity</w:t>
       </w:r>
     </w:p>
     <w:tbl>
@@ -7688,6 +7743,20 @@
         </w:rPr>
       </w:r>
     </w:p>
+    <w:p>
+      <w:pPr>
+        <w:spacing w:line="240" w:lineRule="auto" w:before="200" w:after="60"/>
+      </w:pPr>
+      <w:r>
+        <w:rPr>
+          <w:rFonts w:ascii="Times New Roman" w:hAnsi="Times New Roman"/>
+          <w:b/>
+          <w:i w:val="0"/>
+          <w:sz w:val="22"/>
+        </w:rPr>
+        <w:t>Supplementary Table S2 | NT5DC2 miRNAs with the highest internal-consistency grades, and their status under independent prediction</w:t>
+      </w:r>
+    </w:p>
     <w:tbl>
       <w:tblPr>
         <w:tblStyle w:val="TableGrid"/>
@@ -8295,6 +8364,20 @@
           <w:i w:val="0"/>
           <w:sz w:val="12"/>
         </w:rPr>
+      </w:r>
+    </w:p>
+    <w:p>
+      <w:pPr>
+        <w:spacing w:line="240" w:lineRule="auto" w:before="200" w:after="60"/>
+      </w:pPr>
+      <w:r>
+        <w:rPr>
+          <w:rFonts w:ascii="Times New Roman" w:hAnsi="Times New Roman"/>
+          <w:b/>
+          <w:i w:val="0"/>
+          <w:sz w:val="22"/>
+        </w:rPr>
+        <w:t>Supplementary Table S3 | ENCORI/starBase predictions for the six validated host genes</w:t>
       </w:r>
     </w:p>
     <w:tbl>
@@ -9004,6 +9087,20 @@
         </w:rPr>
       </w:r>
     </w:p>
+    <w:p>
+      <w:pPr>
+        <w:spacing w:line="240" w:lineRule="auto" w:before="200" w:after="60"/>
+      </w:pPr>
+      <w:r>
+        <w:rPr>
+          <w:rFonts w:ascii="Times New Roman" w:hAnsi="Times New Roman"/>
+          <w:b/>
+          <w:i w:val="0"/>
+          <w:sz w:val="22"/>
+        </w:rPr>
+        <w:t>Supplementary Table S4 | FDR-adjusted differential circRNA expression</w:t>
+      </w:r>
+    </w:p>
     <w:tbl>
       <w:tblPr>
         <w:tblStyle w:val="TableGrid"/>
@@ -9500,6 +9597,20 @@
           <w:i w:val="0"/>
           <w:sz w:val="12"/>
         </w:rPr>
+      </w:r>
+    </w:p>
+    <w:p>
+      <w:pPr>
+        <w:spacing w:line="240" w:lineRule="auto" w:before="200" w:after="60"/>
+      </w:pPr>
+      <w:r>
+        <w:rPr>
+          <w:rFonts w:ascii="Times New Roman" w:hAnsi="Times New Roman"/>
+          <w:b/>
+          <w:i w:val="0"/>
+          <w:sz w:val="22"/>
+        </w:rPr>
+        <w:t>Supplementary Table S5 | Multivariable Cox regression for the six validated host genes</w:t>
       </w:r>
     </w:p>
     <w:tbl>
@@ -10403,6 +10514,20 @@
         </w:rPr>
       </w:r>
     </w:p>
+    <w:p>
+      <w:pPr>
+        <w:spacing w:line="240" w:lineRule="auto" w:before="200" w:after="60"/>
+      </w:pPr>
+      <w:r>
+        <w:rPr>
+          <w:rFonts w:ascii="Times New Roman" w:hAnsi="Times New Roman"/>
+          <w:b/>
+          <w:i w:val="0"/>
+          <w:sz w:val="22"/>
+        </w:rPr>
+        <w:t>Supplementary Table S6 | Clinical characteristics of the two validation cohorts</w:t>
+      </w:r>
+    </w:p>
     <w:tbl>
       <w:tblPr>
         <w:tblStyle w:val="TableGrid"/>
@@ -10705,6 +10830,65 @@
                 <w:sz w:val="20"/>
               </w:rPr>
               <w:t>225</w:t>
+            </w:r>
+          </w:p>
+        </w:tc>
+      </w:tr>
+      <w:tr>
+        <w:tc>
+          <w:tcPr>
+            <w:tcW w:type="dxa" w:w="3120"/>
+          </w:tcPr>
+          <w:p>
+            <w:pPr>
+              <w:spacing w:line="240" w:lineRule="auto" w:after="40"/>
+            </w:pPr>
+            <w:r/>
+            <w:r>
+              <w:rPr>
+                <w:rFonts w:ascii="Times New Roman" w:hAnsi="Times New Roman"/>
+                <w:b w:val="0"/>
+                <w:sz w:val="20"/>
+              </w:rPr>
+              <w:t>Entering univariable Cox / log-rank analyses</w:t>
+            </w:r>
+          </w:p>
+        </w:tc>
+        <w:tc>
+          <w:tcPr>
+            <w:tcW w:type="dxa" w:w="3120"/>
+          </w:tcPr>
+          <w:p>
+            <w:pPr>
+              <w:spacing w:line="240" w:lineRule="auto" w:after="40"/>
+            </w:pPr>
+            <w:r/>
+            <w:r>
+              <w:rPr>
+                <w:rFonts w:ascii="Times New Roman" w:hAnsi="Times New Roman"/>
+                <w:b w:val="0"/>
+                <w:sz w:val="20"/>
+              </w:rPr>
+              <w:t>364 (130 events)</w:t>
+            </w:r>
+          </w:p>
+        </w:tc>
+        <w:tc>
+          <w:tcPr>
+            <w:tcW w:type="dxa" w:w="3120"/>
+          </w:tcPr>
+          <w:p>
+            <w:pPr>
+              <w:spacing w:line="240" w:lineRule="auto" w:after="40"/>
+            </w:pPr>
+            <w:r/>
+            <w:r>
+              <w:rPr>
+                <w:rFonts w:ascii="Times New Roman" w:hAnsi="Times New Roman"/>
+                <w:b w:val="0"/>
+                <w:sz w:val="20"/>
+              </w:rPr>
+              <w:t>219 (84 events)</w:t>
             </w:r>
           </w:p>
         </w:tc>

--- a/manuscript/SR_manuscript_EN.docx
+++ b/manuscript/SR_manuscript_EN.docx
@@ -2436,7 +2436,7 @@
           <w:i w:val="0"/>
           <w:sz w:val="24"/>
         </w:rPr>
-        <w:t xml:space="preserve"> was defined as concordant direction together with P &lt; 0.05 by Cox regression in GSE14520. It should be noted that this criterion does not require significance in TCGA; consequently, only NT5DC2 and HSD17B6 among the six validated genes achieved Cox significance in both cohorts, while the TCGA Cox P values for CD5, BCLAF1, LRCH1 and SREBF2 ranged from 0.063 to 0.201.</w:t>
+        <w:t xml:space="preserve"> was defined as concordant direction together with P &lt; 0.05 by Cox regression in GSE14520. It should be noted that this criterion does not require significance in TCGA; consequently, NT5DC2, HSD17B6 and CD5 among the six validated genes achieved Cox significance in both cohorts, while the TCGA Cox P values for BCLAF1, LRCH1 and SREBF2 ranged from 0.074 to 0.143. CD5 is the one gene whose TCGA Cox significance is lost rather than retained after adjustment.</w:t>
       </w:r>
     </w:p>
     <w:p>
@@ -3178,7 +3178,7 @@
           <w:i w:val="0"/>
           <w:sz w:val="24"/>
         </w:rPr>
-        <w:t xml:space="preserve"> Scatter plot comparing hazard ratios (per one standard deviation) for the 45 host genes evaluable in both cohorts, in TCGA-LIHC (n = 367 primary tumours) and GSE14520 (n = 219 tumours). The diagonal is the perfect-concordance reference; horizontal and vertical dashed lines mark HR = 1. Green points indicate concordant direction across cohorts (34/45, 76%); red points indicate opposite directions.</w:t>
+        <w:t xml:space="preserve"> Scatter plot comparing hazard ratios (per one standard deviation) for the 45 host genes evaluable in both cohorts, in TCGA-LIHC (n = 364 primary tumours) and GSE14520 (n = 219 tumours). The diagonal is the perfect-concordance reference; horizontal and vertical dashed lines mark HR = 1. Green points indicate concordant direction across cohorts (34/45, 76%); red points indicate opposite directions.</w:t>
       </w:r>
     </w:p>
     <w:p>

--- a/manuscript/SR_manuscript_EN.docx
+++ b/manuscript/SR_manuscript_EN.docx
@@ -4597,7 +4597,7 @@
           <w:i w:val="0"/>
           <w:sz w:val="24"/>
         </w:rPr>
-        <w:t>: An LLM was used during manuscript language editing and formatting. All data analysis, result interpretation and conclusions remain the responsibility of the author, who reviewed and verified the content.</w:t>
+        <w:t>: An LLM was used during manuscript language editing and formatting only. It did not contribute to the generation of the analysis code, to the selection of statistical methods, to the interpretation of results or to the conclusions; all scripts, commands and derived values in this manuscript were produced and checked by the author. All data analysis, result interpretation and conclusions remain the responsibility of the author, who reviewed and verified the content.</w:t>
       </w:r>
     </w:p>
     <w:p>
@@ -4699,7 +4699,7 @@
                 <w:b/>
                 <w:sz w:val="20"/>
               </w:rPr>
-              <w:t>HR (TCGA)</w:t>
+              <w:t>HR (TCGA-LIHC)</w:t>
             </w:r>
           </w:p>
         </w:tc>
@@ -4718,7 +4718,7 @@
                 <w:b/>
                 <w:sz w:val="20"/>
               </w:rPr>
-              <w:t>P_cox (TCGA)</w:t>
+              <w:t>P_cox (TCGA-LIHC)</w:t>
             </w:r>
           </w:p>
         </w:tc>
@@ -4737,7 +4737,7 @@
                 <w:b/>
                 <w:sz w:val="20"/>
               </w:rPr>
-              <w:t>P_logrank (TCGA)</w:t>
+              <w:t>P_logrank (TCGA-LIHC)</w:t>
             </w:r>
           </w:p>
         </w:tc>
@@ -4775,7 +4775,7 @@
                 <w:b/>
                 <w:sz w:val="20"/>
               </w:rPr>
-              <w:t>P_cox (14520)</w:t>
+              <w:t>P_cox (GSE14520)</w:t>
             </w:r>
           </w:p>
         </w:tc>
@@ -4794,7 +4794,7 @@
                 <w:b/>
                 <w:sz w:val="20"/>
               </w:rPr>
-              <w:t>Adjusted HR (TCGA), P</w:t>
+              <w:t>Adjusted HR (TCGA-LIHC), P</w:t>
             </w:r>
           </w:p>
         </w:tc>
@@ -4813,7 +4813,7 @@
                 <w:b/>
                 <w:sz w:val="20"/>
               </w:rPr>
-              <w:t>Adjusted HR (14520), P</w:t>
+              <w:t>Adjusted HR (GSE14520), P</w:t>
             </w:r>
           </w:p>
         </w:tc>

--- a/manuscript/SR_manuscript_EN.docx
+++ b/manuscript/SR_manuscript_EN.docx
@@ -476,7 +476,7 @@
           <w:i w:val="0"/>
           <w:sz w:val="24"/>
         </w:rPr>
-        <w:t>One candidate, hsa_circ:chr9:136302869-136303486, requires comment. This coordinate corresponds to circADAMTS13 (hsa_circ_0005075), which Qiu and colleagues identified as a miR-484 sponge in the very dataset used here</w:t>
+        <w:t>One candidate, hsa_circ:chr9:136302869-136303486, requires specific discussion. This coordinate corresponds to circADAMTS13 (hsa_circ_0005075), which Qiu and colleagues identified as a miR-484 sponge in the very dataset used here</w:t>
       </w:r>
       <w:r>
         <w:rPr>
